--- a/Exploiting Retrieval Latency Side-Channels in RAG Systems.docx
+++ b/Exploiting Retrieval Latency Side-Channels in RAG Systems.docx
@@ -6,7 +6,6 @@
       <w:pPr>
         <w:jc w:val="center"/>
         <w:rPr>
-          <w:rFonts w:ascii="Times New Roman" w:hAnsi="Times New Roman"/>
           <w:color w:val="000066"/>
           <w:sz w:val="44"/>
           <w:szCs w:val="44"/>
@@ -14,7 +13,6 @@
       </w:pPr>
       <w:r>
         <w:rPr>
-          <w:rFonts w:ascii="Times New Roman" w:hAnsi="Times New Roman"/>
           <w:noProof/>
           <w:sz w:val="44"/>
           <w:szCs w:val="44"/>
@@ -88,7 +86,6 @@
       <w:pPr>
         <w:ind w:right="681"/>
         <w:rPr>
-          <w:rFonts w:ascii="Times New Roman" w:hAnsi="Times New Roman"/>
           <w:color w:val="000066"/>
           <w:sz w:val="44"/>
           <w:szCs w:val="44"/>
@@ -96,7 +93,6 @@
       </w:pPr>
       <w:r>
         <w:rPr>
-          <w:rFonts w:ascii="Times New Roman" w:hAnsi="Times New Roman"/>
           <w:color w:val="000066"/>
           <w:sz w:val="44"/>
           <w:szCs w:val="44"/>
@@ -107,7 +103,6 @@
     <w:p>
       <w:pPr>
         <w:rPr>
-          <w:rFonts w:ascii="Times New Roman" w:hAnsi="Times New Roman"/>
           <w:color w:val="000066"/>
           <w:sz w:val="44"/>
           <w:szCs w:val="44"/>
@@ -118,7 +113,6 @@
       <w:pPr>
         <w:jc w:val="center"/>
         <w:rPr>
-          <w:rFonts w:ascii="Times New Roman" w:hAnsi="Times New Roman"/>
           <w:color w:val="000066"/>
           <w:sz w:val="44"/>
           <w:szCs w:val="44"/>
@@ -126,7 +120,6 @@
       </w:pPr>
       <w:r>
         <w:rPr>
-          <w:rFonts w:ascii="Times New Roman" w:hAnsi="Times New Roman"/>
           <w:color w:val="000066"/>
           <w:sz w:val="44"/>
           <w:szCs w:val="44"/>
@@ -135,7 +128,6 @@
       </w:r>
       <w:r>
         <w:rPr>
-          <w:rFonts w:ascii="Times New Roman" w:hAnsi="Times New Roman"/>
           <w:color w:val="000066"/>
           <w:sz w:val="44"/>
           <w:szCs w:val="44"/>
@@ -145,7 +137,6 @@
       </w:r>
       <w:r>
         <w:rPr>
-          <w:rFonts w:ascii="Times New Roman" w:hAnsi="Times New Roman"/>
           <w:color w:val="000066"/>
           <w:sz w:val="44"/>
           <w:szCs w:val="44"/>
@@ -154,7 +145,6 @@
       </w:r>
       <w:r>
         <w:rPr>
-          <w:rFonts w:ascii="Times New Roman" w:hAnsi="Times New Roman"/>
           <w:color w:val="000066"/>
           <w:sz w:val="44"/>
           <w:szCs w:val="44"/>
@@ -163,7 +153,6 @@
       </w:r>
       <w:r>
         <w:rPr>
-          <w:rFonts w:ascii="Times New Roman" w:hAnsi="Times New Roman"/>
           <w:color w:val="000066"/>
           <w:sz w:val="44"/>
           <w:szCs w:val="44"/>
@@ -175,7 +164,6 @@
       <w:pPr>
         <w:jc w:val="center"/>
         <w:rPr>
-          <w:rFonts w:ascii="Times New Roman" w:hAnsi="Times New Roman"/>
           <w:i/>
           <w:color w:val="000066"/>
           <w:sz w:val="44"/>
@@ -187,7 +175,6 @@
       <w:pPr>
         <w:jc w:val="center"/>
         <w:rPr>
-          <w:rFonts w:ascii="Times New Roman" w:hAnsi="Times New Roman"/>
           <w:i/>
           <w:color w:val="000066"/>
           <w:sz w:val="44"/>
@@ -196,7 +183,6 @@
       </w:pPr>
       <w:r>
         <w:rPr>
-          <w:rFonts w:ascii="Times New Roman" w:hAnsi="Times New Roman"/>
           <w:i/>
           <w:color w:val="000066"/>
           <w:sz w:val="44"/>
@@ -209,7 +195,6 @@
       <w:pPr>
         <w:jc w:val="center"/>
         <w:rPr>
-          <w:rFonts w:ascii="Times New Roman" w:hAnsi="Times New Roman"/>
           <w:color w:val="000066"/>
           <w:sz w:val="44"/>
           <w:szCs w:val="44"/>
@@ -218,7 +203,6 @@
       <w:proofErr w:type="spellStart"/>
       <w:r>
         <w:rPr>
-          <w:rFonts w:ascii="Times New Roman" w:hAnsi="Times New Roman"/>
           <w:color w:val="000066"/>
           <w:sz w:val="44"/>
           <w:szCs w:val="44"/>
@@ -228,7 +212,6 @@
       <w:proofErr w:type="spellEnd"/>
       <w:r>
         <w:rPr>
-          <w:rFonts w:ascii="Times New Roman" w:hAnsi="Times New Roman"/>
           <w:color w:val="000066"/>
           <w:sz w:val="44"/>
           <w:szCs w:val="44"/>
@@ -238,7 +221,6 @@
       <w:proofErr w:type="spellStart"/>
       <w:r>
         <w:rPr>
-          <w:rFonts w:ascii="Times New Roman" w:hAnsi="Times New Roman"/>
           <w:color w:val="000066"/>
           <w:sz w:val="44"/>
           <w:szCs w:val="44"/>
@@ -248,7 +230,6 @@
       <w:proofErr w:type="spellEnd"/>
       <w:r>
         <w:rPr>
-          <w:rFonts w:ascii="Times New Roman" w:hAnsi="Times New Roman"/>
           <w:color w:val="000066"/>
           <w:sz w:val="44"/>
           <w:szCs w:val="44"/>
@@ -258,7 +239,6 @@
       <w:proofErr w:type="spellStart"/>
       <w:r>
         <w:rPr>
-          <w:rFonts w:ascii="Times New Roman" w:hAnsi="Times New Roman"/>
           <w:color w:val="000066"/>
           <w:sz w:val="44"/>
           <w:szCs w:val="44"/>
@@ -268,7 +248,6 @@
       <w:proofErr w:type="spellEnd"/>
       <w:r>
         <w:rPr>
-          <w:rFonts w:ascii="Times New Roman" w:hAnsi="Times New Roman"/>
           <w:color w:val="000066"/>
           <w:sz w:val="44"/>
           <w:szCs w:val="44"/>
@@ -278,7 +257,6 @@
       <w:proofErr w:type="spellStart"/>
       <w:r>
         <w:rPr>
-          <w:rFonts w:ascii="Times New Roman" w:hAnsi="Times New Roman"/>
           <w:color w:val="000066"/>
           <w:sz w:val="44"/>
           <w:szCs w:val="44"/>
@@ -288,7 +266,6 @@
       <w:proofErr w:type="spellEnd"/>
       <w:r>
         <w:rPr>
-          <w:rFonts w:ascii="Times New Roman" w:hAnsi="Times New Roman"/>
           <w:color w:val="000066"/>
           <w:sz w:val="44"/>
           <w:szCs w:val="44"/>
@@ -298,7 +275,6 @@
       <w:proofErr w:type="spellStart"/>
       <w:r>
         <w:rPr>
-          <w:rFonts w:ascii="Times New Roman" w:hAnsi="Times New Roman"/>
           <w:color w:val="000066"/>
           <w:sz w:val="44"/>
           <w:szCs w:val="44"/>
@@ -308,7 +284,6 @@
       <w:proofErr w:type="spellEnd"/>
       <w:r>
         <w:rPr>
-          <w:rFonts w:ascii="Times New Roman" w:hAnsi="Times New Roman"/>
           <w:color w:val="000066"/>
           <w:sz w:val="44"/>
           <w:szCs w:val="44"/>
@@ -320,7 +295,6 @@
       <w:pPr>
         <w:jc w:val="center"/>
         <w:rPr>
-          <w:rFonts w:ascii="Times New Roman" w:hAnsi="Times New Roman"/>
           <w:color w:val="000066"/>
           <w:sz w:val="44"/>
           <w:szCs w:val="44"/>
@@ -328,7 +302,6 @@
       </w:pPr>
       <w:r>
         <w:rPr>
-          <w:rFonts w:ascii="Times New Roman" w:hAnsi="Times New Roman"/>
           <w:noProof/>
           <w:color w:val="000066"/>
           <w:sz w:val="44"/>
@@ -399,7 +372,7 @@
           </mc:Choice>
           <mc:Fallback>
             <w:pict>
-              <v:shapetype w14:anchorId="75D35CF5" id="_x0000_t32" coordsize="21600,21600" o:spt="32" o:oned="t" path="m,l21600,21600e" filled="f">
+              <v:shapetype w14:anchorId="2C617895" id="_x0000_t32" coordsize="21600,21600" o:spt="32" o:oned="t" path="m,l21600,21600e" filled="f">
                 <v:path arrowok="t" fillok="f" o:connecttype="none"/>
                 <o:lock v:ext="edit" shapetype="t"/>
               </v:shapetype>
@@ -413,7 +386,6 @@
       <w:pPr>
         <w:jc w:val="center"/>
         <w:rPr>
-          <w:rFonts w:ascii="Times New Roman" w:hAnsi="Times New Roman"/>
           <w:color w:val="000066"/>
           <w:sz w:val="44"/>
           <w:szCs w:val="44"/>
@@ -421,7 +393,6 @@
       </w:pPr>
       <w:r>
         <w:rPr>
-          <w:rFonts w:ascii="Times New Roman" w:hAnsi="Times New Roman"/>
           <w:color w:val="000066"/>
           <w:sz w:val="44"/>
           <w:szCs w:val="44"/>
@@ -433,7 +404,6 @@
       <w:pPr>
         <w:jc w:val="center"/>
         <w:rPr>
-          <w:rFonts w:ascii="Times New Roman" w:hAnsi="Times New Roman"/>
           <w:color w:val="000066"/>
           <w:sz w:val="44"/>
           <w:szCs w:val="44"/>
@@ -441,7 +411,6 @@
       </w:pPr>
       <w:r>
         <w:rPr>
-          <w:rFonts w:ascii="Times New Roman" w:hAnsi="Times New Roman"/>
           <w:color w:val="000066"/>
           <w:sz w:val="44"/>
           <w:szCs w:val="44"/>
@@ -453,7 +422,6 @@
       <w:pPr>
         <w:jc w:val="center"/>
         <w:rPr>
-          <w:rFonts w:ascii="Times New Roman" w:hAnsi="Times New Roman"/>
           <w:color w:val="000066"/>
           <w:sz w:val="44"/>
           <w:szCs w:val="44"/>
@@ -461,7 +429,6 @@
       </w:pPr>
       <w:r>
         <w:rPr>
-          <w:rFonts w:ascii="Times New Roman" w:hAnsi="Times New Roman"/>
           <w:color w:val="000066"/>
           <w:sz w:val="44"/>
           <w:szCs w:val="44"/>
@@ -473,7 +440,6 @@
       <w:pPr>
         <w:jc w:val="center"/>
         <w:rPr>
-          <w:rFonts w:ascii="Times New Roman" w:hAnsi="Times New Roman"/>
           <w:color w:val="000066"/>
           <w:sz w:val="44"/>
           <w:szCs w:val="44"/>
@@ -481,7 +447,6 @@
       </w:pPr>
       <w:r>
         <w:rPr>
-          <w:rFonts w:ascii="Times New Roman" w:hAnsi="Times New Roman"/>
           <w:color w:val="000066"/>
           <w:sz w:val="44"/>
           <w:szCs w:val="44"/>
@@ -491,9 +456,8 @@
     </w:p>
     <w:p>
       <w:pPr>
-        <w:spacing w:after="0" w:line="240" w:lineRule="auto"/>
-        <w:rPr>
-          <w:rFonts w:ascii="Times New Roman" w:eastAsia="Times New Roman" w:hAnsi="Times New Roman"/>
+        <w:rPr>
+          <w:rFonts w:eastAsia="Times New Roman"/>
           <w:sz w:val="44"/>
           <w:szCs w:val="44"/>
           <w:lang w:eastAsia="es-ES"/>
@@ -502,9 +466,8 @@
     </w:p>
     <w:p>
       <w:pPr>
-        <w:spacing w:after="0" w:line="240" w:lineRule="auto"/>
-        <w:rPr>
-          <w:rFonts w:ascii="Times New Roman" w:eastAsia="Times New Roman" w:hAnsi="Times New Roman"/>
+        <w:rPr>
+          <w:rFonts w:eastAsia="Times New Roman"/>
           <w:sz w:val="44"/>
           <w:szCs w:val="44"/>
           <w:lang w:eastAsia="es-ES"/>
@@ -513,10 +476,9 @@
     </w:p>
     <w:p>
       <w:pPr>
-        <w:spacing w:after="0" w:line="240" w:lineRule="auto"/>
         <w:ind w:left="708"/>
         <w:rPr>
-          <w:rFonts w:ascii="Times New Roman" w:eastAsia="Times New Roman" w:hAnsi="Times New Roman"/>
+          <w:rFonts w:eastAsia="Times New Roman"/>
           <w:sz w:val="44"/>
           <w:szCs w:val="44"/>
           <w:lang w:eastAsia="es-ES"/>
@@ -525,140 +487,66 @@
     </w:p>
     <w:p>
       <w:pPr>
-        <w:spacing w:after="0" w:line="240" w:lineRule="auto"/>
-        <w:rPr>
-          <w:rFonts w:ascii="Times New Roman" w:eastAsia="Times New Roman" w:hAnsi="Times New Roman"/>
-          <w:sz w:val="24"/>
-          <w:szCs w:val="24"/>
-          <w:lang w:eastAsia="es-ES"/>
-        </w:rPr>
-      </w:pPr>
-      <w:r>
-        <w:rPr>
-          <w:rFonts w:ascii="Times New Roman" w:hAnsi="Times New Roman"/>
-          <w:sz w:val="24"/>
-          <w:szCs w:val="24"/>
-        </w:rPr>
+        <w:rPr>
+          <w:rFonts w:eastAsia="Times New Roman"/>
+          <w:lang w:eastAsia="es-ES"/>
+        </w:rPr>
+      </w:pPr>
+      <w:r>
         <w:fldChar w:fldCharType="begin"/>
       </w:r>
       <w:r>
-        <w:rPr>
-          <w:rFonts w:ascii="Times New Roman" w:hAnsi="Times New Roman"/>
-          <w:sz w:val="24"/>
-          <w:szCs w:val="24"/>
-        </w:rPr>
         <w:instrText xml:space="preserve"> INCLUDEPICTURE "https://upload.wikimedia.org/wikipedia/commons/thumb/4/4f/Cc_by-nc-nd_euro_icon.svg/2000px-Cc_by-nc-nd_euro_icon.svg.png" \* MERGEFORMATINET </w:instrText>
       </w:r>
       <w:r>
-        <w:rPr>
-          <w:rFonts w:ascii="Times New Roman" w:hAnsi="Times New Roman"/>
-          <w:sz w:val="24"/>
-          <w:szCs w:val="24"/>
-        </w:rPr>
         <w:fldChar w:fldCharType="separate"/>
       </w:r>
       <w:r>
-        <w:rPr>
-          <w:rFonts w:ascii="Times New Roman" w:hAnsi="Times New Roman"/>
-          <w:sz w:val="24"/>
-          <w:szCs w:val="24"/>
-        </w:rPr>
         <w:fldChar w:fldCharType="begin"/>
       </w:r>
       <w:r>
-        <w:rPr>
-          <w:rFonts w:ascii="Times New Roman" w:hAnsi="Times New Roman"/>
-          <w:sz w:val="24"/>
-          <w:szCs w:val="24"/>
-        </w:rPr>
         <w:instrText xml:space="preserve"> INCLUDEPICTURE  "https://upload.wikimedia.org/wikipedia/commons/thumb/4/4f/Cc_by-nc-nd_euro_icon.svg/2000px-Cc_by-nc-nd_euro_icon.svg.png" \* MERGEFORMATINET </w:instrText>
       </w:r>
       <w:r>
-        <w:rPr>
-          <w:rFonts w:ascii="Times New Roman" w:hAnsi="Times New Roman"/>
-          <w:sz w:val="24"/>
-          <w:szCs w:val="24"/>
-        </w:rPr>
         <w:fldChar w:fldCharType="separate"/>
       </w:r>
       <w:r>
-        <w:rPr>
-          <w:rFonts w:ascii="Times New Roman" w:hAnsi="Times New Roman"/>
-          <w:sz w:val="24"/>
-          <w:szCs w:val="24"/>
-        </w:rPr>
         <w:fldChar w:fldCharType="begin"/>
       </w:r>
       <w:r>
-        <w:rPr>
-          <w:rFonts w:ascii="Times New Roman" w:hAnsi="Times New Roman"/>
-          <w:sz w:val="24"/>
-          <w:szCs w:val="24"/>
-        </w:rPr>
         <w:instrText xml:space="preserve"> INCLUDEPICTURE  "https://upload.wikimedia.org/wikipedia/commons/thumb/4/4f/Cc_by-nc-nd_euro_icon.svg/2000px-Cc_by-nc-nd_euro_icon.svg.png" \* MERGEFORMATINET </w:instrText>
       </w:r>
       <w:r>
-        <w:rPr>
-          <w:rFonts w:ascii="Times New Roman" w:hAnsi="Times New Roman"/>
-          <w:sz w:val="24"/>
-          <w:szCs w:val="24"/>
-        </w:rPr>
         <w:fldChar w:fldCharType="separate"/>
       </w:r>
       <w:r>
-        <w:rPr>
-          <w:rFonts w:ascii="Times New Roman" w:hAnsi="Times New Roman"/>
-          <w:sz w:val="24"/>
-          <w:szCs w:val="24"/>
-        </w:rPr>
         <w:fldChar w:fldCharType="begin"/>
       </w:r>
       <w:r>
-        <w:rPr>
-          <w:rFonts w:ascii="Times New Roman" w:hAnsi="Times New Roman"/>
-          <w:sz w:val="24"/>
-          <w:szCs w:val="24"/>
-        </w:rPr>
         <w:instrText xml:space="preserve"> INCLUDEPICTURE  "https://upload.wikimedia.org/wikipedia/commons/thumb/4/4f/Cc_by-nc-nd_euro_icon.svg/2000px-Cc_by-nc-nd_euro_icon.svg.png" \* MERGEFORMATINET </w:instrText>
       </w:r>
       <w:r>
-        <w:rPr>
-          <w:rFonts w:ascii="Times New Roman" w:hAnsi="Times New Roman"/>
-          <w:sz w:val="24"/>
-          <w:szCs w:val="24"/>
-        </w:rPr>
         <w:fldChar w:fldCharType="separate"/>
       </w:r>
       <w:r>
-        <w:rPr>
-          <w:rFonts w:ascii="Times New Roman" w:hAnsi="Times New Roman"/>
-          <w:sz w:val="24"/>
-          <w:szCs w:val="24"/>
-        </w:rPr>
         <w:fldChar w:fldCharType="begin"/>
       </w:r>
       <w:r>
-        <w:rPr>
-          <w:rFonts w:ascii="Times New Roman" w:hAnsi="Times New Roman"/>
-          <w:sz w:val="24"/>
-          <w:szCs w:val="24"/>
-        </w:rPr>
         <w:instrText xml:space="preserve"> INCLUDEPICTURE  "https://upload.wikimedia.org/wikipedia/commons/thumb/4/4f/Cc_by-nc-nd_euro_icon.svg/2000px-Cc_by-nc-nd_euro_icon.svg.png" \* MERGEFORMATINET </w:instrText>
       </w:r>
       <w:r>
-        <w:rPr>
-          <w:rFonts w:ascii="Times New Roman" w:hAnsi="Times New Roman"/>
-          <w:sz w:val="24"/>
-          <w:szCs w:val="24"/>
-        </w:rPr>
         <w:fldChar w:fldCharType="separate"/>
       </w:r>
       <w:r>
-        <w:rPr>
-          <w:rFonts w:ascii="Times New Roman" w:hAnsi="Times New Roman"/>
-          <w:sz w:val="24"/>
-          <w:szCs w:val="24"/>
-        </w:rPr>
+        <w:fldChar w:fldCharType="begin"/>
+      </w:r>
+      <w:r>
+        <w:instrText xml:space="preserve"> INCLUDEPICTURE  "https://upload.wikimedia.org/wikipedia/commons/thumb/4/4f/Cc_by-nc-nd_euro_icon.svg/2000px-Cc_by-nc-nd_euro_icon.svg.png" \* MERGEFORMATINET </w:instrText>
+      </w:r>
+      <w:r>
+        <w:fldChar w:fldCharType="separate"/>
+      </w:r>
+      <w:r>
         <w:pict w14:anchorId="1E8D96B6">
           <v:shapetype id="_x0000_t75" coordsize="21600,21600" o:spt="75" o:preferrelative="t" path="m@4@5l@4@11@9@11@9@5xe" filled="f" stroked="f">
             <v:stroke joinstyle="miter"/>
@@ -685,69 +573,41 @@
         </w:pict>
       </w:r>
       <w:r>
-        <w:rPr>
-          <w:rFonts w:ascii="Times New Roman" w:hAnsi="Times New Roman"/>
-          <w:sz w:val="24"/>
-          <w:szCs w:val="24"/>
-        </w:rPr>
         <w:fldChar w:fldCharType="end"/>
       </w:r>
       <w:r>
-        <w:rPr>
-          <w:rFonts w:ascii="Times New Roman" w:hAnsi="Times New Roman"/>
-          <w:sz w:val="24"/>
-          <w:szCs w:val="24"/>
-        </w:rPr>
         <w:fldChar w:fldCharType="end"/>
       </w:r>
       <w:r>
-        <w:rPr>
-          <w:rFonts w:ascii="Times New Roman" w:hAnsi="Times New Roman"/>
-          <w:sz w:val="24"/>
-          <w:szCs w:val="24"/>
-        </w:rPr>
         <w:fldChar w:fldCharType="end"/>
       </w:r>
       <w:r>
-        <w:rPr>
-          <w:rFonts w:ascii="Times New Roman" w:hAnsi="Times New Roman"/>
-          <w:sz w:val="24"/>
-          <w:szCs w:val="24"/>
-        </w:rPr>
         <w:fldChar w:fldCharType="end"/>
       </w:r>
       <w:r>
-        <w:rPr>
-          <w:rFonts w:ascii="Times New Roman" w:hAnsi="Times New Roman"/>
-          <w:sz w:val="24"/>
-          <w:szCs w:val="24"/>
-        </w:rPr>
         <w:fldChar w:fldCharType="end"/>
       </w:r>
       <w:r>
-        <w:rPr>
-          <w:rFonts w:ascii="Times New Roman" w:eastAsia="Times New Roman" w:hAnsi="Times New Roman"/>
-          <w:sz w:val="24"/>
-          <w:szCs w:val="24"/>
+        <w:fldChar w:fldCharType="end"/>
+      </w:r>
+      <w:r>
+        <w:rPr>
+          <w:rFonts w:eastAsia="Times New Roman"/>
           <w:lang w:eastAsia="es-ES"/>
         </w:rPr>
         <w:t xml:space="preserve"> </w:t>
       </w:r>
       <w:r>
         <w:rPr>
-          <w:rFonts w:ascii="Times New Roman" w:eastAsia="Times New Roman" w:hAnsi="Times New Roman"/>
-          <w:sz w:val="24"/>
-          <w:szCs w:val="24"/>
+          <w:rFonts w:eastAsia="Times New Roman"/>
           <w:lang w:eastAsia="es-ES"/>
         </w:rPr>
         <w:br/>
       </w:r>
       <w:r>
         <w:rPr>
-          <w:rFonts w:ascii="Times New Roman" w:eastAsia="Times New Roman" w:hAnsi="Times New Roman"/>
+          <w:rFonts w:eastAsia="Times New Roman"/>
           <w:i/>
-          <w:sz w:val="24"/>
-          <w:szCs w:val="24"/>
           <w:lang w:eastAsia="es-ES"/>
         </w:rPr>
         <w:t>[Incluir en el caso del interés de su publicación en el archivo abierto]</w:t>
@@ -755,30 +615,23 @@
     </w:p>
     <w:p>
       <w:pPr>
-        <w:spacing w:after="0" w:line="240" w:lineRule="auto"/>
-        <w:rPr>
-          <w:rFonts w:ascii="Times New Roman" w:eastAsia="Times New Roman" w:hAnsi="Times New Roman"/>
+        <w:rPr>
+          <w:rFonts w:eastAsia="Times New Roman"/>
           <w:b/>
-          <w:sz w:val="24"/>
-          <w:szCs w:val="24"/>
-          <w:lang w:eastAsia="es-ES"/>
-        </w:rPr>
-      </w:pPr>
-      <w:r>
-        <w:rPr>
-          <w:rFonts w:ascii="Times New Roman" w:eastAsia="Times New Roman" w:hAnsi="Times New Roman"/>
-          <w:sz w:val="24"/>
-          <w:szCs w:val="24"/>
+          <w:lang w:eastAsia="es-ES"/>
+        </w:rPr>
+      </w:pPr>
+      <w:r>
+        <w:rPr>
+          <w:rFonts w:eastAsia="Times New Roman"/>
           <w:lang w:eastAsia="es-ES"/>
         </w:rPr>
         <w:t xml:space="preserve">Esta obra se encuentra sujeta a la licencia Creative Commons </w:t>
       </w:r>
       <w:r>
         <w:rPr>
-          <w:rFonts w:ascii="Times New Roman" w:eastAsia="Times New Roman" w:hAnsi="Times New Roman"/>
+          <w:rFonts w:eastAsia="Times New Roman"/>
           <w:b/>
-          <w:sz w:val="24"/>
-          <w:szCs w:val="24"/>
           <w:lang w:eastAsia="es-ES"/>
         </w:rPr>
         <w:t>Reconocimiento – No Comercial – Sin Obra Derivada</w:t>
@@ -786,316 +639,1220 @@
     </w:p>
     <w:p>
       <w:pPr>
-        <w:spacing w:after="0" w:line="240" w:lineRule="auto"/>
+        <w:pStyle w:val="Ttulo1"/>
+      </w:pPr>
+      <w:r>
+        <w:rPr>
+          <w:rFonts w:eastAsia="Times New Roman"/>
+        </w:rPr>
+        <w:br w:type="page"/>
+      </w:r>
+      <w:r>
+        <w:lastRenderedPageBreak/>
+        <w:t>í</w:t>
+      </w:r>
+      <w:r>
+        <w:t>ndice</w:t>
+      </w:r>
+    </w:p>
+    <w:p>
+      <w:pPr>
+        <w:pStyle w:val="Prrafodelista"/>
+        <w:numPr>
+          <w:ilvl w:val="0"/>
+          <w:numId w:val="37"/>
+        </w:numPr>
+        <w:rPr>
+          <w:lang w:eastAsia="es-ES"/>
+        </w:rPr>
+      </w:pPr>
+      <w:r>
+        <w:rPr>
+          <w:b/>
+          <w:lang w:eastAsia="es-ES"/>
+        </w:rPr>
+        <w:t>Introducción</w:t>
+      </w:r>
+    </w:p>
+    <w:p>
+      <w:pPr>
+        <w:pStyle w:val="Prrafodelista"/>
+        <w:numPr>
+          <w:ilvl w:val="1"/>
+          <w:numId w:val="37"/>
+        </w:numPr>
+        <w:rPr>
+          <w:lang w:eastAsia="es-ES"/>
+        </w:rPr>
+      </w:pPr>
+      <w:r>
+        <w:rPr>
+          <w:lang w:eastAsia="es-ES"/>
+        </w:rPr>
+        <w:t>Contexto y Motivación</w:t>
+      </w:r>
+    </w:p>
+    <w:p>
+      <w:pPr>
+        <w:pStyle w:val="Prrafodelista"/>
+        <w:numPr>
+          <w:ilvl w:val="1"/>
+          <w:numId w:val="37"/>
+        </w:numPr>
+        <w:rPr>
+          <w:lang w:eastAsia="es-ES"/>
+        </w:rPr>
+      </w:pPr>
+      <w:r>
+        <w:rPr>
+          <w:lang w:eastAsia="es-ES"/>
+        </w:rPr>
+        <w:t>Definición del Problema</w:t>
+      </w:r>
+    </w:p>
+    <w:p>
+      <w:pPr>
+        <w:pStyle w:val="Prrafodelista"/>
+        <w:numPr>
+          <w:ilvl w:val="1"/>
+          <w:numId w:val="37"/>
+        </w:numPr>
+        <w:rPr>
+          <w:lang w:eastAsia="es-ES"/>
+        </w:rPr>
+      </w:pPr>
+      <w:r>
+        <w:rPr>
+          <w:lang w:eastAsia="es-ES"/>
+        </w:rPr>
+        <w:t>Objetivos del Proyecto (General y Específicos)</w:t>
+      </w:r>
+    </w:p>
+    <w:p>
+      <w:pPr>
+        <w:pStyle w:val="Prrafodelista"/>
+        <w:numPr>
+          <w:ilvl w:val="1"/>
+          <w:numId w:val="37"/>
+        </w:numPr>
+        <w:rPr>
+          <w:lang w:eastAsia="es-ES"/>
+        </w:rPr>
+      </w:pPr>
+      <w:r>
+        <w:rPr>
+          <w:lang w:eastAsia="es-ES"/>
+        </w:rPr>
+        <w:t>Metodología y Planificación</w:t>
+      </w:r>
+    </w:p>
+    <w:p>
+      <w:pPr>
+        <w:pStyle w:val="Prrafodelista"/>
+        <w:numPr>
+          <w:ilvl w:val="1"/>
+          <w:numId w:val="37"/>
+        </w:numPr>
+        <w:rPr>
+          <w:lang w:eastAsia="es-ES"/>
+        </w:rPr>
+      </w:pPr>
+      <w:r>
+        <w:rPr>
+          <w:lang w:eastAsia="es-ES"/>
+        </w:rPr>
+        <w:t>Estructura de la Memoria</w:t>
+      </w:r>
+    </w:p>
+    <w:p>
+      <w:pPr>
+        <w:pStyle w:val="Prrafodelista"/>
+        <w:numPr>
+          <w:ilvl w:val="0"/>
+          <w:numId w:val="37"/>
+        </w:numPr>
+        <w:rPr>
+          <w:lang w:eastAsia="es-ES"/>
+        </w:rPr>
+      </w:pPr>
+      <w:r>
+        <w:rPr>
+          <w:b/>
+          <w:lang w:eastAsia="es-ES"/>
+        </w:rPr>
+        <w:t>Estado del Arte y Conceptos Teóricos</w:t>
+      </w:r>
+    </w:p>
+    <w:p>
+      <w:pPr>
+        <w:pStyle w:val="Prrafodelista"/>
+        <w:numPr>
+          <w:ilvl w:val="1"/>
+          <w:numId w:val="37"/>
+        </w:numPr>
+        <w:rPr>
+          <w:lang w:eastAsia="es-ES"/>
+        </w:rPr>
+      </w:pPr>
+      <w:r>
+        <w:rPr>
+          <w:lang w:eastAsia="es-ES"/>
+        </w:rPr>
+        <w:t>Generación Aumentada por Recuperación (RAG)</w:t>
+      </w:r>
+    </w:p>
+    <w:p>
+      <w:pPr>
+        <w:pStyle w:val="Prrafodelista"/>
+        <w:numPr>
+          <w:ilvl w:val="1"/>
+          <w:numId w:val="37"/>
+        </w:numPr>
+        <w:rPr>
+          <w:lang w:eastAsia="es-ES"/>
+        </w:rPr>
+      </w:pPr>
+      <w:r>
+        <w:rPr>
+          <w:lang w:eastAsia="es-ES"/>
+        </w:rPr>
+        <w:t>Modelos de Lenguaje de Gran Escala (</w:t>
+      </w:r>
+      <w:proofErr w:type="spellStart"/>
+      <w:r>
+        <w:rPr>
+          <w:lang w:eastAsia="es-ES"/>
+        </w:rPr>
+        <w:t>LLMs</w:t>
+      </w:r>
+      <w:proofErr w:type="spellEnd"/>
+      <w:r>
+        <w:rPr>
+          <w:lang w:eastAsia="es-ES"/>
+        </w:rPr>
+        <w:t>)</w:t>
+      </w:r>
+    </w:p>
+    <w:p>
+      <w:pPr>
+        <w:pStyle w:val="Prrafodelista"/>
+        <w:numPr>
+          <w:ilvl w:val="1"/>
+          <w:numId w:val="37"/>
+        </w:numPr>
+        <w:rPr>
+          <w:lang w:eastAsia="es-ES"/>
+        </w:rPr>
+      </w:pPr>
+      <w:r>
+        <w:rPr>
+          <w:lang w:eastAsia="es-ES"/>
+        </w:rPr>
+        <w:t xml:space="preserve">Bases de Datos Vectoriales y </w:t>
+      </w:r>
+      <w:proofErr w:type="spellStart"/>
+      <w:r>
+        <w:rPr>
+          <w:lang w:eastAsia="es-ES"/>
+        </w:rPr>
+        <w:t>Embeddings</w:t>
+      </w:r>
+      <w:proofErr w:type="spellEnd"/>
+    </w:p>
+    <w:p>
+      <w:pPr>
+        <w:pStyle w:val="Prrafodelista"/>
+        <w:numPr>
+          <w:ilvl w:val="1"/>
+          <w:numId w:val="37"/>
+        </w:numPr>
+        <w:rPr>
+          <w:lang w:eastAsia="es-ES"/>
+        </w:rPr>
+      </w:pPr>
+      <w:r>
+        <w:rPr>
+          <w:lang w:eastAsia="es-ES"/>
+        </w:rPr>
+        <w:t>Mecanismos de Caché en Sistemas de IA</w:t>
+      </w:r>
+    </w:p>
+    <w:p>
+      <w:pPr>
+        <w:pStyle w:val="Prrafodelista"/>
+        <w:numPr>
+          <w:ilvl w:val="0"/>
+          <w:numId w:val="37"/>
+        </w:numPr>
+        <w:rPr>
+          <w:lang w:eastAsia="es-ES"/>
+        </w:rPr>
+      </w:pPr>
+      <w:r>
+        <w:rPr>
+          <w:b/>
+          <w:lang w:eastAsia="es-ES"/>
+        </w:rPr>
+        <w:t>Análisis de Requisitos</w:t>
+      </w:r>
+    </w:p>
+    <w:p>
+      <w:pPr>
+        <w:pStyle w:val="Prrafodelista"/>
+        <w:numPr>
+          <w:ilvl w:val="1"/>
+          <w:numId w:val="37"/>
+        </w:numPr>
+        <w:rPr>
+          <w:lang w:eastAsia="es-ES"/>
+        </w:rPr>
+      </w:pPr>
+      <w:r>
+        <w:rPr>
+          <w:lang w:eastAsia="es-ES"/>
+        </w:rPr>
+        <w:t xml:space="preserve">Descripción de Usuarios y </w:t>
+      </w:r>
+      <w:proofErr w:type="spellStart"/>
+      <w:r>
+        <w:rPr>
+          <w:lang w:eastAsia="es-ES"/>
+        </w:rPr>
+        <w:t>Stakeholders</w:t>
+      </w:r>
+      <w:proofErr w:type="spellEnd"/>
+    </w:p>
+    <w:p>
+      <w:pPr>
+        <w:pStyle w:val="Prrafodelista"/>
+        <w:numPr>
+          <w:ilvl w:val="1"/>
+          <w:numId w:val="37"/>
+        </w:numPr>
+        <w:rPr>
+          <w:lang w:eastAsia="es-ES"/>
+        </w:rPr>
+      </w:pPr>
+      <w:r>
+        <w:rPr>
+          <w:lang w:eastAsia="es-ES"/>
+        </w:rPr>
+        <w:t>Casos de Uso (Diagramas y Descripción)</w:t>
+      </w:r>
+    </w:p>
+    <w:p>
+      <w:pPr>
+        <w:pStyle w:val="Prrafodelista"/>
+        <w:numPr>
+          <w:ilvl w:val="1"/>
+          <w:numId w:val="37"/>
+        </w:numPr>
+        <w:rPr>
+          <w:lang w:eastAsia="es-ES"/>
+        </w:rPr>
+      </w:pPr>
+      <w:r>
+        <w:rPr>
+          <w:lang w:eastAsia="es-ES"/>
+        </w:rPr>
+        <w:t>Requisitos Funcionales</w:t>
+      </w:r>
+    </w:p>
+    <w:p>
+      <w:pPr>
+        <w:pStyle w:val="Prrafodelista"/>
+        <w:numPr>
+          <w:ilvl w:val="1"/>
+          <w:numId w:val="37"/>
+        </w:numPr>
+        <w:rPr>
+          <w:lang w:eastAsia="es-ES"/>
+        </w:rPr>
+      </w:pPr>
+      <w:r>
+        <w:rPr>
+          <w:lang w:eastAsia="es-ES"/>
+        </w:rPr>
+        <w:t>Requisitos No Funcionales (Rendimiento, Latencia, Escalabilidad)</w:t>
+      </w:r>
+    </w:p>
+    <w:p>
+      <w:pPr>
+        <w:pStyle w:val="Prrafodelista"/>
+        <w:numPr>
+          <w:ilvl w:val="1"/>
+          <w:numId w:val="37"/>
+        </w:numPr>
+        <w:rPr>
+          <w:lang w:eastAsia="es-ES"/>
+        </w:rPr>
+      </w:pPr>
+      <w:r>
+        <w:rPr>
+          <w:lang w:eastAsia="es-ES"/>
+        </w:rPr>
+        <w:t>Requisitos de Datos y Seguridad</w:t>
+      </w:r>
+    </w:p>
+    <w:p>
+      <w:pPr>
+        <w:pStyle w:val="Prrafodelista"/>
+        <w:numPr>
+          <w:ilvl w:val="1"/>
+          <w:numId w:val="37"/>
+        </w:numPr>
+        <w:rPr>
+          <w:lang w:eastAsia="es-ES"/>
+        </w:rPr>
+      </w:pPr>
+      <w:r>
+        <w:rPr>
+          <w:lang w:eastAsia="es-ES"/>
+        </w:rPr>
+        <w:t>Análisis de Tecnologías Candidatas</w:t>
+      </w:r>
+    </w:p>
+    <w:p>
+      <w:pPr>
+        <w:pStyle w:val="Prrafodelista"/>
+        <w:numPr>
+          <w:ilvl w:val="0"/>
+          <w:numId w:val="37"/>
+        </w:numPr>
+        <w:rPr>
+          <w:lang w:eastAsia="es-ES"/>
+        </w:rPr>
+      </w:pPr>
+      <w:r>
+        <w:rPr>
+          <w:b/>
+          <w:lang w:eastAsia="es-ES"/>
+        </w:rPr>
+        <w:t>Diseño del Sistema</w:t>
+      </w:r>
+    </w:p>
+    <w:p>
+      <w:pPr>
+        <w:pStyle w:val="Prrafodelista"/>
+        <w:numPr>
+          <w:ilvl w:val="1"/>
+          <w:numId w:val="37"/>
+        </w:numPr>
+        <w:rPr>
+          <w:lang w:eastAsia="es-ES"/>
+        </w:rPr>
+      </w:pPr>
+      <w:r>
+        <w:rPr>
+          <w:lang w:eastAsia="es-ES"/>
+        </w:rPr>
+        <w:t>Arquitectura General del Sistema (Arquitectura de Alto Nivel)</w:t>
+      </w:r>
+    </w:p>
+    <w:p>
+      <w:pPr>
+        <w:pStyle w:val="Prrafodelista"/>
+        <w:numPr>
+          <w:ilvl w:val="1"/>
+          <w:numId w:val="37"/>
+        </w:numPr>
+        <w:rPr>
+          <w:lang w:eastAsia="es-ES"/>
+        </w:rPr>
+      </w:pPr>
+      <w:r>
+        <w:rPr>
+          <w:lang w:eastAsia="es-ES"/>
+        </w:rPr>
+        <w:t>Diseño de Componentes (Módulo RAG, Orquestador, Capa de Datos)</w:t>
+      </w:r>
+    </w:p>
+    <w:p>
+      <w:pPr>
+        <w:pStyle w:val="Prrafodelista"/>
+        <w:numPr>
+          <w:ilvl w:val="1"/>
+          <w:numId w:val="37"/>
+        </w:numPr>
+        <w:rPr>
+          <w:lang w:eastAsia="es-ES"/>
+        </w:rPr>
+      </w:pPr>
+      <w:r>
+        <w:rPr>
+          <w:lang w:eastAsia="es-ES"/>
+        </w:rPr>
+        <w:t>Diseño de la Capa de Caché Semántica (Lógica de similitud y umbrales)</w:t>
+      </w:r>
+    </w:p>
+    <w:p>
+      <w:pPr>
+        <w:pStyle w:val="Prrafodelista"/>
+        <w:numPr>
+          <w:ilvl w:val="1"/>
+          <w:numId w:val="37"/>
+        </w:numPr>
+        <w:rPr>
+          <w:lang w:eastAsia="es-ES"/>
+        </w:rPr>
+      </w:pPr>
+      <w:r>
+        <w:rPr>
+          <w:lang w:eastAsia="es-ES"/>
+        </w:rPr>
+        <w:t>Diseño de la Base de Datos y Modelo de Datos Vectorial</w:t>
+      </w:r>
+    </w:p>
+    <w:p>
+      <w:pPr>
+        <w:pStyle w:val="Prrafodelista"/>
+        <w:numPr>
+          <w:ilvl w:val="1"/>
+          <w:numId w:val="37"/>
+        </w:numPr>
+        <w:rPr>
+          <w:lang w:eastAsia="es-ES"/>
+        </w:rPr>
+      </w:pPr>
+      <w:r>
+        <w:rPr>
+          <w:lang w:eastAsia="es-ES"/>
+        </w:rPr>
+        <w:t>Selección Final de Tecnologías (Justificación técnica)</w:t>
+      </w:r>
+    </w:p>
+    <w:p>
+      <w:pPr>
+        <w:pStyle w:val="Prrafodelista"/>
+        <w:numPr>
+          <w:ilvl w:val="1"/>
+          <w:numId w:val="37"/>
+        </w:numPr>
+        <w:rPr>
+          <w:lang w:eastAsia="es-ES"/>
+        </w:rPr>
+      </w:pPr>
+      <w:r>
+        <w:rPr>
+          <w:lang w:eastAsia="es-ES"/>
+        </w:rPr>
+        <w:t>Interfaz de Usuario / API de Exposición</w:t>
+      </w:r>
+    </w:p>
+    <w:p>
+      <w:pPr>
+        <w:pStyle w:val="Prrafodelista"/>
+        <w:numPr>
+          <w:ilvl w:val="0"/>
+          <w:numId w:val="37"/>
+        </w:numPr>
+        <w:rPr>
+          <w:lang w:eastAsia="es-ES"/>
+        </w:rPr>
+      </w:pPr>
+      <w:r>
+        <w:rPr>
+          <w:b/>
+          <w:lang w:eastAsia="es-ES"/>
+        </w:rPr>
+        <w:t>Implementación y Desarrollo</w:t>
+      </w:r>
+    </w:p>
+    <w:p>
+      <w:pPr>
+        <w:pStyle w:val="Prrafodelista"/>
+        <w:numPr>
+          <w:ilvl w:val="1"/>
+          <w:numId w:val="37"/>
+        </w:numPr>
+        <w:rPr>
+          <w:lang w:eastAsia="es-ES"/>
+        </w:rPr>
+      </w:pPr>
+      <w:r>
+        <w:rPr>
+          <w:lang w:eastAsia="es-ES"/>
+        </w:rPr>
+        <w:t>Configuración del Entorno de Desarrollo y Despliegue (Docker/</w:t>
+      </w:r>
+      <w:proofErr w:type="spellStart"/>
+      <w:r>
+        <w:rPr>
+          <w:lang w:eastAsia="es-ES"/>
+        </w:rPr>
+        <w:t>RunPod</w:t>
+      </w:r>
+      <w:proofErr w:type="spellEnd"/>
+      <w:r>
+        <w:rPr>
+          <w:lang w:eastAsia="es-ES"/>
+        </w:rPr>
+        <w:t>)</w:t>
+      </w:r>
+    </w:p>
+    <w:p>
+      <w:pPr>
+        <w:pStyle w:val="Prrafodelista"/>
+        <w:numPr>
+          <w:ilvl w:val="1"/>
+          <w:numId w:val="37"/>
+        </w:numPr>
+        <w:rPr>
+          <w:lang w:eastAsia="es-ES"/>
+        </w:rPr>
+      </w:pPr>
+      <w:r>
+        <w:rPr>
+          <w:lang w:eastAsia="es-ES"/>
+        </w:rPr>
+        <w:t>Desarrollo del Pipeline de Ingesta (ETL de documentos)</w:t>
+      </w:r>
+    </w:p>
+    <w:p>
+      <w:pPr>
+        <w:pStyle w:val="Prrafodelista"/>
+        <w:numPr>
+          <w:ilvl w:val="1"/>
+          <w:numId w:val="37"/>
+        </w:numPr>
+        <w:rPr>
+          <w:lang w:eastAsia="es-ES"/>
+        </w:rPr>
+      </w:pPr>
+      <w:r>
+        <w:rPr>
+          <w:lang w:eastAsia="es-ES"/>
+        </w:rPr>
+        <w:t>Desarrollo del Motor de Inferencia y RAG</w:t>
+      </w:r>
+    </w:p>
+    <w:p>
+      <w:pPr>
+        <w:pStyle w:val="Prrafodelista"/>
+        <w:numPr>
+          <w:ilvl w:val="1"/>
+          <w:numId w:val="37"/>
+        </w:numPr>
+        <w:rPr>
+          <w:lang w:eastAsia="es-ES"/>
+        </w:rPr>
+      </w:pPr>
+      <w:r>
+        <w:rPr>
+          <w:lang w:eastAsia="es-ES"/>
+        </w:rPr>
+        <w:t>Integración de Redis como Caché Semántica</w:t>
+      </w:r>
+    </w:p>
+    <w:p>
+      <w:pPr>
+        <w:pStyle w:val="Prrafodelista"/>
+        <w:numPr>
+          <w:ilvl w:val="1"/>
+          <w:numId w:val="37"/>
+        </w:numPr>
+        <w:rPr>
+          <w:lang w:eastAsia="es-ES"/>
+        </w:rPr>
+      </w:pPr>
+      <w:r>
+        <w:rPr>
+          <w:lang w:eastAsia="es-ES"/>
+        </w:rPr>
+        <w:t>Gestión de Errores y Excepciones</w:t>
+      </w:r>
+    </w:p>
+    <w:p>
+      <w:pPr>
+        <w:pStyle w:val="Prrafodelista"/>
+        <w:numPr>
+          <w:ilvl w:val="0"/>
+          <w:numId w:val="37"/>
+        </w:numPr>
+        <w:rPr>
+          <w:lang w:eastAsia="es-ES"/>
+        </w:rPr>
+      </w:pPr>
+      <w:r>
+        <w:rPr>
+          <w:b/>
+          <w:lang w:eastAsia="es-ES"/>
+        </w:rPr>
+        <w:t>Pruebas y Evaluación (Experimentación)</w:t>
+      </w:r>
+    </w:p>
+    <w:p>
+      <w:pPr>
+        <w:pStyle w:val="Prrafodelista"/>
+        <w:numPr>
+          <w:ilvl w:val="1"/>
+          <w:numId w:val="37"/>
+        </w:numPr>
+        <w:rPr>
+          <w:lang w:eastAsia="es-ES"/>
+        </w:rPr>
+      </w:pPr>
+      <w:r>
+        <w:rPr>
+          <w:lang w:eastAsia="es-ES"/>
+        </w:rPr>
+        <w:t xml:space="preserve">Definición del Escenario de Pruebas y </w:t>
+      </w:r>
+      <w:proofErr w:type="spellStart"/>
+      <w:r>
+        <w:rPr>
+          <w:lang w:eastAsia="es-ES"/>
+        </w:rPr>
+        <w:t>Datasets</w:t>
+      </w:r>
+      <w:proofErr w:type="spellEnd"/>
+    </w:p>
+    <w:p>
+      <w:pPr>
+        <w:pStyle w:val="Prrafodelista"/>
+        <w:numPr>
+          <w:ilvl w:val="1"/>
+          <w:numId w:val="37"/>
+        </w:numPr>
+        <w:rPr>
+          <w:lang w:eastAsia="es-ES"/>
+        </w:rPr>
+      </w:pPr>
+      <w:r>
+        <w:rPr>
+          <w:lang w:eastAsia="es-ES"/>
+        </w:rPr>
+        <w:t>Pruebas de Funcionamiento (Caja Negra)</w:t>
+      </w:r>
+    </w:p>
+    <w:p>
+      <w:pPr>
+        <w:pStyle w:val="Prrafodelista"/>
+        <w:numPr>
+          <w:ilvl w:val="1"/>
+          <w:numId w:val="37"/>
+        </w:numPr>
+        <w:rPr>
+          <w:lang w:eastAsia="es-ES"/>
+        </w:rPr>
+      </w:pPr>
+      <w:r>
+        <w:rPr>
+          <w:lang w:eastAsia="es-ES"/>
+        </w:rPr>
+        <w:t>Evaluación del Rendimiento (Latencia con vs. sin Caché)</w:t>
+      </w:r>
+    </w:p>
+    <w:p>
+      <w:pPr>
+        <w:pStyle w:val="Prrafodelista"/>
+        <w:numPr>
+          <w:ilvl w:val="1"/>
+          <w:numId w:val="37"/>
+        </w:numPr>
+        <w:rPr>
+          <w:lang w:eastAsia="es-ES"/>
+        </w:rPr>
+      </w:pPr>
+      <w:r>
+        <w:rPr>
+          <w:lang w:eastAsia="es-ES"/>
+        </w:rPr>
+        <w:t>Análisis de Calidad de las Respuestas (Métricas RAG)</w:t>
+      </w:r>
+    </w:p>
+    <w:p>
+      <w:pPr>
+        <w:pStyle w:val="Prrafodelista"/>
+        <w:numPr>
+          <w:ilvl w:val="1"/>
+          <w:numId w:val="37"/>
+        </w:numPr>
+        <w:rPr>
+          <w:lang w:eastAsia="es-ES"/>
+        </w:rPr>
+      </w:pPr>
+      <w:r>
+        <w:rPr>
+          <w:lang w:eastAsia="es-ES"/>
+        </w:rPr>
+        <w:t>Resultados y Discusión</w:t>
+      </w:r>
+    </w:p>
+    <w:p>
+      <w:pPr>
+        <w:pStyle w:val="Prrafodelista"/>
+        <w:numPr>
+          <w:ilvl w:val="0"/>
+          <w:numId w:val="37"/>
+        </w:numPr>
+        <w:rPr>
+          <w:lang w:eastAsia="es-ES"/>
+        </w:rPr>
+      </w:pPr>
+      <w:r>
+        <w:rPr>
+          <w:b/>
+          <w:lang w:eastAsia="es-ES"/>
+        </w:rPr>
+        <w:t>Aspectos Económicos y Sociales</w:t>
+      </w:r>
+    </w:p>
+    <w:p>
+      <w:pPr>
+        <w:pStyle w:val="Prrafodelista"/>
+        <w:numPr>
+          <w:ilvl w:val="1"/>
+          <w:numId w:val="37"/>
+        </w:numPr>
+        <w:rPr>
+          <w:lang w:eastAsia="es-ES"/>
+        </w:rPr>
+      </w:pPr>
+      <w:r>
+        <w:rPr>
+          <w:lang w:eastAsia="es-ES"/>
+        </w:rPr>
+        <w:t>Presupuesto del Proyecto (Costes de HW, SW y personal)</w:t>
+      </w:r>
+    </w:p>
+    <w:p>
+      <w:pPr>
+        <w:pStyle w:val="Prrafodelista"/>
+        <w:numPr>
+          <w:ilvl w:val="1"/>
+          <w:numId w:val="37"/>
+        </w:numPr>
+        <w:rPr>
+          <w:lang w:eastAsia="es-ES"/>
+        </w:rPr>
+      </w:pPr>
+      <w:r>
+        <w:rPr>
+          <w:lang w:eastAsia="es-ES"/>
+        </w:rPr>
+        <w:t>Análisis de Impacto Social y Ético (Uso de IA y privacidad)</w:t>
+      </w:r>
+    </w:p>
+    <w:p>
+      <w:pPr>
+        <w:pStyle w:val="Prrafodelista"/>
+        <w:numPr>
+          <w:ilvl w:val="1"/>
+          <w:numId w:val="37"/>
+        </w:numPr>
+        <w:rPr>
+          <w:lang w:eastAsia="es-ES"/>
+        </w:rPr>
+      </w:pPr>
+      <w:r>
+        <w:rPr>
+          <w:lang w:eastAsia="es-ES"/>
+        </w:rPr>
+        <w:t>Impacto Ambiental (Consumo energético de la inferencia)</w:t>
+      </w:r>
+    </w:p>
+    <w:p>
+      <w:pPr>
+        <w:pStyle w:val="Prrafodelista"/>
+        <w:numPr>
+          <w:ilvl w:val="0"/>
+          <w:numId w:val="37"/>
+        </w:numPr>
+        <w:rPr>
+          <w:lang w:eastAsia="es-ES"/>
+        </w:rPr>
+      </w:pPr>
+      <w:r>
+        <w:rPr>
+          <w:b/>
+          <w:lang w:eastAsia="es-ES"/>
+        </w:rPr>
+        <w:t>Conclusiones y Trabajo Futuro</w:t>
+      </w:r>
+    </w:p>
+    <w:p>
+      <w:pPr>
+        <w:pStyle w:val="Prrafodelista"/>
+        <w:numPr>
+          <w:ilvl w:val="1"/>
+          <w:numId w:val="37"/>
+        </w:numPr>
+        <w:rPr>
+          <w:lang w:eastAsia="es-ES"/>
+        </w:rPr>
+      </w:pPr>
+      <w:r>
+        <w:rPr>
+          <w:lang w:eastAsia="es-ES"/>
+        </w:rPr>
+        <w:t>Conclusiones y Consecución de Objetivos</w:t>
+      </w:r>
+    </w:p>
+    <w:p>
+      <w:pPr>
+        <w:pStyle w:val="Prrafodelista"/>
+        <w:numPr>
+          <w:ilvl w:val="1"/>
+          <w:numId w:val="37"/>
+        </w:numPr>
+        <w:rPr>
+          <w:lang w:eastAsia="es-ES"/>
+        </w:rPr>
+      </w:pPr>
+      <w:r>
+        <w:rPr>
+          <w:lang w:eastAsia="es-ES"/>
+        </w:rPr>
+        <w:t>Limitaciones del Sistema</w:t>
+      </w:r>
+    </w:p>
+    <w:p>
+      <w:pPr>
+        <w:pStyle w:val="Prrafodelista"/>
+        <w:numPr>
+          <w:ilvl w:val="1"/>
+          <w:numId w:val="37"/>
+        </w:numPr>
+        <w:rPr>
+          <w:lang w:eastAsia="es-ES"/>
+        </w:rPr>
+      </w:pPr>
+      <w:r>
+        <w:rPr>
+          <w:lang w:eastAsia="es-ES"/>
+        </w:rPr>
+        <w:t>Líneas de Trabajo Futuras</w:t>
+      </w:r>
+    </w:p>
+    <w:p>
+      <w:pPr>
+        <w:pStyle w:val="Prrafodelista"/>
+        <w:numPr>
+          <w:ilvl w:val="0"/>
+          <w:numId w:val="37"/>
+        </w:numPr>
+        <w:rPr>
+          <w:lang w:eastAsia="es-ES"/>
+        </w:rPr>
+      </w:pPr>
+      <w:r>
+        <w:rPr>
+          <w:b/>
+          <w:lang w:eastAsia="es-ES"/>
+        </w:rPr>
+        <w:t>Bibliografía</w:t>
+      </w:r>
+    </w:p>
+    <w:p>
+      <w:pPr>
+        <w:pStyle w:val="Prrafodelista"/>
+        <w:numPr>
+          <w:ilvl w:val="0"/>
+          <w:numId w:val="37"/>
+        </w:numPr>
+        <w:rPr>
+          <w:lang w:eastAsia="es-ES"/>
+        </w:rPr>
+      </w:pPr>
+      <w:r>
+        <w:rPr>
+          <w:b/>
+          <w:lang w:eastAsia="es-ES"/>
+        </w:rPr>
+        <w:t>Anexos</w:t>
+      </w:r>
+    </w:p>
+    <w:p>
+      <w:pPr>
+        <w:pStyle w:val="Prrafodelista"/>
+        <w:numPr>
+          <w:ilvl w:val="1"/>
+          <w:numId w:val="38"/>
+        </w:numPr>
+        <w:rPr>
+          <w:lang w:eastAsia="es-ES"/>
+        </w:rPr>
+      </w:pPr>
+      <w:r>
+        <w:rPr>
+          <w:lang w:eastAsia="es-ES"/>
+        </w:rPr>
+        <w:t>Manual de Instalación y Usuario</w:t>
+      </w:r>
+    </w:p>
+    <w:p>
+      <w:pPr>
+        <w:pStyle w:val="Prrafodelista"/>
+        <w:numPr>
+          <w:ilvl w:val="1"/>
+          <w:numId w:val="38"/>
+        </w:numPr>
+        <w:rPr>
+          <w:lang w:eastAsia="es-ES"/>
+        </w:rPr>
+      </w:pPr>
+      <w:r>
+        <w:rPr>
+          <w:lang w:eastAsia="es-ES"/>
+        </w:rPr>
+        <w:lastRenderedPageBreak/>
+        <w:t>Código Fuente Relevante / Repositorio</w:t>
+      </w:r>
+    </w:p>
+    <w:p>
+      <w:pPr>
+        <w:pStyle w:val="Prrafodelista"/>
+        <w:numPr>
+          <w:ilvl w:val="1"/>
+          <w:numId w:val="38"/>
+        </w:numPr>
+        <w:rPr>
+          <w:lang w:eastAsia="es-ES"/>
+        </w:rPr>
+      </w:pPr>
+      <w:r>
+        <w:rPr>
+          <w:lang w:eastAsia="es-ES"/>
+        </w:rPr>
+        <w:t>Capturas de Pantalla y Pruebas Detalladas</w:t>
+      </w:r>
+    </w:p>
+    <w:p>
+      <w:pPr>
+        <w:rPr>
+          <w:lang w:eastAsia="es-ES"/>
+        </w:rPr>
+      </w:pPr>
+    </w:p>
+    <w:p>
+      <w:pPr>
+        <w:rPr>
+          <w:lang w:eastAsia="es-ES"/>
+        </w:rPr>
+      </w:pPr>
+    </w:p>
+    <w:p>
+      <w:pPr>
+        <w:pStyle w:val="Ttulo1"/>
+      </w:pPr>
+      <w:r>
+        <w:t>Descripción detallada del tema planteado</w:t>
+      </w:r>
+    </w:p>
+    <w:p>
+      <w:pPr>
         <w:jc w:val="center"/>
         <w:rPr>
-          <w:rFonts w:ascii="Times New Roman" w:eastAsia="Times New Roman" w:hAnsi="Times New Roman"/>
+          <w:rFonts w:eastAsia="Times New Roman"/>
+          <w:bCs w:val="0"/>
+          <w:lang w:eastAsia="es-ES"/>
+        </w:rPr>
+      </w:pPr>
+    </w:p>
+    <w:p>
+      <w:pPr>
+        <w:rPr>
+          <w:rFonts w:eastAsia="Times New Roman"/>
+          <w:bCs w:val="0"/>
+          <w:lang w:eastAsia="es-ES"/>
+        </w:rPr>
+      </w:pPr>
+      <w:r>
+        <w:rPr>
+          <w:rFonts w:eastAsia="Times New Roman"/>
+          <w:lang w:eastAsia="es-ES"/>
+        </w:rPr>
+        <w:t>El proyecto se centra en investigar un posible fallo de seguridad en los sistemas RAG, que son los que usan las empresas para que la IA lea sus propios documentos. Mi enfoque es diferente a lo habitual</w:t>
+      </w:r>
+      <w:r>
+        <w:rPr>
+          <w:rFonts w:eastAsia="Times New Roman"/>
+          <w:lang w:eastAsia="es-ES"/>
+        </w:rPr>
+        <w:t xml:space="preserve"> ya que </w:t>
+      </w:r>
+      <w:r>
+        <w:rPr>
+          <w:rFonts w:eastAsia="Times New Roman"/>
+          <w:lang w:eastAsia="es-ES"/>
+        </w:rPr>
+        <w:t>quiero fijarme en la base de datos donde se guarda la información. El escenario real que planteo es el de una empresa con un chat interno donde se mezcla información pública con archivos confidenciales que no todos deberían saber que existen.</w:t>
+      </w:r>
+    </w:p>
+    <w:p>
+      <w:pPr>
+        <w:rPr>
+          <w:rFonts w:eastAsia="Times New Roman"/>
+          <w:bCs w:val="0"/>
+          <w:lang w:eastAsia="es-ES"/>
+        </w:rPr>
+      </w:pPr>
+    </w:p>
+    <w:p>
+      <w:pPr>
+        <w:rPr>
+          <w:rFonts w:eastAsia="Times New Roman"/>
+          <w:bCs w:val="0"/>
+          <w:lang w:eastAsia="es-ES"/>
+        </w:rPr>
+      </w:pPr>
+      <w:r>
+        <w:rPr>
+          <w:rFonts w:eastAsia="Times New Roman"/>
+          <w:lang w:eastAsia="es-ES"/>
+        </w:rPr>
+        <w:t>Para poner esto a prueba, voy a realizar un experimento lanzando "preguntas trampa" sobre temas sensibles (como por ejemplo "listado de despidos") y voy a medir con mucha precisión cuánto tarda el sistema en procesar la búsqueda. Mi teoría es que los algoritmos que usan estas bases de datos no tardan siempre lo mismo: creo que cuando encuentran documentos sobre un tema, les cuesta un poco más de trabajo procesarlos que cuando buscan en una zona vacía.</w:t>
+      </w:r>
+    </w:p>
+    <w:p>
+      <w:pPr>
+        <w:rPr>
+          <w:rFonts w:eastAsia="Times New Roman"/>
+          <w:bCs w:val="0"/>
+          <w:lang w:eastAsia="es-ES"/>
+        </w:rPr>
+      </w:pPr>
+    </w:p>
+    <w:p>
+      <w:pPr>
+        <w:rPr>
+          <w:rFonts w:eastAsia="Times New Roman"/>
+          <w:bCs w:val="0"/>
+          <w:lang w:eastAsia="es-ES"/>
+        </w:rPr>
+      </w:pPr>
+      <w:r>
+        <w:rPr>
+          <w:rFonts w:eastAsia="Times New Roman"/>
+          <w:lang w:eastAsia="es-ES"/>
+        </w:rPr>
+        <w:t xml:space="preserve">El objetivo final es comprobar si esas pequeñas diferencias de tiempo son reales y medibles. Quiero ver si un atacante podría llegar a deducir que un documento secreto existe simplemente cronometrando la espera, incluso si al final el </w:t>
+      </w:r>
+      <w:proofErr w:type="spellStart"/>
+      <w:r>
+        <w:rPr>
+          <w:rFonts w:eastAsia="Times New Roman"/>
+          <w:lang w:eastAsia="es-ES"/>
+        </w:rPr>
+        <w:t>chatbot</w:t>
+      </w:r>
+      <w:proofErr w:type="spellEnd"/>
+      <w:r>
+        <w:rPr>
+          <w:rFonts w:eastAsia="Times New Roman"/>
+          <w:lang w:eastAsia="es-ES"/>
+        </w:rPr>
+        <w:t xml:space="preserve"> responde con un "no tengo permisos para ver esto". Básicamente, busco ver si la velocidad de la búsqueda delata la existencia del </w:t>
+      </w:r>
+      <w:r>
+        <w:rPr>
+          <w:rFonts w:eastAsia="Times New Roman"/>
+          <w:lang w:eastAsia="es-ES"/>
+        </w:rPr>
+        <w:t>archivo</w:t>
+      </w:r>
+      <w:r>
+        <w:rPr>
+          <w:rFonts w:eastAsia="Times New Roman"/>
+          <w:lang w:eastAsia="es-ES"/>
+        </w:rPr>
+        <w:t>.</w:t>
+      </w:r>
+    </w:p>
+    <w:p>
+      <w:pPr>
+        <w:rPr>
+          <w:rFonts w:eastAsia="Times New Roman"/>
           <w:b/>
           <w:sz w:val="28"/>
           <w:szCs w:val="28"/>
           <w:lang w:eastAsia="es-ES"/>
         </w:rPr>
       </w:pPr>
-      <w:r>
-        <w:rPr>
-          <w:rFonts w:ascii="Times New Roman" w:eastAsia="Times New Roman" w:hAnsi="Times New Roman"/>
+    </w:p>
+    <w:p>
+      <w:pPr>
+        <w:jc w:val="center"/>
+        <w:rPr>
+          <w:rFonts w:eastAsia="Times New Roman"/>
           <w:b/>
           <w:sz w:val="28"/>
           <w:szCs w:val="28"/>
           <w:lang w:eastAsia="es-ES"/>
         </w:rPr>
-        <w:lastRenderedPageBreak/>
-        <w:t>Descripción detallada del tema planteado</w:t>
-      </w:r>
-    </w:p>
-    <w:p>
-      <w:pPr>
-        <w:spacing w:after="0" w:line="240" w:lineRule="auto"/>
+      </w:pPr>
+    </w:p>
+    <w:p>
+      <w:pPr>
         <w:jc w:val="center"/>
         <w:rPr>
-          <w:rFonts w:ascii="Times New Roman" w:eastAsia="Times New Roman" w:hAnsi="Times New Roman"/>
-          <w:bCs/>
-          <w:sz w:val="24"/>
-          <w:szCs w:val="24"/>
-          <w:lang w:eastAsia="es-ES"/>
-        </w:rPr>
-      </w:pPr>
-    </w:p>
-    <w:p>
-      <w:pPr>
-        <w:spacing w:after="0" w:line="240" w:lineRule="auto"/>
-        <w:jc w:val="both"/>
-        <w:rPr>
-          <w:rFonts w:ascii="Times New Roman" w:eastAsia="Times New Roman" w:hAnsi="Times New Roman"/>
-          <w:bCs/>
-          <w:sz w:val="24"/>
-          <w:szCs w:val="24"/>
-          <w:lang w:eastAsia="es-ES"/>
-        </w:rPr>
-      </w:pPr>
-      <w:r>
-        <w:rPr>
-          <w:rFonts w:ascii="Times New Roman" w:eastAsia="Times New Roman" w:hAnsi="Times New Roman"/>
-          <w:bCs/>
-          <w:sz w:val="24"/>
-          <w:szCs w:val="24"/>
-          <w:lang w:eastAsia="es-ES"/>
-        </w:rPr>
-        <w:t>El proyecto se centra en investigar un posible fallo de seguridad en los sistemas RAG, que son los que usan las empresas para que la IA lea sus propios documentos. Mi enfoque es diferente a lo habitual</w:t>
-      </w:r>
-      <w:r>
-        <w:rPr>
-          <w:rFonts w:ascii="Times New Roman" w:eastAsia="Times New Roman" w:hAnsi="Times New Roman"/>
-          <w:bCs/>
-          <w:sz w:val="24"/>
-          <w:szCs w:val="24"/>
-          <w:lang w:eastAsia="es-ES"/>
-        </w:rPr>
-        <w:t xml:space="preserve"> ya que </w:t>
-      </w:r>
-      <w:r>
-        <w:rPr>
-          <w:rFonts w:ascii="Times New Roman" w:eastAsia="Times New Roman" w:hAnsi="Times New Roman"/>
-          <w:bCs/>
-          <w:sz w:val="24"/>
-          <w:szCs w:val="24"/>
-          <w:lang w:eastAsia="es-ES"/>
-        </w:rPr>
-        <w:t>quiero fijarme en la base de datos donde se guarda la información. El escenario real que planteo es el de una empresa con un chat interno donde se mezcla información pública con archivos confidenciales que no todos deberían saber que existen.</w:t>
-      </w:r>
-    </w:p>
-    <w:p>
-      <w:pPr>
-        <w:spacing w:after="0" w:line="240" w:lineRule="auto"/>
-        <w:jc w:val="both"/>
-        <w:rPr>
-          <w:rFonts w:ascii="Times New Roman" w:eastAsia="Times New Roman" w:hAnsi="Times New Roman"/>
-          <w:bCs/>
-          <w:sz w:val="24"/>
-          <w:szCs w:val="24"/>
-          <w:lang w:eastAsia="es-ES"/>
-        </w:rPr>
-      </w:pPr>
-    </w:p>
-    <w:p>
-      <w:pPr>
-        <w:spacing w:after="0" w:line="240" w:lineRule="auto"/>
-        <w:jc w:val="both"/>
-        <w:rPr>
-          <w:rFonts w:ascii="Times New Roman" w:eastAsia="Times New Roman" w:hAnsi="Times New Roman"/>
-          <w:bCs/>
-          <w:sz w:val="24"/>
-          <w:szCs w:val="24"/>
-          <w:lang w:eastAsia="es-ES"/>
-        </w:rPr>
-      </w:pPr>
-      <w:r>
-        <w:rPr>
-          <w:rFonts w:ascii="Times New Roman" w:eastAsia="Times New Roman" w:hAnsi="Times New Roman"/>
-          <w:bCs/>
-          <w:sz w:val="24"/>
-          <w:szCs w:val="24"/>
-          <w:lang w:eastAsia="es-ES"/>
-        </w:rPr>
-        <w:t>Para poner esto a prueba, voy a realizar un experimento lanzando "preguntas trampa" sobre temas sensibles (como por ejemplo "listado de despidos") y voy a medir con mucha precisión cuánto tarda el sistema en procesar la búsqueda. Mi teoría es que los algoritmos que usan estas bases de datos no tardan siempre lo mismo: creo que cuando encuentran documentos sobre un tema, les cuesta un poco más de trabajo procesarlos que cuando buscan en una zona vacía.</w:t>
-      </w:r>
-    </w:p>
-    <w:p>
-      <w:pPr>
-        <w:spacing w:after="0" w:line="240" w:lineRule="auto"/>
-        <w:jc w:val="both"/>
-        <w:rPr>
-          <w:rFonts w:ascii="Times New Roman" w:eastAsia="Times New Roman" w:hAnsi="Times New Roman"/>
-          <w:bCs/>
-          <w:sz w:val="24"/>
-          <w:szCs w:val="24"/>
-          <w:lang w:eastAsia="es-ES"/>
-        </w:rPr>
-      </w:pPr>
-    </w:p>
-    <w:p>
-      <w:pPr>
-        <w:spacing w:after="0" w:line="240" w:lineRule="auto"/>
-        <w:jc w:val="both"/>
-        <w:rPr>
-          <w:rFonts w:ascii="Times New Roman" w:eastAsia="Times New Roman" w:hAnsi="Times New Roman"/>
-          <w:bCs/>
-          <w:sz w:val="24"/>
-          <w:szCs w:val="24"/>
-          <w:lang w:eastAsia="es-ES"/>
-        </w:rPr>
-      </w:pPr>
-      <w:r>
-        <w:rPr>
-          <w:rFonts w:ascii="Times New Roman" w:eastAsia="Times New Roman" w:hAnsi="Times New Roman"/>
-          <w:bCs/>
-          <w:sz w:val="24"/>
-          <w:szCs w:val="24"/>
-          <w:lang w:eastAsia="es-ES"/>
-        </w:rPr>
-        <w:t xml:space="preserve">El objetivo final es comprobar si esas pequeñas diferencias de tiempo son reales y medibles. Quiero ver si un atacante podría llegar a deducir que un documento secreto existe simplemente cronometrando la espera, incluso si al final el </w:t>
-      </w:r>
-      <w:proofErr w:type="spellStart"/>
-      <w:r>
-        <w:rPr>
-          <w:rFonts w:ascii="Times New Roman" w:eastAsia="Times New Roman" w:hAnsi="Times New Roman"/>
-          <w:bCs/>
-          <w:sz w:val="24"/>
-          <w:szCs w:val="24"/>
-          <w:lang w:eastAsia="es-ES"/>
-        </w:rPr>
-        <w:t>chatbot</w:t>
-      </w:r>
-      <w:proofErr w:type="spellEnd"/>
-      <w:r>
-        <w:rPr>
-          <w:rFonts w:ascii="Times New Roman" w:eastAsia="Times New Roman" w:hAnsi="Times New Roman"/>
-          <w:bCs/>
-          <w:sz w:val="24"/>
-          <w:szCs w:val="24"/>
-          <w:lang w:eastAsia="es-ES"/>
-        </w:rPr>
-        <w:t xml:space="preserve"> responde con un "no tengo permisos para ver esto". Básicamente, busco ver si la velocidad de la búsqueda delata la existencia del </w:t>
-      </w:r>
-      <w:r>
-        <w:rPr>
-          <w:rFonts w:ascii="Times New Roman" w:eastAsia="Times New Roman" w:hAnsi="Times New Roman"/>
-          <w:bCs/>
-          <w:sz w:val="24"/>
-          <w:szCs w:val="24"/>
-          <w:lang w:eastAsia="es-ES"/>
-        </w:rPr>
-        <w:t>archivo</w:t>
-      </w:r>
-      <w:r>
-        <w:rPr>
-          <w:rFonts w:ascii="Times New Roman" w:eastAsia="Times New Roman" w:hAnsi="Times New Roman"/>
-          <w:bCs/>
-          <w:sz w:val="24"/>
-          <w:szCs w:val="24"/>
-          <w:lang w:eastAsia="es-ES"/>
-        </w:rPr>
-        <w:t>.</w:t>
-      </w:r>
-    </w:p>
-    <w:p>
-      <w:pPr>
-        <w:spacing w:after="0" w:line="240" w:lineRule="auto"/>
-        <w:rPr>
-          <w:rFonts w:ascii="Times New Roman" w:eastAsia="Times New Roman" w:hAnsi="Times New Roman"/>
+          <w:rFonts w:eastAsia="Times New Roman"/>
           <w:b/>
           <w:sz w:val="28"/>
           <w:szCs w:val="28"/>
           <w:lang w:eastAsia="es-ES"/>
         </w:rPr>
       </w:pPr>
-    </w:p>
-    <w:p>
-      <w:pPr>
-        <w:spacing w:after="0" w:line="240" w:lineRule="auto"/>
-        <w:jc w:val="center"/>
-        <w:rPr>
-          <w:rFonts w:ascii="Times New Roman" w:eastAsia="Times New Roman" w:hAnsi="Times New Roman"/>
+      <w:r>
+        <w:rPr>
+          <w:rFonts w:eastAsia="Times New Roman"/>
           <w:b/>
           <w:sz w:val="28"/>
           <w:szCs w:val="28"/>
           <w:lang w:eastAsia="es-ES"/>
         </w:rPr>
-      </w:pPr>
-    </w:p>
-    <w:p>
-      <w:pPr>
-        <w:spacing w:after="0" w:line="240" w:lineRule="auto"/>
-        <w:jc w:val="center"/>
-        <w:rPr>
-          <w:rFonts w:ascii="Times New Roman" w:eastAsia="Times New Roman" w:hAnsi="Times New Roman"/>
-          <w:b/>
-          <w:sz w:val="28"/>
-          <w:szCs w:val="28"/>
-          <w:lang w:eastAsia="es-ES"/>
-        </w:rPr>
-      </w:pPr>
-      <w:r>
-        <w:rPr>
-          <w:rFonts w:ascii="Times New Roman" w:eastAsia="Times New Roman" w:hAnsi="Times New Roman"/>
-          <w:b/>
-          <w:sz w:val="28"/>
-          <w:szCs w:val="28"/>
-          <w:lang w:eastAsia="es-ES"/>
-        </w:rPr>
         <w:t>Tabla de comparación con trabajos científicos.</w:t>
       </w:r>
     </w:p>
     <w:p>
       <w:pPr>
-        <w:spacing w:after="0" w:line="240" w:lineRule="auto"/>
-        <w:rPr>
-          <w:rFonts w:ascii="Times New Roman" w:eastAsia="Times New Roman" w:hAnsi="Times New Roman"/>
-          <w:bCs/>
-          <w:sz w:val="24"/>
-          <w:szCs w:val="24"/>
-          <w:lang w:eastAsia="es-ES"/>
-        </w:rPr>
-      </w:pPr>
-    </w:p>
-    <w:p>
-      <w:pPr>
-        <w:spacing w:after="0" w:line="240" w:lineRule="auto"/>
-        <w:jc w:val="both"/>
-        <w:rPr>
-          <w:rFonts w:ascii="Times New Roman" w:eastAsia="Times New Roman" w:hAnsi="Times New Roman"/>
-          <w:bCs/>
-          <w:sz w:val="24"/>
-          <w:szCs w:val="24"/>
-          <w:lang w:eastAsia="es-ES"/>
-        </w:rPr>
-      </w:pPr>
-      <w:r>
-        <w:rPr>
-          <w:rFonts w:ascii="Times New Roman" w:eastAsia="Times New Roman" w:hAnsi="Times New Roman"/>
-          <w:bCs/>
-          <w:sz w:val="24"/>
-          <w:szCs w:val="24"/>
+        <w:rPr>
+          <w:rFonts w:eastAsia="Times New Roman"/>
+          <w:bCs w:val="0"/>
+          <w:lang w:eastAsia="es-ES"/>
+        </w:rPr>
+      </w:pPr>
+    </w:p>
+    <w:p>
+      <w:pPr>
+        <w:rPr>
+          <w:rFonts w:eastAsia="Times New Roman"/>
+          <w:bCs w:val="0"/>
+          <w:lang w:eastAsia="es-ES"/>
+        </w:rPr>
+      </w:pPr>
+      <w:r>
+        <w:rPr>
+          <w:rFonts w:eastAsia="Times New Roman"/>
           <w:lang w:eastAsia="es-ES"/>
         </w:rPr>
         <w:t xml:space="preserve">No he podido encontrar trabajos del tema exacto que quiero </w:t>
       </w:r>
       <w:r>
         <w:rPr>
-          <w:rFonts w:ascii="Times New Roman" w:eastAsia="Times New Roman" w:hAnsi="Times New Roman"/>
-          <w:bCs/>
-          <w:sz w:val="24"/>
-          <w:szCs w:val="24"/>
+          <w:rFonts w:eastAsia="Times New Roman"/>
           <w:lang w:eastAsia="es-ES"/>
         </w:rPr>
         <w:t>tratar,</w:t>
       </w:r>
       <w:r>
         <w:rPr>
-          <w:rFonts w:ascii="Times New Roman" w:eastAsia="Times New Roman" w:hAnsi="Times New Roman"/>
-          <w:bCs/>
-          <w:sz w:val="24"/>
-          <w:szCs w:val="24"/>
+          <w:rFonts w:eastAsia="Times New Roman"/>
           <w:lang w:eastAsia="es-ES"/>
         </w:rPr>
         <w:t xml:space="preserve"> pero he encontrado muchos trabajos que utilizan </w:t>
       </w:r>
       <w:r>
         <w:rPr>
-          <w:rFonts w:ascii="Times New Roman" w:eastAsia="Times New Roman" w:hAnsi="Times New Roman"/>
-          <w:bCs/>
-          <w:sz w:val="24"/>
-          <w:szCs w:val="24"/>
+          <w:rFonts w:eastAsia="Times New Roman"/>
           <w:lang w:eastAsia="es-ES"/>
         </w:rPr>
         <w:t xml:space="preserve">cosas similares. Por ejemplo, hay varios que utilizan el tiempo a primer token, que es lo que yo quiero medir, pero lo utilizan para medir tiempo de acierto a cache o para clasificar un tema. </w:t>
       </w:r>
       <w:r>
         <w:rPr>
-          <w:rFonts w:ascii="Times New Roman" w:eastAsia="Times New Roman" w:hAnsi="Times New Roman"/>
-          <w:bCs/>
-          <w:sz w:val="24"/>
-          <w:szCs w:val="24"/>
+          <w:rFonts w:eastAsia="Times New Roman"/>
           <w:lang w:eastAsia="es-ES"/>
         </w:rPr>
         <w:t xml:space="preserve">Otro también hace búsqueda de datos en la </w:t>
@@ -1103,10 +1860,7 @@
       <w:proofErr w:type="spellStart"/>
       <w:r>
         <w:rPr>
-          <w:rFonts w:ascii="Times New Roman" w:eastAsia="Times New Roman" w:hAnsi="Times New Roman"/>
-          <w:bCs/>
-          <w:sz w:val="24"/>
-          <w:szCs w:val="24"/>
+          <w:rFonts w:eastAsia="Times New Roman"/>
           <w:lang w:eastAsia="es-ES"/>
         </w:rPr>
         <w:t>Retrieval</w:t>
@@ -1114,10 +1868,7 @@
       <w:proofErr w:type="spellEnd"/>
       <w:r>
         <w:rPr>
-          <w:rFonts w:ascii="Times New Roman" w:eastAsia="Times New Roman" w:hAnsi="Times New Roman"/>
-          <w:bCs/>
-          <w:sz w:val="24"/>
-          <w:szCs w:val="24"/>
+          <w:rFonts w:eastAsia="Times New Roman"/>
           <w:lang w:eastAsia="es-ES"/>
         </w:rPr>
         <w:t xml:space="preserve"> </w:t>
@@ -1126,10 +1877,7 @@
       <w:proofErr w:type="gramStart"/>
       <w:r>
         <w:rPr>
-          <w:rFonts w:ascii="Times New Roman" w:eastAsia="Times New Roman" w:hAnsi="Times New Roman"/>
-          <w:bCs/>
-          <w:sz w:val="24"/>
-          <w:szCs w:val="24"/>
+          <w:rFonts w:eastAsia="Times New Roman"/>
           <w:lang w:eastAsia="es-ES"/>
         </w:rPr>
         <w:t>Database</w:t>
@@ -1138,50 +1886,35 @@
       <w:proofErr w:type="gramEnd"/>
       <w:r>
         <w:rPr>
-          <w:rFonts w:ascii="Times New Roman" w:eastAsia="Times New Roman" w:hAnsi="Times New Roman"/>
-          <w:bCs/>
-          <w:sz w:val="24"/>
-          <w:szCs w:val="24"/>
+          <w:rFonts w:eastAsia="Times New Roman"/>
           <w:lang w:eastAsia="es-ES"/>
         </w:rPr>
         <w:t xml:space="preserve"> pero lo hace mirando la confianza de respuesta de la IA. </w:t>
       </w:r>
       <w:r>
         <w:rPr>
-          <w:rFonts w:ascii="Times New Roman" w:eastAsia="Times New Roman" w:hAnsi="Times New Roman"/>
-          <w:bCs/>
-          <w:sz w:val="24"/>
-          <w:szCs w:val="24"/>
+          <w:rFonts w:eastAsia="Times New Roman"/>
           <w:lang w:eastAsia="es-ES"/>
         </w:rPr>
         <w:t>Además</w:t>
       </w:r>
       <w:r>
         <w:rPr>
-          <w:rFonts w:ascii="Times New Roman" w:eastAsia="Times New Roman" w:hAnsi="Times New Roman"/>
-          <w:bCs/>
-          <w:sz w:val="24"/>
-          <w:szCs w:val="24"/>
+          <w:rFonts w:eastAsia="Times New Roman"/>
           <w:lang w:eastAsia="es-ES"/>
         </w:rPr>
         <w:t xml:space="preserve">, no he encontrado trabajos de las revistas que nos </w:t>
       </w:r>
       <w:r>
         <w:rPr>
-          <w:rFonts w:ascii="Times New Roman" w:eastAsia="Times New Roman" w:hAnsi="Times New Roman"/>
-          <w:bCs/>
-          <w:sz w:val="24"/>
-          <w:szCs w:val="24"/>
+          <w:rFonts w:eastAsia="Times New Roman"/>
           <w:lang w:eastAsia="es-ES"/>
         </w:rPr>
         <w:t>ofreciste,</w:t>
       </w:r>
       <w:r>
         <w:rPr>
-          <w:rFonts w:ascii="Times New Roman" w:eastAsia="Times New Roman" w:hAnsi="Times New Roman"/>
-          <w:bCs/>
-          <w:sz w:val="24"/>
-          <w:szCs w:val="24"/>
+          <w:rFonts w:eastAsia="Times New Roman"/>
           <w:lang w:eastAsia="es-ES"/>
         </w:rPr>
         <w:t xml:space="preserve"> pero he seleccionado los de </w:t>
@@ -1189,10 +1922,7 @@
       <w:proofErr w:type="spellStart"/>
       <w:r>
         <w:rPr>
-          <w:rFonts w:ascii="Times New Roman" w:eastAsia="Times New Roman" w:hAnsi="Times New Roman"/>
-          <w:bCs/>
-          <w:sz w:val="24"/>
-          <w:szCs w:val="24"/>
+          <w:rFonts w:eastAsia="Times New Roman"/>
           <w:lang w:eastAsia="es-ES"/>
         </w:rPr>
         <w:t>arXiv</w:t>
@@ -1200,50 +1930,35 @@
       <w:proofErr w:type="spellEnd"/>
       <w:r>
         <w:rPr>
-          <w:rFonts w:ascii="Times New Roman" w:eastAsia="Times New Roman" w:hAnsi="Times New Roman"/>
-          <w:bCs/>
-          <w:sz w:val="24"/>
-          <w:szCs w:val="24"/>
+          <w:rFonts w:eastAsia="Times New Roman"/>
           <w:lang w:eastAsia="es-ES"/>
         </w:rPr>
         <w:t xml:space="preserve"> que me parecían </w:t>
       </w:r>
       <w:r>
         <w:rPr>
-          <w:rFonts w:ascii="Times New Roman" w:eastAsia="Times New Roman" w:hAnsi="Times New Roman"/>
-          <w:bCs/>
-          <w:sz w:val="24"/>
-          <w:szCs w:val="24"/>
+          <w:rFonts w:eastAsia="Times New Roman"/>
           <w:lang w:eastAsia="es-ES"/>
         </w:rPr>
         <w:t>más</w:t>
       </w:r>
       <w:r>
         <w:rPr>
-          <w:rFonts w:ascii="Times New Roman" w:eastAsia="Times New Roman" w:hAnsi="Times New Roman"/>
-          <w:bCs/>
-          <w:sz w:val="24"/>
-          <w:szCs w:val="24"/>
+          <w:rFonts w:eastAsia="Times New Roman"/>
           <w:lang w:eastAsia="es-ES"/>
         </w:rPr>
         <w:t xml:space="preserve"> potentes o </w:t>
       </w:r>
       <w:r>
         <w:rPr>
-          <w:rFonts w:ascii="Times New Roman" w:eastAsia="Times New Roman" w:hAnsi="Times New Roman"/>
-          <w:bCs/>
-          <w:sz w:val="24"/>
-          <w:szCs w:val="24"/>
+          <w:rFonts w:eastAsia="Times New Roman"/>
           <w:lang w:eastAsia="es-ES"/>
         </w:rPr>
         <w:t>que tenían sentido que fueran buenos por las personas que los hacen. La explicación de porque los he seleccionado se encuentra entre paréntesis en la columna de revista.</w:t>
       </w:r>
       <w:r>
         <w:rPr>
-          <w:rFonts w:ascii="Times New Roman" w:eastAsia="Times New Roman" w:hAnsi="Times New Roman"/>
-          <w:bCs/>
-          <w:sz w:val="24"/>
-          <w:szCs w:val="24"/>
+          <w:rFonts w:eastAsia="Times New Roman"/>
           <w:lang w:eastAsia="es-ES"/>
         </w:rPr>
         <w:t xml:space="preserve"> He añadido una descripción de cada </w:t>
@@ -1252,10 +1967,7 @@
       <w:proofErr w:type="gramStart"/>
       <w:r>
         <w:rPr>
-          <w:rFonts w:ascii="Times New Roman" w:eastAsia="Times New Roman" w:hAnsi="Times New Roman"/>
-          <w:bCs/>
-          <w:sz w:val="24"/>
-          <w:szCs w:val="24"/>
+          <w:rFonts w:eastAsia="Times New Roman"/>
           <w:lang w:eastAsia="es-ES"/>
         </w:rPr>
         <w:t>paper</w:t>
@@ -1264,10 +1976,7 @@
       <w:proofErr w:type="gramEnd"/>
       <w:r>
         <w:rPr>
-          <w:rFonts w:ascii="Times New Roman" w:eastAsia="Times New Roman" w:hAnsi="Times New Roman"/>
-          <w:bCs/>
-          <w:sz w:val="24"/>
-          <w:szCs w:val="24"/>
+          <w:rFonts w:eastAsia="Times New Roman"/>
           <w:lang w:eastAsia="es-ES"/>
         </w:rPr>
         <w:t xml:space="preserve"> más detallada después de la tabla ya que </w:t>
@@ -1275,21 +1984,31 @@
       <w:proofErr w:type="gramStart"/>
       <w:r>
         <w:rPr>
-          <w:rFonts w:ascii="Times New Roman" w:eastAsia="Times New Roman" w:hAnsi="Times New Roman"/>
-          <w:bCs/>
-          <w:sz w:val="24"/>
-          <w:szCs w:val="24"/>
-          <w:lang w:eastAsia="es-ES"/>
-        </w:rPr>
-        <w:t>no tenia hueco</w:t>
+          <w:rFonts w:eastAsia="Times New Roman"/>
+          <w:lang w:eastAsia="es-ES"/>
+        </w:rPr>
+        <w:t xml:space="preserve">no </w:t>
+      </w:r>
+      <w:proofErr w:type="spellStart"/>
+      <w:r>
+        <w:rPr>
+          <w:rFonts w:eastAsia="Times New Roman"/>
+          <w:lang w:eastAsia="es-ES"/>
+        </w:rPr>
+        <w:t>tenia</w:t>
+      </w:r>
+      <w:proofErr w:type="spellEnd"/>
+      <w:r>
+        <w:rPr>
+          <w:rFonts w:eastAsia="Times New Roman"/>
+          <w:lang w:eastAsia="es-ES"/>
+        </w:rPr>
+        <w:t xml:space="preserve"> hueco</w:t>
       </w:r>
       <w:proofErr w:type="gramEnd"/>
       <w:r>
         <w:rPr>
-          <w:rFonts w:ascii="Times New Roman" w:eastAsia="Times New Roman" w:hAnsi="Times New Roman"/>
-          <w:bCs/>
-          <w:sz w:val="24"/>
-          <w:szCs w:val="24"/>
+          <w:rFonts w:eastAsia="Times New Roman"/>
           <w:lang w:eastAsia="es-ES"/>
         </w:rPr>
         <w:t xml:space="preserve"> en la misma.</w:t>
@@ -1297,24 +2016,18 @@
     </w:p>
     <w:p>
       <w:pPr>
-        <w:spacing w:after="0" w:line="240" w:lineRule="auto"/>
-        <w:rPr>
-          <w:rFonts w:ascii="Times New Roman" w:eastAsia="Times New Roman" w:hAnsi="Times New Roman"/>
+        <w:rPr>
+          <w:rFonts w:eastAsia="Times New Roman"/>
           <w:b/>
-          <w:sz w:val="24"/>
-          <w:szCs w:val="24"/>
-          <w:lang w:eastAsia="es-ES"/>
-        </w:rPr>
-      </w:pPr>
-    </w:p>
-    <w:p>
-      <w:pPr>
-        <w:spacing w:after="0" w:line="240" w:lineRule="auto"/>
-        <w:rPr>
-          <w:rFonts w:ascii="Times New Roman" w:eastAsia="Times New Roman" w:hAnsi="Times New Roman"/>
+          <w:lang w:eastAsia="es-ES"/>
+        </w:rPr>
+      </w:pPr>
+    </w:p>
+    <w:p>
+      <w:pPr>
+        <w:rPr>
+          <w:rFonts w:eastAsia="Times New Roman"/>
           <w:b/>
-          <w:sz w:val="24"/>
-          <w:szCs w:val="24"/>
           <w:lang w:eastAsia="es-ES"/>
         </w:rPr>
       </w:pPr>
@@ -1342,21 +2055,16 @@
           </w:tcPr>
           <w:p>
             <w:pPr>
-              <w:spacing w:after="0"/>
-              <w:rPr>
-                <w:rFonts w:ascii="Times New Roman" w:eastAsia="Times New Roman" w:hAnsi="Times New Roman"/>
+              <w:rPr>
+                <w:rFonts w:eastAsia="Times New Roman"/>
                 <w:b/>
-                <w:sz w:val="24"/>
-                <w:szCs w:val="24"/>
                 <w:lang w:eastAsia="es-ES"/>
               </w:rPr>
             </w:pPr>
             <w:r>
               <w:rPr>
-                <w:rFonts w:ascii="Times New Roman" w:eastAsia="Times New Roman" w:hAnsi="Times New Roman"/>
+                <w:rFonts w:eastAsia="Times New Roman"/>
                 <w:b/>
-                <w:sz w:val="24"/>
-                <w:szCs w:val="24"/>
                 <w:lang w:eastAsia="es-ES"/>
               </w:rPr>
               <w:t>Año</w:t>
@@ -1369,21 +2077,16 @@
           </w:tcPr>
           <w:p>
             <w:pPr>
-              <w:spacing w:after="0"/>
-              <w:rPr>
-                <w:rFonts w:ascii="Times New Roman" w:eastAsia="Times New Roman" w:hAnsi="Times New Roman"/>
+              <w:rPr>
+                <w:rFonts w:eastAsia="Times New Roman"/>
                 <w:b/>
-                <w:sz w:val="24"/>
-                <w:szCs w:val="24"/>
                 <w:lang w:eastAsia="es-ES"/>
               </w:rPr>
             </w:pPr>
             <w:r>
               <w:rPr>
-                <w:rFonts w:ascii="Times New Roman" w:eastAsia="Times New Roman" w:hAnsi="Times New Roman"/>
+                <w:rFonts w:eastAsia="Times New Roman"/>
                 <w:b/>
-                <w:sz w:val="24"/>
-                <w:szCs w:val="24"/>
                 <w:lang w:eastAsia="es-ES"/>
               </w:rPr>
               <w:t>Título</w:t>
@@ -1396,21 +2099,16 @@
           </w:tcPr>
           <w:p>
             <w:pPr>
-              <w:spacing w:after="0"/>
-              <w:rPr>
-                <w:rFonts w:ascii="Times New Roman" w:eastAsia="Times New Roman" w:hAnsi="Times New Roman"/>
+              <w:rPr>
+                <w:rFonts w:eastAsia="Times New Roman"/>
                 <w:b/>
-                <w:sz w:val="24"/>
-                <w:szCs w:val="24"/>
                 <w:lang w:eastAsia="es-ES"/>
               </w:rPr>
             </w:pPr>
             <w:r>
               <w:rPr>
-                <w:rFonts w:ascii="Times New Roman" w:eastAsia="Times New Roman" w:hAnsi="Times New Roman"/>
+                <w:rFonts w:eastAsia="Times New Roman"/>
                 <w:b/>
-                <w:sz w:val="24"/>
-                <w:szCs w:val="24"/>
                 <w:lang w:eastAsia="es-ES"/>
               </w:rPr>
               <w:t>Revista</w:t>
@@ -1423,21 +2121,16 @@
           </w:tcPr>
           <w:p>
             <w:pPr>
-              <w:spacing w:after="0"/>
-              <w:rPr>
-                <w:rFonts w:ascii="Times New Roman" w:eastAsia="Times New Roman" w:hAnsi="Times New Roman"/>
+              <w:rPr>
+                <w:rFonts w:eastAsia="Times New Roman"/>
                 <w:b/>
-                <w:sz w:val="24"/>
-                <w:szCs w:val="24"/>
                 <w:lang w:eastAsia="es-ES"/>
               </w:rPr>
             </w:pPr>
             <w:r>
               <w:rPr>
-                <w:rFonts w:ascii="Times New Roman" w:eastAsia="Times New Roman" w:hAnsi="Times New Roman"/>
+                <w:rFonts w:eastAsia="Times New Roman"/>
                 <w:b/>
-                <w:sz w:val="24"/>
-                <w:szCs w:val="24"/>
                 <w:lang w:eastAsia="es-ES"/>
               </w:rPr>
               <w:t>Componente Atacado</w:t>
@@ -1450,21 +2143,16 @@
           </w:tcPr>
           <w:p>
             <w:pPr>
-              <w:spacing w:after="0"/>
-              <w:rPr>
-                <w:rFonts w:ascii="Times New Roman" w:eastAsia="Times New Roman" w:hAnsi="Times New Roman"/>
+              <w:rPr>
+                <w:rFonts w:eastAsia="Times New Roman"/>
                 <w:b/>
-                <w:sz w:val="24"/>
-                <w:szCs w:val="24"/>
                 <w:lang w:eastAsia="es-ES"/>
               </w:rPr>
             </w:pPr>
             <w:r>
               <w:rPr>
-                <w:rFonts w:ascii="Times New Roman" w:eastAsia="Times New Roman" w:hAnsi="Times New Roman"/>
+                <w:rFonts w:eastAsia="Times New Roman"/>
                 <w:b/>
-                <w:sz w:val="24"/>
-                <w:szCs w:val="24"/>
                 <w:lang w:eastAsia="es-ES"/>
               </w:rPr>
               <w:t>Características</w:t>
@@ -1477,21 +2165,16 @@
           </w:tcPr>
           <w:p>
             <w:pPr>
-              <w:spacing w:after="0"/>
-              <w:rPr>
-                <w:rFonts w:ascii="Times New Roman" w:eastAsia="Times New Roman" w:hAnsi="Times New Roman"/>
+              <w:rPr>
+                <w:rFonts w:eastAsia="Times New Roman"/>
                 <w:b/>
-                <w:sz w:val="24"/>
-                <w:szCs w:val="24"/>
                 <w:lang w:eastAsia="es-ES"/>
               </w:rPr>
             </w:pPr>
             <w:r>
               <w:rPr>
-                <w:rFonts w:ascii="Times New Roman" w:eastAsia="Times New Roman" w:hAnsi="Times New Roman"/>
+                <w:rFonts w:eastAsia="Times New Roman"/>
                 <w:b/>
-                <w:sz w:val="24"/>
-                <w:szCs w:val="24"/>
                 <w:lang w:eastAsia="es-ES"/>
               </w:rPr>
               <w:t>Señal Medida</w:t>
@@ -1504,22 +2187,17 @@
           </w:tcPr>
           <w:p>
             <w:pPr>
-              <w:spacing w:after="0"/>
-              <w:rPr>
-                <w:rFonts w:ascii="Times New Roman" w:eastAsia="Times New Roman" w:hAnsi="Times New Roman"/>
+              <w:rPr>
+                <w:rFonts w:eastAsia="Times New Roman"/>
                 <w:b/>
-                <w:sz w:val="24"/>
-                <w:szCs w:val="24"/>
                 <w:lang w:eastAsia="es-ES"/>
               </w:rPr>
             </w:pPr>
             <w:proofErr w:type="gramStart"/>
             <w:r>
               <w:rPr>
-                <w:rFonts w:ascii="Times New Roman" w:eastAsia="Times New Roman" w:hAnsi="Times New Roman"/>
+                <w:rFonts w:eastAsia="Times New Roman"/>
                 <w:b/>
-                <w:sz w:val="24"/>
-                <w:szCs w:val="24"/>
                 <w:lang w:eastAsia="es-ES"/>
               </w:rPr>
               <w:t>Link</w:t>
@@ -1527,10 +2205,8 @@
             <w:proofErr w:type="gramEnd"/>
             <w:r>
               <w:rPr>
-                <w:rFonts w:ascii="Times New Roman" w:eastAsia="Times New Roman" w:hAnsi="Times New Roman"/>
+                <w:rFonts w:eastAsia="Times New Roman"/>
                 <w:b/>
-                <w:sz w:val="24"/>
-                <w:szCs w:val="24"/>
                 <w:lang w:eastAsia="es-ES"/>
               </w:rPr>
               <w:t xml:space="preserve"> </w:t>
@@ -1545,21 +2221,15 @@
           </w:tcPr>
           <w:p>
             <w:pPr>
-              <w:spacing w:after="0"/>
-              <w:rPr>
-                <w:rFonts w:ascii="Times New Roman" w:eastAsia="Times New Roman" w:hAnsi="Times New Roman"/>
-                <w:bCs/>
-                <w:sz w:val="24"/>
-                <w:szCs w:val="24"/>
+              <w:rPr>
+                <w:rFonts w:eastAsia="Times New Roman"/>
+                <w:bCs w:val="0"/>
                 <w:lang w:eastAsia="es-ES"/>
               </w:rPr>
             </w:pPr>
             <w:r>
               <w:rPr>
-                <w:rFonts w:ascii="Times New Roman" w:eastAsia="Times New Roman" w:hAnsi="Times New Roman"/>
-                <w:bCs/>
-                <w:sz w:val="24"/>
-                <w:szCs w:val="24"/>
+                <w:rFonts w:eastAsia="Times New Roman"/>
                 <w:lang w:eastAsia="es-ES"/>
               </w:rPr>
               <w:t>2025</w:t>
@@ -1572,22 +2242,16 @@
           </w:tcPr>
           <w:p>
             <w:pPr>
-              <w:spacing w:after="0"/>
-              <w:rPr>
-                <w:rFonts w:ascii="Times New Roman" w:eastAsia="Times New Roman" w:hAnsi="Times New Roman"/>
-                <w:bCs/>
-                <w:sz w:val="24"/>
-                <w:szCs w:val="24"/>
+              <w:rPr>
+                <w:rFonts w:eastAsia="Times New Roman"/>
+                <w:bCs w:val="0"/>
                 <w:lang w:eastAsia="es-ES"/>
               </w:rPr>
             </w:pPr>
             <w:proofErr w:type="spellStart"/>
             <w:r>
               <w:rPr>
-                <w:rFonts w:ascii="Times New Roman" w:eastAsia="Times New Roman" w:hAnsi="Times New Roman"/>
-                <w:bCs/>
-                <w:sz w:val="24"/>
-                <w:szCs w:val="24"/>
+                <w:rFonts w:eastAsia="Times New Roman"/>
                 <w:lang w:eastAsia="es-ES"/>
               </w:rPr>
               <w:t>Is</w:t>
@@ -1595,10 +2259,7 @@
             <w:proofErr w:type="spellEnd"/>
             <w:r>
               <w:rPr>
-                <w:rFonts w:ascii="Times New Roman" w:eastAsia="Times New Roman" w:hAnsi="Times New Roman"/>
-                <w:bCs/>
-                <w:sz w:val="24"/>
-                <w:szCs w:val="24"/>
+                <w:rFonts w:eastAsia="Times New Roman"/>
                 <w:lang w:eastAsia="es-ES"/>
               </w:rPr>
               <w:t xml:space="preserve"> </w:t>
@@ -1606,10 +2267,7 @@
             <w:proofErr w:type="spellStart"/>
             <w:r>
               <w:rPr>
-                <w:rFonts w:ascii="Times New Roman" w:eastAsia="Times New Roman" w:hAnsi="Times New Roman"/>
-                <w:bCs/>
-                <w:sz w:val="24"/>
-                <w:szCs w:val="24"/>
+                <w:rFonts w:eastAsia="Times New Roman"/>
                 <w:lang w:eastAsia="es-ES"/>
               </w:rPr>
               <w:t>My</w:t>
@@ -1617,10 +2275,7 @@
             <w:proofErr w:type="spellEnd"/>
             <w:r>
               <w:rPr>
-                <w:rFonts w:ascii="Times New Roman" w:eastAsia="Times New Roman" w:hAnsi="Times New Roman"/>
-                <w:bCs/>
-                <w:sz w:val="24"/>
-                <w:szCs w:val="24"/>
+                <w:rFonts w:eastAsia="Times New Roman"/>
                 <w:lang w:eastAsia="es-ES"/>
               </w:rPr>
               <w:t xml:space="preserve"> Data in </w:t>
@@ -1628,10 +2283,7 @@
             <w:proofErr w:type="spellStart"/>
             <w:r>
               <w:rPr>
-                <w:rFonts w:ascii="Times New Roman" w:eastAsia="Times New Roman" w:hAnsi="Times New Roman"/>
-                <w:bCs/>
-                <w:sz w:val="24"/>
-                <w:szCs w:val="24"/>
+                <w:rFonts w:eastAsia="Times New Roman"/>
                 <w:lang w:eastAsia="es-ES"/>
               </w:rPr>
               <w:t>Your</w:t>
@@ -1639,10 +2291,7 @@
             <w:proofErr w:type="spellEnd"/>
             <w:r>
               <w:rPr>
-                <w:rFonts w:ascii="Times New Roman" w:eastAsia="Times New Roman" w:hAnsi="Times New Roman"/>
-                <w:bCs/>
-                <w:sz w:val="24"/>
-                <w:szCs w:val="24"/>
+                <w:rFonts w:eastAsia="Times New Roman"/>
                 <w:lang w:eastAsia="es-ES"/>
               </w:rPr>
               <w:t xml:space="preserve"> </w:t>
@@ -1650,10 +2299,7 @@
             <w:proofErr w:type="spellStart"/>
             <w:r>
               <w:rPr>
-                <w:rFonts w:ascii="Times New Roman" w:eastAsia="Times New Roman" w:hAnsi="Times New Roman"/>
-                <w:bCs/>
-                <w:sz w:val="24"/>
-                <w:szCs w:val="24"/>
+                <w:rFonts w:eastAsia="Times New Roman"/>
                 <w:lang w:eastAsia="es-ES"/>
               </w:rPr>
               <w:t>Retrieval</w:t>
@@ -1661,10 +2307,7 @@
             <w:proofErr w:type="spellEnd"/>
             <w:r>
               <w:rPr>
-                <w:rFonts w:ascii="Times New Roman" w:eastAsia="Times New Roman" w:hAnsi="Times New Roman"/>
-                <w:bCs/>
-                <w:sz w:val="24"/>
-                <w:szCs w:val="24"/>
+                <w:rFonts w:eastAsia="Times New Roman"/>
                 <w:lang w:eastAsia="es-ES"/>
               </w:rPr>
               <w:t xml:space="preserve"> </w:t>
@@ -1672,10 +2315,7 @@
             <w:proofErr w:type="spellStart"/>
             <w:r>
               <w:rPr>
-                <w:rFonts w:ascii="Times New Roman" w:eastAsia="Times New Roman" w:hAnsi="Times New Roman"/>
-                <w:bCs/>
-                <w:sz w:val="24"/>
-                <w:szCs w:val="24"/>
+                <w:rFonts w:eastAsia="Times New Roman"/>
                 <w:lang w:eastAsia="es-ES"/>
               </w:rPr>
               <w:t>Database</w:t>
@@ -1683,10 +2323,7 @@
             <w:proofErr w:type="spellEnd"/>
             <w:r>
               <w:rPr>
-                <w:rFonts w:ascii="Times New Roman" w:eastAsia="Times New Roman" w:hAnsi="Times New Roman"/>
-                <w:bCs/>
-                <w:sz w:val="24"/>
-                <w:szCs w:val="24"/>
+                <w:rFonts w:eastAsia="Times New Roman"/>
                 <w:lang w:eastAsia="es-ES"/>
               </w:rPr>
               <w:t xml:space="preserve">? </w:t>
@@ -1694,10 +2331,7 @@
             <w:proofErr w:type="spellStart"/>
             <w:r>
               <w:rPr>
-                <w:rFonts w:ascii="Times New Roman" w:eastAsia="Times New Roman" w:hAnsi="Times New Roman"/>
-                <w:bCs/>
-                <w:sz w:val="24"/>
-                <w:szCs w:val="24"/>
+                <w:rFonts w:eastAsia="Times New Roman"/>
                 <w:lang w:eastAsia="es-ES"/>
               </w:rPr>
               <w:t>Membership</w:t>
@@ -1705,10 +2339,7 @@
             <w:proofErr w:type="spellEnd"/>
             <w:r>
               <w:rPr>
-                <w:rFonts w:ascii="Times New Roman" w:eastAsia="Times New Roman" w:hAnsi="Times New Roman"/>
-                <w:bCs/>
-                <w:sz w:val="24"/>
-                <w:szCs w:val="24"/>
+                <w:rFonts w:eastAsia="Times New Roman"/>
                 <w:lang w:eastAsia="es-ES"/>
               </w:rPr>
               <w:t xml:space="preserve"> </w:t>
@@ -1716,10 +2347,7 @@
             <w:proofErr w:type="spellStart"/>
             <w:r>
               <w:rPr>
-                <w:rFonts w:ascii="Times New Roman" w:eastAsia="Times New Roman" w:hAnsi="Times New Roman"/>
-                <w:bCs/>
-                <w:sz w:val="24"/>
-                <w:szCs w:val="24"/>
+                <w:rFonts w:eastAsia="Times New Roman"/>
                 <w:lang w:eastAsia="es-ES"/>
               </w:rPr>
               <w:t>Inference</w:t>
@@ -1727,10 +2355,7 @@
             <w:proofErr w:type="spellEnd"/>
             <w:r>
               <w:rPr>
-                <w:rFonts w:ascii="Times New Roman" w:eastAsia="Times New Roman" w:hAnsi="Times New Roman"/>
-                <w:bCs/>
-                <w:sz w:val="24"/>
-                <w:szCs w:val="24"/>
+                <w:rFonts w:eastAsia="Times New Roman"/>
                 <w:lang w:eastAsia="es-ES"/>
               </w:rPr>
               <w:t xml:space="preserve"> </w:t>
@@ -1738,10 +2363,7 @@
             <w:proofErr w:type="spellStart"/>
             <w:r>
               <w:rPr>
-                <w:rFonts w:ascii="Times New Roman" w:eastAsia="Times New Roman" w:hAnsi="Times New Roman"/>
-                <w:bCs/>
-                <w:sz w:val="24"/>
-                <w:szCs w:val="24"/>
+                <w:rFonts w:eastAsia="Times New Roman"/>
                 <w:lang w:eastAsia="es-ES"/>
               </w:rPr>
               <w:t>Attacks</w:t>
@@ -1749,10 +2371,7 @@
             <w:proofErr w:type="spellEnd"/>
             <w:r>
               <w:rPr>
-                <w:rFonts w:ascii="Times New Roman" w:eastAsia="Times New Roman" w:hAnsi="Times New Roman"/>
-                <w:bCs/>
-                <w:sz w:val="24"/>
-                <w:szCs w:val="24"/>
+                <w:rFonts w:eastAsia="Times New Roman"/>
                 <w:lang w:eastAsia="es-ES"/>
               </w:rPr>
               <w:t xml:space="preserve"> </w:t>
@@ -1760,10 +2379,7 @@
             <w:proofErr w:type="spellStart"/>
             <w:r>
               <w:rPr>
-                <w:rFonts w:ascii="Times New Roman" w:eastAsia="Times New Roman" w:hAnsi="Times New Roman"/>
-                <w:bCs/>
-                <w:sz w:val="24"/>
-                <w:szCs w:val="24"/>
+                <w:rFonts w:eastAsia="Times New Roman"/>
                 <w:lang w:eastAsia="es-ES"/>
               </w:rPr>
               <w:t>Against</w:t>
@@ -1771,10 +2387,7 @@
             <w:proofErr w:type="spellEnd"/>
             <w:r>
               <w:rPr>
-                <w:rFonts w:ascii="Times New Roman" w:eastAsia="Times New Roman" w:hAnsi="Times New Roman"/>
-                <w:bCs/>
-                <w:sz w:val="24"/>
-                <w:szCs w:val="24"/>
+                <w:rFonts w:eastAsia="Times New Roman"/>
                 <w:lang w:eastAsia="es-ES"/>
               </w:rPr>
               <w:t xml:space="preserve"> </w:t>
@@ -1782,10 +2395,7 @@
             <w:proofErr w:type="spellStart"/>
             <w:r>
               <w:rPr>
-                <w:rFonts w:ascii="Times New Roman" w:eastAsia="Times New Roman" w:hAnsi="Times New Roman"/>
-                <w:bCs/>
-                <w:sz w:val="24"/>
-                <w:szCs w:val="24"/>
+                <w:rFonts w:eastAsia="Times New Roman"/>
                 <w:lang w:eastAsia="es-ES"/>
               </w:rPr>
               <w:t>Retrieval</w:t>
@@ -1793,10 +2403,7 @@
             <w:proofErr w:type="spellEnd"/>
             <w:r>
               <w:rPr>
-                <w:rFonts w:ascii="Times New Roman" w:eastAsia="Times New Roman" w:hAnsi="Times New Roman"/>
-                <w:bCs/>
-                <w:sz w:val="24"/>
-                <w:szCs w:val="24"/>
+                <w:rFonts w:eastAsia="Times New Roman"/>
                 <w:lang w:eastAsia="es-ES"/>
               </w:rPr>
               <w:t xml:space="preserve"> </w:t>
@@ -1804,21 +2411,16 @@
             <w:proofErr w:type="spellStart"/>
             <w:r>
               <w:rPr>
-                <w:rFonts w:ascii="Times New Roman" w:eastAsia="Times New Roman" w:hAnsi="Times New Roman"/>
-                <w:bCs/>
-                <w:sz w:val="24"/>
-                <w:szCs w:val="24"/>
-                <w:lang w:eastAsia="es-ES"/>
-              </w:rPr>
+                <w:rFonts w:eastAsia="Times New Roman"/>
+                <w:lang w:eastAsia="es-ES"/>
+              </w:rPr>
+              <w:lastRenderedPageBreak/>
               <w:t>Augmented</w:t>
             </w:r>
             <w:proofErr w:type="spellEnd"/>
             <w:r>
               <w:rPr>
-                <w:rFonts w:ascii="Times New Roman" w:eastAsia="Times New Roman" w:hAnsi="Times New Roman"/>
-                <w:bCs/>
-                <w:sz w:val="24"/>
-                <w:szCs w:val="24"/>
+                <w:rFonts w:eastAsia="Times New Roman"/>
                 <w:lang w:eastAsia="es-ES"/>
               </w:rPr>
               <w:t xml:space="preserve"> </w:t>
@@ -1826,10 +2428,7 @@
             <w:proofErr w:type="spellStart"/>
             <w:r>
               <w:rPr>
-                <w:rFonts w:ascii="Times New Roman" w:eastAsia="Times New Roman" w:hAnsi="Times New Roman"/>
-                <w:bCs/>
-                <w:sz w:val="24"/>
-                <w:szCs w:val="24"/>
+                <w:rFonts w:eastAsia="Times New Roman"/>
                 <w:lang w:eastAsia="es-ES"/>
               </w:rPr>
               <w:t>Generation</w:t>
@@ -1838,12 +2437,9 @@
           </w:p>
           <w:p>
             <w:pPr>
-              <w:spacing w:after="0"/>
-              <w:rPr>
-                <w:rFonts w:ascii="Times New Roman" w:eastAsia="Times New Roman" w:hAnsi="Times New Roman"/>
-                <w:bCs/>
-                <w:sz w:val="24"/>
-                <w:szCs w:val="24"/>
+              <w:rPr>
+                <w:rFonts w:eastAsia="Times New Roman"/>
+                <w:bCs w:val="0"/>
                 <w:lang w:eastAsia="es-ES"/>
               </w:rPr>
             </w:pPr>
@@ -1855,33 +2451,25 @@
           </w:tcPr>
           <w:p>
             <w:pPr>
-              <w:spacing w:after="0"/>
-              <w:rPr>
-                <w:rFonts w:ascii="Times New Roman" w:eastAsia="Times New Roman" w:hAnsi="Times New Roman"/>
-                <w:bCs/>
-                <w:sz w:val="24"/>
-                <w:szCs w:val="24"/>
+              <w:rPr>
+                <w:rFonts w:eastAsia="Times New Roman"/>
+                <w:bCs w:val="0"/>
                 <w:lang w:eastAsia="es-ES"/>
               </w:rPr>
             </w:pPr>
             <w:proofErr w:type="spellStart"/>
             <w:r>
               <w:rPr>
-                <w:rFonts w:ascii="Times New Roman" w:eastAsia="Times New Roman" w:hAnsi="Times New Roman"/>
-                <w:bCs/>
-                <w:sz w:val="24"/>
-                <w:szCs w:val="24"/>
-                <w:lang w:eastAsia="es-ES"/>
-              </w:rPr>
+                <w:rFonts w:eastAsia="Times New Roman"/>
+                <w:lang w:eastAsia="es-ES"/>
+              </w:rPr>
+              <w:lastRenderedPageBreak/>
               <w:t>arXiv</w:t>
             </w:r>
             <w:proofErr w:type="spellEnd"/>
             <w:r>
               <w:rPr>
-                <w:rFonts w:ascii="Times New Roman" w:eastAsia="Times New Roman" w:hAnsi="Times New Roman"/>
-                <w:bCs/>
-                <w:sz w:val="24"/>
-                <w:szCs w:val="24"/>
+                <w:rFonts w:eastAsia="Times New Roman"/>
                 <w:lang w:eastAsia="es-ES"/>
               </w:rPr>
               <w:t xml:space="preserve"> (Harvard </w:t>
@@ -1889,10 +2477,7 @@
             <w:proofErr w:type="spellStart"/>
             <w:r>
               <w:rPr>
-                <w:rFonts w:ascii="Times New Roman" w:eastAsia="Times New Roman" w:hAnsi="Times New Roman"/>
-                <w:bCs/>
-                <w:sz w:val="24"/>
-                <w:szCs w:val="24"/>
+                <w:rFonts w:eastAsia="Times New Roman"/>
                 <w:lang w:eastAsia="es-ES"/>
               </w:rPr>
               <w:t>University</w:t>
@@ -1900,10 +2485,7 @@
             <w:proofErr w:type="spellEnd"/>
             <w:r>
               <w:rPr>
-                <w:rFonts w:ascii="Times New Roman" w:eastAsia="Times New Roman" w:hAnsi="Times New Roman"/>
-                <w:bCs/>
-                <w:sz w:val="24"/>
-                <w:szCs w:val="24"/>
+                <w:rFonts w:eastAsia="Times New Roman"/>
                 <w:lang w:eastAsia="es-ES"/>
               </w:rPr>
               <w:t>)</w:t>
@@ -1916,21 +2498,15 @@
           </w:tcPr>
           <w:p>
             <w:pPr>
-              <w:spacing w:after="0"/>
-              <w:rPr>
-                <w:rFonts w:ascii="Times New Roman" w:eastAsia="Times New Roman" w:hAnsi="Times New Roman"/>
-                <w:bCs/>
-                <w:sz w:val="24"/>
-                <w:szCs w:val="24"/>
+              <w:rPr>
+                <w:rFonts w:eastAsia="Times New Roman"/>
+                <w:bCs w:val="0"/>
                 <w:lang w:eastAsia="es-ES"/>
               </w:rPr>
             </w:pPr>
             <w:r>
               <w:rPr>
-                <w:rFonts w:ascii="Times New Roman" w:eastAsia="Times New Roman" w:hAnsi="Times New Roman"/>
-                <w:bCs/>
-                <w:sz w:val="24"/>
-                <w:szCs w:val="24"/>
+                <w:rFonts w:eastAsia="Times New Roman"/>
                 <w:lang w:eastAsia="es-ES"/>
               </w:rPr>
               <w:t>Salida del LLM (Probabilidad)</w:t>
@@ -1943,21 +2519,15 @@
           </w:tcPr>
           <w:p>
             <w:pPr>
-              <w:spacing w:after="0"/>
-              <w:rPr>
-                <w:rFonts w:ascii="Times New Roman" w:eastAsia="Times New Roman" w:hAnsi="Times New Roman"/>
-                <w:bCs/>
-                <w:sz w:val="24"/>
-                <w:szCs w:val="24"/>
+              <w:rPr>
+                <w:rFonts w:eastAsia="Times New Roman"/>
+                <w:bCs w:val="0"/>
                 <w:lang w:eastAsia="es-ES"/>
               </w:rPr>
             </w:pPr>
             <w:r>
               <w:rPr>
-                <w:rFonts w:ascii="Times New Roman" w:eastAsia="Times New Roman" w:hAnsi="Times New Roman"/>
-                <w:bCs/>
-                <w:sz w:val="24"/>
-                <w:szCs w:val="24"/>
+                <w:rFonts w:eastAsia="Times New Roman"/>
                 <w:lang w:eastAsia="es-ES"/>
               </w:rPr>
               <w:t>Usa estadísticas de texto (confianza/entropía) para inferir datos.</w:t>
@@ -1970,20 +2540,15 @@
           </w:tcPr>
           <w:p>
             <w:pPr>
-              <w:spacing w:after="0"/>
-              <w:rPr>
-                <w:rFonts w:ascii="Times New Roman" w:eastAsia="Times New Roman" w:hAnsi="Times New Roman"/>
-                <w:bCs/>
-                <w:sz w:val="24"/>
-                <w:szCs w:val="24"/>
+              <w:rPr>
+                <w:rFonts w:eastAsia="Times New Roman"/>
+                <w:bCs w:val="0"/>
                 <w:lang w:eastAsia="es-ES"/>
               </w:rPr>
             </w:pPr>
             <w:r>
               <w:rPr>
                 <w:rFonts w:eastAsia="Times New Roman"/>
-                <w:bCs/>
-                <w:szCs w:val="24"/>
                 <w:lang w:eastAsia="es-ES"/>
               </w:rPr>
               <w:t>log-</w:t>
@@ -1992,8 +2557,6 @@
             <w:r>
               <w:rPr>
                 <w:rFonts w:eastAsia="Times New Roman"/>
-                <w:bCs/>
-                <w:szCs w:val="24"/>
                 <w:lang w:eastAsia="es-ES"/>
               </w:rPr>
               <w:t>probabilities</w:t>
@@ -2001,10 +2564,7 @@
             <w:proofErr w:type="spellEnd"/>
             <w:r>
               <w:rPr>
-                <w:rFonts w:ascii="Times New Roman" w:eastAsia="Times New Roman" w:hAnsi="Times New Roman"/>
-                <w:bCs/>
-                <w:sz w:val="24"/>
-                <w:szCs w:val="24"/>
+                <w:rFonts w:eastAsia="Times New Roman"/>
                 <w:lang w:eastAsia="es-ES"/>
               </w:rPr>
               <w:t xml:space="preserve"> seguridad de la IA al responder.</w:t>
@@ -2017,12 +2577,9 @@
           </w:tcPr>
           <w:p>
             <w:pPr>
-              <w:spacing w:after="0"/>
-              <w:rPr>
-                <w:rFonts w:ascii="Times New Roman" w:eastAsia="Times New Roman" w:hAnsi="Times New Roman"/>
-                <w:bCs/>
-                <w:sz w:val="24"/>
-                <w:szCs w:val="24"/>
+              <w:rPr>
+                <w:rFonts w:eastAsia="Times New Roman"/>
+                <w:bCs w:val="0"/>
                 <w:lang w:eastAsia="es-ES"/>
               </w:rPr>
             </w:pPr>
@@ -2030,43 +2587,15 @@
               <w:r>
                 <w:rPr>
                   <w:rStyle w:val="Hipervnculo"/>
-                  <w:rFonts w:ascii="Times New Roman" w:eastAsia="Times New Roman" w:hAnsi="Times New Roman"/>
-                  <w:bCs/>
-                  <w:sz w:val="24"/>
-                  <w:szCs w:val="24"/>
+                  <w:rFonts w:eastAsia="Times New Roman"/>
                   <w:lang w:eastAsia="es-ES"/>
                 </w:rPr>
-                <w:t>https://arx</w:t>
-              </w:r>
-              <w:r>
-                <w:rPr>
-                  <w:rStyle w:val="Hipervnculo"/>
-                  <w:rFonts w:ascii="Times New Roman" w:eastAsia="Times New Roman" w:hAnsi="Times New Roman"/>
-                  <w:bCs/>
-                  <w:sz w:val="24"/>
-                  <w:szCs w:val="24"/>
-                  <w:lang w:eastAsia="es-ES"/>
-                </w:rPr>
-                <w:t>i</w:t>
-              </w:r>
-              <w:r>
-                <w:rPr>
-                  <w:rStyle w:val="Hipervnculo"/>
-                  <w:rFonts w:ascii="Times New Roman" w:eastAsia="Times New Roman" w:hAnsi="Times New Roman"/>
-                  <w:bCs/>
-                  <w:sz w:val="24"/>
-                  <w:szCs w:val="24"/>
-                  <w:lang w:eastAsia="es-ES"/>
-                </w:rPr>
-                <w:t>v.org/abs/2405.20446</w:t>
+                <w:t>https://arxiv.org/abs/2405.20446</w:t>
               </w:r>
             </w:hyperlink>
             <w:r>
               <w:rPr>
-                <w:rFonts w:ascii="Times New Roman" w:eastAsia="Times New Roman" w:hAnsi="Times New Roman"/>
-                <w:bCs/>
-                <w:sz w:val="24"/>
-                <w:szCs w:val="24"/>
+                <w:rFonts w:eastAsia="Times New Roman"/>
                 <w:lang w:eastAsia="es-ES"/>
               </w:rPr>
               <w:t xml:space="preserve"> </w:t>
@@ -2081,24 +2610,17 @@
           </w:tcPr>
           <w:p>
             <w:pPr>
-              <w:spacing w:after="0"/>
-              <w:rPr>
-                <w:rFonts w:ascii="Times New Roman" w:eastAsia="Times New Roman" w:hAnsi="Times New Roman"/>
-                <w:bCs/>
-                <w:sz w:val="24"/>
-                <w:szCs w:val="24"/>
+              <w:rPr>
+                <w:rFonts w:eastAsia="Times New Roman"/>
+                <w:bCs w:val="0"/>
                 <w:lang w:eastAsia="es-ES"/>
               </w:rPr>
             </w:pPr>
             <w:r>
               <w:rPr>
-                <w:rFonts w:ascii="Times New Roman" w:eastAsia="Times New Roman" w:hAnsi="Times New Roman"/>
-                <w:bCs/>
-                <w:sz w:val="24"/>
-                <w:szCs w:val="24"/>
-                <w:lang w:eastAsia="es-ES"/>
-              </w:rPr>
-              <w:lastRenderedPageBreak/>
+                <w:rFonts w:eastAsia="Times New Roman"/>
+                <w:lang w:eastAsia="es-ES"/>
+              </w:rPr>
               <w:t>2024</w:t>
             </w:r>
           </w:p>
@@ -2109,22 +2631,16 @@
           </w:tcPr>
           <w:p>
             <w:pPr>
-              <w:spacing w:after="0"/>
-              <w:rPr>
-                <w:rFonts w:ascii="Times New Roman" w:eastAsia="Times New Roman" w:hAnsi="Times New Roman"/>
-                <w:bCs/>
-                <w:sz w:val="24"/>
-                <w:szCs w:val="24"/>
+              <w:rPr>
+                <w:rFonts w:eastAsia="Times New Roman"/>
+                <w:bCs w:val="0"/>
                 <w:lang w:eastAsia="es-ES"/>
               </w:rPr>
             </w:pPr>
             <w:proofErr w:type="spellStart"/>
             <w:r>
               <w:rPr>
-                <w:rFonts w:ascii="Times New Roman" w:eastAsia="Times New Roman" w:hAnsi="Times New Roman"/>
-                <w:bCs/>
-                <w:sz w:val="24"/>
-                <w:szCs w:val="24"/>
+                <w:rFonts w:eastAsia="Times New Roman"/>
                 <w:lang w:eastAsia="es-ES"/>
               </w:rPr>
               <w:t>InputSnatch</w:t>
@@ -2132,10 +2648,7 @@
             <w:proofErr w:type="spellEnd"/>
             <w:r>
               <w:rPr>
-                <w:rFonts w:ascii="Times New Roman" w:eastAsia="Times New Roman" w:hAnsi="Times New Roman"/>
-                <w:bCs/>
-                <w:sz w:val="24"/>
-                <w:szCs w:val="24"/>
+                <w:rFonts w:eastAsia="Times New Roman"/>
                 <w:lang w:eastAsia="es-ES"/>
               </w:rPr>
               <w:t xml:space="preserve">: </w:t>
@@ -2143,10 +2656,7 @@
             <w:proofErr w:type="spellStart"/>
             <w:r>
               <w:rPr>
-                <w:rFonts w:ascii="Times New Roman" w:eastAsia="Times New Roman" w:hAnsi="Times New Roman"/>
-                <w:bCs/>
-                <w:sz w:val="24"/>
-                <w:szCs w:val="24"/>
+                <w:rFonts w:eastAsia="Times New Roman"/>
                 <w:lang w:eastAsia="es-ES"/>
               </w:rPr>
               <w:t>Stealing</w:t>
@@ -2154,10 +2664,7 @@
             <w:proofErr w:type="spellEnd"/>
             <w:r>
               <w:rPr>
-                <w:rFonts w:ascii="Times New Roman" w:eastAsia="Times New Roman" w:hAnsi="Times New Roman"/>
-                <w:bCs/>
-                <w:sz w:val="24"/>
-                <w:szCs w:val="24"/>
+                <w:rFonts w:eastAsia="Times New Roman"/>
                 <w:lang w:eastAsia="es-ES"/>
               </w:rPr>
               <w:t xml:space="preserve"> Input in LLM </w:t>
@@ -2165,10 +2672,7 @@
             <w:proofErr w:type="spellStart"/>
             <w:r>
               <w:rPr>
-                <w:rFonts w:ascii="Times New Roman" w:eastAsia="Times New Roman" w:hAnsi="Times New Roman"/>
-                <w:bCs/>
-                <w:sz w:val="24"/>
-                <w:szCs w:val="24"/>
+                <w:rFonts w:eastAsia="Times New Roman"/>
                 <w:lang w:eastAsia="es-ES"/>
               </w:rPr>
               <w:t>Services</w:t>
@@ -2182,22 +2686,16 @@
           </w:tcPr>
           <w:p>
             <w:pPr>
-              <w:spacing w:after="0"/>
-              <w:rPr>
-                <w:rFonts w:ascii="Times New Roman" w:eastAsia="Times New Roman" w:hAnsi="Times New Roman"/>
-                <w:bCs/>
-                <w:sz w:val="24"/>
-                <w:szCs w:val="24"/>
+              <w:rPr>
+                <w:rFonts w:eastAsia="Times New Roman"/>
+                <w:bCs w:val="0"/>
                 <w:lang w:eastAsia="es-ES"/>
               </w:rPr>
             </w:pPr>
             <w:proofErr w:type="spellStart"/>
             <w:r>
               <w:rPr>
-                <w:rFonts w:ascii="Times New Roman" w:eastAsia="Times New Roman" w:hAnsi="Times New Roman"/>
-                <w:bCs/>
-                <w:sz w:val="24"/>
-                <w:szCs w:val="24"/>
+                <w:rFonts w:eastAsia="Times New Roman"/>
                 <w:lang w:eastAsia="es-ES"/>
               </w:rPr>
               <w:t>arXiv</w:t>
@@ -2205,20 +2703,14 @@
             <w:proofErr w:type="spellEnd"/>
             <w:r>
               <w:rPr>
-                <w:rFonts w:ascii="Times New Roman" w:eastAsia="Times New Roman" w:hAnsi="Times New Roman"/>
-                <w:bCs/>
-                <w:sz w:val="24"/>
-                <w:szCs w:val="24"/>
+                <w:rFonts w:eastAsia="Times New Roman"/>
                 <w:lang w:eastAsia="es-ES"/>
               </w:rPr>
               <w:t xml:space="preserve"> (</w:t>
             </w:r>
             <w:r>
               <w:rPr>
-                <w:rFonts w:ascii="Times New Roman" w:eastAsia="Times New Roman" w:hAnsi="Times New Roman"/>
-                <w:bCs/>
-                <w:sz w:val="24"/>
-                <w:szCs w:val="24"/>
+                <w:rFonts w:eastAsia="Times New Roman"/>
                 <w:lang w:eastAsia="es-ES"/>
               </w:rPr>
               <w:t xml:space="preserve">Tema similar, ya que busca si algo esta guardado, pero con la cache y con </w:t>
@@ -2226,10 +2718,7 @@
             <w:proofErr w:type="spellStart"/>
             <w:r>
               <w:rPr>
-                <w:rFonts w:ascii="Times New Roman" w:eastAsia="Times New Roman" w:hAnsi="Times New Roman"/>
-                <w:bCs/>
-                <w:sz w:val="24"/>
-                <w:szCs w:val="24"/>
+                <w:rFonts w:eastAsia="Times New Roman"/>
                 <w:lang w:eastAsia="es-ES"/>
               </w:rPr>
               <w:t>prompts</w:t>
@@ -2237,20 +2726,14 @@
             <w:proofErr w:type="spellEnd"/>
             <w:r>
               <w:rPr>
-                <w:rFonts w:ascii="Times New Roman" w:eastAsia="Times New Roman" w:hAnsi="Times New Roman"/>
-                <w:bCs/>
-                <w:sz w:val="24"/>
-                <w:szCs w:val="24"/>
+                <w:rFonts w:eastAsia="Times New Roman"/>
                 <w:lang w:eastAsia="es-ES"/>
               </w:rPr>
               <w:t xml:space="preserve"> en vez de con archivos</w:t>
             </w:r>
             <w:r>
               <w:rPr>
-                <w:rFonts w:ascii="Times New Roman" w:eastAsia="Times New Roman" w:hAnsi="Times New Roman"/>
-                <w:bCs/>
-                <w:sz w:val="24"/>
-                <w:szCs w:val="24"/>
+                <w:rFonts w:eastAsia="Times New Roman"/>
                 <w:lang w:eastAsia="es-ES"/>
               </w:rPr>
               <w:t>)</w:t>
@@ -2263,21 +2746,15 @@
           </w:tcPr>
           <w:p>
             <w:pPr>
-              <w:spacing w:after="0"/>
-              <w:rPr>
-                <w:rFonts w:ascii="Times New Roman" w:eastAsia="Times New Roman" w:hAnsi="Times New Roman"/>
-                <w:bCs/>
-                <w:sz w:val="24"/>
-                <w:szCs w:val="24"/>
+              <w:rPr>
+                <w:rFonts w:eastAsia="Times New Roman"/>
+                <w:bCs w:val="0"/>
                 <w:lang w:eastAsia="es-ES"/>
               </w:rPr>
             </w:pPr>
             <w:r>
               <w:rPr>
-                <w:rFonts w:ascii="Times New Roman" w:eastAsia="Times New Roman" w:hAnsi="Times New Roman"/>
-                <w:bCs/>
-                <w:sz w:val="24"/>
-                <w:szCs w:val="24"/>
+                <w:rFonts w:eastAsia="Times New Roman"/>
                 <w:lang w:eastAsia="es-ES"/>
               </w:rPr>
               <w:t>Memoria Caché</w:t>
@@ -2290,21 +2767,15 @@
           </w:tcPr>
           <w:p>
             <w:pPr>
-              <w:spacing w:after="0"/>
-              <w:rPr>
-                <w:rFonts w:ascii="Times New Roman" w:eastAsia="Times New Roman" w:hAnsi="Times New Roman"/>
-                <w:bCs/>
-                <w:sz w:val="24"/>
-                <w:szCs w:val="24"/>
+              <w:rPr>
+                <w:rFonts w:eastAsia="Times New Roman"/>
+                <w:bCs w:val="0"/>
                 <w:lang w:eastAsia="es-ES"/>
               </w:rPr>
             </w:pPr>
             <w:r>
               <w:rPr>
-                <w:rFonts w:ascii="Times New Roman" w:eastAsia="Times New Roman" w:hAnsi="Times New Roman"/>
-                <w:bCs/>
-                <w:sz w:val="24"/>
-                <w:szCs w:val="24"/>
+                <w:rFonts w:eastAsia="Times New Roman"/>
                 <w:lang w:eastAsia="es-ES"/>
               </w:rPr>
               <w:t>Envía sondas para detectar si una respuesta es "instantánea", indicando que otro usuario ya hizo esa consulta antes.</w:t>
@@ -2317,21 +2788,15 @@
           </w:tcPr>
           <w:p>
             <w:pPr>
-              <w:spacing w:after="0"/>
-              <w:rPr>
-                <w:rFonts w:ascii="Times New Roman" w:eastAsia="Times New Roman" w:hAnsi="Times New Roman"/>
-                <w:bCs/>
-                <w:sz w:val="24"/>
-                <w:szCs w:val="24"/>
+              <w:rPr>
+                <w:rFonts w:eastAsia="Times New Roman"/>
+                <w:bCs w:val="0"/>
                 <w:lang w:eastAsia="es-ES"/>
               </w:rPr>
             </w:pPr>
             <w:r>
               <w:rPr>
-                <w:rFonts w:ascii="Times New Roman" w:eastAsia="Times New Roman" w:hAnsi="Times New Roman"/>
-                <w:bCs/>
-                <w:sz w:val="24"/>
-                <w:szCs w:val="24"/>
+                <w:rFonts w:eastAsia="Times New Roman"/>
                 <w:lang w:eastAsia="es-ES"/>
               </w:rPr>
               <w:t>Tiempo de Acierto en Caché</w:t>
@@ -2344,12 +2809,9 @@
           </w:tcPr>
           <w:p>
             <w:pPr>
-              <w:spacing w:after="0"/>
-              <w:rPr>
-                <w:rFonts w:ascii="Times New Roman" w:eastAsia="Times New Roman" w:hAnsi="Times New Roman"/>
-                <w:bCs/>
-                <w:sz w:val="24"/>
-                <w:szCs w:val="24"/>
+              <w:rPr>
+                <w:rFonts w:eastAsia="Times New Roman"/>
+                <w:bCs w:val="0"/>
                 <w:lang w:eastAsia="es-ES"/>
               </w:rPr>
             </w:pPr>
@@ -2357,43 +2819,15 @@
               <w:r>
                 <w:rPr>
                   <w:rStyle w:val="Hipervnculo"/>
-                  <w:rFonts w:ascii="Times New Roman" w:eastAsia="Times New Roman" w:hAnsi="Times New Roman"/>
-                  <w:bCs/>
-                  <w:sz w:val="24"/>
-                  <w:szCs w:val="24"/>
+                  <w:rFonts w:eastAsia="Times New Roman"/>
                   <w:lang w:eastAsia="es-ES"/>
                 </w:rPr>
-                <w:t>https://arx</w:t>
-              </w:r>
-              <w:r>
-                <w:rPr>
-                  <w:rStyle w:val="Hipervnculo"/>
-                  <w:rFonts w:ascii="Times New Roman" w:eastAsia="Times New Roman" w:hAnsi="Times New Roman"/>
-                  <w:bCs/>
-                  <w:sz w:val="24"/>
-                  <w:szCs w:val="24"/>
-                  <w:lang w:eastAsia="es-ES"/>
-                </w:rPr>
-                <w:t>i</w:t>
-              </w:r>
-              <w:r>
-                <w:rPr>
-                  <w:rStyle w:val="Hipervnculo"/>
-                  <w:rFonts w:ascii="Times New Roman" w:eastAsia="Times New Roman" w:hAnsi="Times New Roman"/>
-                  <w:bCs/>
-                  <w:sz w:val="24"/>
-                  <w:szCs w:val="24"/>
-                  <w:lang w:eastAsia="es-ES"/>
-                </w:rPr>
-                <w:t>v.org/abs/2411.18191</w:t>
+                <w:t>https://arxiv.org/abs/2411.18191</w:t>
               </w:r>
             </w:hyperlink>
             <w:r>
               <w:rPr>
-                <w:rFonts w:ascii="Times New Roman" w:eastAsia="Times New Roman" w:hAnsi="Times New Roman"/>
-                <w:bCs/>
-                <w:sz w:val="24"/>
-                <w:szCs w:val="24"/>
+                <w:rFonts w:eastAsia="Times New Roman"/>
                 <w:lang w:eastAsia="es-ES"/>
               </w:rPr>
               <w:t xml:space="preserve"> </w:t>
@@ -2408,21 +2842,15 @@
           </w:tcPr>
           <w:p>
             <w:pPr>
-              <w:spacing w:after="0"/>
-              <w:rPr>
-                <w:rFonts w:ascii="Times New Roman" w:eastAsia="Times New Roman" w:hAnsi="Times New Roman"/>
-                <w:bCs/>
-                <w:sz w:val="24"/>
-                <w:szCs w:val="24"/>
+              <w:rPr>
+                <w:rFonts w:eastAsia="Times New Roman"/>
+                <w:bCs w:val="0"/>
                 <w:lang w:eastAsia="es-ES"/>
               </w:rPr>
             </w:pPr>
             <w:r>
               <w:rPr>
-                <w:rFonts w:ascii="Times New Roman" w:eastAsia="Times New Roman" w:hAnsi="Times New Roman"/>
-                <w:bCs/>
-                <w:sz w:val="24"/>
-                <w:szCs w:val="24"/>
+                <w:rFonts w:eastAsia="Times New Roman"/>
                 <w:lang w:eastAsia="es-ES"/>
               </w:rPr>
               <w:t>2025</w:t>
@@ -2435,22 +2863,16 @@
           </w:tcPr>
           <w:p>
             <w:pPr>
-              <w:spacing w:after="0"/>
-              <w:rPr>
-                <w:rFonts w:ascii="Times New Roman" w:eastAsia="Times New Roman" w:hAnsi="Times New Roman"/>
-                <w:bCs/>
-                <w:sz w:val="24"/>
-                <w:szCs w:val="24"/>
+              <w:rPr>
+                <w:rFonts w:eastAsia="Times New Roman"/>
+                <w:bCs w:val="0"/>
                 <w:lang w:eastAsia="es-ES"/>
               </w:rPr>
             </w:pPr>
             <w:proofErr w:type="spellStart"/>
             <w:r>
               <w:rPr>
-                <w:rFonts w:ascii="Times New Roman" w:eastAsia="Times New Roman" w:hAnsi="Times New Roman"/>
-                <w:bCs/>
-                <w:sz w:val="24"/>
-                <w:szCs w:val="24"/>
+                <w:rFonts w:eastAsia="Times New Roman"/>
                 <w:lang w:eastAsia="es-ES"/>
               </w:rPr>
               <w:t>BudgetLeak</w:t>
@@ -2458,10 +2880,7 @@
             <w:proofErr w:type="spellEnd"/>
             <w:r>
               <w:rPr>
-                <w:rFonts w:ascii="Times New Roman" w:eastAsia="Times New Roman" w:hAnsi="Times New Roman"/>
-                <w:bCs/>
-                <w:sz w:val="24"/>
-                <w:szCs w:val="24"/>
+                <w:rFonts w:eastAsia="Times New Roman"/>
                 <w:lang w:eastAsia="es-ES"/>
               </w:rPr>
               <w:t xml:space="preserve">: </w:t>
@@ -2469,10 +2888,7 @@
             <w:proofErr w:type="spellStart"/>
             <w:r>
               <w:rPr>
-                <w:rFonts w:ascii="Times New Roman" w:eastAsia="Times New Roman" w:hAnsi="Times New Roman"/>
-                <w:bCs/>
-                <w:sz w:val="24"/>
-                <w:szCs w:val="24"/>
+                <w:rFonts w:eastAsia="Times New Roman"/>
                 <w:lang w:eastAsia="es-ES"/>
               </w:rPr>
               <w:t>Membership</w:t>
@@ -2480,10 +2896,7 @@
             <w:proofErr w:type="spellEnd"/>
             <w:r>
               <w:rPr>
-                <w:rFonts w:ascii="Times New Roman" w:eastAsia="Times New Roman" w:hAnsi="Times New Roman"/>
-                <w:bCs/>
-                <w:sz w:val="24"/>
-                <w:szCs w:val="24"/>
+                <w:rFonts w:eastAsia="Times New Roman"/>
                 <w:lang w:eastAsia="es-ES"/>
               </w:rPr>
               <w:t xml:space="preserve"> </w:t>
@@ -2491,10 +2904,7 @@
             <w:proofErr w:type="spellStart"/>
             <w:r>
               <w:rPr>
-                <w:rFonts w:ascii="Times New Roman" w:eastAsia="Times New Roman" w:hAnsi="Times New Roman"/>
-                <w:bCs/>
-                <w:sz w:val="24"/>
-                <w:szCs w:val="24"/>
+                <w:rFonts w:eastAsia="Times New Roman"/>
                 <w:lang w:eastAsia="es-ES"/>
               </w:rPr>
               <w:t>Inference</w:t>
@@ -2502,10 +2912,7 @@
             <w:proofErr w:type="spellEnd"/>
             <w:r>
               <w:rPr>
-                <w:rFonts w:ascii="Times New Roman" w:eastAsia="Times New Roman" w:hAnsi="Times New Roman"/>
-                <w:bCs/>
-                <w:sz w:val="24"/>
-                <w:szCs w:val="24"/>
+                <w:rFonts w:eastAsia="Times New Roman"/>
                 <w:lang w:eastAsia="es-ES"/>
               </w:rPr>
               <w:t xml:space="preserve"> </w:t>
@@ -2513,10 +2920,7 @@
             <w:proofErr w:type="spellStart"/>
             <w:r>
               <w:rPr>
-                <w:rFonts w:ascii="Times New Roman" w:eastAsia="Times New Roman" w:hAnsi="Times New Roman"/>
-                <w:bCs/>
-                <w:sz w:val="24"/>
-                <w:szCs w:val="24"/>
+                <w:rFonts w:eastAsia="Times New Roman"/>
                 <w:lang w:eastAsia="es-ES"/>
               </w:rPr>
               <w:t>on</w:t>
@@ -2524,10 +2928,7 @@
             <w:proofErr w:type="spellEnd"/>
             <w:r>
               <w:rPr>
-                <w:rFonts w:ascii="Times New Roman" w:eastAsia="Times New Roman" w:hAnsi="Times New Roman"/>
-                <w:bCs/>
-                <w:sz w:val="24"/>
-                <w:szCs w:val="24"/>
+                <w:rFonts w:eastAsia="Times New Roman"/>
                 <w:lang w:eastAsia="es-ES"/>
               </w:rPr>
               <w:t xml:space="preserve"> RAG</w:t>
@@ -2540,22 +2941,16 @@
           </w:tcPr>
           <w:p>
             <w:pPr>
-              <w:spacing w:after="0"/>
-              <w:rPr>
-                <w:rFonts w:ascii="Times New Roman" w:eastAsia="Times New Roman" w:hAnsi="Times New Roman"/>
-                <w:bCs/>
-                <w:sz w:val="24"/>
-                <w:szCs w:val="24"/>
+              <w:rPr>
+                <w:rFonts w:eastAsia="Times New Roman"/>
+                <w:bCs w:val="0"/>
                 <w:lang w:eastAsia="es-ES"/>
               </w:rPr>
             </w:pPr>
             <w:proofErr w:type="spellStart"/>
             <w:r>
               <w:rPr>
-                <w:rFonts w:ascii="Times New Roman" w:eastAsia="Times New Roman" w:hAnsi="Times New Roman"/>
-                <w:bCs/>
-                <w:sz w:val="24"/>
-                <w:szCs w:val="24"/>
+                <w:rFonts w:eastAsia="Times New Roman"/>
                 <w:lang w:eastAsia="es-ES"/>
               </w:rPr>
               <w:t>arXiv</w:t>
@@ -2563,20 +2958,14 @@
             <w:proofErr w:type="spellEnd"/>
             <w:r>
               <w:rPr>
-                <w:rFonts w:ascii="Times New Roman" w:eastAsia="Times New Roman" w:hAnsi="Times New Roman"/>
-                <w:bCs/>
-                <w:sz w:val="24"/>
-                <w:szCs w:val="24"/>
+                <w:rFonts w:eastAsia="Times New Roman"/>
                 <w:lang w:eastAsia="es-ES"/>
               </w:rPr>
               <w:t xml:space="preserve"> (</w:t>
             </w:r>
             <w:r>
               <w:rPr>
-                <w:rFonts w:ascii="Times New Roman" w:eastAsia="Times New Roman" w:hAnsi="Times New Roman"/>
-                <w:bCs/>
-                <w:sz w:val="24"/>
-                <w:szCs w:val="24"/>
+                <w:rFonts w:eastAsia="Times New Roman"/>
                 <w:lang w:eastAsia="es-ES"/>
               </w:rPr>
               <w:t xml:space="preserve">Usa RAG solo que con otro tipo de </w:t>
@@ -2584,10 +2973,7 @@
             <w:proofErr w:type="gramStart"/>
             <w:r>
               <w:rPr>
-                <w:rFonts w:ascii="Times New Roman" w:eastAsia="Times New Roman" w:hAnsi="Times New Roman"/>
-                <w:bCs/>
-                <w:sz w:val="24"/>
-                <w:szCs w:val="24"/>
+                <w:rFonts w:eastAsia="Times New Roman"/>
                 <w:lang w:eastAsia="es-ES"/>
               </w:rPr>
               <w:t>ataque</w:t>
@@ -2595,20 +2981,14 @@
             <w:proofErr w:type="gramEnd"/>
             <w:r>
               <w:rPr>
-                <w:rFonts w:ascii="Times New Roman" w:eastAsia="Times New Roman" w:hAnsi="Times New Roman"/>
-                <w:bCs/>
-                <w:sz w:val="24"/>
-                <w:szCs w:val="24"/>
+                <w:rFonts w:eastAsia="Times New Roman"/>
                 <w:lang w:eastAsia="es-ES"/>
               </w:rPr>
               <w:t xml:space="preserve"> pero centrándose en el conocimiento</w:t>
             </w:r>
             <w:r>
               <w:rPr>
-                <w:rFonts w:ascii="Times New Roman" w:eastAsia="Times New Roman" w:hAnsi="Times New Roman"/>
-                <w:bCs/>
-                <w:sz w:val="24"/>
-                <w:szCs w:val="24"/>
+                <w:rFonts w:eastAsia="Times New Roman"/>
                 <w:lang w:eastAsia="es-ES"/>
               </w:rPr>
               <w:t>)</w:t>
@@ -2621,21 +3001,15 @@
           </w:tcPr>
           <w:p>
             <w:pPr>
-              <w:spacing w:after="0"/>
-              <w:rPr>
-                <w:rFonts w:ascii="Times New Roman" w:eastAsia="Times New Roman" w:hAnsi="Times New Roman"/>
-                <w:bCs/>
-                <w:sz w:val="24"/>
-                <w:szCs w:val="24"/>
+              <w:rPr>
+                <w:rFonts w:eastAsia="Times New Roman"/>
+                <w:bCs w:val="0"/>
                 <w:lang w:eastAsia="es-ES"/>
               </w:rPr>
             </w:pPr>
             <w:r>
               <w:rPr>
-                <w:rFonts w:ascii="Times New Roman" w:eastAsia="Times New Roman" w:hAnsi="Times New Roman"/>
-                <w:bCs/>
-                <w:sz w:val="24"/>
-                <w:szCs w:val="24"/>
+                <w:rFonts w:eastAsia="Times New Roman"/>
                 <w:lang w:eastAsia="es-ES"/>
               </w:rPr>
               <w:t>LLM (Fase de Generación)</w:t>
@@ -2648,21 +3022,15 @@
           </w:tcPr>
           <w:p>
             <w:pPr>
-              <w:spacing w:after="0"/>
-              <w:rPr>
-                <w:rFonts w:ascii="Times New Roman" w:eastAsia="Times New Roman" w:hAnsi="Times New Roman"/>
-                <w:bCs/>
-                <w:sz w:val="24"/>
-                <w:szCs w:val="24"/>
+              <w:rPr>
+                <w:rFonts w:eastAsia="Times New Roman"/>
+                <w:bCs w:val="0"/>
                 <w:lang w:eastAsia="es-ES"/>
               </w:rPr>
             </w:pPr>
             <w:r>
               <w:rPr>
-                <w:rFonts w:ascii="Times New Roman" w:eastAsia="Times New Roman" w:hAnsi="Times New Roman"/>
-                <w:bCs/>
-                <w:sz w:val="24"/>
-                <w:szCs w:val="24"/>
+                <w:rFonts w:eastAsia="Times New Roman"/>
                 <w:lang w:eastAsia="es-ES"/>
               </w:rPr>
               <w:t>Manipula el presupuesto de tokens para ver si el LLM cambia su comportamiento al acceder a un dato privado.</w:t>
@@ -2675,21 +3043,15 @@
           </w:tcPr>
           <w:p>
             <w:pPr>
-              <w:spacing w:after="0"/>
-              <w:rPr>
-                <w:rFonts w:ascii="Times New Roman" w:eastAsia="Times New Roman" w:hAnsi="Times New Roman"/>
-                <w:bCs/>
-                <w:sz w:val="24"/>
-                <w:szCs w:val="24"/>
+              <w:rPr>
+                <w:rFonts w:eastAsia="Times New Roman"/>
+                <w:bCs w:val="0"/>
                 <w:lang w:eastAsia="es-ES"/>
               </w:rPr>
             </w:pPr>
             <w:r>
               <w:rPr>
-                <w:rFonts w:ascii="Times New Roman" w:eastAsia="Times New Roman" w:hAnsi="Times New Roman"/>
-                <w:bCs/>
-                <w:sz w:val="24"/>
-                <w:szCs w:val="24"/>
+                <w:rFonts w:eastAsia="Times New Roman"/>
                 <w:lang w:eastAsia="es-ES"/>
               </w:rPr>
               <w:t>Tokens usados</w:t>
@@ -2702,12 +3064,9 @@
           </w:tcPr>
           <w:p>
             <w:pPr>
-              <w:spacing w:after="0"/>
-              <w:rPr>
-                <w:rFonts w:ascii="Times New Roman" w:eastAsia="Times New Roman" w:hAnsi="Times New Roman"/>
-                <w:bCs/>
-                <w:sz w:val="24"/>
-                <w:szCs w:val="24"/>
+              <w:rPr>
+                <w:rFonts w:eastAsia="Times New Roman"/>
+                <w:bCs w:val="0"/>
                 <w:lang w:eastAsia="es-ES"/>
               </w:rPr>
             </w:pPr>
@@ -2715,76 +3074,15 @@
               <w:r>
                 <w:rPr>
                   <w:rStyle w:val="Hipervnculo"/>
-                  <w:rFonts w:ascii="Times New Roman" w:eastAsia="Times New Roman" w:hAnsi="Times New Roman"/>
-                  <w:bCs/>
-                  <w:sz w:val="24"/>
-                  <w:szCs w:val="24"/>
+                  <w:rFonts w:eastAsia="Times New Roman"/>
                   <w:lang w:eastAsia="es-ES"/>
                 </w:rPr>
-                <w:t>https://arx</w:t>
-              </w:r>
-              <w:r>
-                <w:rPr>
-                  <w:rStyle w:val="Hipervnculo"/>
-                  <w:rFonts w:ascii="Times New Roman" w:eastAsia="Times New Roman" w:hAnsi="Times New Roman"/>
-                  <w:bCs/>
-                  <w:sz w:val="24"/>
-                  <w:szCs w:val="24"/>
-                  <w:lang w:eastAsia="es-ES"/>
-                </w:rPr>
-                <w:t>i</w:t>
-              </w:r>
-              <w:r>
-                <w:rPr>
-                  <w:rStyle w:val="Hipervnculo"/>
-                  <w:rFonts w:ascii="Times New Roman" w:eastAsia="Times New Roman" w:hAnsi="Times New Roman"/>
-                  <w:bCs/>
-                  <w:sz w:val="24"/>
-                  <w:szCs w:val="24"/>
-                  <w:lang w:eastAsia="es-ES"/>
-                </w:rPr>
-                <w:t>v.org/abs/</w:t>
-              </w:r>
-              <w:r>
-                <w:rPr>
-                  <w:rStyle w:val="Hipervnculo"/>
-                  <w:rFonts w:ascii="Times New Roman" w:eastAsia="Times New Roman" w:hAnsi="Times New Roman"/>
-                  <w:bCs/>
-                  <w:sz w:val="24"/>
-                  <w:szCs w:val="24"/>
-                  <w:lang w:eastAsia="es-ES"/>
-                </w:rPr>
-                <w:t>2</w:t>
-              </w:r>
-              <w:r>
-                <w:rPr>
-                  <w:rStyle w:val="Hipervnculo"/>
-                  <w:rFonts w:ascii="Times New Roman" w:eastAsia="Times New Roman" w:hAnsi="Times New Roman"/>
-                  <w:bCs/>
-                  <w:sz w:val="24"/>
-                  <w:szCs w:val="24"/>
-                  <w:lang w:eastAsia="es-ES"/>
-                </w:rPr>
-                <w:t>5</w:t>
-              </w:r>
-              <w:r>
-                <w:rPr>
-                  <w:rStyle w:val="Hipervnculo"/>
-                  <w:rFonts w:ascii="Times New Roman" w:eastAsia="Times New Roman" w:hAnsi="Times New Roman"/>
-                  <w:bCs/>
-                  <w:sz w:val="24"/>
-                  <w:szCs w:val="24"/>
-                  <w:lang w:eastAsia="es-ES"/>
-                </w:rPr>
-                <w:t>11.12043</w:t>
+                <w:t>https://arxiv.org/abs/2511.12043</w:t>
               </w:r>
             </w:hyperlink>
             <w:r>
               <w:rPr>
-                <w:rFonts w:ascii="Times New Roman" w:eastAsia="Times New Roman" w:hAnsi="Times New Roman"/>
-                <w:bCs/>
-                <w:sz w:val="24"/>
-                <w:szCs w:val="24"/>
+                <w:rFonts w:eastAsia="Times New Roman"/>
                 <w:lang w:eastAsia="es-ES"/>
               </w:rPr>
               <w:t xml:space="preserve"> </w:t>
@@ -2799,21 +3097,15 @@
           </w:tcPr>
           <w:p>
             <w:pPr>
-              <w:spacing w:after="0"/>
-              <w:rPr>
-                <w:rFonts w:ascii="Times New Roman" w:eastAsia="Times New Roman" w:hAnsi="Times New Roman"/>
-                <w:bCs/>
-                <w:sz w:val="24"/>
-                <w:szCs w:val="24"/>
+              <w:rPr>
+                <w:rFonts w:eastAsia="Times New Roman"/>
+                <w:bCs w:val="0"/>
                 <w:lang w:eastAsia="es-ES"/>
               </w:rPr>
             </w:pPr>
             <w:r>
               <w:rPr>
-                <w:rFonts w:ascii="Times New Roman" w:eastAsia="Times New Roman" w:hAnsi="Times New Roman"/>
-                <w:bCs/>
-                <w:sz w:val="24"/>
-                <w:szCs w:val="24"/>
+                <w:rFonts w:eastAsia="Times New Roman"/>
                 <w:lang w:eastAsia="es-ES"/>
               </w:rPr>
               <w:t>2025</w:t>
@@ -2826,22 +3118,16 @@
           </w:tcPr>
           <w:p>
             <w:pPr>
-              <w:spacing w:after="0"/>
-              <w:rPr>
-                <w:rFonts w:ascii="Times New Roman" w:eastAsia="Times New Roman" w:hAnsi="Times New Roman"/>
-                <w:bCs/>
-                <w:sz w:val="24"/>
-                <w:szCs w:val="24"/>
+              <w:rPr>
+                <w:rFonts w:eastAsia="Times New Roman"/>
+                <w:bCs w:val="0"/>
                 <w:lang w:eastAsia="es-ES"/>
               </w:rPr>
             </w:pPr>
             <w:proofErr w:type="spellStart"/>
             <w:r>
               <w:rPr>
-                <w:rFonts w:ascii="Times New Roman" w:eastAsia="Times New Roman" w:hAnsi="Times New Roman"/>
-                <w:bCs/>
-                <w:sz w:val="24"/>
-                <w:szCs w:val="24"/>
+                <w:rFonts w:eastAsia="Times New Roman"/>
                 <w:lang w:eastAsia="es-ES"/>
               </w:rPr>
               <w:t>WhisperLeak</w:t>
@@ -2849,10 +3135,7 @@
             <w:proofErr w:type="spellEnd"/>
             <w:r>
               <w:rPr>
-                <w:rFonts w:ascii="Times New Roman" w:eastAsia="Times New Roman" w:hAnsi="Times New Roman"/>
-                <w:bCs/>
-                <w:sz w:val="24"/>
-                <w:szCs w:val="24"/>
+                <w:rFonts w:eastAsia="Times New Roman"/>
                 <w:lang w:eastAsia="es-ES"/>
               </w:rPr>
               <w:t xml:space="preserve">: </w:t>
@@ -2860,10 +3143,7 @@
             <w:proofErr w:type="spellStart"/>
             <w:r>
               <w:rPr>
-                <w:rFonts w:ascii="Times New Roman" w:eastAsia="Times New Roman" w:hAnsi="Times New Roman"/>
-                <w:bCs/>
-                <w:sz w:val="24"/>
-                <w:szCs w:val="24"/>
+                <w:rFonts w:eastAsia="Times New Roman"/>
                 <w:lang w:eastAsia="es-ES"/>
               </w:rPr>
               <w:t>Side-channel</w:t>
@@ -2871,10 +3151,7 @@
             <w:proofErr w:type="spellEnd"/>
             <w:r>
               <w:rPr>
-                <w:rFonts w:ascii="Times New Roman" w:eastAsia="Times New Roman" w:hAnsi="Times New Roman"/>
-                <w:bCs/>
-                <w:sz w:val="24"/>
-                <w:szCs w:val="24"/>
+                <w:rFonts w:eastAsia="Times New Roman"/>
                 <w:lang w:eastAsia="es-ES"/>
               </w:rPr>
               <w:t xml:space="preserve"> </w:t>
@@ -2882,10 +3159,7 @@
             <w:proofErr w:type="spellStart"/>
             <w:r>
               <w:rPr>
-                <w:rFonts w:ascii="Times New Roman" w:eastAsia="Times New Roman" w:hAnsi="Times New Roman"/>
-                <w:bCs/>
-                <w:sz w:val="24"/>
-                <w:szCs w:val="24"/>
+                <w:rFonts w:eastAsia="Times New Roman"/>
                 <w:lang w:eastAsia="es-ES"/>
               </w:rPr>
               <w:t>attack</w:t>
@@ -2893,10 +3167,7 @@
             <w:proofErr w:type="spellEnd"/>
             <w:r>
               <w:rPr>
-                <w:rFonts w:ascii="Times New Roman" w:eastAsia="Times New Roman" w:hAnsi="Times New Roman"/>
-                <w:bCs/>
-                <w:sz w:val="24"/>
-                <w:szCs w:val="24"/>
+                <w:rFonts w:eastAsia="Times New Roman"/>
                 <w:lang w:eastAsia="es-ES"/>
               </w:rPr>
               <w:t xml:space="preserve"> </w:t>
@@ -2904,10 +3175,7 @@
             <w:proofErr w:type="spellStart"/>
             <w:r>
               <w:rPr>
-                <w:rFonts w:ascii="Times New Roman" w:eastAsia="Times New Roman" w:hAnsi="Times New Roman"/>
-                <w:bCs/>
-                <w:sz w:val="24"/>
-                <w:szCs w:val="24"/>
+                <w:rFonts w:eastAsia="Times New Roman"/>
                 <w:lang w:eastAsia="es-ES"/>
               </w:rPr>
               <w:t>on</w:t>
@@ -2915,10 +3183,7 @@
             <w:proofErr w:type="spellEnd"/>
             <w:r>
               <w:rPr>
-                <w:rFonts w:ascii="Times New Roman" w:eastAsia="Times New Roman" w:hAnsi="Times New Roman"/>
-                <w:bCs/>
-                <w:sz w:val="24"/>
-                <w:szCs w:val="24"/>
+                <w:rFonts w:eastAsia="Times New Roman"/>
                 <w:lang w:eastAsia="es-ES"/>
               </w:rPr>
               <w:t xml:space="preserve"> LLM</w:t>
@@ -2931,22 +3196,16 @@
           </w:tcPr>
           <w:p>
             <w:pPr>
-              <w:spacing w:after="0"/>
-              <w:rPr>
-                <w:rFonts w:ascii="Times New Roman" w:eastAsia="Times New Roman" w:hAnsi="Times New Roman"/>
-                <w:bCs/>
-                <w:sz w:val="24"/>
-                <w:szCs w:val="24"/>
+              <w:rPr>
+                <w:rFonts w:eastAsia="Times New Roman"/>
+                <w:bCs w:val="0"/>
                 <w:lang w:eastAsia="es-ES"/>
               </w:rPr>
             </w:pPr>
             <w:proofErr w:type="spellStart"/>
             <w:r>
               <w:rPr>
-                <w:rFonts w:ascii="Times New Roman" w:eastAsia="Times New Roman" w:hAnsi="Times New Roman"/>
-                <w:bCs/>
-                <w:sz w:val="24"/>
-                <w:szCs w:val="24"/>
+                <w:rFonts w:eastAsia="Times New Roman"/>
                 <w:lang w:eastAsia="es-ES"/>
               </w:rPr>
               <w:t>arXiv</w:t>
@@ -2954,33 +3213,17 @@
             <w:proofErr w:type="spellEnd"/>
             <w:r>
               <w:rPr>
-                <w:rFonts w:ascii="Times New Roman" w:eastAsia="Times New Roman" w:hAnsi="Times New Roman"/>
-                <w:bCs/>
-                <w:sz w:val="24"/>
-                <w:szCs w:val="24"/>
+                <w:rFonts w:eastAsia="Times New Roman"/>
                 <w:lang w:eastAsia="es-ES"/>
               </w:rPr>
               <w:t xml:space="preserve"> (Microsoft)</w:t>
             </w:r>
             <w:r>
               <w:rPr>
-                <w:rFonts w:ascii="Times New Roman" w:eastAsia="Times New Roman" w:hAnsi="Times New Roman"/>
-                <w:bCs/>
-                <w:sz w:val="24"/>
-                <w:szCs w:val="24"/>
-                <w:lang w:eastAsia="es-ES"/>
-              </w:rPr>
-              <w:t xml:space="preserve"> </w:t>
-            </w:r>
-            <w:r>
-              <w:rPr>
-                <w:rFonts w:ascii="Times New Roman" w:eastAsia="Times New Roman" w:hAnsi="Times New Roman"/>
-                <w:bCs/>
-                <w:sz w:val="24"/>
-                <w:szCs w:val="24"/>
-                <w:lang w:eastAsia="es-ES"/>
-              </w:rPr>
-              <w:t>(Las empresas han hecho cambios gracias a este trabajo)</w:t>
+                <w:rFonts w:eastAsia="Times New Roman"/>
+                <w:lang w:eastAsia="es-ES"/>
+              </w:rPr>
+              <w:t xml:space="preserve"> (Las empresas han hecho cambios gracias a este trabajo)</w:t>
             </w:r>
           </w:p>
         </w:tc>
@@ -2990,21 +3233,15 @@
           </w:tcPr>
           <w:p>
             <w:pPr>
-              <w:spacing w:after="0"/>
-              <w:rPr>
-                <w:rFonts w:ascii="Times New Roman" w:eastAsia="Times New Roman" w:hAnsi="Times New Roman"/>
-                <w:bCs/>
-                <w:sz w:val="24"/>
-                <w:szCs w:val="24"/>
+              <w:rPr>
+                <w:rFonts w:eastAsia="Times New Roman"/>
+                <w:bCs w:val="0"/>
                 <w:lang w:eastAsia="es-ES"/>
               </w:rPr>
             </w:pPr>
             <w:r>
               <w:rPr>
-                <w:rFonts w:ascii="Times New Roman" w:eastAsia="Times New Roman" w:hAnsi="Times New Roman"/>
-                <w:bCs/>
-                <w:sz w:val="24"/>
-                <w:szCs w:val="24"/>
+                <w:rFonts w:eastAsia="Times New Roman"/>
                 <w:lang w:eastAsia="es-ES"/>
               </w:rPr>
               <w:t>Tráfico de Red</w:t>
@@ -3017,21 +3254,15 @@
           </w:tcPr>
           <w:p>
             <w:pPr>
-              <w:spacing w:after="0"/>
-              <w:rPr>
-                <w:rFonts w:ascii="Times New Roman" w:eastAsia="Times New Roman" w:hAnsi="Times New Roman"/>
-                <w:bCs/>
-                <w:sz w:val="24"/>
-                <w:szCs w:val="24"/>
+              <w:rPr>
+                <w:rFonts w:eastAsia="Times New Roman"/>
+                <w:bCs w:val="0"/>
                 <w:lang w:eastAsia="es-ES"/>
               </w:rPr>
             </w:pPr>
             <w:r>
               <w:rPr>
-                <w:rFonts w:ascii="Times New Roman" w:eastAsia="Times New Roman" w:hAnsi="Times New Roman"/>
-                <w:bCs/>
-                <w:sz w:val="24"/>
-                <w:szCs w:val="24"/>
+                <w:rFonts w:eastAsia="Times New Roman"/>
                 <w:lang w:eastAsia="es-ES"/>
               </w:rPr>
               <w:t>Analiza patrones de tiempo y tamaño de paquetes en respuestas token a token cifradas para clasificar el tema.</w:t>
@@ -3044,21 +3275,15 @@
           </w:tcPr>
           <w:p>
             <w:pPr>
-              <w:spacing w:after="0"/>
-              <w:rPr>
-                <w:rFonts w:ascii="Times New Roman" w:eastAsia="Times New Roman" w:hAnsi="Times New Roman"/>
-                <w:bCs/>
-                <w:sz w:val="24"/>
-                <w:szCs w:val="24"/>
+              <w:rPr>
+                <w:rFonts w:eastAsia="Times New Roman"/>
+                <w:bCs w:val="0"/>
                 <w:lang w:eastAsia="es-ES"/>
               </w:rPr>
             </w:pPr>
             <w:r>
               <w:rPr>
-                <w:rFonts w:ascii="Times New Roman" w:eastAsia="Times New Roman" w:hAnsi="Times New Roman"/>
-                <w:bCs/>
-                <w:sz w:val="24"/>
-                <w:szCs w:val="24"/>
+                <w:rFonts w:eastAsia="Times New Roman"/>
                 <w:lang w:eastAsia="es-ES"/>
               </w:rPr>
               <w:t>Patrón de Tráfico</w:t>
@@ -3071,12 +3296,9 @@
           </w:tcPr>
           <w:p>
             <w:pPr>
-              <w:spacing w:after="0"/>
-              <w:rPr>
-                <w:rFonts w:ascii="Times New Roman" w:eastAsia="Times New Roman" w:hAnsi="Times New Roman"/>
-                <w:bCs/>
-                <w:sz w:val="24"/>
-                <w:szCs w:val="24"/>
+              <w:rPr>
+                <w:rFonts w:eastAsia="Times New Roman"/>
+                <w:bCs w:val="0"/>
                 <w:lang w:eastAsia="es-ES"/>
               </w:rPr>
             </w:pPr>
@@ -3084,43 +3306,15 @@
               <w:r>
                 <w:rPr>
                   <w:rStyle w:val="Hipervnculo"/>
-                  <w:rFonts w:ascii="Times New Roman" w:eastAsia="Times New Roman" w:hAnsi="Times New Roman"/>
-                  <w:bCs/>
-                  <w:sz w:val="24"/>
-                  <w:szCs w:val="24"/>
+                  <w:rFonts w:eastAsia="Times New Roman"/>
                   <w:lang w:eastAsia="es-ES"/>
                 </w:rPr>
-                <w:t>https://a</w:t>
-              </w:r>
-              <w:r>
-                <w:rPr>
-                  <w:rStyle w:val="Hipervnculo"/>
-                  <w:rFonts w:ascii="Times New Roman" w:eastAsia="Times New Roman" w:hAnsi="Times New Roman"/>
-                  <w:bCs/>
-                  <w:sz w:val="24"/>
-                  <w:szCs w:val="24"/>
-                  <w:lang w:eastAsia="es-ES"/>
-                </w:rPr>
-                <w:t>r</w:t>
-              </w:r>
-              <w:r>
-                <w:rPr>
-                  <w:rStyle w:val="Hipervnculo"/>
-                  <w:rFonts w:ascii="Times New Roman" w:eastAsia="Times New Roman" w:hAnsi="Times New Roman"/>
-                  <w:bCs/>
-                  <w:sz w:val="24"/>
-                  <w:szCs w:val="24"/>
-                  <w:lang w:eastAsia="es-ES"/>
-                </w:rPr>
-                <w:t>xiv.org/abs/2511.03675</w:t>
+                <w:t>https://arxiv.org/abs/2511.03675</w:t>
               </w:r>
             </w:hyperlink>
             <w:r>
               <w:rPr>
-                <w:rFonts w:ascii="Times New Roman" w:eastAsia="Times New Roman" w:hAnsi="Times New Roman"/>
-                <w:bCs/>
-                <w:sz w:val="24"/>
-                <w:szCs w:val="24"/>
+                <w:rFonts w:eastAsia="Times New Roman"/>
                 <w:lang w:eastAsia="es-ES"/>
               </w:rPr>
               <w:t xml:space="preserve"> </w:t>
@@ -3135,21 +3329,15 @@
           </w:tcPr>
           <w:p>
             <w:pPr>
-              <w:spacing w:after="0"/>
-              <w:rPr>
-                <w:rFonts w:ascii="Times New Roman" w:eastAsia="Times New Roman" w:hAnsi="Times New Roman"/>
-                <w:bCs/>
-                <w:sz w:val="24"/>
-                <w:szCs w:val="24"/>
+              <w:rPr>
+                <w:rFonts w:eastAsia="Times New Roman"/>
+                <w:bCs w:val="0"/>
                 <w:lang w:eastAsia="es-ES"/>
               </w:rPr>
             </w:pPr>
             <w:r>
               <w:rPr>
-                <w:rFonts w:ascii="Times New Roman" w:eastAsia="Times New Roman" w:hAnsi="Times New Roman"/>
-                <w:bCs/>
-                <w:sz w:val="24"/>
-                <w:szCs w:val="24"/>
+                <w:rFonts w:eastAsia="Times New Roman"/>
                 <w:lang w:eastAsia="es-ES"/>
               </w:rPr>
               <w:t>2025</w:t>
@@ -3162,21 +3350,15 @@
           </w:tcPr>
           <w:p>
             <w:pPr>
-              <w:spacing w:after="0"/>
-              <w:rPr>
-                <w:rFonts w:ascii="Times New Roman" w:eastAsia="Times New Roman" w:hAnsi="Times New Roman"/>
-                <w:bCs/>
-                <w:sz w:val="24"/>
-                <w:szCs w:val="24"/>
+              <w:rPr>
+                <w:rFonts w:eastAsia="Times New Roman"/>
+                <w:bCs w:val="0"/>
                 <w:lang w:eastAsia="es-ES"/>
               </w:rPr>
             </w:pPr>
             <w:r>
               <w:rPr>
-                <w:rFonts w:ascii="Times New Roman" w:eastAsia="Times New Roman" w:hAnsi="Times New Roman"/>
-                <w:bCs/>
-                <w:sz w:val="24"/>
-                <w:szCs w:val="24"/>
+                <w:rFonts w:eastAsia="Times New Roman"/>
                 <w:lang w:eastAsia="es-ES"/>
               </w:rPr>
               <w:t>Mi proyecto</w:t>
@@ -3189,21 +3371,15 @@
           </w:tcPr>
           <w:p>
             <w:pPr>
-              <w:spacing w:after="0"/>
-              <w:rPr>
-                <w:rFonts w:ascii="Times New Roman" w:eastAsia="Times New Roman" w:hAnsi="Times New Roman"/>
-                <w:bCs/>
-                <w:sz w:val="24"/>
-                <w:szCs w:val="24"/>
+              <w:rPr>
+                <w:rFonts w:eastAsia="Times New Roman"/>
+                <w:bCs w:val="0"/>
                 <w:lang w:eastAsia="es-ES"/>
               </w:rPr>
             </w:pPr>
             <w:r>
               <w:rPr>
-                <w:rFonts w:ascii="Times New Roman" w:eastAsia="Times New Roman" w:hAnsi="Times New Roman"/>
-                <w:bCs/>
-                <w:sz w:val="24"/>
-                <w:szCs w:val="24"/>
+                <w:rFonts w:eastAsia="Times New Roman"/>
                 <w:lang w:eastAsia="es-ES"/>
               </w:rPr>
               <w:t>N/A</w:t>
@@ -3216,21 +3392,15 @@
           </w:tcPr>
           <w:p>
             <w:pPr>
-              <w:spacing w:after="0"/>
-              <w:rPr>
-                <w:rFonts w:ascii="Times New Roman" w:eastAsia="Times New Roman" w:hAnsi="Times New Roman"/>
-                <w:bCs/>
-                <w:sz w:val="24"/>
-                <w:szCs w:val="24"/>
+              <w:rPr>
+                <w:rFonts w:eastAsia="Times New Roman"/>
+                <w:bCs w:val="0"/>
                 <w:lang w:eastAsia="es-ES"/>
               </w:rPr>
             </w:pPr>
             <w:r>
               <w:rPr>
-                <w:rFonts w:ascii="Times New Roman" w:eastAsia="Times New Roman" w:hAnsi="Times New Roman"/>
-                <w:bCs/>
-                <w:sz w:val="24"/>
-                <w:szCs w:val="24"/>
+                <w:rFonts w:eastAsia="Times New Roman"/>
                 <w:lang w:eastAsia="es-ES"/>
               </w:rPr>
               <w:t>Base de Datos Vectorial</w:t>
@@ -3243,41 +3413,29 @@
           </w:tcPr>
           <w:p>
             <w:pPr>
-              <w:spacing w:after="0"/>
-              <w:rPr>
-                <w:rFonts w:ascii="Times New Roman" w:eastAsia="Times New Roman" w:hAnsi="Times New Roman"/>
-                <w:bCs/>
-                <w:sz w:val="24"/>
-                <w:szCs w:val="24"/>
+              <w:rPr>
+                <w:rFonts w:eastAsia="Times New Roman"/>
+                <w:bCs w:val="0"/>
                 <w:lang w:eastAsia="es-ES"/>
               </w:rPr>
             </w:pPr>
             <w:r>
               <w:rPr>
-                <w:rFonts w:ascii="Times New Roman" w:eastAsia="Times New Roman" w:hAnsi="Times New Roman"/>
-                <w:bCs/>
-                <w:sz w:val="24"/>
-                <w:szCs w:val="24"/>
+                <w:rFonts w:eastAsia="Times New Roman"/>
                 <w:lang w:eastAsia="es-ES"/>
               </w:rPr>
               <w:t>Explota la carga computacional variable de los algoritmos de búsqueda</w:t>
             </w:r>
             <w:r>
               <w:rPr>
-                <w:rFonts w:ascii="Times New Roman" w:eastAsia="Times New Roman" w:hAnsi="Times New Roman"/>
-                <w:bCs/>
-                <w:sz w:val="24"/>
-                <w:szCs w:val="24"/>
+                <w:rFonts w:eastAsia="Times New Roman"/>
                 <w:lang w:eastAsia="es-ES"/>
               </w:rPr>
               <w:t xml:space="preserve"> </w:t>
             </w:r>
             <w:r>
               <w:rPr>
-                <w:rFonts w:ascii="Times New Roman" w:eastAsia="Times New Roman" w:hAnsi="Times New Roman"/>
-                <w:bCs/>
-                <w:sz w:val="24"/>
-                <w:szCs w:val="24"/>
+                <w:rFonts w:eastAsia="Times New Roman"/>
                 <w:lang w:eastAsia="es-ES"/>
               </w:rPr>
               <w:t>dependiendo de la densidad de los datos.</w:t>
@@ -3290,21 +3448,15 @@
           </w:tcPr>
           <w:p>
             <w:pPr>
-              <w:spacing w:after="0"/>
-              <w:rPr>
-                <w:rFonts w:ascii="Times New Roman" w:eastAsia="Times New Roman" w:hAnsi="Times New Roman"/>
-                <w:bCs/>
-                <w:sz w:val="24"/>
-                <w:szCs w:val="24"/>
+              <w:rPr>
+                <w:rFonts w:eastAsia="Times New Roman"/>
+                <w:bCs w:val="0"/>
                 <w:lang w:eastAsia="es-ES"/>
               </w:rPr>
             </w:pPr>
             <w:r>
               <w:rPr>
-                <w:rFonts w:ascii="Times New Roman" w:eastAsia="Times New Roman" w:hAnsi="Times New Roman"/>
-                <w:bCs/>
-                <w:sz w:val="24"/>
-                <w:szCs w:val="24"/>
+                <w:rFonts w:eastAsia="Times New Roman"/>
                 <w:lang w:eastAsia="es-ES"/>
               </w:rPr>
               <w:t>Tiempo de Búsqueda</w:t>
@@ -3317,21 +3469,15 @@
           </w:tcPr>
           <w:p>
             <w:pPr>
-              <w:spacing w:after="0"/>
-              <w:rPr>
-                <w:rFonts w:ascii="Times New Roman" w:eastAsia="Times New Roman" w:hAnsi="Times New Roman"/>
-                <w:bCs/>
-                <w:sz w:val="24"/>
-                <w:szCs w:val="24"/>
+              <w:rPr>
+                <w:rFonts w:eastAsia="Times New Roman"/>
+                <w:bCs w:val="0"/>
                 <w:lang w:eastAsia="es-ES"/>
               </w:rPr>
             </w:pPr>
             <w:r>
               <w:rPr>
-                <w:rFonts w:ascii="Times New Roman" w:eastAsia="Times New Roman" w:hAnsi="Times New Roman"/>
-                <w:bCs/>
-                <w:sz w:val="24"/>
-                <w:szCs w:val="24"/>
+                <w:rFonts w:eastAsia="Times New Roman"/>
                 <w:lang w:eastAsia="es-ES"/>
               </w:rPr>
               <w:t>N/A</w:t>
@@ -3342,32 +3488,23 @@
     </w:tbl>
     <w:p>
       <w:pPr>
-        <w:spacing w:after="0" w:line="240" w:lineRule="auto"/>
-        <w:jc w:val="both"/>
-        <w:rPr>
-          <w:rFonts w:ascii="Times New Roman" w:eastAsia="Times New Roman" w:hAnsi="Times New Roman"/>
-          <w:bCs/>
-          <w:sz w:val="24"/>
-          <w:szCs w:val="24"/>
-          <w:lang w:eastAsia="es-ES"/>
-        </w:rPr>
-      </w:pPr>
-      <w:r>
-        <w:rPr>
-          <w:rFonts w:ascii="Times New Roman" w:eastAsia="Times New Roman" w:hAnsi="Times New Roman"/>
+        <w:rPr>
+          <w:rFonts w:eastAsia="Times New Roman"/>
+          <w:bCs w:val="0"/>
+          <w:lang w:eastAsia="es-ES"/>
+        </w:rPr>
+      </w:pPr>
+      <w:r>
+        <w:rPr>
+          <w:rFonts w:eastAsia="Times New Roman"/>
           <w:b/>
-          <w:sz w:val="24"/>
-          <w:szCs w:val="24"/>
           <w:lang w:eastAsia="es-ES"/>
         </w:rPr>
         <w:br w:type="textWrapping" w:clear="all"/>
       </w:r>
       <w:r>
         <w:rPr>
-          <w:rFonts w:ascii="Times New Roman" w:eastAsia="Times New Roman" w:hAnsi="Times New Roman"/>
-          <w:bCs/>
-          <w:sz w:val="24"/>
-          <w:szCs w:val="24"/>
+          <w:rFonts w:eastAsia="Times New Roman"/>
           <w:lang w:eastAsia="es-ES"/>
         </w:rPr>
         <w:t xml:space="preserve">Ya que en la tabla no cabe toda la información que me gustaría sobre los trabajos que he investigado para hacer este estado del arte, voy a hacer una explicación de cada trabajo que añada los datos faltantes de cada uno. </w:t>
@@ -3375,13 +3512,9 @@
     </w:p>
     <w:p>
       <w:pPr>
-        <w:spacing w:after="0" w:line="240" w:lineRule="auto"/>
-        <w:jc w:val="both"/>
-        <w:rPr>
-          <w:rFonts w:ascii="Times New Roman" w:eastAsia="Times New Roman" w:hAnsi="Times New Roman"/>
-          <w:bCs/>
-          <w:sz w:val="24"/>
-          <w:szCs w:val="24"/>
+        <w:rPr>
+          <w:rFonts w:eastAsia="Times New Roman"/>
+          <w:bCs w:val="0"/>
           <w:lang w:eastAsia="es-ES"/>
         </w:rPr>
       </w:pPr>
@@ -3397,7 +3530,6 @@
         <w:rPr>
           <w:rFonts w:eastAsia="Times New Roman"/>
           <w:b/>
-          <w:szCs w:val="24"/>
           <w:lang w:eastAsia="es-ES"/>
         </w:rPr>
       </w:pPr>
@@ -3406,7 +3538,6 @@
         <w:rPr>
           <w:rFonts w:eastAsia="Times New Roman"/>
           <w:b/>
-          <w:szCs w:val="24"/>
           <w:lang w:eastAsia="es-ES"/>
         </w:rPr>
         <w:t>Is</w:t>
@@ -3416,7 +3547,6 @@
         <w:rPr>
           <w:rFonts w:eastAsia="Times New Roman"/>
           <w:b/>
-          <w:szCs w:val="24"/>
           <w:lang w:eastAsia="es-ES"/>
         </w:rPr>
         <w:t xml:space="preserve"> </w:t>
@@ -3426,7 +3556,6 @@
         <w:rPr>
           <w:rFonts w:eastAsia="Times New Roman"/>
           <w:b/>
-          <w:szCs w:val="24"/>
           <w:lang w:eastAsia="es-ES"/>
         </w:rPr>
         <w:t>My</w:t>
@@ -3436,7 +3565,6 @@
         <w:rPr>
           <w:rFonts w:eastAsia="Times New Roman"/>
           <w:b/>
-          <w:szCs w:val="24"/>
           <w:lang w:eastAsia="es-ES"/>
         </w:rPr>
         <w:t xml:space="preserve"> Data in </w:t>
@@ -3446,7 +3574,6 @@
         <w:rPr>
           <w:rFonts w:eastAsia="Times New Roman"/>
           <w:b/>
-          <w:szCs w:val="24"/>
           <w:lang w:eastAsia="es-ES"/>
         </w:rPr>
         <w:t>Your</w:t>
@@ -3456,7 +3583,6 @@
         <w:rPr>
           <w:rFonts w:eastAsia="Times New Roman"/>
           <w:b/>
-          <w:szCs w:val="24"/>
           <w:lang w:eastAsia="es-ES"/>
         </w:rPr>
         <w:t xml:space="preserve"> </w:t>
@@ -3466,7 +3592,6 @@
         <w:rPr>
           <w:rFonts w:eastAsia="Times New Roman"/>
           <w:b/>
-          <w:szCs w:val="24"/>
           <w:lang w:eastAsia="es-ES"/>
         </w:rPr>
         <w:t>Retrieval</w:t>
@@ -3476,7 +3601,6 @@
         <w:rPr>
           <w:rFonts w:eastAsia="Times New Roman"/>
           <w:b/>
-          <w:szCs w:val="24"/>
           <w:lang w:eastAsia="es-ES"/>
         </w:rPr>
         <w:t xml:space="preserve"> </w:t>
@@ -3486,7 +3610,6 @@
         <w:rPr>
           <w:rFonts w:eastAsia="Times New Roman"/>
           <w:b/>
-          <w:szCs w:val="24"/>
           <w:lang w:eastAsia="es-ES"/>
         </w:rPr>
         <w:t>Database</w:t>
@@ -3496,7 +3619,6 @@
         <w:rPr>
           <w:rFonts w:eastAsia="Times New Roman"/>
           <w:b/>
-          <w:szCs w:val="24"/>
           <w:lang w:eastAsia="es-ES"/>
         </w:rPr>
         <w:t xml:space="preserve">? </w:t>
@@ -3506,7 +3628,6 @@
         <w:rPr>
           <w:rFonts w:eastAsia="Times New Roman"/>
           <w:b/>
-          <w:szCs w:val="24"/>
           <w:lang w:eastAsia="es-ES"/>
         </w:rPr>
         <w:t>Membership</w:t>
@@ -3516,7 +3637,6 @@
         <w:rPr>
           <w:rFonts w:eastAsia="Times New Roman"/>
           <w:b/>
-          <w:szCs w:val="24"/>
           <w:lang w:eastAsia="es-ES"/>
         </w:rPr>
         <w:t xml:space="preserve"> </w:t>
@@ -3526,7 +3646,6 @@
         <w:rPr>
           <w:rFonts w:eastAsia="Times New Roman"/>
           <w:b/>
-          <w:szCs w:val="24"/>
           <w:lang w:eastAsia="es-ES"/>
         </w:rPr>
         <w:t>Inference</w:t>
@@ -3536,7 +3655,6 @@
         <w:rPr>
           <w:rFonts w:eastAsia="Times New Roman"/>
           <w:b/>
-          <w:szCs w:val="24"/>
           <w:lang w:eastAsia="es-ES"/>
         </w:rPr>
         <w:t xml:space="preserve"> </w:t>
@@ -3546,7 +3664,6 @@
         <w:rPr>
           <w:rFonts w:eastAsia="Times New Roman"/>
           <w:b/>
-          <w:szCs w:val="24"/>
           <w:lang w:eastAsia="es-ES"/>
         </w:rPr>
         <w:t>Attacks</w:t>
@@ -3556,7 +3673,6 @@
         <w:rPr>
           <w:rFonts w:eastAsia="Times New Roman"/>
           <w:b/>
-          <w:szCs w:val="24"/>
           <w:lang w:eastAsia="es-ES"/>
         </w:rPr>
         <w:t xml:space="preserve"> </w:t>
@@ -3566,7 +3682,6 @@
         <w:rPr>
           <w:rFonts w:eastAsia="Times New Roman"/>
           <w:b/>
-          <w:szCs w:val="24"/>
           <w:lang w:eastAsia="es-ES"/>
         </w:rPr>
         <w:t>Against</w:t>
@@ -3576,7 +3691,6 @@
         <w:rPr>
           <w:rFonts w:eastAsia="Times New Roman"/>
           <w:b/>
-          <w:szCs w:val="24"/>
           <w:lang w:eastAsia="es-ES"/>
         </w:rPr>
         <w:t xml:space="preserve"> </w:t>
@@ -3586,7 +3700,6 @@
         <w:rPr>
           <w:rFonts w:eastAsia="Times New Roman"/>
           <w:b/>
-          <w:szCs w:val="24"/>
           <w:lang w:eastAsia="es-ES"/>
         </w:rPr>
         <w:t>Retrieval</w:t>
@@ -3596,7 +3709,6 @@
         <w:rPr>
           <w:rFonts w:eastAsia="Times New Roman"/>
           <w:b/>
-          <w:szCs w:val="24"/>
           <w:lang w:eastAsia="es-ES"/>
         </w:rPr>
         <w:t xml:space="preserve"> </w:t>
@@ -3606,7 +3718,6 @@
         <w:rPr>
           <w:rFonts w:eastAsia="Times New Roman"/>
           <w:b/>
-          <w:szCs w:val="24"/>
           <w:lang w:eastAsia="es-ES"/>
         </w:rPr>
         <w:t>Augmented</w:t>
@@ -3616,7 +3727,6 @@
         <w:rPr>
           <w:rFonts w:eastAsia="Times New Roman"/>
           <w:b/>
-          <w:szCs w:val="24"/>
           <w:lang w:eastAsia="es-ES"/>
         </w:rPr>
         <w:t xml:space="preserve"> </w:t>
@@ -3626,7 +3736,6 @@
         <w:rPr>
           <w:rFonts w:eastAsia="Times New Roman"/>
           <w:b/>
-          <w:szCs w:val="24"/>
           <w:lang w:eastAsia="es-ES"/>
         </w:rPr>
         <w:t>Generation</w:t>
@@ -3636,7 +3745,6 @@
         <w:rPr>
           <w:rFonts w:eastAsia="Times New Roman"/>
           <w:b/>
-          <w:szCs w:val="24"/>
           <w:lang w:eastAsia="es-ES"/>
         </w:rPr>
         <w:t>:</w:t>
@@ -3644,8 +3752,6 @@
       <w:r>
         <w:rPr>
           <w:rFonts w:eastAsia="Times New Roman"/>
-          <w:bCs/>
-          <w:szCs w:val="24"/>
           <w:lang w:eastAsia="es-ES"/>
         </w:rPr>
         <w:t xml:space="preserve"> Este </w:t>
@@ -3655,8 +3761,6 @@
       <w:r>
         <w:rPr>
           <w:rFonts w:eastAsia="Times New Roman"/>
-          <w:bCs/>
-          <w:szCs w:val="24"/>
           <w:lang w:eastAsia="es-ES"/>
         </w:rPr>
         <w:t>paper</w:t>
@@ -3666,8 +3770,6 @@
       <w:r>
         <w:rPr>
           <w:rFonts w:eastAsia="Times New Roman"/>
-          <w:bCs/>
-          <w:szCs w:val="24"/>
           <w:lang w:eastAsia="es-ES"/>
         </w:rPr>
         <w:t xml:space="preserve"> es muy interesante para el estudio de este estado del arte ya que trabaja con bases de datos</w:t>
@@ -3675,8 +3777,6 @@
       <w:r>
         <w:rPr>
           <w:rFonts w:eastAsia="Times New Roman"/>
-          <w:bCs/>
-          <w:szCs w:val="24"/>
           <w:lang w:eastAsia="es-ES"/>
         </w:rPr>
         <w:t xml:space="preserve"> RAG</w:t>
@@ -3684,8 +3784,6 @@
       <w:r>
         <w:rPr>
           <w:rFonts w:eastAsia="Times New Roman"/>
-          <w:bCs/>
-          <w:szCs w:val="24"/>
           <w:lang w:eastAsia="es-ES"/>
         </w:rPr>
         <w:t>. En este sentido este trabajo es muy cercano a mi tema, ya que realiza un estudio de si un archivo est</w:t>
@@ -3693,8 +3791,6 @@
       <w:r>
         <w:rPr>
           <w:rFonts w:eastAsia="Times New Roman"/>
-          <w:bCs/>
-          <w:szCs w:val="24"/>
           <w:lang w:eastAsia="es-ES"/>
         </w:rPr>
         <w:t>á</w:t>
@@ -3702,8 +3798,6 @@
       <w:r>
         <w:rPr>
           <w:rFonts w:eastAsia="Times New Roman"/>
-          <w:bCs/>
-          <w:szCs w:val="24"/>
           <w:lang w:eastAsia="es-ES"/>
         </w:rPr>
         <w:t xml:space="preserve"> o no presente en una base de datos. La principal diferencia es que en este </w:t>
@@ -3713,8 +3807,6 @@
       <w:r>
         <w:rPr>
           <w:rFonts w:eastAsia="Times New Roman"/>
-          <w:bCs/>
-          <w:szCs w:val="24"/>
           <w:lang w:eastAsia="es-ES"/>
         </w:rPr>
         <w:t>paper</w:t>
@@ -3724,8 +3816,6 @@
       <w:r>
         <w:rPr>
           <w:rFonts w:eastAsia="Times New Roman"/>
-          <w:bCs/>
-          <w:szCs w:val="24"/>
           <w:lang w:eastAsia="es-ES"/>
         </w:rPr>
         <w:t xml:space="preserve"> se estudia esto usando </w:t>
@@ -3733,8 +3823,6 @@
       <w:r>
         <w:rPr>
           <w:rFonts w:eastAsia="Times New Roman"/>
-          <w:bCs/>
-          <w:szCs w:val="24"/>
           <w:lang w:eastAsia="es-ES"/>
         </w:rPr>
         <w:t xml:space="preserve">las respuestas del modelo y los </w:t>
@@ -3742,8 +3830,6 @@
       <w:r>
         <w:rPr>
           <w:rFonts w:eastAsia="Times New Roman"/>
-          <w:bCs/>
-          <w:szCs w:val="24"/>
           <w:lang w:eastAsia="es-ES"/>
         </w:rPr>
         <w:t>log-</w:t>
@@ -3752,8 +3838,6 @@
       <w:r>
         <w:rPr>
           <w:rFonts w:eastAsia="Times New Roman"/>
-          <w:bCs/>
-          <w:szCs w:val="24"/>
           <w:lang w:eastAsia="es-ES"/>
         </w:rPr>
         <w:t>probabilities</w:t>
@@ -3762,8 +3846,6 @@
       <w:r>
         <w:rPr>
           <w:rFonts w:eastAsia="Times New Roman"/>
-          <w:bCs/>
-          <w:szCs w:val="24"/>
           <w:lang w:eastAsia="es-ES"/>
         </w:rPr>
         <w:t>,</w:t>
@@ -3771,8 +3853,6 @@
       <w:r>
         <w:rPr>
           <w:rFonts w:eastAsia="Times New Roman"/>
-          <w:bCs/>
-          <w:szCs w:val="24"/>
           <w:lang w:eastAsia="es-ES"/>
         </w:rPr>
         <w:t xml:space="preserve"> que es la </w:t>
@@ -3780,8 +3860,6 @@
       <w:r>
         <w:rPr>
           <w:rFonts w:eastAsia="Times New Roman"/>
-          <w:bCs/>
-          <w:szCs w:val="24"/>
           <w:lang w:eastAsia="es-ES"/>
         </w:rPr>
         <w:t>probabilidad</w:t>
@@ -3789,8 +3867,6 @@
       <w:r>
         <w:rPr>
           <w:rFonts w:eastAsia="Times New Roman"/>
-          <w:bCs/>
-          <w:szCs w:val="24"/>
           <w:lang w:eastAsia="es-ES"/>
         </w:rPr>
         <w:t xml:space="preserve"> </w:t>
@@ -3798,8 +3874,6 @@
       <w:r>
         <w:rPr>
           <w:rFonts w:eastAsia="Times New Roman"/>
-          <w:bCs/>
-          <w:szCs w:val="24"/>
           <w:lang w:eastAsia="es-ES"/>
         </w:rPr>
         <w:t>que tiene el LLM de predecir un token u otro</w:t>
@@ -3807,8 +3881,6 @@
       <w:r>
         <w:rPr>
           <w:rFonts w:eastAsia="Times New Roman"/>
-          <w:bCs/>
-          <w:szCs w:val="24"/>
           <w:lang w:eastAsia="es-ES"/>
         </w:rPr>
         <w:t>.</w:t>
@@ -3816,8 +3888,6 @@
       <w:r>
         <w:rPr>
           <w:rFonts w:eastAsia="Times New Roman"/>
-          <w:bCs/>
-          <w:szCs w:val="24"/>
           <w:lang w:eastAsia="es-ES"/>
         </w:rPr>
         <w:t xml:space="preserve"> En este caso se prueban dos entornos.</w:t>
@@ -3833,16 +3903,13 @@
         <w:spacing w:after="0"/>
         <w:rPr>
           <w:rFonts w:eastAsia="Times New Roman"/>
-          <w:bCs/>
-          <w:szCs w:val="24"/>
-          <w:lang w:eastAsia="es-ES"/>
-        </w:rPr>
-      </w:pPr>
-      <w:r>
-        <w:rPr>
-          <w:rFonts w:eastAsia="Times New Roman"/>
-          <w:bCs/>
-          <w:szCs w:val="24"/>
+          <w:bCs w:val="0"/>
+          <w:lang w:eastAsia="es-ES"/>
+        </w:rPr>
+      </w:pPr>
+      <w:r>
+        <w:rPr>
+          <w:rFonts w:eastAsia="Times New Roman"/>
           <w:lang w:eastAsia="es-ES"/>
         </w:rPr>
         <w:t xml:space="preserve">Black box: En este entorno el usuario solo ve el chat y simplemente se </w:t>
@@ -3850,8 +3917,6 @@
       <w:r>
         <w:rPr>
           <w:rFonts w:eastAsia="Times New Roman"/>
-          <w:bCs/>
-          <w:szCs w:val="24"/>
           <w:lang w:eastAsia="es-ES"/>
         </w:rPr>
         <w:t>centrará</w:t>
@@ -3859,8 +3924,6 @@
       <w:r>
         <w:rPr>
           <w:rFonts w:eastAsia="Times New Roman"/>
-          <w:bCs/>
-          <w:szCs w:val="24"/>
           <w:lang w:eastAsia="es-ES"/>
         </w:rPr>
         <w:t xml:space="preserve"> en la respuesta del modelo para saber si un archivo est</w:t>
@@ -3868,8 +3931,6 @@
       <w:r>
         <w:rPr>
           <w:rFonts w:eastAsia="Times New Roman"/>
-          <w:bCs/>
-          <w:szCs w:val="24"/>
           <w:lang w:eastAsia="es-ES"/>
         </w:rPr>
         <w:t>á</w:t>
@@ -3877,27 +3938,21 @@
       <w:r>
         <w:rPr>
           <w:rFonts w:eastAsia="Times New Roman"/>
-          <w:bCs/>
-          <w:szCs w:val="24"/>
-          <w:lang w:eastAsia="es-ES"/>
-        </w:rPr>
-        <w:t xml:space="preserve"> presente o no en el contexto que este obtiene por detrás. El problema de este entorno fue que a veces la IA </w:t>
-      </w:r>
-      <w:r>
-        <w:rPr>
-          <w:rFonts w:eastAsia="Times New Roman"/>
-          <w:bCs/>
-          <w:szCs w:val="24"/>
+          <w:lang w:eastAsia="es-ES"/>
+        </w:rPr>
+        <w:t xml:space="preserve"> presente o no en el contexto </w:t>
+      </w:r>
+      <w:r>
+        <w:rPr>
+          <w:rFonts w:eastAsia="Times New Roman"/>
           <w:lang w:eastAsia="es-ES"/>
         </w:rPr>
         <w:lastRenderedPageBreak/>
-        <w:t xml:space="preserve">alucinaba dando la respuesta, entre </w:t>
-      </w:r>
-      <w:r>
-        <w:rPr>
-          <w:rFonts w:eastAsia="Times New Roman"/>
-          <w:bCs/>
-          <w:szCs w:val="24"/>
+        <w:t xml:space="preserve">que este obtiene por detrás. El problema de este entorno fue que a veces la IA alucinaba dando la respuesta, entre </w:t>
+      </w:r>
+      <w:r>
+        <w:rPr>
+          <w:rFonts w:eastAsia="Times New Roman"/>
           <w:lang w:eastAsia="es-ES"/>
         </w:rPr>
         <w:t>sí</w:t>
@@ -3905,8 +3960,6 @@
       <w:r>
         <w:rPr>
           <w:rFonts w:eastAsia="Times New Roman"/>
-          <w:bCs/>
-          <w:szCs w:val="24"/>
           <w:lang w:eastAsia="es-ES"/>
         </w:rPr>
         <w:t xml:space="preserve"> y no, menos probable. Pero igualmente obtuvieron valores de AUC-ROC y de TPR@FPR altos (0.6 – 1) dependiendo del modelo y datos utilizados</w:t>
@@ -3914,8 +3967,6 @@
       <w:r>
         <w:rPr>
           <w:rFonts w:eastAsia="Times New Roman"/>
-          <w:bCs/>
-          <w:szCs w:val="24"/>
           <w:lang w:eastAsia="es-ES"/>
         </w:rPr>
         <w:t xml:space="preserve"> (0.8 media de AUC-ROC)</w:t>
@@ -3923,8 +3974,6 @@
       <w:r>
         <w:rPr>
           <w:rFonts w:eastAsia="Times New Roman"/>
-          <w:bCs/>
-          <w:szCs w:val="24"/>
           <w:lang w:eastAsia="es-ES"/>
         </w:rPr>
         <w:t>.</w:t>
@@ -3940,16 +3989,13 @@
         <w:spacing w:after="0"/>
         <w:rPr>
           <w:rFonts w:eastAsia="Times New Roman"/>
-          <w:bCs/>
-          <w:szCs w:val="24"/>
-          <w:lang w:eastAsia="es-ES"/>
-        </w:rPr>
-      </w:pPr>
-      <w:r>
-        <w:rPr>
-          <w:rFonts w:eastAsia="Times New Roman"/>
-          <w:bCs/>
-          <w:szCs w:val="24"/>
+          <w:bCs w:val="0"/>
+          <w:lang w:eastAsia="es-ES"/>
+        </w:rPr>
+      </w:pPr>
+      <w:r>
+        <w:rPr>
+          <w:rFonts w:eastAsia="Times New Roman"/>
           <w:lang w:eastAsia="es-ES"/>
         </w:rPr>
         <w:t>Gray box: Lo que ellos llaman gray box es un modelo al cual se tiene acceso a metadatos como los log-</w:t>
@@ -3958,8 +4004,6 @@
       <w:r>
         <w:rPr>
           <w:rFonts w:eastAsia="Times New Roman"/>
-          <w:bCs/>
-          <w:szCs w:val="24"/>
           <w:lang w:eastAsia="es-ES"/>
         </w:rPr>
         <w:t>probabilities</w:t>
@@ -3968,8 +4012,6 @@
       <w:r>
         <w:rPr>
           <w:rFonts w:eastAsia="Times New Roman"/>
-          <w:bCs/>
-          <w:szCs w:val="24"/>
           <w:lang w:eastAsia="es-ES"/>
         </w:rPr>
         <w:t xml:space="preserve"> que es el dato que han estudiado. En este caso los valores de medición mejoraron </w:t>
@@ -3977,8 +4019,6 @@
       <w:r>
         <w:rPr>
           <w:rFonts w:eastAsia="Times New Roman"/>
-          <w:bCs/>
-          <w:szCs w:val="24"/>
           <w:lang w:eastAsia="es-ES"/>
         </w:rPr>
         <w:t>considerablemente (0.9 media de AUC-ROC).</w:t>
@@ -3986,22 +4026,16 @@
     </w:p>
     <w:p>
       <w:pPr>
-        <w:spacing w:after="0"/>
         <w:ind w:left="720"/>
         <w:rPr>
-          <w:rFonts w:ascii="Times New Roman" w:eastAsia="Times New Roman" w:hAnsi="Times New Roman" w:cstheme="minorBidi"/>
-          <w:bCs/>
-          <w:sz w:val="24"/>
-          <w:szCs w:val="24"/>
-          <w:lang w:eastAsia="es-ES"/>
-        </w:rPr>
-      </w:pPr>
-      <w:r>
-        <w:rPr>
-          <w:rFonts w:ascii="Times New Roman" w:eastAsia="Times New Roman" w:hAnsi="Times New Roman" w:cstheme="minorBidi"/>
-          <w:bCs/>
-          <w:sz w:val="24"/>
-          <w:szCs w:val="24"/>
+          <w:rFonts w:eastAsia="Times New Roman" w:cstheme="minorBidi"/>
+          <w:bCs w:val="0"/>
+          <w:lang w:eastAsia="es-ES"/>
+        </w:rPr>
+      </w:pPr>
+      <w:r>
+        <w:rPr>
+          <w:rFonts w:eastAsia="Times New Roman" w:cstheme="minorBidi"/>
           <w:lang w:eastAsia="es-ES"/>
         </w:rPr>
         <w:t xml:space="preserve">También cabe mencionar que en este </w:t>
@@ -4010,10 +4044,7 @@
       <w:proofErr w:type="gramStart"/>
       <w:r>
         <w:rPr>
-          <w:rFonts w:ascii="Times New Roman" w:eastAsia="Times New Roman" w:hAnsi="Times New Roman" w:cstheme="minorBidi"/>
-          <w:bCs/>
-          <w:sz w:val="24"/>
-          <w:szCs w:val="24"/>
+          <w:rFonts w:eastAsia="Times New Roman" w:cstheme="minorBidi"/>
           <w:lang w:eastAsia="es-ES"/>
         </w:rPr>
         <w:t>paper</w:t>
@@ -4022,10 +4053,7 @@
       <w:proofErr w:type="gramEnd"/>
       <w:r>
         <w:rPr>
-          <w:rFonts w:ascii="Times New Roman" w:eastAsia="Times New Roman" w:hAnsi="Times New Roman" w:cstheme="minorBidi"/>
-          <w:bCs/>
-          <w:sz w:val="24"/>
-          <w:szCs w:val="24"/>
+          <w:rFonts w:eastAsia="Times New Roman" w:cstheme="minorBidi"/>
           <w:lang w:eastAsia="es-ES"/>
         </w:rPr>
         <w:t xml:space="preserve"> se estudian dos </w:t>
@@ -4033,20 +4061,14 @@
       <w:proofErr w:type="spellStart"/>
       <w:r>
         <w:rPr>
-          <w:rFonts w:ascii="Times New Roman" w:eastAsia="Times New Roman" w:hAnsi="Times New Roman" w:cstheme="minorBidi"/>
-          <w:bCs/>
-          <w:sz w:val="24"/>
-          <w:szCs w:val="24"/>
+          <w:rFonts w:eastAsia="Times New Roman" w:cstheme="minorBidi"/>
           <w:lang w:eastAsia="es-ES"/>
         </w:rPr>
         <w:t>data</w:t>
       </w:r>
       <w:r>
         <w:rPr>
-          <w:rFonts w:ascii="Times New Roman" w:eastAsia="Times New Roman" w:hAnsi="Times New Roman" w:cstheme="minorBidi"/>
-          <w:bCs/>
-          <w:sz w:val="24"/>
-          <w:szCs w:val="24"/>
+          <w:rFonts w:eastAsia="Times New Roman" w:cstheme="minorBidi"/>
           <w:lang w:eastAsia="es-ES"/>
         </w:rPr>
         <w:t>sets</w:t>
@@ -4054,10 +4076,7 @@
       <w:proofErr w:type="spellEnd"/>
       <w:r>
         <w:rPr>
-          <w:rFonts w:ascii="Times New Roman" w:eastAsia="Times New Roman" w:hAnsi="Times New Roman" w:cstheme="minorBidi"/>
-          <w:bCs/>
-          <w:sz w:val="24"/>
-          <w:szCs w:val="24"/>
+          <w:rFonts w:eastAsia="Times New Roman" w:cstheme="minorBidi"/>
           <w:lang w:eastAsia="es-ES"/>
         </w:rPr>
         <w:t xml:space="preserve"> (</w:t>
@@ -4065,10 +4084,7 @@
       <w:proofErr w:type="spellStart"/>
       <w:r>
         <w:rPr>
-          <w:rFonts w:ascii="Times New Roman" w:eastAsia="Times New Roman" w:hAnsi="Times New Roman" w:cstheme="minorBidi"/>
-          <w:bCs/>
-          <w:sz w:val="24"/>
-          <w:szCs w:val="24"/>
+          <w:rFonts w:eastAsia="Times New Roman" w:cstheme="minorBidi"/>
           <w:lang w:eastAsia="es-ES"/>
         </w:rPr>
         <w:t>HealthCareMagic</w:t>
@@ -4076,10 +4092,7 @@
       <w:proofErr w:type="spellEnd"/>
       <w:r>
         <w:rPr>
-          <w:rFonts w:ascii="Times New Roman" w:eastAsia="Times New Roman" w:hAnsi="Times New Roman" w:cstheme="minorBidi"/>
-          <w:bCs/>
-          <w:sz w:val="24"/>
-          <w:szCs w:val="24"/>
+          <w:rFonts w:eastAsia="Times New Roman" w:cstheme="minorBidi"/>
           <w:lang w:eastAsia="es-ES"/>
         </w:rPr>
         <w:t xml:space="preserve"> y Enron) y tres modelos (flan, llama, mistral). El </w:t>
@@ -4088,10 +4101,7 @@
       <w:proofErr w:type="gramStart"/>
       <w:r>
         <w:rPr>
-          <w:rFonts w:ascii="Times New Roman" w:eastAsia="Times New Roman" w:hAnsi="Times New Roman" w:cstheme="minorBidi"/>
-          <w:bCs/>
-          <w:sz w:val="24"/>
-          <w:szCs w:val="24"/>
+          <w:rFonts w:eastAsia="Times New Roman" w:cstheme="minorBidi"/>
           <w:lang w:eastAsia="es-ES"/>
         </w:rPr>
         <w:t>paper</w:t>
@@ -4100,30 +4110,37 @@
       <w:proofErr w:type="gramEnd"/>
       <w:r>
         <w:rPr>
-          <w:rFonts w:ascii="Times New Roman" w:eastAsia="Times New Roman" w:hAnsi="Times New Roman" w:cstheme="minorBidi"/>
-          <w:bCs/>
-          <w:sz w:val="24"/>
-          <w:szCs w:val="24"/>
-          <w:lang w:eastAsia="es-ES"/>
-        </w:rPr>
-        <w:t xml:space="preserve"> concluye que los ataques de privacidad de este estilo se pueden realizar sin conocimiento del RAG que se este utilizando y que es necesario m</w:t>
-      </w:r>
-      <w:r>
-        <w:rPr>
-          <w:rFonts w:ascii="Times New Roman" w:eastAsia="Times New Roman" w:hAnsi="Times New Roman" w:cstheme="minorBidi"/>
-          <w:bCs/>
-          <w:sz w:val="24"/>
-          <w:szCs w:val="24"/>
+          <w:rFonts w:eastAsia="Times New Roman" w:cstheme="minorBidi"/>
+          <w:lang w:eastAsia="es-ES"/>
+        </w:rPr>
+        <w:t xml:space="preserve"> concluye que los ataques de privacidad de este estilo se pueden realizar sin conocimiento del RAG que se </w:t>
+      </w:r>
+      <w:proofErr w:type="spellStart"/>
+      <w:r>
+        <w:rPr>
+          <w:rFonts w:eastAsia="Times New Roman" w:cstheme="minorBidi"/>
+          <w:lang w:eastAsia="es-ES"/>
+        </w:rPr>
+        <w:t>este</w:t>
+      </w:r>
+      <w:proofErr w:type="spellEnd"/>
+      <w:r>
+        <w:rPr>
+          <w:rFonts w:eastAsia="Times New Roman" w:cstheme="minorBidi"/>
+          <w:lang w:eastAsia="es-ES"/>
+        </w:rPr>
+        <w:t xml:space="preserve"> utilizando y que es necesario m</w:t>
+      </w:r>
+      <w:r>
+        <w:rPr>
+          <w:rFonts w:eastAsia="Times New Roman" w:cstheme="minorBidi"/>
           <w:lang w:eastAsia="es-ES"/>
         </w:rPr>
         <w:t>á</w:t>
       </w:r>
       <w:r>
         <w:rPr>
-          <w:rFonts w:ascii="Times New Roman" w:eastAsia="Times New Roman" w:hAnsi="Times New Roman" w:cstheme="minorBidi"/>
-          <w:bCs/>
-          <w:sz w:val="24"/>
-          <w:szCs w:val="24"/>
+          <w:rFonts w:eastAsia="Times New Roman" w:cstheme="minorBidi"/>
           <w:lang w:eastAsia="es-ES"/>
         </w:rPr>
         <w:t>s medidas de seguridad para solucionar este problema.</w:t>
@@ -4131,13 +4148,10 @@
     </w:p>
     <w:p>
       <w:pPr>
-        <w:spacing w:after="0"/>
         <w:ind w:left="720"/>
         <w:rPr>
-          <w:rFonts w:ascii="Times New Roman" w:eastAsia="Times New Roman" w:hAnsi="Times New Roman" w:cstheme="minorBidi"/>
-          <w:bCs/>
-          <w:sz w:val="24"/>
-          <w:szCs w:val="24"/>
+          <w:rFonts w:eastAsia="Times New Roman" w:cstheme="minorBidi"/>
+          <w:bCs w:val="0"/>
           <w:lang w:eastAsia="es-ES"/>
         </w:rPr>
       </w:pPr>
@@ -4152,8 +4166,7 @@
         <w:spacing w:after="0"/>
         <w:rPr>
           <w:rFonts w:eastAsia="Times New Roman"/>
-          <w:bCs/>
-          <w:szCs w:val="24"/>
+          <w:bCs w:val="0"/>
           <w:lang w:eastAsia="es-ES"/>
         </w:rPr>
       </w:pPr>
@@ -4162,7 +4175,6 @@
         <w:rPr>
           <w:rFonts w:eastAsia="Times New Roman"/>
           <w:b/>
-          <w:szCs w:val="24"/>
           <w:lang w:eastAsia="es-ES"/>
         </w:rPr>
         <w:t>InputSnatch</w:t>
@@ -4172,7 +4184,6 @@
         <w:rPr>
           <w:rFonts w:eastAsia="Times New Roman"/>
           <w:b/>
-          <w:szCs w:val="24"/>
           <w:lang w:eastAsia="es-ES"/>
         </w:rPr>
         <w:t xml:space="preserve">: </w:t>
@@ -4182,7 +4193,6 @@
         <w:rPr>
           <w:rFonts w:eastAsia="Times New Roman"/>
           <w:b/>
-          <w:szCs w:val="24"/>
           <w:lang w:eastAsia="es-ES"/>
         </w:rPr>
         <w:t>Stealing</w:t>
@@ -4192,7 +4202,6 @@
         <w:rPr>
           <w:rFonts w:eastAsia="Times New Roman"/>
           <w:b/>
-          <w:szCs w:val="24"/>
           <w:lang w:eastAsia="es-ES"/>
         </w:rPr>
         <w:t xml:space="preserve"> Input in LLM </w:t>
@@ -4202,7 +4211,6 @@
         <w:rPr>
           <w:rFonts w:eastAsia="Times New Roman"/>
           <w:b/>
-          <w:szCs w:val="24"/>
           <w:lang w:eastAsia="es-ES"/>
         </w:rPr>
         <w:t>Services</w:t>
@@ -4212,7 +4220,6 @@
         <w:rPr>
           <w:rFonts w:eastAsia="Times New Roman"/>
           <w:b/>
-          <w:szCs w:val="24"/>
           <w:lang w:eastAsia="es-ES"/>
         </w:rPr>
         <w:t>:</w:t>
@@ -4220,8 +4227,6 @@
       <w:r>
         <w:rPr>
           <w:rFonts w:eastAsia="Times New Roman"/>
-          <w:bCs/>
-          <w:szCs w:val="24"/>
           <w:lang w:eastAsia="es-ES"/>
         </w:rPr>
         <w:t xml:space="preserve"> Lo interesante de este trabajo es que usa la medición del tiempo de respuesta como medio para realizar su ataque. En este caso el ataque se basa en un ataque a las caches de los sistemas de IA que tienen </w:t>
@@ -4230,8 +4235,6 @@
       <w:r>
         <w:rPr>
           <w:rFonts w:eastAsia="Times New Roman"/>
-          <w:bCs/>
-          <w:szCs w:val="24"/>
           <w:lang w:eastAsia="es-ES"/>
         </w:rPr>
         <w:t>prompt</w:t>
@@ -4240,8 +4243,6 @@
       <w:r>
         <w:rPr>
           <w:rFonts w:eastAsia="Times New Roman"/>
-          <w:bCs/>
-          <w:szCs w:val="24"/>
           <w:lang w:eastAsia="es-ES"/>
         </w:rPr>
         <w:t xml:space="preserve"> </w:t>
@@ -4250,8 +4251,6 @@
       <w:r>
         <w:rPr>
           <w:rFonts w:eastAsia="Times New Roman"/>
-          <w:bCs/>
-          <w:szCs w:val="24"/>
           <w:lang w:eastAsia="es-ES"/>
         </w:rPr>
         <w:t>caching</w:t>
@@ -4260,8 +4259,6 @@
       <w:r>
         <w:rPr>
           <w:rFonts w:eastAsia="Times New Roman"/>
-          <w:bCs/>
-          <w:szCs w:val="24"/>
           <w:lang w:eastAsia="es-ES"/>
         </w:rPr>
         <w:t xml:space="preserve"> o </w:t>
@@ -4270,8 +4267,6 @@
       <w:r>
         <w:rPr>
           <w:rFonts w:eastAsia="Times New Roman"/>
-          <w:bCs/>
-          <w:szCs w:val="24"/>
           <w:lang w:eastAsia="es-ES"/>
         </w:rPr>
         <w:t>prefix</w:t>
@@ -4280,8 +4275,6 @@
       <w:r>
         <w:rPr>
           <w:rFonts w:eastAsia="Times New Roman"/>
-          <w:bCs/>
-          <w:szCs w:val="24"/>
           <w:lang w:eastAsia="es-ES"/>
         </w:rPr>
         <w:t xml:space="preserve"> </w:t>
@@ -4290,8 +4283,6 @@
       <w:r>
         <w:rPr>
           <w:rFonts w:eastAsia="Times New Roman"/>
-          <w:bCs/>
-          <w:szCs w:val="24"/>
           <w:lang w:eastAsia="es-ES"/>
         </w:rPr>
         <w:t>caching</w:t>
@@ -4300,8 +4291,6 @@
       <w:r>
         <w:rPr>
           <w:rFonts w:eastAsia="Times New Roman"/>
-          <w:bCs/>
-          <w:szCs w:val="24"/>
           <w:lang w:eastAsia="es-ES"/>
         </w:rPr>
         <w:t xml:space="preserve">. Lo que se quiere saber en este </w:t>
@@ -4311,8 +4300,6 @@
       <w:r>
         <w:rPr>
           <w:rFonts w:eastAsia="Times New Roman"/>
-          <w:bCs/>
-          <w:szCs w:val="24"/>
           <w:lang w:eastAsia="es-ES"/>
         </w:rPr>
         <w:t>paper</w:t>
@@ -4322,8 +4309,6 @@
       <w:r>
         <w:rPr>
           <w:rFonts w:eastAsia="Times New Roman"/>
-          <w:bCs/>
-          <w:szCs w:val="24"/>
           <w:lang w:eastAsia="es-ES"/>
         </w:rPr>
         <w:t xml:space="preserve"> es </w:t>
@@ -4331,8 +4316,6 @@
       <w:r>
         <w:rPr>
           <w:rFonts w:eastAsia="Times New Roman"/>
-          <w:bCs/>
-          <w:szCs w:val="24"/>
           <w:lang w:eastAsia="es-ES"/>
         </w:rPr>
         <w:t xml:space="preserve">si con el tiempo de respuesta se puede inferir de que temas o </w:t>
@@ -4341,8 +4324,6 @@
       <w:r>
         <w:rPr>
           <w:rFonts w:eastAsia="Times New Roman"/>
-          <w:bCs/>
-          <w:szCs w:val="24"/>
           <w:lang w:eastAsia="es-ES"/>
         </w:rPr>
         <w:t>prompts</w:t>
@@ -4351,8 +4332,6 @@
       <w:r>
         <w:rPr>
           <w:rFonts w:eastAsia="Times New Roman"/>
-          <w:bCs/>
-          <w:szCs w:val="24"/>
           <w:lang w:eastAsia="es-ES"/>
         </w:rPr>
         <w:t xml:space="preserve"> exactos ha hablado otro usuario. </w:t>
@@ -4360,8 +4339,6 @@
       <w:r>
         <w:rPr>
           <w:rFonts w:eastAsia="Times New Roman"/>
-          <w:bCs/>
-          <w:szCs w:val="24"/>
           <w:lang w:eastAsia="es-ES"/>
         </w:rPr>
         <w:t xml:space="preserve">La </w:t>
@@ -4369,8 +4346,6 @@
       <w:r>
         <w:rPr>
           <w:rFonts w:eastAsia="Times New Roman"/>
-          <w:bCs/>
-          <w:szCs w:val="24"/>
           <w:lang w:eastAsia="es-ES"/>
         </w:rPr>
         <w:t xml:space="preserve">idea es que cuando un usuario lanza un </w:t>
@@ -4379,8 +4354,6 @@
       <w:r>
         <w:rPr>
           <w:rFonts w:eastAsia="Times New Roman"/>
-          <w:bCs/>
-          <w:szCs w:val="24"/>
           <w:lang w:eastAsia="es-ES"/>
         </w:rPr>
         <w:t>prompt</w:t>
@@ -4389,8 +4362,6 @@
       <w:r>
         <w:rPr>
           <w:rFonts w:eastAsia="Times New Roman"/>
-          <w:bCs/>
-          <w:szCs w:val="24"/>
           <w:lang w:eastAsia="es-ES"/>
         </w:rPr>
         <w:t xml:space="preserve"> sobre un tema a la IA y esta tiene una cache compartida. Ese tema/</w:t>
@@ -4399,8 +4370,6 @@
       <w:r>
         <w:rPr>
           <w:rFonts w:eastAsia="Times New Roman"/>
-          <w:bCs/>
-          <w:szCs w:val="24"/>
           <w:lang w:eastAsia="es-ES"/>
         </w:rPr>
         <w:t>prompt</w:t>
@@ -4409,8 +4378,6 @@
       <w:r>
         <w:rPr>
           <w:rFonts w:eastAsia="Times New Roman"/>
-          <w:bCs/>
-          <w:szCs w:val="24"/>
           <w:lang w:eastAsia="es-ES"/>
         </w:rPr>
         <w:t xml:space="preserve"> se guarda en la cache y cuando otro usuario pregunta por lo mismo</w:t>
@@ -4418,8 +4385,6 @@
       <w:r>
         <w:rPr>
           <w:rFonts w:eastAsia="Times New Roman"/>
-          <w:bCs/>
-          <w:szCs w:val="24"/>
           <w:lang w:eastAsia="es-ES"/>
         </w:rPr>
         <w:t xml:space="preserve"> </w:t>
@@ -4427,8 +4392,6 @@
       <w:r>
         <w:rPr>
           <w:rFonts w:eastAsia="Times New Roman"/>
-          <w:bCs/>
-          <w:szCs w:val="24"/>
           <w:lang w:eastAsia="es-ES"/>
         </w:rPr>
         <w:t xml:space="preserve">el LLM tarda menos de lo que debería en responder. En este caso se usa un </w:t>
@@ -4437,8 +4400,6 @@
       <w:r>
         <w:rPr>
           <w:rFonts w:eastAsia="Times New Roman"/>
-          <w:bCs/>
-          <w:szCs w:val="24"/>
           <w:lang w:eastAsia="es-ES"/>
         </w:rPr>
         <w:t>dataset</w:t>
@@ -4447,8 +4408,6 @@
       <w:r>
         <w:rPr>
           <w:rFonts w:eastAsia="Times New Roman"/>
-          <w:bCs/>
-          <w:szCs w:val="24"/>
           <w:lang w:eastAsia="es-ES"/>
         </w:rPr>
         <w:t xml:space="preserve"> con conversaciones de médicos con pacientes con 110K datos llamado </w:t>
@@ -4457,8 +4416,6 @@
       <w:r>
         <w:rPr>
           <w:rFonts w:eastAsia="Times New Roman"/>
-          <w:bCs/>
-          <w:szCs w:val="24"/>
           <w:lang w:eastAsia="es-ES"/>
         </w:rPr>
         <w:t>Chatdoctor</w:t>
@@ -4467,8 +4424,6 @@
       <w:r>
         <w:rPr>
           <w:rFonts w:eastAsia="Times New Roman"/>
-          <w:bCs/>
-          <w:szCs w:val="24"/>
           <w:lang w:eastAsia="es-ES"/>
         </w:rPr>
         <w:t xml:space="preserve">. </w:t>
@@ -4476,8 +4431,6 @@
       <w:r>
         <w:rPr>
           <w:rFonts w:eastAsia="Times New Roman"/>
-          <w:bCs/>
-          <w:szCs w:val="24"/>
           <w:lang w:eastAsia="es-ES"/>
         </w:rPr>
         <w:t>Además,</w:t>
@@ -4485,8 +4438,6 @@
       <w:r>
         <w:rPr>
           <w:rFonts w:eastAsia="Times New Roman"/>
-          <w:bCs/>
-          <w:szCs w:val="24"/>
           <w:lang w:eastAsia="es-ES"/>
         </w:rPr>
         <w:t xml:space="preserve"> utilizan varios modelos de llama y GPT. En cuanto a los resultados se obtiene mejor resultados en la obtención de los temas que de los </w:t>
@@ -4495,8 +4446,6 @@
       <w:r>
         <w:rPr>
           <w:rFonts w:eastAsia="Times New Roman"/>
-          <w:bCs/>
-          <w:szCs w:val="24"/>
           <w:lang w:eastAsia="es-ES"/>
         </w:rPr>
         <w:t>prompt</w:t>
@@ -4505,8 +4454,6 @@
       <w:r>
         <w:rPr>
           <w:rFonts w:eastAsia="Times New Roman"/>
-          <w:bCs/>
-          <w:szCs w:val="24"/>
           <w:lang w:eastAsia="es-ES"/>
         </w:rPr>
         <w:t xml:space="preserve"> exactos</w:t>
@@ -4514,8 +4461,6 @@
       <w:r>
         <w:rPr>
           <w:rFonts w:eastAsia="Times New Roman"/>
-          <w:bCs/>
-          <w:szCs w:val="24"/>
           <w:lang w:eastAsia="es-ES"/>
         </w:rPr>
         <w:t>.</w:t>
@@ -4523,12 +4468,10 @@
     </w:p>
     <w:p>
       <w:pPr>
-        <w:spacing w:after="0"/>
         <w:ind w:left="360"/>
         <w:rPr>
           <w:rFonts w:eastAsia="Times New Roman"/>
-          <w:bCs/>
-          <w:szCs w:val="24"/>
+          <w:bCs w:val="0"/>
           <w:lang w:eastAsia="es-ES"/>
         </w:rPr>
       </w:pPr>
@@ -4544,7 +4487,6 @@
         <w:rPr>
           <w:rFonts w:eastAsia="Times New Roman"/>
           <w:b/>
-          <w:szCs w:val="24"/>
           <w:lang w:eastAsia="es-ES"/>
         </w:rPr>
       </w:pPr>
@@ -4553,7 +4495,6 @@
         <w:rPr>
           <w:rFonts w:eastAsia="Times New Roman"/>
           <w:b/>
-          <w:szCs w:val="24"/>
           <w:lang w:eastAsia="es-ES"/>
         </w:rPr>
         <w:t>BudgetLeak</w:t>
@@ -4563,7 +4504,6 @@
         <w:rPr>
           <w:rFonts w:eastAsia="Times New Roman"/>
           <w:b/>
-          <w:szCs w:val="24"/>
           <w:lang w:eastAsia="es-ES"/>
         </w:rPr>
         <w:t xml:space="preserve">: </w:t>
@@ -4573,7 +4513,6 @@
         <w:rPr>
           <w:rFonts w:eastAsia="Times New Roman"/>
           <w:b/>
-          <w:szCs w:val="24"/>
           <w:lang w:eastAsia="es-ES"/>
         </w:rPr>
         <w:t>Membership</w:t>
@@ -4583,7 +4522,6 @@
         <w:rPr>
           <w:rFonts w:eastAsia="Times New Roman"/>
           <w:b/>
-          <w:szCs w:val="24"/>
           <w:lang w:eastAsia="es-ES"/>
         </w:rPr>
         <w:t xml:space="preserve"> </w:t>
@@ -4593,7 +4531,6 @@
         <w:rPr>
           <w:rFonts w:eastAsia="Times New Roman"/>
           <w:b/>
-          <w:szCs w:val="24"/>
           <w:lang w:eastAsia="es-ES"/>
         </w:rPr>
         <w:t>Inference</w:t>
@@ -4603,7 +4540,6 @@
         <w:rPr>
           <w:rFonts w:eastAsia="Times New Roman"/>
           <w:b/>
-          <w:szCs w:val="24"/>
           <w:lang w:eastAsia="es-ES"/>
         </w:rPr>
         <w:t xml:space="preserve"> </w:t>
@@ -4613,7 +4549,6 @@
         <w:rPr>
           <w:rFonts w:eastAsia="Times New Roman"/>
           <w:b/>
-          <w:szCs w:val="24"/>
           <w:lang w:eastAsia="es-ES"/>
         </w:rPr>
         <w:t>on</w:t>
@@ -4623,7 +4558,6 @@
         <w:rPr>
           <w:rFonts w:eastAsia="Times New Roman"/>
           <w:b/>
-          <w:szCs w:val="24"/>
           <w:lang w:eastAsia="es-ES"/>
         </w:rPr>
         <w:t xml:space="preserve"> RAG</w:t>
@@ -4632,7 +4566,6 @@
         <w:rPr>
           <w:rFonts w:eastAsia="Times New Roman"/>
           <w:b/>
-          <w:szCs w:val="24"/>
           <w:lang w:eastAsia="es-ES"/>
         </w:rPr>
         <w:t xml:space="preserve">: </w:t>
@@ -4640,8 +4573,6 @@
       <w:r>
         <w:rPr>
           <w:rFonts w:eastAsia="Times New Roman"/>
-          <w:bCs/>
-          <w:szCs w:val="24"/>
           <w:lang w:eastAsia="es-ES"/>
         </w:rPr>
         <w:t xml:space="preserve">Este </w:t>
@@ -4651,8 +4582,6 @@
       <w:r>
         <w:rPr>
           <w:rFonts w:eastAsia="Times New Roman"/>
-          <w:bCs/>
-          <w:szCs w:val="24"/>
           <w:lang w:eastAsia="es-ES"/>
         </w:rPr>
         <w:t>paper</w:t>
@@ -4662,8 +4591,6 @@
       <w:r>
         <w:rPr>
           <w:rFonts w:eastAsia="Times New Roman"/>
-          <w:bCs/>
-          <w:szCs w:val="24"/>
           <w:lang w:eastAsia="es-ES"/>
         </w:rPr>
         <w:t xml:space="preserve"> estudia un ataque basado en el número máximo de tokens que tiene un LLM. El ataque se basa en inferir si un documento existe o no en un RAG basándose en la completitud de la respuesta de la IA. Esto se realiza con dos enfoques uno en el que el atacante tiene “</w:t>
@@ -4672,8 +4599,6 @@
       <w:r>
         <w:rPr>
           <w:rFonts w:eastAsia="Times New Roman"/>
-          <w:bCs/>
-          <w:szCs w:val="24"/>
           <w:lang w:eastAsia="es-ES"/>
         </w:rPr>
         <w:t>Partial</w:t>
@@ -4682,8 +4607,6 @@
       <w:r>
         <w:rPr>
           <w:rFonts w:eastAsia="Times New Roman"/>
-          <w:bCs/>
-          <w:szCs w:val="24"/>
           <w:lang w:eastAsia="es-ES"/>
         </w:rPr>
         <w:t xml:space="preserve"> Knowledge”, conoce el funcionamiento del sistema RAG atacado, y otro en el que tiene “Zero Knowledge”. El primer enfoque se realiza entrenando un modelo para saber interpretar los patrones en los que el LLM si tiene conocimiento del documento. El segundo se realiza usando un solo método de </w:t>
@@ -4692,8 +4615,6 @@
       <w:r>
         <w:rPr>
           <w:rFonts w:eastAsia="Times New Roman"/>
-          <w:bCs/>
-          <w:szCs w:val="24"/>
           <w:lang w:eastAsia="es-ES"/>
         </w:rPr>
         <w:t>clustering</w:t>
@@ -4702,8 +4623,6 @@
       <w:r>
         <w:rPr>
           <w:rFonts w:eastAsia="Times New Roman"/>
-          <w:bCs/>
-          <w:szCs w:val="24"/>
           <w:lang w:eastAsia="es-ES"/>
         </w:rPr>
         <w:t xml:space="preserve"> que clasificará las respuestas. Los modelos utilizados en ambos son </w:t>
@@ -4712,8 +4631,6 @@
       <w:r>
         <w:rPr>
           <w:rFonts w:eastAsia="Times New Roman"/>
-          <w:bCs/>
-          <w:szCs w:val="24"/>
           <w:lang w:eastAsia="es-ES"/>
         </w:rPr>
         <w:t>LLaMa</w:t>
@@ -4722,8 +4639,6 @@
       <w:r>
         <w:rPr>
           <w:rFonts w:eastAsia="Times New Roman"/>
-          <w:bCs/>
-          <w:szCs w:val="24"/>
           <w:lang w:eastAsia="es-ES"/>
         </w:rPr>
         <w:t xml:space="preserve">, Mistral y </w:t>
@@ -4732,8 +4647,6 @@
       <w:r>
         <w:rPr>
           <w:rFonts w:eastAsia="Times New Roman"/>
-          <w:bCs/>
-          <w:szCs w:val="24"/>
           <w:lang w:eastAsia="es-ES"/>
         </w:rPr>
         <w:t>ChatGLM</w:t>
@@ -4742,8 +4655,6 @@
       <w:r>
         <w:rPr>
           <w:rFonts w:eastAsia="Times New Roman"/>
-          <w:bCs/>
-          <w:szCs w:val="24"/>
           <w:lang w:eastAsia="es-ES"/>
         </w:rPr>
         <w:t xml:space="preserve">. </w:t>
@@ -4751,8 +4662,6 @@
       <w:r>
         <w:rPr>
           <w:rFonts w:eastAsia="Times New Roman"/>
-          <w:bCs/>
-          <w:szCs w:val="24"/>
           <w:lang w:eastAsia="es-ES"/>
         </w:rPr>
         <w:t>Además,</w:t>
@@ -4760,8 +4669,6 @@
       <w:r>
         <w:rPr>
           <w:rFonts w:eastAsia="Times New Roman"/>
-          <w:bCs/>
-          <w:szCs w:val="24"/>
           <w:lang w:eastAsia="es-ES"/>
         </w:rPr>
         <w:t xml:space="preserve"> en el </w:t>
@@ -4771,8 +4678,6 @@
       <w:r>
         <w:rPr>
           <w:rFonts w:eastAsia="Times New Roman"/>
-          <w:bCs/>
-          <w:szCs w:val="24"/>
           <w:lang w:eastAsia="es-ES"/>
         </w:rPr>
         <w:t>paper</w:t>
@@ -4782,8 +4687,6 @@
       <w:r>
         <w:rPr>
           <w:rFonts w:eastAsia="Times New Roman"/>
-          <w:bCs/>
-          <w:szCs w:val="24"/>
           <w:lang w:eastAsia="es-ES"/>
         </w:rPr>
         <w:t xml:space="preserve"> se compara este ataque con otros tipos y este supera por mucho a los demás. Como medidas de precisión utilizadas se mide: el TPR at 0.1%FPR (1.3-18.5), el </w:t>
@@ -4792,8 +4695,6 @@
       <w:r>
         <w:rPr>
           <w:rFonts w:eastAsia="Times New Roman"/>
-          <w:bCs/>
-          <w:szCs w:val="24"/>
           <w:lang w:eastAsia="es-ES"/>
         </w:rPr>
         <w:t>Accuracy</w:t>
@@ -4802,8 +4703,6 @@
       <w:r>
         <w:rPr>
           <w:rFonts w:eastAsia="Times New Roman"/>
-          <w:bCs/>
-          <w:szCs w:val="24"/>
           <w:lang w:eastAsia="es-ES"/>
         </w:rPr>
         <w:t xml:space="preserve"> </w:t>
@@ -4811,8 +4710,6 @@
       <w:r>
         <w:rPr>
           <w:rFonts w:eastAsia="Times New Roman"/>
-          <w:bCs/>
-          <w:szCs w:val="24"/>
           <w:lang w:eastAsia="es-ES"/>
         </w:rPr>
         <w:t>(</w:t>
@@ -4820,8 +4717,6 @@
       <w:r>
         <w:rPr>
           <w:rFonts w:eastAsia="Times New Roman"/>
-          <w:bCs/>
-          <w:szCs w:val="24"/>
           <w:lang w:eastAsia="es-ES"/>
         </w:rPr>
         <w:t>0.8-0.91)</w:t>
@@ -4829,8 +4724,6 @@
       <w:r>
         <w:rPr>
           <w:rFonts w:eastAsia="Times New Roman"/>
-          <w:bCs/>
-          <w:szCs w:val="24"/>
           <w:lang w:eastAsia="es-ES"/>
         </w:rPr>
         <w:t xml:space="preserve"> y el AUC</w:t>
@@ -4838,8 +4731,6 @@
       <w:r>
         <w:rPr>
           <w:rFonts w:eastAsia="Times New Roman"/>
-          <w:bCs/>
-          <w:szCs w:val="24"/>
           <w:lang w:eastAsia="es-ES"/>
         </w:rPr>
         <w:t xml:space="preserve"> </w:t>
@@ -4847,8 +4738,6 @@
       <w:r>
         <w:rPr>
           <w:rFonts w:eastAsia="Times New Roman"/>
-          <w:bCs/>
-          <w:szCs w:val="24"/>
           <w:lang w:eastAsia="es-ES"/>
         </w:rPr>
         <w:t>(0.73-0.97)</w:t>
@@ -4856,8 +4745,6 @@
       <w:r>
         <w:rPr>
           <w:rFonts w:eastAsia="Times New Roman"/>
-          <w:bCs/>
-          <w:szCs w:val="24"/>
           <w:lang w:eastAsia="es-ES"/>
         </w:rPr>
         <w:t>.</w:t>
@@ -4865,8 +4752,6 @@
       <w:r>
         <w:rPr>
           <w:rFonts w:eastAsia="Times New Roman"/>
-          <w:bCs/>
-          <w:szCs w:val="24"/>
           <w:lang w:eastAsia="es-ES"/>
         </w:rPr>
         <w:t xml:space="preserve"> </w:t>
@@ -4874,8 +4759,6 @@
       <w:r>
         <w:rPr>
           <w:rFonts w:eastAsia="Times New Roman"/>
-          <w:bCs/>
-          <w:szCs w:val="24"/>
           <w:lang w:eastAsia="es-ES"/>
         </w:rPr>
         <w:t>Además,</w:t>
@@ -4883,8 +4766,6 @@
       <w:r>
         <w:rPr>
           <w:rFonts w:eastAsia="Times New Roman"/>
-          <w:bCs/>
-          <w:szCs w:val="24"/>
           <w:lang w:eastAsia="es-ES"/>
         </w:rPr>
         <w:t xml:space="preserve"> para mayor precisión en este </w:t>
@@ -4894,8 +4775,6 @@
       <w:r>
         <w:rPr>
           <w:rFonts w:eastAsia="Times New Roman"/>
-          <w:bCs/>
-          <w:szCs w:val="24"/>
           <w:lang w:eastAsia="es-ES"/>
         </w:rPr>
         <w:t>paper</w:t>
@@ -4905,8 +4784,6 @@
       <w:r>
         <w:rPr>
           <w:rFonts w:eastAsia="Times New Roman"/>
-          <w:bCs/>
-          <w:szCs w:val="24"/>
           <w:lang w:eastAsia="es-ES"/>
         </w:rPr>
         <w:t xml:space="preserve"> se llegan a utilizar hasta 4 </w:t>
@@ -4915,8 +4792,6 @@
       <w:r>
         <w:rPr>
           <w:rFonts w:eastAsia="Times New Roman"/>
-          <w:bCs/>
-          <w:szCs w:val="24"/>
           <w:lang w:eastAsia="es-ES"/>
         </w:rPr>
         <w:t>datasets</w:t>
@@ -4925,8 +4800,6 @@
       <w:r>
         <w:rPr>
           <w:rFonts w:eastAsia="Times New Roman"/>
-          <w:bCs/>
-          <w:szCs w:val="24"/>
           <w:lang w:eastAsia="es-ES"/>
         </w:rPr>
         <w:t xml:space="preserve"> distintos: </w:t>
@@ -4934,8 +4807,6 @@
       <w:r>
         <w:rPr>
           <w:rFonts w:eastAsia="Times New Roman"/>
-          <w:bCs/>
-          <w:szCs w:val="24"/>
           <w:lang w:eastAsia="es-ES"/>
         </w:rPr>
         <w:t>HealthCareMagic-100k</w:t>
@@ -4943,8 +4814,6 @@
       <w:r>
         <w:rPr>
           <w:rFonts w:eastAsia="Times New Roman"/>
-          <w:bCs/>
-          <w:szCs w:val="24"/>
           <w:lang w:eastAsia="es-ES"/>
         </w:rPr>
         <w:t xml:space="preserve">, </w:t>
@@ -4952,8 +4821,6 @@
       <w:r>
         <w:rPr>
           <w:rFonts w:eastAsia="Times New Roman"/>
-          <w:bCs/>
-          <w:szCs w:val="24"/>
           <w:lang w:eastAsia="es-ES"/>
         </w:rPr>
         <w:t>Natural Questions</w:t>
@@ -4961,8 +4828,6 @@
       <w:r>
         <w:rPr>
           <w:rFonts w:eastAsia="Times New Roman"/>
-          <w:bCs/>
-          <w:szCs w:val="24"/>
           <w:lang w:eastAsia="es-ES"/>
         </w:rPr>
         <w:t xml:space="preserve">, </w:t>
@@ -4970,8 +4835,6 @@
       <w:r>
         <w:rPr>
           <w:rFonts w:eastAsia="Times New Roman"/>
-          <w:bCs/>
-          <w:szCs w:val="24"/>
           <w:lang w:eastAsia="es-ES"/>
         </w:rPr>
         <w:t>MS-MARCO</w:t>
@@ -4979,8 +4842,6 @@
       <w:r>
         <w:rPr>
           <w:rFonts w:eastAsia="Times New Roman"/>
-          <w:bCs/>
-          <w:szCs w:val="24"/>
           <w:lang w:eastAsia="es-ES"/>
         </w:rPr>
         <w:t xml:space="preserve"> y </w:t>
@@ -4989,8 +4850,6 @@
       <w:r>
         <w:rPr>
           <w:rFonts w:eastAsia="Times New Roman"/>
-          <w:bCs/>
-          <w:szCs w:val="24"/>
           <w:lang w:eastAsia="es-ES"/>
         </w:rPr>
         <w:t>AGNews</w:t>
@@ -4999,8 +4858,6 @@
       <w:r>
         <w:rPr>
           <w:rFonts w:eastAsia="Times New Roman"/>
-          <w:bCs/>
-          <w:szCs w:val="24"/>
           <w:lang w:eastAsia="es-ES"/>
         </w:rPr>
         <w:t>. Obviamente los resultados obtenidos son muy buenos y además se mide la robustez del ataque y resulta ser muy buena.</w:t>
@@ -5014,7 +4871,6 @@
         <w:rPr>
           <w:rFonts w:eastAsia="Times New Roman"/>
           <w:b/>
-          <w:szCs w:val="24"/>
           <w:lang w:eastAsia="es-ES"/>
         </w:rPr>
       </w:pPr>
@@ -5030,7 +4886,6 @@
         <w:rPr>
           <w:rFonts w:eastAsia="Times New Roman"/>
           <w:b/>
-          <w:szCs w:val="24"/>
           <w:lang w:eastAsia="es-ES"/>
         </w:rPr>
       </w:pPr>
@@ -5039,7 +4894,6 @@
         <w:rPr>
           <w:rFonts w:eastAsia="Times New Roman"/>
           <w:b/>
-          <w:szCs w:val="24"/>
           <w:lang w:eastAsia="es-ES"/>
         </w:rPr>
         <w:t>WhisperLeak</w:t>
@@ -5049,7 +4903,6 @@
         <w:rPr>
           <w:rFonts w:eastAsia="Times New Roman"/>
           <w:b/>
-          <w:szCs w:val="24"/>
           <w:lang w:eastAsia="es-ES"/>
         </w:rPr>
         <w:t xml:space="preserve">: </w:t>
@@ -5059,7 +4912,6 @@
         <w:rPr>
           <w:rFonts w:eastAsia="Times New Roman"/>
           <w:b/>
-          <w:szCs w:val="24"/>
           <w:lang w:eastAsia="es-ES"/>
         </w:rPr>
         <w:t>Side-channel</w:t>
@@ -5069,7 +4921,6 @@
         <w:rPr>
           <w:rFonts w:eastAsia="Times New Roman"/>
           <w:b/>
-          <w:szCs w:val="24"/>
           <w:lang w:eastAsia="es-ES"/>
         </w:rPr>
         <w:t xml:space="preserve"> </w:t>
@@ -5079,7 +4930,6 @@
         <w:rPr>
           <w:rFonts w:eastAsia="Times New Roman"/>
           <w:b/>
-          <w:szCs w:val="24"/>
           <w:lang w:eastAsia="es-ES"/>
         </w:rPr>
         <w:t>attack</w:t>
@@ -5089,7 +4939,6 @@
         <w:rPr>
           <w:rFonts w:eastAsia="Times New Roman"/>
           <w:b/>
-          <w:szCs w:val="24"/>
           <w:lang w:eastAsia="es-ES"/>
         </w:rPr>
         <w:t xml:space="preserve"> </w:t>
@@ -5099,7 +4948,6 @@
         <w:rPr>
           <w:rFonts w:eastAsia="Times New Roman"/>
           <w:b/>
-          <w:szCs w:val="24"/>
           <w:lang w:eastAsia="es-ES"/>
         </w:rPr>
         <w:t>on</w:t>
@@ -5109,7 +4957,6 @@
         <w:rPr>
           <w:rFonts w:eastAsia="Times New Roman"/>
           <w:b/>
-          <w:szCs w:val="24"/>
           <w:lang w:eastAsia="es-ES"/>
         </w:rPr>
         <w:t xml:space="preserve"> LLM</w:t>
@@ -5118,7 +4965,6 @@
         <w:rPr>
           <w:rFonts w:eastAsia="Times New Roman"/>
           <w:b/>
-          <w:szCs w:val="24"/>
           <w:lang w:eastAsia="es-ES"/>
         </w:rPr>
         <w:t xml:space="preserve">: </w:t>
@@ -5126,8 +4972,6 @@
       <w:r>
         <w:rPr>
           <w:rFonts w:eastAsia="Times New Roman"/>
-          <w:bCs/>
-          <w:szCs w:val="24"/>
           <w:lang w:eastAsia="es-ES"/>
         </w:rPr>
         <w:t xml:space="preserve">Este </w:t>
@@ -5137,8 +4981,6 @@
       <w:r>
         <w:rPr>
           <w:rFonts w:eastAsia="Times New Roman"/>
-          <w:bCs/>
-          <w:szCs w:val="24"/>
           <w:lang w:eastAsia="es-ES"/>
         </w:rPr>
         <w:t>paper</w:t>
@@ -5148,8 +4990,6 @@
       <w:r>
         <w:rPr>
           <w:rFonts w:eastAsia="Times New Roman"/>
-          <w:bCs/>
-          <w:szCs w:val="24"/>
           <w:lang w:eastAsia="es-ES"/>
         </w:rPr>
         <w:t xml:space="preserve"> me ha parecido muy bueno mencionarlo ya que usa el tiempo de respuesta como ataque.</w:t>
@@ -5157,17 +4997,29 @@
       <w:r>
         <w:rPr>
           <w:rFonts w:eastAsia="Times New Roman"/>
-          <w:bCs/>
-          <w:szCs w:val="24"/>
-          <w:lang w:eastAsia="es-ES"/>
-        </w:rPr>
-        <w:t xml:space="preserve"> En este caso lo que se estudia es si escuchando el trafico de red que tiene la v</w:t>
-      </w:r>
-      <w:r>
-        <w:rPr>
-          <w:rFonts w:eastAsia="Times New Roman"/>
-          <w:bCs/>
-          <w:szCs w:val="24"/>
+          <w:lang w:eastAsia="es-ES"/>
+        </w:rPr>
+        <w:t xml:space="preserve"> En este caso lo que se estudia es si escuchando el </w:t>
+      </w:r>
+      <w:proofErr w:type="spellStart"/>
+      <w:r>
+        <w:rPr>
+          <w:rFonts w:eastAsia="Times New Roman"/>
+          <w:lang w:eastAsia="es-ES"/>
+        </w:rPr>
+        <w:t>trafico</w:t>
+      </w:r>
+      <w:proofErr w:type="spellEnd"/>
+      <w:r>
+        <w:rPr>
+          <w:rFonts w:eastAsia="Times New Roman"/>
+          <w:lang w:eastAsia="es-ES"/>
+        </w:rPr>
+        <w:t xml:space="preserve"> de red que tiene la v</w:t>
+      </w:r>
+      <w:r>
+        <w:rPr>
+          <w:rFonts w:eastAsia="Times New Roman"/>
           <w:lang w:eastAsia="es-ES"/>
         </w:rPr>
         <w:t>í</w:t>
@@ -5175,134 +5027,122 @@
       <w:r>
         <w:rPr>
           <w:rFonts w:eastAsia="Times New Roman"/>
-          <w:bCs/>
-          <w:szCs w:val="24"/>
-          <w:lang w:eastAsia="es-ES"/>
-        </w:rPr>
-        <w:t xml:space="preserve">ctima con un LLM se puede </w:t>
-      </w:r>
-      <w:r>
-        <w:rPr>
-          <w:rFonts w:eastAsia="Times New Roman"/>
-          <w:bCs/>
-          <w:szCs w:val="24"/>
+          <w:lang w:eastAsia="es-ES"/>
+        </w:rPr>
+        <w:t>ctima con un LLM se puede inferir el tema del que est</w:t>
+      </w:r>
+      <w:r>
+        <w:rPr>
+          <w:rFonts w:eastAsia="Times New Roman"/>
+          <w:lang w:eastAsia="es-ES"/>
+        </w:rPr>
+        <w:t>á</w:t>
+      </w:r>
+      <w:r>
+        <w:rPr>
+          <w:rFonts w:eastAsia="Times New Roman"/>
+          <w:lang w:eastAsia="es-ES"/>
+        </w:rPr>
+        <w:t xml:space="preserve"> hablando. Para esto se entrena un modelo clasificador con muchos tamaños de paquetes y tiempos de respuesta sobre un tema específico, en este caso el lavado de dinero. Como </w:t>
+      </w:r>
+      <w:proofErr w:type="spellStart"/>
+      <w:r>
+        <w:rPr>
+          <w:rFonts w:eastAsia="Times New Roman"/>
+          <w:lang w:eastAsia="es-ES"/>
+        </w:rPr>
+        <w:t>dataset</w:t>
+      </w:r>
+      <w:proofErr w:type="spellEnd"/>
+      <w:r>
+        <w:rPr>
+          <w:rFonts w:eastAsia="Times New Roman"/>
+          <w:lang w:eastAsia="es-ES"/>
+        </w:rPr>
+        <w:t xml:space="preserve"> se utilizó Quora Questions Pair que </w:t>
+      </w:r>
+      <w:proofErr w:type="spellStart"/>
+      <w:r>
+        <w:rPr>
+          <w:rFonts w:eastAsia="Times New Roman"/>
+          <w:lang w:eastAsia="es-ES"/>
+        </w:rPr>
+        <w:t>tenia</w:t>
+      </w:r>
+      <w:proofErr w:type="spellEnd"/>
+      <w:r>
+        <w:rPr>
+          <w:rFonts w:eastAsia="Times New Roman"/>
+          <w:lang w:eastAsia="es-ES"/>
+        </w:rPr>
+        <w:t xml:space="preserve"> 11k preguntas sobre distintos temas. Además, se realizaron 100 preguntas modelo sobre lavado de dinero para entrenar al clasificador. Como modelos se usaron muchísimos modelos comerciales desde distintos modelos de Gemini a muchos otros de GPT </w:t>
+      </w:r>
+      <w:r>
+        <w:rPr>
+          <w:rFonts w:eastAsia="Times New Roman"/>
           <w:lang w:eastAsia="es-ES"/>
         </w:rPr>
         <w:lastRenderedPageBreak/>
-        <w:t>inferir el tema del que est</w:t>
-      </w:r>
-      <w:r>
-        <w:rPr>
-          <w:rFonts w:eastAsia="Times New Roman"/>
-          <w:bCs/>
-          <w:szCs w:val="24"/>
-          <w:lang w:eastAsia="es-ES"/>
-        </w:rPr>
-        <w:t>á</w:t>
-      </w:r>
-      <w:r>
-        <w:rPr>
-          <w:rFonts w:eastAsia="Times New Roman"/>
-          <w:bCs/>
-          <w:szCs w:val="24"/>
-          <w:lang w:eastAsia="es-ES"/>
-        </w:rPr>
-        <w:t xml:space="preserve"> hablando. Para esto se entrena un modelo clasificador con muchos tamaños de paquetes y tiempos de respuesta sobre un tema específico, en este caso el lavado de dinero. Como </w:t>
+        <w:t xml:space="preserve">pasando por algunos de </w:t>
       </w:r>
       <w:proofErr w:type="spellStart"/>
       <w:r>
         <w:rPr>
           <w:rFonts w:eastAsia="Times New Roman"/>
-          <w:bCs/>
-          <w:szCs w:val="24"/>
-          <w:lang w:eastAsia="es-ES"/>
-        </w:rPr>
-        <w:t>dataset</w:t>
+          <w:lang w:eastAsia="es-ES"/>
+        </w:rPr>
+        <w:t>Grok</w:t>
       </w:r>
       <w:proofErr w:type="spellEnd"/>
       <w:r>
         <w:rPr>
           <w:rFonts w:eastAsia="Times New Roman"/>
-          <w:bCs/>
-          <w:szCs w:val="24"/>
-          <w:lang w:eastAsia="es-ES"/>
-        </w:rPr>
-        <w:t xml:space="preserve"> se utilizó Quora Questions Pair que tenia 11k preguntas sobre distintos temas. Además, se realizaron 100 preguntas modelo sobre lavado de dinero para entrenar al clasificador. Como modelos se usaron muchísimos modelos comerciales desde distintos modelos de Gemini a muchos otros de GPT pasando por algunos de </w:t>
+          <w:lang w:eastAsia="es-ES"/>
+        </w:rPr>
+        <w:t xml:space="preserve"> y </w:t>
       </w:r>
       <w:proofErr w:type="spellStart"/>
       <w:r>
         <w:rPr>
           <w:rFonts w:eastAsia="Times New Roman"/>
-          <w:bCs/>
-          <w:szCs w:val="24"/>
-          <w:lang w:eastAsia="es-ES"/>
-        </w:rPr>
-        <w:t>Grok</w:t>
+          <w:lang w:eastAsia="es-ES"/>
+        </w:rPr>
+        <w:t>deepseek</w:t>
       </w:r>
       <w:proofErr w:type="spellEnd"/>
       <w:r>
         <w:rPr>
           <w:rFonts w:eastAsia="Times New Roman"/>
-          <w:bCs/>
-          <w:szCs w:val="24"/>
-          <w:lang w:eastAsia="es-ES"/>
-        </w:rPr>
-        <w:t xml:space="preserve"> y </w:t>
+          <w:lang w:eastAsia="es-ES"/>
+        </w:rPr>
+        <w:t xml:space="preserve">. </w:t>
+      </w:r>
+      <w:r>
+        <w:rPr>
+          <w:rFonts w:eastAsia="Times New Roman"/>
+          <w:lang w:eastAsia="es-ES"/>
+        </w:rPr>
+        <w:t>También</w:t>
+      </w:r>
+      <w:r>
+        <w:rPr>
+          <w:rFonts w:eastAsia="Times New Roman"/>
+          <w:lang w:eastAsia="es-ES"/>
+        </w:rPr>
+        <w:t xml:space="preserve"> se hizo un estudio del ataque usando por separado el tamaño de los paquetes y el tiempo y también estudiándolos juntos. Se obtuvieron valores de precisión y </w:t>
       </w:r>
       <w:proofErr w:type="spellStart"/>
       <w:r>
         <w:rPr>
           <w:rFonts w:eastAsia="Times New Roman"/>
-          <w:bCs/>
-          <w:szCs w:val="24"/>
-          <w:lang w:eastAsia="es-ES"/>
-        </w:rPr>
-        <w:t>deepseek</w:t>
+          <w:lang w:eastAsia="es-ES"/>
+        </w:rPr>
+        <w:t>recall</w:t>
       </w:r>
       <w:proofErr w:type="spellEnd"/>
       <w:r>
         <w:rPr>
           <w:rFonts w:eastAsia="Times New Roman"/>
-          <w:bCs/>
-          <w:szCs w:val="24"/>
-          <w:lang w:eastAsia="es-ES"/>
-        </w:rPr>
-        <w:t xml:space="preserve">. </w:t>
-      </w:r>
-      <w:r>
-        <w:rPr>
-          <w:rFonts w:eastAsia="Times New Roman"/>
-          <w:bCs/>
-          <w:szCs w:val="24"/>
-          <w:lang w:eastAsia="es-ES"/>
-        </w:rPr>
-        <w:t>También</w:t>
-      </w:r>
-      <w:r>
-        <w:rPr>
-          <w:rFonts w:eastAsia="Times New Roman"/>
-          <w:bCs/>
-          <w:szCs w:val="24"/>
-          <w:lang w:eastAsia="es-ES"/>
-        </w:rPr>
-        <w:t xml:space="preserve"> se hizo un estudio del ataque usando por separado el tamaño de los paquetes y el tiempo y también estudiándolos juntos. Se obtuvieron valores de precisión y </w:t>
-      </w:r>
-      <w:proofErr w:type="spellStart"/>
-      <w:r>
-        <w:rPr>
-          <w:rFonts w:eastAsia="Times New Roman"/>
-          <w:bCs/>
-          <w:szCs w:val="24"/>
-          <w:lang w:eastAsia="es-ES"/>
-        </w:rPr>
-        <w:t>recall</w:t>
-      </w:r>
-      <w:proofErr w:type="spellEnd"/>
-      <w:r>
-        <w:rPr>
-          <w:rFonts w:eastAsia="Times New Roman"/>
-          <w:bCs/>
-          <w:szCs w:val="24"/>
           <w:lang w:eastAsia="es-ES"/>
         </w:rPr>
         <w:t xml:space="preserve"> muy altos. Por otro </w:t>
@@ -5310,8 +5150,6 @@
       <w:r>
         <w:rPr>
           <w:rFonts w:eastAsia="Times New Roman"/>
-          <w:bCs/>
-          <w:szCs w:val="24"/>
           <w:lang w:eastAsia="es-ES"/>
         </w:rPr>
         <w:t>lado,</w:t>
@@ -5319,8 +5157,6 @@
       <w:r>
         <w:rPr>
           <w:rFonts w:eastAsia="Times New Roman"/>
-          <w:bCs/>
-          <w:szCs w:val="24"/>
           <w:lang w:eastAsia="es-ES"/>
         </w:rPr>
         <w:t xml:space="preserve"> se estudiaron distintas maneras de mitigar este ataque como por ejempl</w:t>
@@ -5328,8 +5164,6 @@
       <w:r>
         <w:rPr>
           <w:rFonts w:eastAsia="Times New Roman"/>
-          <w:bCs/>
-          <w:szCs w:val="24"/>
           <w:lang w:eastAsia="es-ES"/>
         </w:rPr>
         <w:t>o</w:t>
@@ -5337,8 +5171,6 @@
       <w:r>
         <w:rPr>
           <w:rFonts w:eastAsia="Times New Roman"/>
-          <w:bCs/>
-          <w:szCs w:val="24"/>
           <w:lang w:eastAsia="es-ES"/>
         </w:rPr>
         <w:t xml:space="preserve"> aplicar ofuscación.</w:t>
@@ -5346,8 +5178,6 @@
       <w:r>
         <w:rPr>
           <w:rFonts w:eastAsia="Times New Roman"/>
-          <w:bCs/>
-          <w:szCs w:val="24"/>
           <w:lang w:eastAsia="es-ES"/>
         </w:rPr>
         <w:t xml:space="preserve"> Por último, dado que los resultados fueron alarmantes y el peligro encontrado era real, antes de publicar el </w:t>
@@ -5357,8 +5187,6 @@
       <w:r>
         <w:rPr>
           <w:rFonts w:eastAsia="Times New Roman"/>
-          <w:bCs/>
-          <w:szCs w:val="24"/>
           <w:lang w:eastAsia="es-ES"/>
         </w:rPr>
         <w:t>paper</w:t>
@@ -5368,8 +5196,6 @@
       <w:r>
         <w:rPr>
           <w:rFonts w:eastAsia="Times New Roman"/>
-          <w:bCs/>
-          <w:szCs w:val="24"/>
           <w:lang w:eastAsia="es-ES"/>
         </w:rPr>
         <w:t>, contactaron con las distintas empresas propietarias de los modelos y les ayudaron a arreglarlo.</w:t>
@@ -5377,35 +5203,24 @@
     </w:p>
     <w:p>
       <w:pPr>
-        <w:spacing w:after="0" w:line="240" w:lineRule="auto"/>
-        <w:jc w:val="both"/>
-        <w:rPr>
-          <w:rFonts w:ascii="Times New Roman" w:eastAsia="Times New Roman" w:hAnsi="Times New Roman" w:cstheme="minorBidi"/>
-          <w:bCs/>
-          <w:sz w:val="24"/>
-          <w:szCs w:val="24"/>
-          <w:lang w:eastAsia="es-ES"/>
-        </w:rPr>
-      </w:pPr>
-    </w:p>
-    <w:p>
-      <w:pPr>
-        <w:spacing w:after="0" w:line="240" w:lineRule="auto"/>
-        <w:jc w:val="both"/>
-        <w:rPr>
-          <w:rFonts w:ascii="Times New Roman" w:eastAsia="Times New Roman" w:hAnsi="Times New Roman"/>
-          <w:bCs/>
-          <w:sz w:val="24"/>
-          <w:szCs w:val="24"/>
-          <w:lang w:eastAsia="es-ES"/>
-        </w:rPr>
-      </w:pPr>
-      <w:r>
-        <w:rPr>
-          <w:rFonts w:ascii="Times New Roman" w:eastAsia="Times New Roman" w:hAnsi="Times New Roman"/>
-          <w:bCs/>
-          <w:sz w:val="24"/>
-          <w:szCs w:val="24"/>
+        <w:rPr>
+          <w:rFonts w:eastAsia="Times New Roman" w:cstheme="minorBidi"/>
+          <w:bCs w:val="0"/>
+          <w:lang w:eastAsia="es-ES"/>
+        </w:rPr>
+      </w:pPr>
+    </w:p>
+    <w:p>
+      <w:pPr>
+        <w:rPr>
+          <w:rFonts w:eastAsia="Times New Roman"/>
+          <w:bCs w:val="0"/>
+          <w:lang w:eastAsia="es-ES"/>
+        </w:rPr>
+      </w:pPr>
+      <w:r>
+        <w:rPr>
+          <w:rFonts w:eastAsia="Times New Roman"/>
           <w:lang w:eastAsia="es-ES"/>
         </w:rPr>
         <w:t xml:space="preserve">Creo que en comparación a los </w:t>
@@ -5413,20 +5228,14 @@
       <w:proofErr w:type="spellStart"/>
       <w:r>
         <w:rPr>
-          <w:rFonts w:ascii="Times New Roman" w:eastAsia="Times New Roman" w:hAnsi="Times New Roman"/>
-          <w:bCs/>
-          <w:sz w:val="24"/>
-          <w:szCs w:val="24"/>
+          <w:rFonts w:eastAsia="Times New Roman"/>
           <w:lang w:eastAsia="es-ES"/>
         </w:rPr>
         <w:t>paper</w:t>
       </w:r>
       <w:r>
         <w:rPr>
-          <w:rFonts w:ascii="Times New Roman" w:eastAsia="Times New Roman" w:hAnsi="Times New Roman"/>
-          <w:bCs/>
-          <w:sz w:val="24"/>
-          <w:szCs w:val="24"/>
+          <w:rFonts w:eastAsia="Times New Roman"/>
           <w:lang w:eastAsia="es-ES"/>
         </w:rPr>
         <w:t>s</w:t>
@@ -5434,30 +5243,21 @@
       <w:proofErr w:type="spellEnd"/>
       <w:r>
         <w:rPr>
-          <w:rFonts w:ascii="Times New Roman" w:eastAsia="Times New Roman" w:hAnsi="Times New Roman"/>
-          <w:bCs/>
-          <w:sz w:val="24"/>
-          <w:szCs w:val="24"/>
+          <w:rFonts w:eastAsia="Times New Roman"/>
           <w:lang w:eastAsia="es-ES"/>
         </w:rPr>
         <w:t xml:space="preserve"> que he encontrado mi tema tiene mucha potencia por </w:t>
       </w:r>
       <w:r>
         <w:rPr>
-          <w:rFonts w:ascii="Times New Roman" w:eastAsia="Times New Roman" w:hAnsi="Times New Roman"/>
-          <w:bCs/>
-          <w:sz w:val="24"/>
-          <w:szCs w:val="24"/>
+          <w:rFonts w:eastAsia="Times New Roman"/>
           <w:lang w:eastAsia="es-ES"/>
         </w:rPr>
         <w:t>dos</w:t>
       </w:r>
       <w:r>
         <w:rPr>
-          <w:rFonts w:ascii="Times New Roman" w:eastAsia="Times New Roman" w:hAnsi="Times New Roman"/>
-          <w:bCs/>
-          <w:sz w:val="24"/>
-          <w:szCs w:val="24"/>
+          <w:rFonts w:eastAsia="Times New Roman"/>
           <w:lang w:eastAsia="es-ES"/>
         </w:rPr>
         <w:t xml:space="preserve"> razones:</w:t>
@@ -5470,19 +5270,16 @@
           <w:ilvl w:val="0"/>
           <w:numId w:val="11"/>
         </w:numPr>
-        <w:spacing w:after="0" w:line="240" w:lineRule="auto"/>
-        <w:rPr>
-          <w:rFonts w:eastAsia="Times New Roman"/>
-          <w:bCs/>
-          <w:szCs w:val="24"/>
-          <w:lang w:eastAsia="es-ES"/>
-        </w:rPr>
-      </w:pPr>
-      <w:r>
-        <w:rPr>
-          <w:rFonts w:eastAsia="Times New Roman"/>
-          <w:bCs/>
-          <w:szCs w:val="24"/>
+        <w:spacing w:after="0"/>
+        <w:rPr>
+          <w:rFonts w:eastAsia="Times New Roman"/>
+          <w:bCs w:val="0"/>
+          <w:lang w:eastAsia="es-ES"/>
+        </w:rPr>
+      </w:pPr>
+      <w:r>
+        <w:rPr>
+          <w:rFonts w:eastAsia="Times New Roman"/>
           <w:lang w:eastAsia="es-ES"/>
         </w:rPr>
         <w:t xml:space="preserve">Es un </w:t>
@@ -5490,8 +5287,6 @@
       <w:r>
         <w:rPr>
           <w:rFonts w:eastAsia="Times New Roman"/>
-          <w:bCs/>
-          <w:szCs w:val="24"/>
           <w:lang w:eastAsia="es-ES"/>
         </w:rPr>
         <w:t>tema muy novedoso</w:t>
@@ -5499,8 +5294,6 @@
       <w:r>
         <w:rPr>
           <w:rFonts w:eastAsia="Times New Roman"/>
-          <w:bCs/>
-          <w:szCs w:val="24"/>
           <w:lang w:eastAsia="es-ES"/>
         </w:rPr>
         <w:t xml:space="preserve">, no solo porque todos los </w:t>
@@ -5509,8 +5302,6 @@
       <w:r>
         <w:rPr>
           <w:rFonts w:eastAsia="Times New Roman"/>
-          <w:bCs/>
-          <w:szCs w:val="24"/>
           <w:lang w:eastAsia="es-ES"/>
         </w:rPr>
         <w:t>papers</w:t>
@@ -5519,8 +5310,6 @@
       <w:r>
         <w:rPr>
           <w:rFonts w:eastAsia="Times New Roman"/>
-          <w:bCs/>
-          <w:szCs w:val="24"/>
           <w:lang w:eastAsia="es-ES"/>
         </w:rPr>
         <w:t xml:space="preserve"> que tratan sobre temas similares son muy recientes (2024-202</w:t>
@@ -5528,8 +5317,6 @@
       <w:r>
         <w:rPr>
           <w:rFonts w:eastAsia="Times New Roman"/>
-          <w:bCs/>
-          <w:szCs w:val="24"/>
           <w:lang w:eastAsia="es-ES"/>
         </w:rPr>
         <w:t>5</w:t>
@@ -5537,8 +5324,6 @@
       <w:r>
         <w:rPr>
           <w:rFonts w:eastAsia="Times New Roman"/>
-          <w:bCs/>
-          <w:szCs w:val="24"/>
           <w:lang w:eastAsia="es-ES"/>
         </w:rPr>
         <w:t xml:space="preserve">) si no porque no he encontrado ningún </w:t>
@@ -5548,8 +5333,6 @@
       <w:r>
         <w:rPr>
           <w:rFonts w:eastAsia="Times New Roman"/>
-          <w:bCs/>
-          <w:szCs w:val="24"/>
           <w:lang w:eastAsia="es-ES"/>
         </w:rPr>
         <w:t>paper</w:t>
@@ -5559,8 +5342,6 @@
       <w:r>
         <w:rPr>
           <w:rFonts w:eastAsia="Times New Roman"/>
-          <w:bCs/>
-          <w:szCs w:val="24"/>
           <w:lang w:eastAsia="es-ES"/>
         </w:rPr>
         <w:t xml:space="preserve"> que mida la aparición de un documento en una base de datos por el tiempo de respuesta de la IA. Creo que la mayoría de las veces el tiempo de respuesta se utiliza para otras cosas como la clasificación de un tema o la aparición </w:t>
@@ -5568,8 +5349,6 @@
       <w:r>
         <w:rPr>
           <w:rFonts w:eastAsia="Times New Roman"/>
-          <w:bCs/>
-          <w:szCs w:val="24"/>
           <w:lang w:eastAsia="es-ES"/>
         </w:rPr>
         <w:t>de este</w:t>
@@ -5577,8 +5356,6 @@
       <w:r>
         <w:rPr>
           <w:rFonts w:eastAsia="Times New Roman"/>
-          <w:bCs/>
-          <w:szCs w:val="24"/>
           <w:lang w:eastAsia="es-ES"/>
         </w:rPr>
         <w:t xml:space="preserve"> en una memoria cache</w:t>
@@ -5586,8 +5363,6 @@
       <w:r>
         <w:rPr>
           <w:rFonts w:eastAsia="Times New Roman"/>
-          <w:bCs/>
-          <w:szCs w:val="24"/>
           <w:lang w:eastAsia="es-ES"/>
         </w:rPr>
         <w:t>,</w:t>
@@ -5595,8 +5370,6 @@
       <w:r>
         <w:rPr>
           <w:rFonts w:eastAsia="Times New Roman"/>
-          <w:bCs/>
-          <w:szCs w:val="24"/>
           <w:lang w:eastAsia="es-ES"/>
         </w:rPr>
         <w:t xml:space="preserve"> pero creo que no ha sido probado si es posible observar que un archivo se encuentre en la base de datos por el tiempo de respuesta que tenga la IA.</w:t>
@@ -5609,19 +5382,16 @@
           <w:ilvl w:val="0"/>
           <w:numId w:val="11"/>
         </w:numPr>
-        <w:spacing w:after="0" w:line="240" w:lineRule="auto"/>
-        <w:rPr>
-          <w:rFonts w:eastAsia="Times New Roman"/>
-          <w:bCs/>
-          <w:szCs w:val="24"/>
-          <w:lang w:eastAsia="es-ES"/>
-        </w:rPr>
-      </w:pPr>
-      <w:r>
-        <w:rPr>
-          <w:rFonts w:eastAsia="Times New Roman"/>
-          <w:bCs/>
-          <w:szCs w:val="24"/>
+        <w:spacing w:after="0"/>
+        <w:rPr>
+          <w:rFonts w:eastAsia="Times New Roman"/>
+          <w:bCs w:val="0"/>
+          <w:lang w:eastAsia="es-ES"/>
+        </w:rPr>
+      </w:pPr>
+      <w:r>
+        <w:rPr>
+          <w:rFonts w:eastAsia="Times New Roman"/>
           <w:lang w:eastAsia="es-ES"/>
         </w:rPr>
         <w:t>Creo que mi trabajo sería una combinación de los</w:t>
@@ -5629,8 +5399,6 @@
       <w:r>
         <w:rPr>
           <w:rFonts w:eastAsia="Times New Roman"/>
-          <w:bCs/>
-          <w:szCs w:val="24"/>
           <w:lang w:eastAsia="es-ES"/>
         </w:rPr>
         <w:t xml:space="preserve"> </w:t>
@@ -5639,8 +5407,6 @@
       <w:r>
         <w:rPr>
           <w:rFonts w:eastAsia="Times New Roman"/>
-          <w:bCs/>
-          <w:szCs w:val="24"/>
           <w:lang w:eastAsia="es-ES"/>
         </w:rPr>
         <w:t>papers</w:t>
@@ -5649,8 +5415,6 @@
       <w:r>
         <w:rPr>
           <w:rFonts w:eastAsia="Times New Roman"/>
-          <w:bCs/>
-          <w:szCs w:val="24"/>
           <w:lang w:eastAsia="es-ES"/>
         </w:rPr>
         <w:t xml:space="preserve"> anteriormente mencionados ya que trata de saber si un documento est</w:t>
@@ -5658,8 +5422,6 @@
       <w:r>
         <w:rPr>
           <w:rFonts w:eastAsia="Times New Roman"/>
-          <w:bCs/>
-          <w:szCs w:val="24"/>
           <w:lang w:eastAsia="es-ES"/>
         </w:rPr>
         <w:t>á</w:t>
@@ -5667,8 +5429,6 @@
       <w:r>
         <w:rPr>
           <w:rFonts w:eastAsia="Times New Roman"/>
-          <w:bCs/>
-          <w:szCs w:val="24"/>
           <w:lang w:eastAsia="es-ES"/>
         </w:rPr>
         <w:t xml:space="preserve"> en un RAG como el n</w:t>
@@ -5676,8 +5436,6 @@
       <w:r>
         <w:rPr>
           <w:rFonts w:eastAsia="Times New Roman"/>
-          <w:bCs/>
-          <w:szCs w:val="24"/>
           <w:lang w:eastAsia="es-ES"/>
         </w:rPr>
         <w:t>ú</w:t>
@@ -5685,8 +5443,6 @@
       <w:r>
         <w:rPr>
           <w:rFonts w:eastAsia="Times New Roman"/>
-          <w:bCs/>
-          <w:szCs w:val="24"/>
           <w:lang w:eastAsia="es-ES"/>
         </w:rPr>
         <w:t>mero 1 pero con el tipo de ataque que se realiza en el n</w:t>
@@ -5694,8 +5450,6 @@
       <w:r>
         <w:rPr>
           <w:rFonts w:eastAsia="Times New Roman"/>
-          <w:bCs/>
-          <w:szCs w:val="24"/>
           <w:lang w:eastAsia="es-ES"/>
         </w:rPr>
         <w:t>ú</w:t>
@@ -5703,8 +5457,6 @@
       <w:r>
         <w:rPr>
           <w:rFonts w:eastAsia="Times New Roman"/>
-          <w:bCs/>
-          <w:szCs w:val="24"/>
           <w:lang w:eastAsia="es-ES"/>
         </w:rPr>
         <w:t>mero 2/4. Creo que sería de gran interés poder encontrar un fallo de privacidad en la combinación del estudio de tiempos de respuesta y el uso de un RAG empresarial real. Creo que si la hipótesis acaba siendo real podría tener un impacto ya que la idea es usar las herramientas usadas en los RAG empresariales reales.</w:t>
@@ -5712,25 +5464,266 @@
     </w:p>
     <w:p>
       <w:pPr>
-        <w:spacing w:after="0" w:line="240" w:lineRule="auto"/>
-        <w:jc w:val="both"/>
-        <w:rPr>
-          <w:rFonts w:ascii="Times New Roman" w:eastAsia="Times New Roman" w:hAnsi="Times New Roman" w:cstheme="minorBidi"/>
-          <w:bCs/>
-          <w:sz w:val="24"/>
-          <w:szCs w:val="24"/>
-          <w:lang w:eastAsia="es-ES"/>
-        </w:rPr>
-      </w:pPr>
-    </w:p>
-    <w:p>
-      <w:pPr>
-        <w:spacing w:after="0" w:line="240" w:lineRule="auto"/>
-        <w:rPr>
-          <w:rFonts w:ascii="Times New Roman" w:eastAsia="Times New Roman" w:hAnsi="Times New Roman" w:cstheme="minorBidi"/>
-          <w:bCs/>
-          <w:sz w:val="24"/>
-          <w:szCs w:val="24"/>
+        <w:rPr>
+          <w:rFonts w:eastAsia="Times New Roman" w:cstheme="minorBidi"/>
+          <w:bCs w:val="0"/>
+          <w:lang w:eastAsia="es-ES"/>
+        </w:rPr>
+      </w:pPr>
+    </w:p>
+    <w:p>
+      <w:pPr>
+        <w:rPr>
+          <w:rFonts w:eastAsia="Times New Roman" w:cstheme="minorBidi"/>
+          <w:bCs w:val="0"/>
+          <w:lang w:eastAsia="es-ES"/>
+        </w:rPr>
+      </w:pPr>
+    </w:p>
+    <w:p>
+      <w:pPr>
+        <w:rPr>
+          <w:rFonts w:eastAsia="Times New Roman" w:cstheme="minorBidi"/>
+          <w:bCs w:val="0"/>
+          <w:lang w:eastAsia="es-ES"/>
+        </w:rPr>
+      </w:pPr>
+    </w:p>
+    <w:p>
+      <w:pPr>
+        <w:rPr>
+          <w:rFonts w:eastAsia="Times New Roman" w:cstheme="minorBidi"/>
+          <w:bCs w:val="0"/>
+          <w:lang w:eastAsia="es-ES"/>
+        </w:rPr>
+      </w:pPr>
+    </w:p>
+    <w:p>
+      <w:pPr>
+        <w:rPr>
+          <w:rFonts w:eastAsia="Times New Roman" w:cstheme="minorBidi"/>
+          <w:bCs w:val="0"/>
+          <w:lang w:eastAsia="es-ES"/>
+        </w:rPr>
+      </w:pPr>
+    </w:p>
+    <w:p>
+      <w:pPr>
+        <w:rPr>
+          <w:rFonts w:eastAsia="Times New Roman" w:cstheme="minorBidi"/>
+          <w:bCs w:val="0"/>
+          <w:lang w:eastAsia="es-ES"/>
+        </w:rPr>
+      </w:pPr>
+    </w:p>
+    <w:p>
+      <w:pPr>
+        <w:rPr>
+          <w:rFonts w:eastAsia="Times New Roman" w:cstheme="minorBidi"/>
+          <w:bCs w:val="0"/>
+          <w:lang w:eastAsia="es-ES"/>
+        </w:rPr>
+      </w:pPr>
+    </w:p>
+    <w:p>
+      <w:pPr>
+        <w:rPr>
+          <w:rFonts w:eastAsia="Times New Roman" w:cstheme="minorBidi"/>
+          <w:bCs w:val="0"/>
+          <w:lang w:eastAsia="es-ES"/>
+        </w:rPr>
+      </w:pPr>
+    </w:p>
+    <w:p>
+      <w:pPr>
+        <w:rPr>
+          <w:rFonts w:eastAsia="Times New Roman" w:cstheme="minorBidi"/>
+          <w:bCs w:val="0"/>
+          <w:lang w:eastAsia="es-ES"/>
+        </w:rPr>
+      </w:pPr>
+    </w:p>
+    <w:p>
+      <w:pPr>
+        <w:rPr>
+          <w:rFonts w:eastAsia="Times New Roman" w:cstheme="minorBidi"/>
+          <w:bCs w:val="0"/>
+          <w:lang w:eastAsia="es-ES"/>
+        </w:rPr>
+      </w:pPr>
+    </w:p>
+    <w:p>
+      <w:pPr>
+        <w:rPr>
+          <w:rFonts w:eastAsia="Times New Roman" w:cstheme="minorBidi"/>
+          <w:bCs w:val="0"/>
+          <w:lang w:eastAsia="es-ES"/>
+        </w:rPr>
+      </w:pPr>
+    </w:p>
+    <w:p>
+      <w:pPr>
+        <w:rPr>
+          <w:rFonts w:eastAsia="Times New Roman" w:cstheme="minorBidi"/>
+          <w:bCs w:val="0"/>
+          <w:lang w:eastAsia="es-ES"/>
+        </w:rPr>
+      </w:pPr>
+    </w:p>
+    <w:p>
+      <w:pPr>
+        <w:rPr>
+          <w:rFonts w:eastAsia="Times New Roman" w:cstheme="minorBidi"/>
+          <w:bCs w:val="0"/>
+          <w:lang w:eastAsia="es-ES"/>
+        </w:rPr>
+      </w:pPr>
+    </w:p>
+    <w:p>
+      <w:pPr>
+        <w:rPr>
+          <w:rFonts w:eastAsia="Times New Roman" w:cstheme="minorBidi"/>
+          <w:bCs w:val="0"/>
+          <w:lang w:eastAsia="es-ES"/>
+        </w:rPr>
+      </w:pPr>
+    </w:p>
+    <w:p>
+      <w:pPr>
+        <w:rPr>
+          <w:rFonts w:eastAsia="Times New Roman" w:cstheme="minorBidi"/>
+          <w:bCs w:val="0"/>
+          <w:lang w:eastAsia="es-ES"/>
+        </w:rPr>
+      </w:pPr>
+    </w:p>
+    <w:p>
+      <w:pPr>
+        <w:rPr>
+          <w:rFonts w:eastAsia="Times New Roman" w:cstheme="minorBidi"/>
+          <w:bCs w:val="0"/>
+          <w:lang w:eastAsia="es-ES"/>
+        </w:rPr>
+      </w:pPr>
+    </w:p>
+    <w:p>
+      <w:pPr>
+        <w:rPr>
+          <w:rFonts w:eastAsia="Times New Roman" w:cstheme="minorBidi"/>
+          <w:bCs w:val="0"/>
+          <w:lang w:eastAsia="es-ES"/>
+        </w:rPr>
+      </w:pPr>
+    </w:p>
+    <w:p>
+      <w:pPr>
+        <w:rPr>
+          <w:rFonts w:eastAsia="Times New Roman" w:cstheme="minorBidi"/>
+          <w:bCs w:val="0"/>
+          <w:lang w:eastAsia="es-ES"/>
+        </w:rPr>
+      </w:pPr>
+    </w:p>
+    <w:p>
+      <w:pPr>
+        <w:rPr>
+          <w:rFonts w:eastAsia="Times New Roman" w:cstheme="minorBidi"/>
+          <w:bCs w:val="0"/>
+          <w:lang w:eastAsia="es-ES"/>
+        </w:rPr>
+      </w:pPr>
+    </w:p>
+    <w:p>
+      <w:pPr>
+        <w:rPr>
+          <w:rFonts w:eastAsia="Times New Roman" w:cstheme="minorBidi"/>
+          <w:bCs w:val="0"/>
+          <w:lang w:eastAsia="es-ES"/>
+        </w:rPr>
+      </w:pPr>
+    </w:p>
+    <w:p>
+      <w:pPr>
+        <w:rPr>
+          <w:rFonts w:eastAsia="Times New Roman" w:cstheme="minorBidi"/>
+          <w:bCs w:val="0"/>
+          <w:lang w:eastAsia="es-ES"/>
+        </w:rPr>
+      </w:pPr>
+    </w:p>
+    <w:p>
+      <w:pPr>
+        <w:rPr>
+          <w:rFonts w:eastAsia="Times New Roman" w:cstheme="minorBidi"/>
+          <w:bCs w:val="0"/>
+          <w:lang w:eastAsia="es-ES"/>
+        </w:rPr>
+      </w:pPr>
+    </w:p>
+    <w:p>
+      <w:pPr>
+        <w:rPr>
+          <w:rFonts w:eastAsia="Times New Roman" w:cstheme="minorBidi"/>
+          <w:bCs w:val="0"/>
+          <w:lang w:eastAsia="es-ES"/>
+        </w:rPr>
+      </w:pPr>
+    </w:p>
+    <w:p>
+      <w:pPr>
+        <w:rPr>
+          <w:rFonts w:eastAsia="Times New Roman" w:cstheme="minorBidi"/>
+          <w:bCs w:val="0"/>
+          <w:lang w:eastAsia="es-ES"/>
+        </w:rPr>
+      </w:pPr>
+    </w:p>
+    <w:p>
+      <w:pPr>
+        <w:rPr>
+          <w:rFonts w:eastAsia="Times New Roman" w:cstheme="minorBidi"/>
+          <w:bCs w:val="0"/>
+          <w:lang w:eastAsia="es-ES"/>
+        </w:rPr>
+      </w:pPr>
+    </w:p>
+    <w:p>
+      <w:pPr>
+        <w:rPr>
+          <w:rFonts w:eastAsia="Times New Roman" w:cstheme="minorBidi"/>
+          <w:bCs w:val="0"/>
+          <w:lang w:eastAsia="es-ES"/>
+        </w:rPr>
+      </w:pPr>
+    </w:p>
+    <w:p>
+      <w:pPr>
+        <w:pStyle w:val="Ttulo1"/>
+      </w:pPr>
+      <w:r>
+        <w:rPr>
+          <w:rFonts w:eastAsia="Times New Roman" w:cstheme="minorBidi"/>
+          <w:bCs w:val="0"/>
+        </w:rPr>
+        <w:lastRenderedPageBreak/>
+        <w:t xml:space="preserve">3. </w:t>
+      </w:r>
+      <w:r>
+        <w:t>Análisis de Requisitos</w:t>
+      </w:r>
+    </w:p>
+    <w:p>
+      <w:pPr>
+        <w:rPr>
+          <w:lang w:eastAsia="es-ES"/>
+        </w:rPr>
+      </w:pPr>
+    </w:p>
+    <w:p>
+      <w:pPr>
+        <w:rPr>
+          <w:rFonts w:eastAsia="Times New Roman" w:cstheme="minorBidi"/>
+          <w:bCs w:val="0"/>
           <w:lang w:eastAsia="es-ES"/>
         </w:rPr>
       </w:pPr>
@@ -5749,9 +5742,6 @@
 <w:endnotes xmlns:wpc="http://schemas.microsoft.com/office/word/2010/wordprocessingCanvas" xmlns:cx="http://schemas.microsoft.com/office/drawing/2014/chartex" xmlns:cx1="http://schemas.microsoft.com/office/drawing/2015/9/8/chartex" xmlns:cx2="http://schemas.microsoft.com/office/drawing/2015/10/21/chartex" xmlns:cx3="http://schemas.microsoft.com/office/drawing/2016/5/9/chartex" xmlns:cx4="http://schemas.microsoft.com/office/drawing/2016/5/10/chartex" xmlns:cx5="http://schemas.microsoft.com/office/drawing/2016/5/11/chartex" xmlns:cx6="http://schemas.microsoft.com/office/drawing/2016/5/12/chartex" xmlns:cx7="http://schemas.microsoft.com/office/drawing/2016/5/13/chartex" xmlns:cx8="http://schemas.microsoft.com/office/drawing/2016/5/14/chartex" xmlns:mc="http://schemas.openxmlformats.org/markup-compatibility/2006" xmlns:aink="http://schemas.microsoft.com/office/drawing/2016/ink" xmlns:am3d="http://schemas.microsoft.com/office/drawing/2017/model3d" xmlns:o="urn:schemas-microsoft-com:office:office" xmlns:oel="http://schemas.microsoft.com/office/2019/extlst" xmlns:r="http://schemas.openxmlformats.org/officeDocument/2006/relationships" xmlns:m="http://schemas.openxmlformats.org/officeDocument/2006/math" xmlns:v="urn:schemas-microsoft-com:vml" xmlns:wp14="http://schemas.microsoft.com/office/word/2010/wordprocessingDrawing" xmlns:wp="http://schemas.openxmlformats.org/drawingml/2006/wordprocessingDrawing" xmlns:w10="urn:schemas-microsoft-com:office:word" xmlns:w="http://schemas.openxmlformats.org/wordprocessingml/2006/main" xmlns:w14="http://schemas.microsoft.com/office/word/2010/wordml" xmlns:w15="http://schemas.microsoft.com/office/word/2012/wordml" xmlns:w16cex="http://schemas.microsoft.com/office/word/2018/wordml/cex" xmlns:w16cid="http://schemas.microsoft.com/office/word/2016/wordml/cid" xmlns:w16="http://schemas.microsoft.com/office/word/2018/wordml" xmlns:w16du="http://schemas.microsoft.com/office/word/2023/wordml/word16du" xmlns:w16sdtdh="http://schemas.microsoft.com/office/word/2020/wordml/sdtdatahash" xmlns:w16sdtfl="http://schemas.microsoft.com/office/word/2024/wordml/sdtformatlock" xmlns:w16se="http://schemas.microsoft.com/office/word/2015/wordml/symex" xmlns:wpg="http://schemas.microsoft.com/office/word/2010/wordprocessingGroup" xmlns:wpi="http://schemas.microsoft.com/office/word/2010/wordprocessingInk" xmlns:wne="http://schemas.microsoft.com/office/word/2006/wordml" xmlns:wps="http://schemas.microsoft.com/office/word/2010/wordprocessingShape" mc:Ignorable="w14 w15 w16se w16cid w16 w16cex w16sdtdh w16sdtfl w16du wp14">
   <w:endnote w:type="separator" w:id="-1">
     <w:p>
-      <w:pPr>
-        <w:spacing w:after="0" w:line="240" w:lineRule="auto"/>
-      </w:pPr>
       <w:r>
         <w:separator/>
       </w:r>
@@ -5759,9 +5749,6 @@
   </w:endnote>
   <w:endnote w:type="continuationSeparator" w:id="0">
     <w:p>
-      <w:pPr>
-        <w:spacing w:after="0" w:line="240" w:lineRule="auto"/>
-      </w:pPr>
       <w:r>
         <w:continuationSeparator/>
       </w:r>
@@ -5774,9 +5761,6 @@
 <w:footnotes xmlns:wpc="http://schemas.microsoft.com/office/word/2010/wordprocessingCanvas" xmlns:cx="http://schemas.microsoft.com/office/drawing/2014/chartex" xmlns:cx1="http://schemas.microsoft.com/office/drawing/2015/9/8/chartex" xmlns:cx2="http://schemas.microsoft.com/office/drawing/2015/10/21/chartex" xmlns:cx3="http://schemas.microsoft.com/office/drawing/2016/5/9/chartex" xmlns:cx4="http://schemas.microsoft.com/office/drawing/2016/5/10/chartex" xmlns:cx5="http://schemas.microsoft.com/office/drawing/2016/5/11/chartex" xmlns:cx6="http://schemas.microsoft.com/office/drawing/2016/5/12/chartex" xmlns:cx7="http://schemas.microsoft.com/office/drawing/2016/5/13/chartex" xmlns:cx8="http://schemas.microsoft.com/office/drawing/2016/5/14/chartex" xmlns:mc="http://schemas.openxmlformats.org/markup-compatibility/2006" xmlns:aink="http://schemas.microsoft.com/office/drawing/2016/ink" xmlns:am3d="http://schemas.microsoft.com/office/drawing/2017/model3d" xmlns:o="urn:schemas-microsoft-com:office:office" xmlns:oel="http://schemas.microsoft.com/office/2019/extlst" xmlns:r="http://schemas.openxmlformats.org/officeDocument/2006/relationships" xmlns:m="http://schemas.openxmlformats.org/officeDocument/2006/math" xmlns:v="urn:schemas-microsoft-com:vml" xmlns:wp14="http://schemas.microsoft.com/office/word/2010/wordprocessingDrawing" xmlns:wp="http://schemas.openxmlformats.org/drawingml/2006/wordprocessingDrawing" xmlns:w10="urn:schemas-microsoft-com:office:word" xmlns:w="http://schemas.openxmlformats.org/wordprocessingml/2006/main" xmlns:w14="http://schemas.microsoft.com/office/word/2010/wordml" xmlns:w15="http://schemas.microsoft.com/office/word/2012/wordml" xmlns:w16cex="http://schemas.microsoft.com/office/word/2018/wordml/cex" xmlns:w16cid="http://schemas.microsoft.com/office/word/2016/wordml/cid" xmlns:w16="http://schemas.microsoft.com/office/word/2018/wordml" xmlns:w16du="http://schemas.microsoft.com/office/word/2023/wordml/word16du" xmlns:w16sdtdh="http://schemas.microsoft.com/office/word/2020/wordml/sdtdatahash" xmlns:w16sdtfl="http://schemas.microsoft.com/office/word/2024/wordml/sdtformatlock" xmlns:w16se="http://schemas.microsoft.com/office/word/2015/wordml/symex" xmlns:wpg="http://schemas.microsoft.com/office/word/2010/wordprocessingGroup" xmlns:wpi="http://schemas.microsoft.com/office/word/2010/wordprocessingInk" xmlns:wne="http://schemas.microsoft.com/office/word/2006/wordml" xmlns:wps="http://schemas.microsoft.com/office/word/2010/wordprocessingShape" mc:Ignorable="w14 w15 w16se w16cid w16 w16cex w16sdtdh w16sdtfl w16du wp14">
   <w:footnote w:type="separator" w:id="-1">
     <w:p>
-      <w:pPr>
-        <w:spacing w:after="0" w:line="240" w:lineRule="auto"/>
-      </w:pPr>
       <w:r>
         <w:separator/>
       </w:r>
@@ -5784,9 +5768,6 @@
   </w:footnote>
   <w:footnote w:type="continuationSeparator" w:id="0">
     <w:p>
-      <w:pPr>
-        <w:spacing w:after="0" w:line="240" w:lineRule="auto"/>
-      </w:pPr>
       <w:r>
         <w:continuationSeparator/>
       </w:r>
@@ -6100,6 +6081,268 @@
     </w:lvl>
   </w:abstractNum>
   <w:abstractNum w:abstractNumId="11" w15:restartNumberingAfterBreak="0">
+    <w:nsid w:val="07C368E5"/>
+    <w:multiLevelType w:val="multilevel"/>
+    <w:tmpl w:val="D736E34C"/>
+    <w:lvl w:ilvl="0">
+      <w:start w:val="1"/>
+      <w:numFmt w:val="bullet"/>
+      <w:lvlText w:val=""/>
+      <w:lvlJc w:val="left"/>
+      <w:pPr>
+        <w:tabs>
+          <w:tab w:val="num" w:pos="720"/>
+        </w:tabs>
+        <w:ind w:left="720" w:hanging="360"/>
+      </w:pPr>
+      <w:rPr>
+        <w:rFonts w:ascii="Symbol" w:hAnsi="Symbol" w:hint="default"/>
+        <w:sz w:val="20"/>
+      </w:rPr>
+    </w:lvl>
+    <w:lvl w:ilvl="1" w:tentative="1">
+      <w:start w:val="1"/>
+      <w:numFmt w:val="bullet"/>
+      <w:lvlText w:val="o"/>
+      <w:lvlJc w:val="left"/>
+      <w:pPr>
+        <w:tabs>
+          <w:tab w:val="num" w:pos="1440"/>
+        </w:tabs>
+        <w:ind w:left="1440" w:hanging="360"/>
+      </w:pPr>
+      <w:rPr>
+        <w:rFonts w:ascii="Courier New" w:hAnsi="Courier New" w:hint="default"/>
+        <w:sz w:val="20"/>
+      </w:rPr>
+    </w:lvl>
+    <w:lvl w:ilvl="2" w:tentative="1">
+      <w:start w:val="1"/>
+      <w:numFmt w:val="bullet"/>
+      <w:lvlText w:val=""/>
+      <w:lvlJc w:val="left"/>
+      <w:pPr>
+        <w:tabs>
+          <w:tab w:val="num" w:pos="2160"/>
+        </w:tabs>
+        <w:ind w:left="2160" w:hanging="360"/>
+      </w:pPr>
+      <w:rPr>
+        <w:rFonts w:ascii="Wingdings" w:hAnsi="Wingdings" w:hint="default"/>
+        <w:sz w:val="20"/>
+      </w:rPr>
+    </w:lvl>
+    <w:lvl w:ilvl="3" w:tentative="1">
+      <w:start w:val="1"/>
+      <w:numFmt w:val="bullet"/>
+      <w:lvlText w:val=""/>
+      <w:lvlJc w:val="left"/>
+      <w:pPr>
+        <w:tabs>
+          <w:tab w:val="num" w:pos="2880"/>
+        </w:tabs>
+        <w:ind w:left="2880" w:hanging="360"/>
+      </w:pPr>
+      <w:rPr>
+        <w:rFonts w:ascii="Wingdings" w:hAnsi="Wingdings" w:hint="default"/>
+        <w:sz w:val="20"/>
+      </w:rPr>
+    </w:lvl>
+    <w:lvl w:ilvl="4" w:tentative="1">
+      <w:start w:val="1"/>
+      <w:numFmt w:val="bullet"/>
+      <w:lvlText w:val=""/>
+      <w:lvlJc w:val="left"/>
+      <w:pPr>
+        <w:tabs>
+          <w:tab w:val="num" w:pos="3600"/>
+        </w:tabs>
+        <w:ind w:left="3600" w:hanging="360"/>
+      </w:pPr>
+      <w:rPr>
+        <w:rFonts w:ascii="Wingdings" w:hAnsi="Wingdings" w:hint="default"/>
+        <w:sz w:val="20"/>
+      </w:rPr>
+    </w:lvl>
+    <w:lvl w:ilvl="5" w:tentative="1">
+      <w:start w:val="1"/>
+      <w:numFmt w:val="bullet"/>
+      <w:lvlText w:val=""/>
+      <w:lvlJc w:val="left"/>
+      <w:pPr>
+        <w:tabs>
+          <w:tab w:val="num" w:pos="4320"/>
+        </w:tabs>
+        <w:ind w:left="4320" w:hanging="360"/>
+      </w:pPr>
+      <w:rPr>
+        <w:rFonts w:ascii="Wingdings" w:hAnsi="Wingdings" w:hint="default"/>
+        <w:sz w:val="20"/>
+      </w:rPr>
+    </w:lvl>
+    <w:lvl w:ilvl="6" w:tentative="1">
+      <w:start w:val="1"/>
+      <w:numFmt w:val="bullet"/>
+      <w:lvlText w:val=""/>
+      <w:lvlJc w:val="left"/>
+      <w:pPr>
+        <w:tabs>
+          <w:tab w:val="num" w:pos="5040"/>
+        </w:tabs>
+        <w:ind w:left="5040" w:hanging="360"/>
+      </w:pPr>
+      <w:rPr>
+        <w:rFonts w:ascii="Wingdings" w:hAnsi="Wingdings" w:hint="default"/>
+        <w:sz w:val="20"/>
+      </w:rPr>
+    </w:lvl>
+    <w:lvl w:ilvl="7" w:tentative="1">
+      <w:start w:val="1"/>
+      <w:numFmt w:val="bullet"/>
+      <w:lvlText w:val=""/>
+      <w:lvlJc w:val="left"/>
+      <w:pPr>
+        <w:tabs>
+          <w:tab w:val="num" w:pos="5760"/>
+        </w:tabs>
+        <w:ind w:left="5760" w:hanging="360"/>
+      </w:pPr>
+      <w:rPr>
+        <w:rFonts w:ascii="Wingdings" w:hAnsi="Wingdings" w:hint="default"/>
+        <w:sz w:val="20"/>
+      </w:rPr>
+    </w:lvl>
+    <w:lvl w:ilvl="8" w:tentative="1">
+      <w:start w:val="1"/>
+      <w:numFmt w:val="bullet"/>
+      <w:lvlText w:val=""/>
+      <w:lvlJc w:val="left"/>
+      <w:pPr>
+        <w:tabs>
+          <w:tab w:val="num" w:pos="6480"/>
+        </w:tabs>
+        <w:ind w:left="6480" w:hanging="360"/>
+      </w:pPr>
+      <w:rPr>
+        <w:rFonts w:ascii="Wingdings" w:hAnsi="Wingdings" w:hint="default"/>
+        <w:sz w:val="20"/>
+      </w:rPr>
+    </w:lvl>
+  </w:abstractNum>
+  <w:abstractNum w:abstractNumId="12" w15:restartNumberingAfterBreak="0">
+    <w:nsid w:val="0B6B3B5C"/>
+    <w:multiLevelType w:val="multilevel"/>
+    <w:tmpl w:val="E89EA314"/>
+    <w:lvl w:ilvl="0">
+      <w:start w:val="1"/>
+      <w:numFmt w:val="decimal"/>
+      <w:lvlText w:val="%1."/>
+      <w:lvlJc w:val="left"/>
+      <w:pPr>
+        <w:ind w:left="421" w:hanging="421"/>
+      </w:pPr>
+      <w:rPr>
+        <w:rFonts w:hint="default"/>
+      </w:rPr>
+    </w:lvl>
+    <w:lvl w:ilvl="1">
+      <w:start w:val="1"/>
+      <w:numFmt w:val="decimal"/>
+      <w:lvlText w:val="%1.%2."/>
+      <w:lvlJc w:val="left"/>
+      <w:pPr>
+        <w:ind w:left="421" w:hanging="421"/>
+      </w:pPr>
+      <w:rPr>
+        <w:rFonts w:hint="default"/>
+      </w:rPr>
+    </w:lvl>
+    <w:lvl w:ilvl="2">
+      <w:start w:val="1"/>
+      <w:numFmt w:val="decimal"/>
+      <w:lvlText w:val="%1.%2.%3."/>
+      <w:lvlJc w:val="left"/>
+      <w:pPr>
+        <w:ind w:left="720" w:hanging="720"/>
+      </w:pPr>
+      <w:rPr>
+        <w:rFonts w:hint="default"/>
+      </w:rPr>
+    </w:lvl>
+    <w:lvl w:ilvl="3">
+      <w:start w:val="1"/>
+      <w:numFmt w:val="decimal"/>
+      <w:lvlText w:val="%1.%2.%3.%4."/>
+      <w:lvlJc w:val="left"/>
+      <w:pPr>
+        <w:ind w:left="720" w:hanging="720"/>
+      </w:pPr>
+      <w:rPr>
+        <w:rFonts w:hint="default"/>
+      </w:rPr>
+    </w:lvl>
+    <w:lvl w:ilvl="4">
+      <w:start w:val="1"/>
+      <w:numFmt w:val="decimal"/>
+      <w:lvlText w:val="%1.%2.%3.%4.%5."/>
+      <w:lvlJc w:val="left"/>
+      <w:pPr>
+        <w:ind w:left="1080" w:hanging="1080"/>
+      </w:pPr>
+      <w:rPr>
+        <w:rFonts w:hint="default"/>
+      </w:rPr>
+    </w:lvl>
+    <w:lvl w:ilvl="5">
+      <w:start w:val="1"/>
+      <w:numFmt w:val="decimal"/>
+      <w:lvlText w:val="%1.%2.%3.%4.%5.%6."/>
+      <w:lvlJc w:val="left"/>
+      <w:pPr>
+        <w:ind w:left="1080" w:hanging="1080"/>
+      </w:pPr>
+      <w:rPr>
+        <w:rFonts w:hint="default"/>
+      </w:rPr>
+    </w:lvl>
+    <w:lvl w:ilvl="6">
+      <w:start w:val="1"/>
+      <w:numFmt w:val="decimal"/>
+      <w:lvlText w:val="%1.%2.%3.%4.%5.%6.%7."/>
+      <w:lvlJc w:val="left"/>
+      <w:pPr>
+        <w:ind w:left="1440" w:hanging="1440"/>
+      </w:pPr>
+      <w:rPr>
+        <w:rFonts w:hint="default"/>
+      </w:rPr>
+    </w:lvl>
+    <w:lvl w:ilvl="7">
+      <w:start w:val="1"/>
+      <w:numFmt w:val="decimal"/>
+      <w:lvlText w:val="%1.%2.%3.%4.%5.%6.%7.%8."/>
+      <w:lvlJc w:val="left"/>
+      <w:pPr>
+        <w:ind w:left="1440" w:hanging="1440"/>
+      </w:pPr>
+      <w:rPr>
+        <w:rFonts w:hint="default"/>
+      </w:rPr>
+    </w:lvl>
+    <w:lvl w:ilvl="8">
+      <w:start w:val="1"/>
+      <w:numFmt w:val="decimal"/>
+      <w:lvlText w:val="%1.%2.%3.%4.%5.%6.%7.%8.%9."/>
+      <w:lvlJc w:val="left"/>
+      <w:pPr>
+        <w:ind w:left="1800" w:hanging="1800"/>
+      </w:pPr>
+      <w:rPr>
+        <w:rFonts w:hint="default"/>
+      </w:rPr>
+    </w:lvl>
+  </w:abstractNum>
+  <w:abstractNum w:abstractNumId="13" w15:restartNumberingAfterBreak="0">
     <w:nsid w:val="0EC006E4"/>
     <w:multiLevelType w:val="multilevel"/>
     <w:tmpl w:val="F2CAEAF4"/>
@@ -6216,7 +6459,305 @@
       </w:pPr>
     </w:lvl>
   </w:abstractNum>
-  <w:abstractNum w:abstractNumId="12" w15:restartNumberingAfterBreak="0">
+  <w:abstractNum w:abstractNumId="14" w15:restartNumberingAfterBreak="0">
+    <w:nsid w:val="0F3E5F30"/>
+    <w:multiLevelType w:val="multilevel"/>
+    <w:tmpl w:val="15DE34EE"/>
+    <w:lvl w:ilvl="0">
+      <w:start w:val="1"/>
+      <w:numFmt w:val="bullet"/>
+      <w:lvlText w:val=""/>
+      <w:lvlJc w:val="left"/>
+      <w:pPr>
+        <w:tabs>
+          <w:tab w:val="num" w:pos="720"/>
+        </w:tabs>
+        <w:ind w:left="720" w:hanging="360"/>
+      </w:pPr>
+      <w:rPr>
+        <w:rFonts w:ascii="Symbol" w:hAnsi="Symbol" w:hint="default"/>
+        <w:sz w:val="20"/>
+      </w:rPr>
+    </w:lvl>
+    <w:lvl w:ilvl="1" w:tentative="1">
+      <w:start w:val="1"/>
+      <w:numFmt w:val="bullet"/>
+      <w:lvlText w:val="o"/>
+      <w:lvlJc w:val="left"/>
+      <w:pPr>
+        <w:tabs>
+          <w:tab w:val="num" w:pos="1440"/>
+        </w:tabs>
+        <w:ind w:left="1440" w:hanging="360"/>
+      </w:pPr>
+      <w:rPr>
+        <w:rFonts w:ascii="Courier New" w:hAnsi="Courier New" w:hint="default"/>
+        <w:sz w:val="20"/>
+      </w:rPr>
+    </w:lvl>
+    <w:lvl w:ilvl="2" w:tentative="1">
+      <w:start w:val="1"/>
+      <w:numFmt w:val="bullet"/>
+      <w:lvlText w:val=""/>
+      <w:lvlJc w:val="left"/>
+      <w:pPr>
+        <w:tabs>
+          <w:tab w:val="num" w:pos="2160"/>
+        </w:tabs>
+        <w:ind w:left="2160" w:hanging="360"/>
+      </w:pPr>
+      <w:rPr>
+        <w:rFonts w:ascii="Wingdings" w:hAnsi="Wingdings" w:hint="default"/>
+        <w:sz w:val="20"/>
+      </w:rPr>
+    </w:lvl>
+    <w:lvl w:ilvl="3" w:tentative="1">
+      <w:start w:val="1"/>
+      <w:numFmt w:val="bullet"/>
+      <w:lvlText w:val=""/>
+      <w:lvlJc w:val="left"/>
+      <w:pPr>
+        <w:tabs>
+          <w:tab w:val="num" w:pos="2880"/>
+        </w:tabs>
+        <w:ind w:left="2880" w:hanging="360"/>
+      </w:pPr>
+      <w:rPr>
+        <w:rFonts w:ascii="Wingdings" w:hAnsi="Wingdings" w:hint="default"/>
+        <w:sz w:val="20"/>
+      </w:rPr>
+    </w:lvl>
+    <w:lvl w:ilvl="4" w:tentative="1">
+      <w:start w:val="1"/>
+      <w:numFmt w:val="bullet"/>
+      <w:lvlText w:val=""/>
+      <w:lvlJc w:val="left"/>
+      <w:pPr>
+        <w:tabs>
+          <w:tab w:val="num" w:pos="3600"/>
+        </w:tabs>
+        <w:ind w:left="3600" w:hanging="360"/>
+      </w:pPr>
+      <w:rPr>
+        <w:rFonts w:ascii="Wingdings" w:hAnsi="Wingdings" w:hint="default"/>
+        <w:sz w:val="20"/>
+      </w:rPr>
+    </w:lvl>
+    <w:lvl w:ilvl="5" w:tentative="1">
+      <w:start w:val="1"/>
+      <w:numFmt w:val="bullet"/>
+      <w:lvlText w:val=""/>
+      <w:lvlJc w:val="left"/>
+      <w:pPr>
+        <w:tabs>
+          <w:tab w:val="num" w:pos="4320"/>
+        </w:tabs>
+        <w:ind w:left="4320" w:hanging="360"/>
+      </w:pPr>
+      <w:rPr>
+        <w:rFonts w:ascii="Wingdings" w:hAnsi="Wingdings" w:hint="default"/>
+        <w:sz w:val="20"/>
+      </w:rPr>
+    </w:lvl>
+    <w:lvl w:ilvl="6" w:tentative="1">
+      <w:start w:val="1"/>
+      <w:numFmt w:val="bullet"/>
+      <w:lvlText w:val=""/>
+      <w:lvlJc w:val="left"/>
+      <w:pPr>
+        <w:tabs>
+          <w:tab w:val="num" w:pos="5040"/>
+        </w:tabs>
+        <w:ind w:left="5040" w:hanging="360"/>
+      </w:pPr>
+      <w:rPr>
+        <w:rFonts w:ascii="Wingdings" w:hAnsi="Wingdings" w:hint="default"/>
+        <w:sz w:val="20"/>
+      </w:rPr>
+    </w:lvl>
+    <w:lvl w:ilvl="7" w:tentative="1">
+      <w:start w:val="1"/>
+      <w:numFmt w:val="bullet"/>
+      <w:lvlText w:val=""/>
+      <w:lvlJc w:val="left"/>
+      <w:pPr>
+        <w:tabs>
+          <w:tab w:val="num" w:pos="5760"/>
+        </w:tabs>
+        <w:ind w:left="5760" w:hanging="360"/>
+      </w:pPr>
+      <w:rPr>
+        <w:rFonts w:ascii="Wingdings" w:hAnsi="Wingdings" w:hint="default"/>
+        <w:sz w:val="20"/>
+      </w:rPr>
+    </w:lvl>
+    <w:lvl w:ilvl="8" w:tentative="1">
+      <w:start w:val="1"/>
+      <w:numFmt w:val="bullet"/>
+      <w:lvlText w:val=""/>
+      <w:lvlJc w:val="left"/>
+      <w:pPr>
+        <w:tabs>
+          <w:tab w:val="num" w:pos="6480"/>
+        </w:tabs>
+        <w:ind w:left="6480" w:hanging="360"/>
+      </w:pPr>
+      <w:rPr>
+        <w:rFonts w:ascii="Wingdings" w:hAnsi="Wingdings" w:hint="default"/>
+        <w:sz w:val="20"/>
+      </w:rPr>
+    </w:lvl>
+  </w:abstractNum>
+  <w:abstractNum w:abstractNumId="15" w15:restartNumberingAfterBreak="0">
+    <w:nsid w:val="175B29DB"/>
+    <w:multiLevelType w:val="multilevel"/>
+    <w:tmpl w:val="F5F6809A"/>
+    <w:lvl w:ilvl="0">
+      <w:start w:val="1"/>
+      <w:numFmt w:val="bullet"/>
+      <w:lvlText w:val=""/>
+      <w:lvlJc w:val="left"/>
+      <w:pPr>
+        <w:tabs>
+          <w:tab w:val="num" w:pos="720"/>
+        </w:tabs>
+        <w:ind w:left="720" w:hanging="360"/>
+      </w:pPr>
+      <w:rPr>
+        <w:rFonts w:ascii="Symbol" w:hAnsi="Symbol" w:hint="default"/>
+        <w:sz w:val="20"/>
+      </w:rPr>
+    </w:lvl>
+    <w:lvl w:ilvl="1" w:tentative="1">
+      <w:start w:val="1"/>
+      <w:numFmt w:val="bullet"/>
+      <w:lvlText w:val="o"/>
+      <w:lvlJc w:val="left"/>
+      <w:pPr>
+        <w:tabs>
+          <w:tab w:val="num" w:pos="1440"/>
+        </w:tabs>
+        <w:ind w:left="1440" w:hanging="360"/>
+      </w:pPr>
+      <w:rPr>
+        <w:rFonts w:ascii="Courier New" w:hAnsi="Courier New" w:hint="default"/>
+        <w:sz w:val="20"/>
+      </w:rPr>
+    </w:lvl>
+    <w:lvl w:ilvl="2" w:tentative="1">
+      <w:start w:val="1"/>
+      <w:numFmt w:val="bullet"/>
+      <w:lvlText w:val=""/>
+      <w:lvlJc w:val="left"/>
+      <w:pPr>
+        <w:tabs>
+          <w:tab w:val="num" w:pos="2160"/>
+        </w:tabs>
+        <w:ind w:left="2160" w:hanging="360"/>
+      </w:pPr>
+      <w:rPr>
+        <w:rFonts w:ascii="Wingdings" w:hAnsi="Wingdings" w:hint="default"/>
+        <w:sz w:val="20"/>
+      </w:rPr>
+    </w:lvl>
+    <w:lvl w:ilvl="3" w:tentative="1">
+      <w:start w:val="1"/>
+      <w:numFmt w:val="bullet"/>
+      <w:lvlText w:val=""/>
+      <w:lvlJc w:val="left"/>
+      <w:pPr>
+        <w:tabs>
+          <w:tab w:val="num" w:pos="2880"/>
+        </w:tabs>
+        <w:ind w:left="2880" w:hanging="360"/>
+      </w:pPr>
+      <w:rPr>
+        <w:rFonts w:ascii="Wingdings" w:hAnsi="Wingdings" w:hint="default"/>
+        <w:sz w:val="20"/>
+      </w:rPr>
+    </w:lvl>
+    <w:lvl w:ilvl="4" w:tentative="1">
+      <w:start w:val="1"/>
+      <w:numFmt w:val="bullet"/>
+      <w:lvlText w:val=""/>
+      <w:lvlJc w:val="left"/>
+      <w:pPr>
+        <w:tabs>
+          <w:tab w:val="num" w:pos="3600"/>
+        </w:tabs>
+        <w:ind w:left="3600" w:hanging="360"/>
+      </w:pPr>
+      <w:rPr>
+        <w:rFonts w:ascii="Wingdings" w:hAnsi="Wingdings" w:hint="default"/>
+        <w:sz w:val="20"/>
+      </w:rPr>
+    </w:lvl>
+    <w:lvl w:ilvl="5" w:tentative="1">
+      <w:start w:val="1"/>
+      <w:numFmt w:val="bullet"/>
+      <w:lvlText w:val=""/>
+      <w:lvlJc w:val="left"/>
+      <w:pPr>
+        <w:tabs>
+          <w:tab w:val="num" w:pos="4320"/>
+        </w:tabs>
+        <w:ind w:left="4320" w:hanging="360"/>
+      </w:pPr>
+      <w:rPr>
+        <w:rFonts w:ascii="Wingdings" w:hAnsi="Wingdings" w:hint="default"/>
+        <w:sz w:val="20"/>
+      </w:rPr>
+    </w:lvl>
+    <w:lvl w:ilvl="6" w:tentative="1">
+      <w:start w:val="1"/>
+      <w:numFmt w:val="bullet"/>
+      <w:lvlText w:val=""/>
+      <w:lvlJc w:val="left"/>
+      <w:pPr>
+        <w:tabs>
+          <w:tab w:val="num" w:pos="5040"/>
+        </w:tabs>
+        <w:ind w:left="5040" w:hanging="360"/>
+      </w:pPr>
+      <w:rPr>
+        <w:rFonts w:ascii="Wingdings" w:hAnsi="Wingdings" w:hint="default"/>
+        <w:sz w:val="20"/>
+      </w:rPr>
+    </w:lvl>
+    <w:lvl w:ilvl="7" w:tentative="1">
+      <w:start w:val="1"/>
+      <w:numFmt w:val="bullet"/>
+      <w:lvlText w:val=""/>
+      <w:lvlJc w:val="left"/>
+      <w:pPr>
+        <w:tabs>
+          <w:tab w:val="num" w:pos="5760"/>
+        </w:tabs>
+        <w:ind w:left="5760" w:hanging="360"/>
+      </w:pPr>
+      <w:rPr>
+        <w:rFonts w:ascii="Wingdings" w:hAnsi="Wingdings" w:hint="default"/>
+        <w:sz w:val="20"/>
+      </w:rPr>
+    </w:lvl>
+    <w:lvl w:ilvl="8" w:tentative="1">
+      <w:start w:val="1"/>
+      <w:numFmt w:val="bullet"/>
+      <w:lvlText w:val=""/>
+      <w:lvlJc w:val="left"/>
+      <w:pPr>
+        <w:tabs>
+          <w:tab w:val="num" w:pos="6480"/>
+        </w:tabs>
+        <w:ind w:left="6480" w:hanging="360"/>
+      </w:pPr>
+      <w:rPr>
+        <w:rFonts w:ascii="Wingdings" w:hAnsi="Wingdings" w:hint="default"/>
+        <w:sz w:val="20"/>
+      </w:rPr>
+    </w:lvl>
+  </w:abstractNum>
+  <w:abstractNum w:abstractNumId="16" w15:restartNumberingAfterBreak="0">
     <w:nsid w:val="18A94377"/>
     <w:multiLevelType w:val="multilevel"/>
     <w:tmpl w:val="E3AE226C"/>
@@ -6329,7 +6870,7 @@
       </w:pPr>
     </w:lvl>
   </w:abstractNum>
-  <w:abstractNum w:abstractNumId="13" w15:restartNumberingAfterBreak="0">
+  <w:abstractNum w:abstractNumId="17" w15:restartNumberingAfterBreak="0">
     <w:nsid w:val="1B136DA2"/>
     <w:multiLevelType w:val="multilevel"/>
     <w:tmpl w:val="41C2FCEC"/>
@@ -6446,7 +6987,7 @@
       </w:pPr>
     </w:lvl>
   </w:abstractNum>
-  <w:abstractNum w:abstractNumId="14" w15:restartNumberingAfterBreak="0">
+  <w:abstractNum w:abstractNumId="18" w15:restartNumberingAfterBreak="0">
     <w:nsid w:val="243F4793"/>
     <w:multiLevelType w:val="multilevel"/>
     <w:tmpl w:val="147A108A"/>
@@ -6563,7 +7104,156 @@
       </w:pPr>
     </w:lvl>
   </w:abstractNum>
-  <w:abstractNum w:abstractNumId="15" w15:restartNumberingAfterBreak="0">
+  <w:abstractNum w:abstractNumId="19" w15:restartNumberingAfterBreak="0">
+    <w:nsid w:val="277E3475"/>
+    <w:multiLevelType w:val="multilevel"/>
+    <w:tmpl w:val="485AFDCC"/>
+    <w:lvl w:ilvl="0">
+      <w:start w:val="1"/>
+      <w:numFmt w:val="bullet"/>
+      <w:lvlText w:val=""/>
+      <w:lvlJc w:val="left"/>
+      <w:pPr>
+        <w:tabs>
+          <w:tab w:val="num" w:pos="720"/>
+        </w:tabs>
+        <w:ind w:left="720" w:hanging="360"/>
+      </w:pPr>
+      <w:rPr>
+        <w:rFonts w:ascii="Symbol" w:hAnsi="Symbol" w:hint="default"/>
+        <w:sz w:val="20"/>
+      </w:rPr>
+    </w:lvl>
+    <w:lvl w:ilvl="1" w:tentative="1">
+      <w:start w:val="1"/>
+      <w:numFmt w:val="bullet"/>
+      <w:lvlText w:val="o"/>
+      <w:lvlJc w:val="left"/>
+      <w:pPr>
+        <w:tabs>
+          <w:tab w:val="num" w:pos="1440"/>
+        </w:tabs>
+        <w:ind w:left="1440" w:hanging="360"/>
+      </w:pPr>
+      <w:rPr>
+        <w:rFonts w:ascii="Courier New" w:hAnsi="Courier New" w:hint="default"/>
+        <w:sz w:val="20"/>
+      </w:rPr>
+    </w:lvl>
+    <w:lvl w:ilvl="2" w:tentative="1">
+      <w:start w:val="1"/>
+      <w:numFmt w:val="bullet"/>
+      <w:lvlText w:val=""/>
+      <w:lvlJc w:val="left"/>
+      <w:pPr>
+        <w:tabs>
+          <w:tab w:val="num" w:pos="2160"/>
+        </w:tabs>
+        <w:ind w:left="2160" w:hanging="360"/>
+      </w:pPr>
+      <w:rPr>
+        <w:rFonts w:ascii="Wingdings" w:hAnsi="Wingdings" w:hint="default"/>
+        <w:sz w:val="20"/>
+      </w:rPr>
+    </w:lvl>
+    <w:lvl w:ilvl="3" w:tentative="1">
+      <w:start w:val="1"/>
+      <w:numFmt w:val="bullet"/>
+      <w:lvlText w:val=""/>
+      <w:lvlJc w:val="left"/>
+      <w:pPr>
+        <w:tabs>
+          <w:tab w:val="num" w:pos="2880"/>
+        </w:tabs>
+        <w:ind w:left="2880" w:hanging="360"/>
+      </w:pPr>
+      <w:rPr>
+        <w:rFonts w:ascii="Wingdings" w:hAnsi="Wingdings" w:hint="default"/>
+        <w:sz w:val="20"/>
+      </w:rPr>
+    </w:lvl>
+    <w:lvl w:ilvl="4" w:tentative="1">
+      <w:start w:val="1"/>
+      <w:numFmt w:val="bullet"/>
+      <w:lvlText w:val=""/>
+      <w:lvlJc w:val="left"/>
+      <w:pPr>
+        <w:tabs>
+          <w:tab w:val="num" w:pos="3600"/>
+        </w:tabs>
+        <w:ind w:left="3600" w:hanging="360"/>
+      </w:pPr>
+      <w:rPr>
+        <w:rFonts w:ascii="Wingdings" w:hAnsi="Wingdings" w:hint="default"/>
+        <w:sz w:val="20"/>
+      </w:rPr>
+    </w:lvl>
+    <w:lvl w:ilvl="5" w:tentative="1">
+      <w:start w:val="1"/>
+      <w:numFmt w:val="bullet"/>
+      <w:lvlText w:val=""/>
+      <w:lvlJc w:val="left"/>
+      <w:pPr>
+        <w:tabs>
+          <w:tab w:val="num" w:pos="4320"/>
+        </w:tabs>
+        <w:ind w:left="4320" w:hanging="360"/>
+      </w:pPr>
+      <w:rPr>
+        <w:rFonts w:ascii="Wingdings" w:hAnsi="Wingdings" w:hint="default"/>
+        <w:sz w:val="20"/>
+      </w:rPr>
+    </w:lvl>
+    <w:lvl w:ilvl="6" w:tentative="1">
+      <w:start w:val="1"/>
+      <w:numFmt w:val="bullet"/>
+      <w:lvlText w:val=""/>
+      <w:lvlJc w:val="left"/>
+      <w:pPr>
+        <w:tabs>
+          <w:tab w:val="num" w:pos="5040"/>
+        </w:tabs>
+        <w:ind w:left="5040" w:hanging="360"/>
+      </w:pPr>
+      <w:rPr>
+        <w:rFonts w:ascii="Wingdings" w:hAnsi="Wingdings" w:hint="default"/>
+        <w:sz w:val="20"/>
+      </w:rPr>
+    </w:lvl>
+    <w:lvl w:ilvl="7" w:tentative="1">
+      <w:start w:val="1"/>
+      <w:numFmt w:val="bullet"/>
+      <w:lvlText w:val=""/>
+      <w:lvlJc w:val="left"/>
+      <w:pPr>
+        <w:tabs>
+          <w:tab w:val="num" w:pos="5760"/>
+        </w:tabs>
+        <w:ind w:left="5760" w:hanging="360"/>
+      </w:pPr>
+      <w:rPr>
+        <w:rFonts w:ascii="Wingdings" w:hAnsi="Wingdings" w:hint="default"/>
+        <w:sz w:val="20"/>
+      </w:rPr>
+    </w:lvl>
+    <w:lvl w:ilvl="8" w:tentative="1">
+      <w:start w:val="1"/>
+      <w:numFmt w:val="bullet"/>
+      <w:lvlText w:val=""/>
+      <w:lvlJc w:val="left"/>
+      <w:pPr>
+        <w:tabs>
+          <w:tab w:val="num" w:pos="6480"/>
+        </w:tabs>
+        <w:ind w:left="6480" w:hanging="360"/>
+      </w:pPr>
+      <w:rPr>
+        <w:rFonts w:ascii="Wingdings" w:hAnsi="Wingdings" w:hint="default"/>
+        <w:sz w:val="20"/>
+      </w:rPr>
+    </w:lvl>
+  </w:abstractNum>
+  <w:abstractNum w:abstractNumId="20" w15:restartNumberingAfterBreak="0">
     <w:nsid w:val="30514EA1"/>
     <w:multiLevelType w:val="hybridMultilevel"/>
     <w:tmpl w:val="D460F6D6"/>
@@ -6675,7 +7365,120 @@
       </w:rPr>
     </w:lvl>
   </w:abstractNum>
-  <w:abstractNum w:abstractNumId="16" w15:restartNumberingAfterBreak="0">
+  <w:abstractNum w:abstractNumId="21" w15:restartNumberingAfterBreak="0">
+    <w:nsid w:val="312B0ABF"/>
+    <w:multiLevelType w:val="multilevel"/>
+    <w:tmpl w:val="E89EA314"/>
+    <w:lvl w:ilvl="0">
+      <w:start w:val="1"/>
+      <w:numFmt w:val="decimal"/>
+      <w:lvlText w:val="%1."/>
+      <w:lvlJc w:val="left"/>
+      <w:pPr>
+        <w:ind w:left="421" w:hanging="421"/>
+      </w:pPr>
+      <w:rPr>
+        <w:rFonts w:hint="default"/>
+      </w:rPr>
+    </w:lvl>
+    <w:lvl w:ilvl="1">
+      <w:start w:val="1"/>
+      <w:numFmt w:val="decimal"/>
+      <w:lvlText w:val="%1.%2."/>
+      <w:lvlJc w:val="left"/>
+      <w:pPr>
+        <w:ind w:left="421" w:hanging="421"/>
+      </w:pPr>
+      <w:rPr>
+        <w:rFonts w:hint="default"/>
+      </w:rPr>
+    </w:lvl>
+    <w:lvl w:ilvl="2">
+      <w:start w:val="1"/>
+      <w:numFmt w:val="decimal"/>
+      <w:lvlText w:val="%1.%2.%3."/>
+      <w:lvlJc w:val="left"/>
+      <w:pPr>
+        <w:ind w:left="720" w:hanging="720"/>
+      </w:pPr>
+      <w:rPr>
+        <w:rFonts w:hint="default"/>
+      </w:rPr>
+    </w:lvl>
+    <w:lvl w:ilvl="3">
+      <w:start w:val="1"/>
+      <w:numFmt w:val="decimal"/>
+      <w:lvlText w:val="%1.%2.%3.%4."/>
+      <w:lvlJc w:val="left"/>
+      <w:pPr>
+        <w:ind w:left="720" w:hanging="720"/>
+      </w:pPr>
+      <w:rPr>
+        <w:rFonts w:hint="default"/>
+      </w:rPr>
+    </w:lvl>
+    <w:lvl w:ilvl="4">
+      <w:start w:val="1"/>
+      <w:numFmt w:val="decimal"/>
+      <w:lvlText w:val="%1.%2.%3.%4.%5."/>
+      <w:lvlJc w:val="left"/>
+      <w:pPr>
+        <w:ind w:left="1080" w:hanging="1080"/>
+      </w:pPr>
+      <w:rPr>
+        <w:rFonts w:hint="default"/>
+      </w:rPr>
+    </w:lvl>
+    <w:lvl w:ilvl="5">
+      <w:start w:val="1"/>
+      <w:numFmt w:val="decimal"/>
+      <w:lvlText w:val="%1.%2.%3.%4.%5.%6."/>
+      <w:lvlJc w:val="left"/>
+      <w:pPr>
+        <w:ind w:left="1080" w:hanging="1080"/>
+      </w:pPr>
+      <w:rPr>
+        <w:rFonts w:hint="default"/>
+      </w:rPr>
+    </w:lvl>
+    <w:lvl w:ilvl="6">
+      <w:start w:val="1"/>
+      <w:numFmt w:val="decimal"/>
+      <w:lvlText w:val="%1.%2.%3.%4.%5.%6.%7."/>
+      <w:lvlJc w:val="left"/>
+      <w:pPr>
+        <w:ind w:left="1440" w:hanging="1440"/>
+      </w:pPr>
+      <w:rPr>
+        <w:rFonts w:hint="default"/>
+      </w:rPr>
+    </w:lvl>
+    <w:lvl w:ilvl="7">
+      <w:start w:val="1"/>
+      <w:numFmt w:val="decimal"/>
+      <w:lvlText w:val="%1.%2.%3.%4.%5.%6.%7.%8."/>
+      <w:lvlJc w:val="left"/>
+      <w:pPr>
+        <w:ind w:left="1440" w:hanging="1440"/>
+      </w:pPr>
+      <w:rPr>
+        <w:rFonts w:hint="default"/>
+      </w:rPr>
+    </w:lvl>
+    <w:lvl w:ilvl="8">
+      <w:start w:val="1"/>
+      <w:numFmt w:val="decimal"/>
+      <w:lvlText w:val="%1.%2.%3.%4.%5.%6.%7.%8.%9."/>
+      <w:lvlJc w:val="left"/>
+      <w:pPr>
+        <w:ind w:left="1800" w:hanging="1800"/>
+      </w:pPr>
+      <w:rPr>
+        <w:rFonts w:hint="default"/>
+      </w:rPr>
+    </w:lvl>
+  </w:abstractNum>
+  <w:abstractNum w:abstractNumId="22" w15:restartNumberingAfterBreak="0">
     <w:nsid w:val="36B8756A"/>
     <w:multiLevelType w:val="multilevel"/>
     <w:tmpl w:val="78E8D380"/>
@@ -6792,7 +7595,7 @@
       </w:pPr>
     </w:lvl>
   </w:abstractNum>
-  <w:abstractNum w:abstractNumId="17" w15:restartNumberingAfterBreak="0">
+  <w:abstractNum w:abstractNumId="23" w15:restartNumberingAfterBreak="0">
     <w:nsid w:val="383751F2"/>
     <w:multiLevelType w:val="hybridMultilevel"/>
     <w:tmpl w:val="6C0C9694"/>
@@ -6881,7 +7684,120 @@
       </w:pPr>
     </w:lvl>
   </w:abstractNum>
-  <w:abstractNum w:abstractNumId="18" w15:restartNumberingAfterBreak="0">
+  <w:abstractNum w:abstractNumId="24" w15:restartNumberingAfterBreak="0">
+    <w:nsid w:val="42E808AE"/>
+    <w:multiLevelType w:val="multilevel"/>
+    <w:tmpl w:val="4A5C1D2A"/>
+    <w:lvl w:ilvl="0">
+      <w:start w:val="10"/>
+      <w:numFmt w:val="decimal"/>
+      <w:lvlText w:val="%1"/>
+      <w:lvlJc w:val="left"/>
+      <w:pPr>
+        <w:ind w:left="435" w:hanging="435"/>
+      </w:pPr>
+      <w:rPr>
+        <w:rFonts w:hint="default"/>
+      </w:rPr>
+    </w:lvl>
+    <w:lvl w:ilvl="1">
+      <w:start w:val="1"/>
+      <w:numFmt w:val="decimal"/>
+      <w:lvlText w:val="%1.%2"/>
+      <w:lvlJc w:val="left"/>
+      <w:pPr>
+        <w:ind w:left="795" w:hanging="435"/>
+      </w:pPr>
+      <w:rPr>
+        <w:rFonts w:hint="default"/>
+      </w:rPr>
+    </w:lvl>
+    <w:lvl w:ilvl="2">
+      <w:start w:val="1"/>
+      <w:numFmt w:val="decimal"/>
+      <w:lvlText w:val="%1.%2.%3"/>
+      <w:lvlJc w:val="left"/>
+      <w:pPr>
+        <w:ind w:left="1440" w:hanging="720"/>
+      </w:pPr>
+      <w:rPr>
+        <w:rFonts w:hint="default"/>
+      </w:rPr>
+    </w:lvl>
+    <w:lvl w:ilvl="3">
+      <w:start w:val="1"/>
+      <w:numFmt w:val="decimal"/>
+      <w:lvlText w:val="%1.%2.%3.%4"/>
+      <w:lvlJc w:val="left"/>
+      <w:pPr>
+        <w:ind w:left="1800" w:hanging="720"/>
+      </w:pPr>
+      <w:rPr>
+        <w:rFonts w:hint="default"/>
+      </w:rPr>
+    </w:lvl>
+    <w:lvl w:ilvl="4">
+      <w:start w:val="1"/>
+      <w:numFmt w:val="decimal"/>
+      <w:lvlText w:val="%1.%2.%3.%4.%5"/>
+      <w:lvlJc w:val="left"/>
+      <w:pPr>
+        <w:ind w:left="2520" w:hanging="1080"/>
+      </w:pPr>
+      <w:rPr>
+        <w:rFonts w:hint="default"/>
+      </w:rPr>
+    </w:lvl>
+    <w:lvl w:ilvl="5">
+      <w:start w:val="1"/>
+      <w:numFmt w:val="decimal"/>
+      <w:lvlText w:val="%1.%2.%3.%4.%5.%6"/>
+      <w:lvlJc w:val="left"/>
+      <w:pPr>
+        <w:ind w:left="2880" w:hanging="1080"/>
+      </w:pPr>
+      <w:rPr>
+        <w:rFonts w:hint="default"/>
+      </w:rPr>
+    </w:lvl>
+    <w:lvl w:ilvl="6">
+      <w:start w:val="1"/>
+      <w:numFmt w:val="decimal"/>
+      <w:lvlText w:val="%1.%2.%3.%4.%5.%6.%7"/>
+      <w:lvlJc w:val="left"/>
+      <w:pPr>
+        <w:ind w:left="3600" w:hanging="1440"/>
+      </w:pPr>
+      <w:rPr>
+        <w:rFonts w:hint="default"/>
+      </w:rPr>
+    </w:lvl>
+    <w:lvl w:ilvl="7">
+      <w:start w:val="1"/>
+      <w:numFmt w:val="decimal"/>
+      <w:lvlText w:val="%1.%2.%3.%4.%5.%6.%7.%8"/>
+      <w:lvlJc w:val="left"/>
+      <w:pPr>
+        <w:ind w:left="3960" w:hanging="1440"/>
+      </w:pPr>
+      <w:rPr>
+        <w:rFonts w:hint="default"/>
+      </w:rPr>
+    </w:lvl>
+    <w:lvl w:ilvl="8">
+      <w:start w:val="1"/>
+      <w:numFmt w:val="decimal"/>
+      <w:lvlText w:val="%1.%2.%3.%4.%5.%6.%7.%8.%9"/>
+      <w:lvlJc w:val="left"/>
+      <w:pPr>
+        <w:ind w:left="4680" w:hanging="1800"/>
+      </w:pPr>
+      <w:rPr>
+        <w:rFonts w:hint="default"/>
+      </w:rPr>
+    </w:lvl>
+  </w:abstractNum>
+  <w:abstractNum w:abstractNumId="25" w15:restartNumberingAfterBreak="0">
     <w:nsid w:val="465904D5"/>
     <w:multiLevelType w:val="multilevel"/>
     <w:tmpl w:val="0E08B320"/>
@@ -6994,7 +7910,7 @@
       </w:pPr>
     </w:lvl>
   </w:abstractNum>
-  <w:abstractNum w:abstractNumId="19" w15:restartNumberingAfterBreak="0">
+  <w:abstractNum w:abstractNumId="26" w15:restartNumberingAfterBreak="0">
     <w:nsid w:val="4ED21BA9"/>
     <w:multiLevelType w:val="multilevel"/>
     <w:tmpl w:val="903EFF7A"/>
@@ -7143,7 +8059,156 @@
       </w:rPr>
     </w:lvl>
   </w:abstractNum>
-  <w:abstractNum w:abstractNumId="20" w15:restartNumberingAfterBreak="0">
+  <w:abstractNum w:abstractNumId="27" w15:restartNumberingAfterBreak="0">
+    <w:nsid w:val="523B71A8"/>
+    <w:multiLevelType w:val="multilevel"/>
+    <w:tmpl w:val="2CF66964"/>
+    <w:lvl w:ilvl="0">
+      <w:start w:val="1"/>
+      <w:numFmt w:val="bullet"/>
+      <w:lvlText w:val=""/>
+      <w:lvlJc w:val="left"/>
+      <w:pPr>
+        <w:tabs>
+          <w:tab w:val="num" w:pos="720"/>
+        </w:tabs>
+        <w:ind w:left="720" w:hanging="360"/>
+      </w:pPr>
+      <w:rPr>
+        <w:rFonts w:ascii="Symbol" w:hAnsi="Symbol" w:hint="default"/>
+        <w:sz w:val="20"/>
+      </w:rPr>
+    </w:lvl>
+    <w:lvl w:ilvl="1" w:tentative="1">
+      <w:start w:val="1"/>
+      <w:numFmt w:val="bullet"/>
+      <w:lvlText w:val="o"/>
+      <w:lvlJc w:val="left"/>
+      <w:pPr>
+        <w:tabs>
+          <w:tab w:val="num" w:pos="1440"/>
+        </w:tabs>
+        <w:ind w:left="1440" w:hanging="360"/>
+      </w:pPr>
+      <w:rPr>
+        <w:rFonts w:ascii="Courier New" w:hAnsi="Courier New" w:hint="default"/>
+        <w:sz w:val="20"/>
+      </w:rPr>
+    </w:lvl>
+    <w:lvl w:ilvl="2" w:tentative="1">
+      <w:start w:val="1"/>
+      <w:numFmt w:val="bullet"/>
+      <w:lvlText w:val=""/>
+      <w:lvlJc w:val="left"/>
+      <w:pPr>
+        <w:tabs>
+          <w:tab w:val="num" w:pos="2160"/>
+        </w:tabs>
+        <w:ind w:left="2160" w:hanging="360"/>
+      </w:pPr>
+      <w:rPr>
+        <w:rFonts w:ascii="Wingdings" w:hAnsi="Wingdings" w:hint="default"/>
+        <w:sz w:val="20"/>
+      </w:rPr>
+    </w:lvl>
+    <w:lvl w:ilvl="3" w:tentative="1">
+      <w:start w:val="1"/>
+      <w:numFmt w:val="bullet"/>
+      <w:lvlText w:val=""/>
+      <w:lvlJc w:val="left"/>
+      <w:pPr>
+        <w:tabs>
+          <w:tab w:val="num" w:pos="2880"/>
+        </w:tabs>
+        <w:ind w:left="2880" w:hanging="360"/>
+      </w:pPr>
+      <w:rPr>
+        <w:rFonts w:ascii="Wingdings" w:hAnsi="Wingdings" w:hint="default"/>
+        <w:sz w:val="20"/>
+      </w:rPr>
+    </w:lvl>
+    <w:lvl w:ilvl="4" w:tentative="1">
+      <w:start w:val="1"/>
+      <w:numFmt w:val="bullet"/>
+      <w:lvlText w:val=""/>
+      <w:lvlJc w:val="left"/>
+      <w:pPr>
+        <w:tabs>
+          <w:tab w:val="num" w:pos="3600"/>
+        </w:tabs>
+        <w:ind w:left="3600" w:hanging="360"/>
+      </w:pPr>
+      <w:rPr>
+        <w:rFonts w:ascii="Wingdings" w:hAnsi="Wingdings" w:hint="default"/>
+        <w:sz w:val="20"/>
+      </w:rPr>
+    </w:lvl>
+    <w:lvl w:ilvl="5" w:tentative="1">
+      <w:start w:val="1"/>
+      <w:numFmt w:val="bullet"/>
+      <w:lvlText w:val=""/>
+      <w:lvlJc w:val="left"/>
+      <w:pPr>
+        <w:tabs>
+          <w:tab w:val="num" w:pos="4320"/>
+        </w:tabs>
+        <w:ind w:left="4320" w:hanging="360"/>
+      </w:pPr>
+      <w:rPr>
+        <w:rFonts w:ascii="Wingdings" w:hAnsi="Wingdings" w:hint="default"/>
+        <w:sz w:val="20"/>
+      </w:rPr>
+    </w:lvl>
+    <w:lvl w:ilvl="6" w:tentative="1">
+      <w:start w:val="1"/>
+      <w:numFmt w:val="bullet"/>
+      <w:lvlText w:val=""/>
+      <w:lvlJc w:val="left"/>
+      <w:pPr>
+        <w:tabs>
+          <w:tab w:val="num" w:pos="5040"/>
+        </w:tabs>
+        <w:ind w:left="5040" w:hanging="360"/>
+      </w:pPr>
+      <w:rPr>
+        <w:rFonts w:ascii="Wingdings" w:hAnsi="Wingdings" w:hint="default"/>
+        <w:sz w:val="20"/>
+      </w:rPr>
+    </w:lvl>
+    <w:lvl w:ilvl="7" w:tentative="1">
+      <w:start w:val="1"/>
+      <w:numFmt w:val="bullet"/>
+      <w:lvlText w:val=""/>
+      <w:lvlJc w:val="left"/>
+      <w:pPr>
+        <w:tabs>
+          <w:tab w:val="num" w:pos="5760"/>
+        </w:tabs>
+        <w:ind w:left="5760" w:hanging="360"/>
+      </w:pPr>
+      <w:rPr>
+        <w:rFonts w:ascii="Wingdings" w:hAnsi="Wingdings" w:hint="default"/>
+        <w:sz w:val="20"/>
+      </w:rPr>
+    </w:lvl>
+    <w:lvl w:ilvl="8" w:tentative="1">
+      <w:start w:val="1"/>
+      <w:numFmt w:val="bullet"/>
+      <w:lvlText w:val=""/>
+      <w:lvlJc w:val="left"/>
+      <w:pPr>
+        <w:tabs>
+          <w:tab w:val="num" w:pos="6480"/>
+        </w:tabs>
+        <w:ind w:left="6480" w:hanging="360"/>
+      </w:pPr>
+      <w:rPr>
+        <w:rFonts w:ascii="Wingdings" w:hAnsi="Wingdings" w:hint="default"/>
+        <w:sz w:val="20"/>
+      </w:rPr>
+    </w:lvl>
+  </w:abstractNum>
+  <w:abstractNum w:abstractNumId="28" w15:restartNumberingAfterBreak="0">
     <w:nsid w:val="529022D5"/>
     <w:multiLevelType w:val="hybridMultilevel"/>
     <w:tmpl w:val="AFD4F062"/>
@@ -7232,7 +8297,7 @@
       </w:pPr>
     </w:lvl>
   </w:abstractNum>
-  <w:abstractNum w:abstractNumId="21" w15:restartNumberingAfterBreak="0">
+  <w:abstractNum w:abstractNumId="29" w15:restartNumberingAfterBreak="0">
     <w:nsid w:val="556E1294"/>
     <w:multiLevelType w:val="multilevel"/>
     <w:tmpl w:val="EFA89C0A"/>
@@ -7381,7 +8446,802 @@
       </w:rPr>
     </w:lvl>
   </w:abstractNum>
-  <w:abstractNum w:abstractNumId="22" w15:restartNumberingAfterBreak="0">
+  <w:abstractNum w:abstractNumId="30" w15:restartNumberingAfterBreak="0">
+    <w:nsid w:val="569F4842"/>
+    <w:multiLevelType w:val="multilevel"/>
+    <w:tmpl w:val="A5DEBBDC"/>
+    <w:lvl w:ilvl="0">
+      <w:start w:val="1"/>
+      <w:numFmt w:val="bullet"/>
+      <w:lvlText w:val=""/>
+      <w:lvlJc w:val="left"/>
+      <w:pPr>
+        <w:tabs>
+          <w:tab w:val="num" w:pos="720"/>
+        </w:tabs>
+        <w:ind w:left="720" w:hanging="360"/>
+      </w:pPr>
+      <w:rPr>
+        <w:rFonts w:ascii="Symbol" w:hAnsi="Symbol" w:hint="default"/>
+        <w:sz w:val="20"/>
+      </w:rPr>
+    </w:lvl>
+    <w:lvl w:ilvl="1" w:tentative="1">
+      <w:start w:val="1"/>
+      <w:numFmt w:val="bullet"/>
+      <w:lvlText w:val="o"/>
+      <w:lvlJc w:val="left"/>
+      <w:pPr>
+        <w:tabs>
+          <w:tab w:val="num" w:pos="1440"/>
+        </w:tabs>
+        <w:ind w:left="1440" w:hanging="360"/>
+      </w:pPr>
+      <w:rPr>
+        <w:rFonts w:ascii="Courier New" w:hAnsi="Courier New" w:hint="default"/>
+        <w:sz w:val="20"/>
+      </w:rPr>
+    </w:lvl>
+    <w:lvl w:ilvl="2" w:tentative="1">
+      <w:start w:val="1"/>
+      <w:numFmt w:val="bullet"/>
+      <w:lvlText w:val=""/>
+      <w:lvlJc w:val="left"/>
+      <w:pPr>
+        <w:tabs>
+          <w:tab w:val="num" w:pos="2160"/>
+        </w:tabs>
+        <w:ind w:left="2160" w:hanging="360"/>
+      </w:pPr>
+      <w:rPr>
+        <w:rFonts w:ascii="Wingdings" w:hAnsi="Wingdings" w:hint="default"/>
+        <w:sz w:val="20"/>
+      </w:rPr>
+    </w:lvl>
+    <w:lvl w:ilvl="3" w:tentative="1">
+      <w:start w:val="1"/>
+      <w:numFmt w:val="bullet"/>
+      <w:lvlText w:val=""/>
+      <w:lvlJc w:val="left"/>
+      <w:pPr>
+        <w:tabs>
+          <w:tab w:val="num" w:pos="2880"/>
+        </w:tabs>
+        <w:ind w:left="2880" w:hanging="360"/>
+      </w:pPr>
+      <w:rPr>
+        <w:rFonts w:ascii="Wingdings" w:hAnsi="Wingdings" w:hint="default"/>
+        <w:sz w:val="20"/>
+      </w:rPr>
+    </w:lvl>
+    <w:lvl w:ilvl="4" w:tentative="1">
+      <w:start w:val="1"/>
+      <w:numFmt w:val="bullet"/>
+      <w:lvlText w:val=""/>
+      <w:lvlJc w:val="left"/>
+      <w:pPr>
+        <w:tabs>
+          <w:tab w:val="num" w:pos="3600"/>
+        </w:tabs>
+        <w:ind w:left="3600" w:hanging="360"/>
+      </w:pPr>
+      <w:rPr>
+        <w:rFonts w:ascii="Wingdings" w:hAnsi="Wingdings" w:hint="default"/>
+        <w:sz w:val="20"/>
+      </w:rPr>
+    </w:lvl>
+    <w:lvl w:ilvl="5" w:tentative="1">
+      <w:start w:val="1"/>
+      <w:numFmt w:val="bullet"/>
+      <w:lvlText w:val=""/>
+      <w:lvlJc w:val="left"/>
+      <w:pPr>
+        <w:tabs>
+          <w:tab w:val="num" w:pos="4320"/>
+        </w:tabs>
+        <w:ind w:left="4320" w:hanging="360"/>
+      </w:pPr>
+      <w:rPr>
+        <w:rFonts w:ascii="Wingdings" w:hAnsi="Wingdings" w:hint="default"/>
+        <w:sz w:val="20"/>
+      </w:rPr>
+    </w:lvl>
+    <w:lvl w:ilvl="6" w:tentative="1">
+      <w:start w:val="1"/>
+      <w:numFmt w:val="bullet"/>
+      <w:lvlText w:val=""/>
+      <w:lvlJc w:val="left"/>
+      <w:pPr>
+        <w:tabs>
+          <w:tab w:val="num" w:pos="5040"/>
+        </w:tabs>
+        <w:ind w:left="5040" w:hanging="360"/>
+      </w:pPr>
+      <w:rPr>
+        <w:rFonts w:ascii="Wingdings" w:hAnsi="Wingdings" w:hint="default"/>
+        <w:sz w:val="20"/>
+      </w:rPr>
+    </w:lvl>
+    <w:lvl w:ilvl="7" w:tentative="1">
+      <w:start w:val="1"/>
+      <w:numFmt w:val="bullet"/>
+      <w:lvlText w:val=""/>
+      <w:lvlJc w:val="left"/>
+      <w:pPr>
+        <w:tabs>
+          <w:tab w:val="num" w:pos="5760"/>
+        </w:tabs>
+        <w:ind w:left="5760" w:hanging="360"/>
+      </w:pPr>
+      <w:rPr>
+        <w:rFonts w:ascii="Wingdings" w:hAnsi="Wingdings" w:hint="default"/>
+        <w:sz w:val="20"/>
+      </w:rPr>
+    </w:lvl>
+    <w:lvl w:ilvl="8" w:tentative="1">
+      <w:start w:val="1"/>
+      <w:numFmt w:val="bullet"/>
+      <w:lvlText w:val=""/>
+      <w:lvlJc w:val="left"/>
+      <w:pPr>
+        <w:tabs>
+          <w:tab w:val="num" w:pos="6480"/>
+        </w:tabs>
+        <w:ind w:left="6480" w:hanging="360"/>
+      </w:pPr>
+      <w:rPr>
+        <w:rFonts w:ascii="Wingdings" w:hAnsi="Wingdings" w:hint="default"/>
+        <w:sz w:val="20"/>
+      </w:rPr>
+    </w:lvl>
+  </w:abstractNum>
+  <w:abstractNum w:abstractNumId="31" w15:restartNumberingAfterBreak="0">
+    <w:nsid w:val="56F07E85"/>
+    <w:multiLevelType w:val="multilevel"/>
+    <w:tmpl w:val="0409001F"/>
+    <w:lvl w:ilvl="0">
+      <w:start w:val="1"/>
+      <w:numFmt w:val="decimal"/>
+      <w:lvlText w:val="%1."/>
+      <w:lvlJc w:val="left"/>
+      <w:pPr>
+        <w:ind w:left="360" w:hanging="360"/>
+      </w:pPr>
+    </w:lvl>
+    <w:lvl w:ilvl="1">
+      <w:start w:val="1"/>
+      <w:numFmt w:val="decimal"/>
+      <w:lvlText w:val="%1.%2."/>
+      <w:lvlJc w:val="left"/>
+      <w:pPr>
+        <w:ind w:left="792" w:hanging="432"/>
+      </w:pPr>
+    </w:lvl>
+    <w:lvl w:ilvl="2">
+      <w:start w:val="1"/>
+      <w:numFmt w:val="decimal"/>
+      <w:lvlText w:val="%1.%2.%3."/>
+      <w:lvlJc w:val="left"/>
+      <w:pPr>
+        <w:ind w:left="1224" w:hanging="504"/>
+      </w:pPr>
+    </w:lvl>
+    <w:lvl w:ilvl="3">
+      <w:start w:val="1"/>
+      <w:numFmt w:val="decimal"/>
+      <w:lvlText w:val="%1.%2.%3.%4."/>
+      <w:lvlJc w:val="left"/>
+      <w:pPr>
+        <w:ind w:left="1728" w:hanging="648"/>
+      </w:pPr>
+    </w:lvl>
+    <w:lvl w:ilvl="4">
+      <w:start w:val="1"/>
+      <w:numFmt w:val="decimal"/>
+      <w:lvlText w:val="%1.%2.%3.%4.%5."/>
+      <w:lvlJc w:val="left"/>
+      <w:pPr>
+        <w:ind w:left="2232" w:hanging="792"/>
+      </w:pPr>
+    </w:lvl>
+    <w:lvl w:ilvl="5">
+      <w:start w:val="1"/>
+      <w:numFmt w:val="decimal"/>
+      <w:lvlText w:val="%1.%2.%3.%4.%5.%6."/>
+      <w:lvlJc w:val="left"/>
+      <w:pPr>
+        <w:ind w:left="2736" w:hanging="936"/>
+      </w:pPr>
+    </w:lvl>
+    <w:lvl w:ilvl="6">
+      <w:start w:val="1"/>
+      <w:numFmt w:val="decimal"/>
+      <w:lvlText w:val="%1.%2.%3.%4.%5.%6.%7."/>
+      <w:lvlJc w:val="left"/>
+      <w:pPr>
+        <w:ind w:left="3240" w:hanging="1080"/>
+      </w:pPr>
+    </w:lvl>
+    <w:lvl w:ilvl="7">
+      <w:start w:val="1"/>
+      <w:numFmt w:val="decimal"/>
+      <w:lvlText w:val="%1.%2.%3.%4.%5.%6.%7.%8."/>
+      <w:lvlJc w:val="left"/>
+      <w:pPr>
+        <w:ind w:left="3744" w:hanging="1224"/>
+      </w:pPr>
+    </w:lvl>
+    <w:lvl w:ilvl="8">
+      <w:start w:val="1"/>
+      <w:numFmt w:val="decimal"/>
+      <w:lvlText w:val="%1.%2.%3.%4.%5.%6.%7.%8.%9."/>
+      <w:lvlJc w:val="left"/>
+      <w:pPr>
+        <w:ind w:left="4320" w:hanging="1440"/>
+      </w:pPr>
+    </w:lvl>
+  </w:abstractNum>
+  <w:abstractNum w:abstractNumId="32" w15:restartNumberingAfterBreak="0">
+    <w:nsid w:val="5BC31210"/>
+    <w:multiLevelType w:val="multilevel"/>
+    <w:tmpl w:val="284A1456"/>
+    <w:lvl w:ilvl="0">
+      <w:start w:val="10"/>
+      <w:numFmt w:val="decimal"/>
+      <w:lvlText w:val="%1"/>
+      <w:lvlJc w:val="left"/>
+      <w:pPr>
+        <w:ind w:left="435" w:hanging="435"/>
+      </w:pPr>
+      <w:rPr>
+        <w:rFonts w:hint="default"/>
+      </w:rPr>
+    </w:lvl>
+    <w:lvl w:ilvl="1">
+      <w:start w:val="1"/>
+      <w:numFmt w:val="decimal"/>
+      <w:lvlText w:val="%1.%2"/>
+      <w:lvlJc w:val="left"/>
+      <w:pPr>
+        <w:ind w:left="795" w:hanging="435"/>
+      </w:pPr>
+      <w:rPr>
+        <w:rFonts w:hint="default"/>
+      </w:rPr>
+    </w:lvl>
+    <w:lvl w:ilvl="2">
+      <w:start w:val="1"/>
+      <w:numFmt w:val="decimal"/>
+      <w:lvlText w:val="%1.%2.%3"/>
+      <w:lvlJc w:val="left"/>
+      <w:pPr>
+        <w:ind w:left="1440" w:hanging="720"/>
+      </w:pPr>
+      <w:rPr>
+        <w:rFonts w:hint="default"/>
+      </w:rPr>
+    </w:lvl>
+    <w:lvl w:ilvl="3">
+      <w:start w:val="1"/>
+      <w:numFmt w:val="decimal"/>
+      <w:lvlText w:val="%1.%2.%3.%4"/>
+      <w:lvlJc w:val="left"/>
+      <w:pPr>
+        <w:ind w:left="1800" w:hanging="720"/>
+      </w:pPr>
+      <w:rPr>
+        <w:rFonts w:hint="default"/>
+      </w:rPr>
+    </w:lvl>
+    <w:lvl w:ilvl="4">
+      <w:start w:val="1"/>
+      <w:numFmt w:val="decimal"/>
+      <w:lvlText w:val="%1.%2.%3.%4.%5"/>
+      <w:lvlJc w:val="left"/>
+      <w:pPr>
+        <w:ind w:left="2520" w:hanging="1080"/>
+      </w:pPr>
+      <w:rPr>
+        <w:rFonts w:hint="default"/>
+      </w:rPr>
+    </w:lvl>
+    <w:lvl w:ilvl="5">
+      <w:start w:val="1"/>
+      <w:numFmt w:val="decimal"/>
+      <w:lvlText w:val="%1.%2.%3.%4.%5.%6"/>
+      <w:lvlJc w:val="left"/>
+      <w:pPr>
+        <w:ind w:left="2880" w:hanging="1080"/>
+      </w:pPr>
+      <w:rPr>
+        <w:rFonts w:hint="default"/>
+      </w:rPr>
+    </w:lvl>
+    <w:lvl w:ilvl="6">
+      <w:start w:val="1"/>
+      <w:numFmt w:val="decimal"/>
+      <w:lvlText w:val="%1.%2.%3.%4.%5.%6.%7"/>
+      <w:lvlJc w:val="left"/>
+      <w:pPr>
+        <w:ind w:left="3600" w:hanging="1440"/>
+      </w:pPr>
+      <w:rPr>
+        <w:rFonts w:hint="default"/>
+      </w:rPr>
+    </w:lvl>
+    <w:lvl w:ilvl="7">
+      <w:start w:val="1"/>
+      <w:numFmt w:val="decimal"/>
+      <w:lvlText w:val="%1.%2.%3.%4.%5.%6.%7.%8"/>
+      <w:lvlJc w:val="left"/>
+      <w:pPr>
+        <w:ind w:left="3960" w:hanging="1440"/>
+      </w:pPr>
+      <w:rPr>
+        <w:rFonts w:hint="default"/>
+      </w:rPr>
+    </w:lvl>
+    <w:lvl w:ilvl="8">
+      <w:start w:val="1"/>
+      <w:numFmt w:val="decimal"/>
+      <w:lvlText w:val="%1.%2.%3.%4.%5.%6.%7.%8.%9"/>
+      <w:lvlJc w:val="left"/>
+      <w:pPr>
+        <w:ind w:left="4680" w:hanging="1800"/>
+      </w:pPr>
+      <w:rPr>
+        <w:rFonts w:hint="default"/>
+      </w:rPr>
+    </w:lvl>
+  </w:abstractNum>
+  <w:abstractNum w:abstractNumId="33" w15:restartNumberingAfterBreak="0">
+    <w:nsid w:val="61565ADA"/>
+    <w:multiLevelType w:val="multilevel"/>
+    <w:tmpl w:val="584AA1F0"/>
+    <w:lvl w:ilvl="0">
+      <w:start w:val="1"/>
+      <w:numFmt w:val="bullet"/>
+      <w:lvlText w:val=""/>
+      <w:lvlJc w:val="left"/>
+      <w:pPr>
+        <w:tabs>
+          <w:tab w:val="num" w:pos="720"/>
+        </w:tabs>
+        <w:ind w:left="720" w:hanging="360"/>
+      </w:pPr>
+      <w:rPr>
+        <w:rFonts w:ascii="Symbol" w:hAnsi="Symbol" w:hint="default"/>
+        <w:sz w:val="20"/>
+      </w:rPr>
+    </w:lvl>
+    <w:lvl w:ilvl="1" w:tentative="1">
+      <w:start w:val="1"/>
+      <w:numFmt w:val="bullet"/>
+      <w:lvlText w:val="o"/>
+      <w:lvlJc w:val="left"/>
+      <w:pPr>
+        <w:tabs>
+          <w:tab w:val="num" w:pos="1440"/>
+        </w:tabs>
+        <w:ind w:left="1440" w:hanging="360"/>
+      </w:pPr>
+      <w:rPr>
+        <w:rFonts w:ascii="Courier New" w:hAnsi="Courier New" w:hint="default"/>
+        <w:sz w:val="20"/>
+      </w:rPr>
+    </w:lvl>
+    <w:lvl w:ilvl="2" w:tentative="1">
+      <w:start w:val="1"/>
+      <w:numFmt w:val="bullet"/>
+      <w:lvlText w:val=""/>
+      <w:lvlJc w:val="left"/>
+      <w:pPr>
+        <w:tabs>
+          <w:tab w:val="num" w:pos="2160"/>
+        </w:tabs>
+        <w:ind w:left="2160" w:hanging="360"/>
+      </w:pPr>
+      <w:rPr>
+        <w:rFonts w:ascii="Wingdings" w:hAnsi="Wingdings" w:hint="default"/>
+        <w:sz w:val="20"/>
+      </w:rPr>
+    </w:lvl>
+    <w:lvl w:ilvl="3" w:tentative="1">
+      <w:start w:val="1"/>
+      <w:numFmt w:val="bullet"/>
+      <w:lvlText w:val=""/>
+      <w:lvlJc w:val="left"/>
+      <w:pPr>
+        <w:tabs>
+          <w:tab w:val="num" w:pos="2880"/>
+        </w:tabs>
+        <w:ind w:left="2880" w:hanging="360"/>
+      </w:pPr>
+      <w:rPr>
+        <w:rFonts w:ascii="Wingdings" w:hAnsi="Wingdings" w:hint="default"/>
+        <w:sz w:val="20"/>
+      </w:rPr>
+    </w:lvl>
+    <w:lvl w:ilvl="4" w:tentative="1">
+      <w:start w:val="1"/>
+      <w:numFmt w:val="bullet"/>
+      <w:lvlText w:val=""/>
+      <w:lvlJc w:val="left"/>
+      <w:pPr>
+        <w:tabs>
+          <w:tab w:val="num" w:pos="3600"/>
+        </w:tabs>
+        <w:ind w:left="3600" w:hanging="360"/>
+      </w:pPr>
+      <w:rPr>
+        <w:rFonts w:ascii="Wingdings" w:hAnsi="Wingdings" w:hint="default"/>
+        <w:sz w:val="20"/>
+      </w:rPr>
+    </w:lvl>
+    <w:lvl w:ilvl="5" w:tentative="1">
+      <w:start w:val="1"/>
+      <w:numFmt w:val="bullet"/>
+      <w:lvlText w:val=""/>
+      <w:lvlJc w:val="left"/>
+      <w:pPr>
+        <w:tabs>
+          <w:tab w:val="num" w:pos="4320"/>
+        </w:tabs>
+        <w:ind w:left="4320" w:hanging="360"/>
+      </w:pPr>
+      <w:rPr>
+        <w:rFonts w:ascii="Wingdings" w:hAnsi="Wingdings" w:hint="default"/>
+        <w:sz w:val="20"/>
+      </w:rPr>
+    </w:lvl>
+    <w:lvl w:ilvl="6" w:tentative="1">
+      <w:start w:val="1"/>
+      <w:numFmt w:val="bullet"/>
+      <w:lvlText w:val=""/>
+      <w:lvlJc w:val="left"/>
+      <w:pPr>
+        <w:tabs>
+          <w:tab w:val="num" w:pos="5040"/>
+        </w:tabs>
+        <w:ind w:left="5040" w:hanging="360"/>
+      </w:pPr>
+      <w:rPr>
+        <w:rFonts w:ascii="Wingdings" w:hAnsi="Wingdings" w:hint="default"/>
+        <w:sz w:val="20"/>
+      </w:rPr>
+    </w:lvl>
+    <w:lvl w:ilvl="7" w:tentative="1">
+      <w:start w:val="1"/>
+      <w:numFmt w:val="bullet"/>
+      <w:lvlText w:val=""/>
+      <w:lvlJc w:val="left"/>
+      <w:pPr>
+        <w:tabs>
+          <w:tab w:val="num" w:pos="5760"/>
+        </w:tabs>
+        <w:ind w:left="5760" w:hanging="360"/>
+      </w:pPr>
+      <w:rPr>
+        <w:rFonts w:ascii="Wingdings" w:hAnsi="Wingdings" w:hint="default"/>
+        <w:sz w:val="20"/>
+      </w:rPr>
+    </w:lvl>
+    <w:lvl w:ilvl="8" w:tentative="1">
+      <w:start w:val="1"/>
+      <w:numFmt w:val="bullet"/>
+      <w:lvlText w:val=""/>
+      <w:lvlJc w:val="left"/>
+      <w:pPr>
+        <w:tabs>
+          <w:tab w:val="num" w:pos="6480"/>
+        </w:tabs>
+        <w:ind w:left="6480" w:hanging="360"/>
+      </w:pPr>
+      <w:rPr>
+        <w:rFonts w:ascii="Wingdings" w:hAnsi="Wingdings" w:hint="default"/>
+        <w:sz w:val="20"/>
+      </w:rPr>
+    </w:lvl>
+  </w:abstractNum>
+  <w:abstractNum w:abstractNumId="34" w15:restartNumberingAfterBreak="0">
+    <w:nsid w:val="6B0F7C3B"/>
+    <w:multiLevelType w:val="multilevel"/>
+    <w:tmpl w:val="7092FD8C"/>
+    <w:lvl w:ilvl="0">
+      <w:start w:val="1"/>
+      <w:numFmt w:val="bullet"/>
+      <w:lvlText w:val=""/>
+      <w:lvlJc w:val="left"/>
+      <w:pPr>
+        <w:tabs>
+          <w:tab w:val="num" w:pos="720"/>
+        </w:tabs>
+        <w:ind w:left="720" w:hanging="360"/>
+      </w:pPr>
+      <w:rPr>
+        <w:rFonts w:ascii="Symbol" w:hAnsi="Symbol" w:hint="default"/>
+        <w:sz w:val="20"/>
+      </w:rPr>
+    </w:lvl>
+    <w:lvl w:ilvl="1" w:tentative="1">
+      <w:start w:val="1"/>
+      <w:numFmt w:val="bullet"/>
+      <w:lvlText w:val="o"/>
+      <w:lvlJc w:val="left"/>
+      <w:pPr>
+        <w:tabs>
+          <w:tab w:val="num" w:pos="1440"/>
+        </w:tabs>
+        <w:ind w:left="1440" w:hanging="360"/>
+      </w:pPr>
+      <w:rPr>
+        <w:rFonts w:ascii="Courier New" w:hAnsi="Courier New" w:hint="default"/>
+        <w:sz w:val="20"/>
+      </w:rPr>
+    </w:lvl>
+    <w:lvl w:ilvl="2" w:tentative="1">
+      <w:start w:val="1"/>
+      <w:numFmt w:val="bullet"/>
+      <w:lvlText w:val=""/>
+      <w:lvlJc w:val="left"/>
+      <w:pPr>
+        <w:tabs>
+          <w:tab w:val="num" w:pos="2160"/>
+        </w:tabs>
+        <w:ind w:left="2160" w:hanging="360"/>
+      </w:pPr>
+      <w:rPr>
+        <w:rFonts w:ascii="Wingdings" w:hAnsi="Wingdings" w:hint="default"/>
+        <w:sz w:val="20"/>
+      </w:rPr>
+    </w:lvl>
+    <w:lvl w:ilvl="3" w:tentative="1">
+      <w:start w:val="1"/>
+      <w:numFmt w:val="bullet"/>
+      <w:lvlText w:val=""/>
+      <w:lvlJc w:val="left"/>
+      <w:pPr>
+        <w:tabs>
+          <w:tab w:val="num" w:pos="2880"/>
+        </w:tabs>
+        <w:ind w:left="2880" w:hanging="360"/>
+      </w:pPr>
+      <w:rPr>
+        <w:rFonts w:ascii="Wingdings" w:hAnsi="Wingdings" w:hint="default"/>
+        <w:sz w:val="20"/>
+      </w:rPr>
+    </w:lvl>
+    <w:lvl w:ilvl="4" w:tentative="1">
+      <w:start w:val="1"/>
+      <w:numFmt w:val="bullet"/>
+      <w:lvlText w:val=""/>
+      <w:lvlJc w:val="left"/>
+      <w:pPr>
+        <w:tabs>
+          <w:tab w:val="num" w:pos="3600"/>
+        </w:tabs>
+        <w:ind w:left="3600" w:hanging="360"/>
+      </w:pPr>
+      <w:rPr>
+        <w:rFonts w:ascii="Wingdings" w:hAnsi="Wingdings" w:hint="default"/>
+        <w:sz w:val="20"/>
+      </w:rPr>
+    </w:lvl>
+    <w:lvl w:ilvl="5" w:tentative="1">
+      <w:start w:val="1"/>
+      <w:numFmt w:val="bullet"/>
+      <w:lvlText w:val=""/>
+      <w:lvlJc w:val="left"/>
+      <w:pPr>
+        <w:tabs>
+          <w:tab w:val="num" w:pos="4320"/>
+        </w:tabs>
+        <w:ind w:left="4320" w:hanging="360"/>
+      </w:pPr>
+      <w:rPr>
+        <w:rFonts w:ascii="Wingdings" w:hAnsi="Wingdings" w:hint="default"/>
+        <w:sz w:val="20"/>
+      </w:rPr>
+    </w:lvl>
+    <w:lvl w:ilvl="6" w:tentative="1">
+      <w:start w:val="1"/>
+      <w:numFmt w:val="bullet"/>
+      <w:lvlText w:val=""/>
+      <w:lvlJc w:val="left"/>
+      <w:pPr>
+        <w:tabs>
+          <w:tab w:val="num" w:pos="5040"/>
+        </w:tabs>
+        <w:ind w:left="5040" w:hanging="360"/>
+      </w:pPr>
+      <w:rPr>
+        <w:rFonts w:ascii="Wingdings" w:hAnsi="Wingdings" w:hint="default"/>
+        <w:sz w:val="20"/>
+      </w:rPr>
+    </w:lvl>
+    <w:lvl w:ilvl="7" w:tentative="1">
+      <w:start w:val="1"/>
+      <w:numFmt w:val="bullet"/>
+      <w:lvlText w:val=""/>
+      <w:lvlJc w:val="left"/>
+      <w:pPr>
+        <w:tabs>
+          <w:tab w:val="num" w:pos="5760"/>
+        </w:tabs>
+        <w:ind w:left="5760" w:hanging="360"/>
+      </w:pPr>
+      <w:rPr>
+        <w:rFonts w:ascii="Wingdings" w:hAnsi="Wingdings" w:hint="default"/>
+        <w:sz w:val="20"/>
+      </w:rPr>
+    </w:lvl>
+    <w:lvl w:ilvl="8" w:tentative="1">
+      <w:start w:val="1"/>
+      <w:numFmt w:val="bullet"/>
+      <w:lvlText w:val=""/>
+      <w:lvlJc w:val="left"/>
+      <w:pPr>
+        <w:tabs>
+          <w:tab w:val="num" w:pos="6480"/>
+        </w:tabs>
+        <w:ind w:left="6480" w:hanging="360"/>
+      </w:pPr>
+      <w:rPr>
+        <w:rFonts w:ascii="Wingdings" w:hAnsi="Wingdings" w:hint="default"/>
+        <w:sz w:val="20"/>
+      </w:rPr>
+    </w:lvl>
+  </w:abstractNum>
+  <w:abstractNum w:abstractNumId="35" w15:restartNumberingAfterBreak="0">
+    <w:nsid w:val="6EB738EE"/>
+    <w:multiLevelType w:val="multilevel"/>
+    <w:tmpl w:val="9DEA8242"/>
+    <w:lvl w:ilvl="0">
+      <w:start w:val="1"/>
+      <w:numFmt w:val="bullet"/>
+      <w:lvlText w:val=""/>
+      <w:lvlJc w:val="left"/>
+      <w:pPr>
+        <w:tabs>
+          <w:tab w:val="num" w:pos="720"/>
+        </w:tabs>
+        <w:ind w:left="720" w:hanging="360"/>
+      </w:pPr>
+      <w:rPr>
+        <w:rFonts w:ascii="Symbol" w:hAnsi="Symbol" w:hint="default"/>
+        <w:sz w:val="20"/>
+      </w:rPr>
+    </w:lvl>
+    <w:lvl w:ilvl="1" w:tentative="1">
+      <w:start w:val="1"/>
+      <w:numFmt w:val="bullet"/>
+      <w:lvlText w:val="o"/>
+      <w:lvlJc w:val="left"/>
+      <w:pPr>
+        <w:tabs>
+          <w:tab w:val="num" w:pos="1440"/>
+        </w:tabs>
+        <w:ind w:left="1440" w:hanging="360"/>
+      </w:pPr>
+      <w:rPr>
+        <w:rFonts w:ascii="Courier New" w:hAnsi="Courier New" w:hint="default"/>
+        <w:sz w:val="20"/>
+      </w:rPr>
+    </w:lvl>
+    <w:lvl w:ilvl="2" w:tentative="1">
+      <w:start w:val="1"/>
+      <w:numFmt w:val="bullet"/>
+      <w:lvlText w:val=""/>
+      <w:lvlJc w:val="left"/>
+      <w:pPr>
+        <w:tabs>
+          <w:tab w:val="num" w:pos="2160"/>
+        </w:tabs>
+        <w:ind w:left="2160" w:hanging="360"/>
+      </w:pPr>
+      <w:rPr>
+        <w:rFonts w:ascii="Wingdings" w:hAnsi="Wingdings" w:hint="default"/>
+        <w:sz w:val="20"/>
+      </w:rPr>
+    </w:lvl>
+    <w:lvl w:ilvl="3" w:tentative="1">
+      <w:start w:val="1"/>
+      <w:numFmt w:val="bullet"/>
+      <w:lvlText w:val=""/>
+      <w:lvlJc w:val="left"/>
+      <w:pPr>
+        <w:tabs>
+          <w:tab w:val="num" w:pos="2880"/>
+        </w:tabs>
+        <w:ind w:left="2880" w:hanging="360"/>
+      </w:pPr>
+      <w:rPr>
+        <w:rFonts w:ascii="Wingdings" w:hAnsi="Wingdings" w:hint="default"/>
+        <w:sz w:val="20"/>
+      </w:rPr>
+    </w:lvl>
+    <w:lvl w:ilvl="4" w:tentative="1">
+      <w:start w:val="1"/>
+      <w:numFmt w:val="bullet"/>
+      <w:lvlText w:val=""/>
+      <w:lvlJc w:val="left"/>
+      <w:pPr>
+        <w:tabs>
+          <w:tab w:val="num" w:pos="3600"/>
+        </w:tabs>
+        <w:ind w:left="3600" w:hanging="360"/>
+      </w:pPr>
+      <w:rPr>
+        <w:rFonts w:ascii="Wingdings" w:hAnsi="Wingdings" w:hint="default"/>
+        <w:sz w:val="20"/>
+      </w:rPr>
+    </w:lvl>
+    <w:lvl w:ilvl="5" w:tentative="1">
+      <w:start w:val="1"/>
+      <w:numFmt w:val="bullet"/>
+      <w:lvlText w:val=""/>
+      <w:lvlJc w:val="left"/>
+      <w:pPr>
+        <w:tabs>
+          <w:tab w:val="num" w:pos="4320"/>
+        </w:tabs>
+        <w:ind w:left="4320" w:hanging="360"/>
+      </w:pPr>
+      <w:rPr>
+        <w:rFonts w:ascii="Wingdings" w:hAnsi="Wingdings" w:hint="default"/>
+        <w:sz w:val="20"/>
+      </w:rPr>
+    </w:lvl>
+    <w:lvl w:ilvl="6" w:tentative="1">
+      <w:start w:val="1"/>
+      <w:numFmt w:val="bullet"/>
+      <w:lvlText w:val=""/>
+      <w:lvlJc w:val="left"/>
+      <w:pPr>
+        <w:tabs>
+          <w:tab w:val="num" w:pos="5040"/>
+        </w:tabs>
+        <w:ind w:left="5040" w:hanging="360"/>
+      </w:pPr>
+      <w:rPr>
+        <w:rFonts w:ascii="Wingdings" w:hAnsi="Wingdings" w:hint="default"/>
+        <w:sz w:val="20"/>
+      </w:rPr>
+    </w:lvl>
+    <w:lvl w:ilvl="7" w:tentative="1">
+      <w:start w:val="1"/>
+      <w:numFmt w:val="bullet"/>
+      <w:lvlText w:val=""/>
+      <w:lvlJc w:val="left"/>
+      <w:pPr>
+        <w:tabs>
+          <w:tab w:val="num" w:pos="5760"/>
+        </w:tabs>
+        <w:ind w:left="5760" w:hanging="360"/>
+      </w:pPr>
+      <w:rPr>
+        <w:rFonts w:ascii="Wingdings" w:hAnsi="Wingdings" w:hint="default"/>
+        <w:sz w:val="20"/>
+      </w:rPr>
+    </w:lvl>
+    <w:lvl w:ilvl="8" w:tentative="1">
+      <w:start w:val="1"/>
+      <w:numFmt w:val="bullet"/>
+      <w:lvlText w:val=""/>
+      <w:lvlJc w:val="left"/>
+      <w:pPr>
+        <w:tabs>
+          <w:tab w:val="num" w:pos="6480"/>
+        </w:tabs>
+        <w:ind w:left="6480" w:hanging="360"/>
+      </w:pPr>
+      <w:rPr>
+        <w:rFonts w:ascii="Wingdings" w:hAnsi="Wingdings" w:hint="default"/>
+        <w:sz w:val="20"/>
+      </w:rPr>
+    </w:lvl>
+  </w:abstractNum>
+  <w:abstractNum w:abstractNumId="36" w15:restartNumberingAfterBreak="0">
     <w:nsid w:val="719A78D0"/>
     <w:multiLevelType w:val="multilevel"/>
     <w:tmpl w:val="371ECADA"/>
@@ -7498,7 +9358,7 @@
       </w:pPr>
     </w:lvl>
   </w:abstractNum>
-  <w:abstractNum w:abstractNumId="23" w15:restartNumberingAfterBreak="0">
+  <w:abstractNum w:abstractNumId="37" w15:restartNumberingAfterBreak="0">
     <w:nsid w:val="76DA67F0"/>
     <w:multiLevelType w:val="multilevel"/>
     <w:tmpl w:val="67583230"/>
@@ -7608,6 +9468,92 @@
           <w:tab w:val="num" w:pos="6480"/>
         </w:tabs>
         <w:ind w:left="6480" w:hanging="360"/>
+      </w:pPr>
+    </w:lvl>
+  </w:abstractNum>
+  <w:abstractNum w:abstractNumId="38" w15:restartNumberingAfterBreak="0">
+    <w:nsid w:val="7FAF2E17"/>
+    <w:multiLevelType w:val="hybridMultilevel"/>
+    <w:tmpl w:val="E8C8E86E"/>
+    <w:lvl w:ilvl="0" w:tplc="0C0A000F">
+      <w:start w:val="1"/>
+      <w:numFmt w:val="decimal"/>
+      <w:lvlText w:val="%1."/>
+      <w:lvlJc w:val="left"/>
+      <w:pPr>
+        <w:ind w:left="720" w:hanging="360"/>
+      </w:pPr>
+    </w:lvl>
+    <w:lvl w:ilvl="1" w:tplc="0C0A0019" w:tentative="1">
+      <w:start w:val="1"/>
+      <w:numFmt w:val="lowerLetter"/>
+      <w:lvlText w:val="%2."/>
+      <w:lvlJc w:val="left"/>
+      <w:pPr>
+        <w:ind w:left="1440" w:hanging="360"/>
+      </w:pPr>
+    </w:lvl>
+    <w:lvl w:ilvl="2" w:tplc="0C0A001B" w:tentative="1">
+      <w:start w:val="1"/>
+      <w:numFmt w:val="lowerRoman"/>
+      <w:lvlText w:val="%3."/>
+      <w:lvlJc w:val="right"/>
+      <w:pPr>
+        <w:ind w:left="2160" w:hanging="180"/>
+      </w:pPr>
+    </w:lvl>
+    <w:lvl w:ilvl="3" w:tplc="0C0A000F" w:tentative="1">
+      <w:start w:val="1"/>
+      <w:numFmt w:val="decimal"/>
+      <w:lvlText w:val="%4."/>
+      <w:lvlJc w:val="left"/>
+      <w:pPr>
+        <w:ind w:left="2880" w:hanging="360"/>
+      </w:pPr>
+    </w:lvl>
+    <w:lvl w:ilvl="4" w:tplc="0C0A0019" w:tentative="1">
+      <w:start w:val="1"/>
+      <w:numFmt w:val="lowerLetter"/>
+      <w:lvlText w:val="%5."/>
+      <w:lvlJc w:val="left"/>
+      <w:pPr>
+        <w:ind w:left="3600" w:hanging="360"/>
+      </w:pPr>
+    </w:lvl>
+    <w:lvl w:ilvl="5" w:tplc="0C0A001B" w:tentative="1">
+      <w:start w:val="1"/>
+      <w:numFmt w:val="lowerRoman"/>
+      <w:lvlText w:val="%6."/>
+      <w:lvlJc w:val="right"/>
+      <w:pPr>
+        <w:ind w:left="4320" w:hanging="180"/>
+      </w:pPr>
+    </w:lvl>
+    <w:lvl w:ilvl="6" w:tplc="0C0A000F" w:tentative="1">
+      <w:start w:val="1"/>
+      <w:numFmt w:val="decimal"/>
+      <w:lvlText w:val="%7."/>
+      <w:lvlJc w:val="left"/>
+      <w:pPr>
+        <w:ind w:left="5040" w:hanging="360"/>
+      </w:pPr>
+    </w:lvl>
+    <w:lvl w:ilvl="7" w:tplc="0C0A0019" w:tentative="1">
+      <w:start w:val="1"/>
+      <w:numFmt w:val="lowerLetter"/>
+      <w:lvlText w:val="%8."/>
+      <w:lvlJc w:val="left"/>
+      <w:pPr>
+        <w:ind w:left="5760" w:hanging="360"/>
+      </w:pPr>
+    </w:lvl>
+    <w:lvl w:ilvl="8" w:tplc="0C0A001B" w:tentative="1">
+      <w:start w:val="1"/>
+      <w:numFmt w:val="lowerRoman"/>
+      <w:lvlText w:val="%9."/>
+      <w:lvlJc w:val="right"/>
+      <w:pPr>
+        <w:ind w:left="6480" w:hanging="180"/>
       </w:pPr>
     </w:lvl>
   </w:abstractNum>
@@ -7642,46 +9588,91 @@
     <w:abstractNumId w:val="0"/>
   </w:num>
   <w:num w:numId="11" w16cid:durableId="951210778">
-    <w:abstractNumId w:val="15"/>
+    <w:abstractNumId w:val="20"/>
   </w:num>
   <w:num w:numId="12" w16cid:durableId="1660616877">
-    <w:abstractNumId w:val="23"/>
+    <w:abstractNumId w:val="37"/>
   </w:num>
   <w:num w:numId="13" w16cid:durableId="1794597781">
-    <w:abstractNumId w:val="21"/>
+    <w:abstractNumId w:val="29"/>
   </w:num>
   <w:num w:numId="14" w16cid:durableId="1368414999">
+    <w:abstractNumId w:val="17"/>
+  </w:num>
+  <w:num w:numId="15" w16cid:durableId="1431391934">
+    <w:abstractNumId w:val="26"/>
+  </w:num>
+  <w:num w:numId="16" w16cid:durableId="746269374">
     <w:abstractNumId w:val="13"/>
   </w:num>
-  <w:num w:numId="15" w16cid:durableId="1431391934">
-    <w:abstractNumId w:val="19"/>
-  </w:num>
-  <w:num w:numId="16" w16cid:durableId="746269374">
-    <w:abstractNumId w:val="11"/>
-  </w:num>
   <w:num w:numId="17" w16cid:durableId="1227452089">
-    <w:abstractNumId w:val="22"/>
+    <w:abstractNumId w:val="36"/>
   </w:num>
   <w:num w:numId="18" w16cid:durableId="128329974">
     <w:abstractNumId w:val="10"/>
   </w:num>
   <w:num w:numId="19" w16cid:durableId="1831098521">
+    <w:abstractNumId w:val="18"/>
+  </w:num>
+  <w:num w:numId="20" w16cid:durableId="1064182827">
+    <w:abstractNumId w:val="22"/>
+  </w:num>
+  <w:num w:numId="21" w16cid:durableId="1140462706">
+    <w:abstractNumId w:val="25"/>
+  </w:num>
+  <w:num w:numId="22" w16cid:durableId="1805662284">
+    <w:abstractNumId w:val="16"/>
+  </w:num>
+  <w:num w:numId="23" w16cid:durableId="396167051">
+    <w:abstractNumId w:val="28"/>
+  </w:num>
+  <w:num w:numId="24" w16cid:durableId="1069881607">
+    <w:abstractNumId w:val="23"/>
+  </w:num>
+  <w:num w:numId="25" w16cid:durableId="1404141558">
+    <w:abstractNumId w:val="35"/>
+  </w:num>
+  <w:num w:numId="26" w16cid:durableId="1958098699">
+    <w:abstractNumId w:val="33"/>
+  </w:num>
+  <w:num w:numId="27" w16cid:durableId="1399593970">
+    <w:abstractNumId w:val="34"/>
+  </w:num>
+  <w:num w:numId="28" w16cid:durableId="1603032400">
+    <w:abstractNumId w:val="27"/>
+  </w:num>
+  <w:num w:numId="29" w16cid:durableId="55129540">
+    <w:abstractNumId w:val="15"/>
+  </w:num>
+  <w:num w:numId="30" w16cid:durableId="1207714646">
+    <w:abstractNumId w:val="30"/>
+  </w:num>
+  <w:num w:numId="31" w16cid:durableId="128668056">
     <w:abstractNumId w:val="14"/>
   </w:num>
-  <w:num w:numId="20" w16cid:durableId="1064182827">
-    <w:abstractNumId w:val="16"/>
+  <w:num w:numId="32" w16cid:durableId="1233351701">
+    <w:abstractNumId w:val="11"/>
   </w:num>
-  <w:num w:numId="21" w16cid:durableId="1140462706">
-    <w:abstractNumId w:val="18"/>
+  <w:num w:numId="33" w16cid:durableId="35928953">
+    <w:abstractNumId w:val="19"/>
   </w:num>
-  <w:num w:numId="22" w16cid:durableId="1805662284">
+  <w:num w:numId="34" w16cid:durableId="2076391657">
+    <w:abstractNumId w:val="38"/>
+  </w:num>
+  <w:num w:numId="35" w16cid:durableId="1604805762">
     <w:abstractNumId w:val="12"/>
   </w:num>
-  <w:num w:numId="23" w16cid:durableId="396167051">
-    <w:abstractNumId w:val="20"/>
+  <w:num w:numId="36" w16cid:durableId="1080103023">
+    <w:abstractNumId w:val="21"/>
   </w:num>
-  <w:num w:numId="24" w16cid:durableId="1069881607">
-    <w:abstractNumId w:val="17"/>
+  <w:num w:numId="37" w16cid:durableId="136538738">
+    <w:abstractNumId w:val="31"/>
+  </w:num>
+  <w:num w:numId="38" w16cid:durableId="1167746504">
+    <w:abstractNumId w:val="32"/>
+  </w:num>
+  <w:num w:numId="39" w16cid:durableId="373314961">
+    <w:abstractNumId w:val="24"/>
   </w:num>
 </w:numbering>
 </file>
@@ -7691,22 +9682,24 @@
   <w:docDefaults>
     <w:rPrDefault>
       <w:rPr>
-        <w:rFonts w:asciiTheme="minorHAnsi" w:eastAsiaTheme="minorHAnsi" w:hAnsiTheme="minorHAnsi" w:cstheme="minorBidi"/>
-        <w:sz w:val="22"/>
-        <w:szCs w:val="22"/>
+        <w:rFonts w:ascii="Times New Roman" w:eastAsiaTheme="minorHAnsi" w:hAnsi="Times New Roman" w:cs="Times New Roman"/>
+        <w:bCs/>
+        <w:color w:val="000000" w:themeColor="text1"/>
+        <w:sz w:val="24"/>
+        <w:szCs w:val="24"/>
         <w:lang w:val="es-ES" w:eastAsia="en-US" w:bidi="ar-SA"/>
       </w:rPr>
     </w:rPrDefault>
     <w:pPrDefault>
       <w:pPr>
-        <w:spacing w:after="120" w:line="276" w:lineRule="auto"/>
+        <w:jc w:val="both"/>
       </w:pPr>
     </w:pPrDefault>
   </w:docDefaults>
   <w:latentStyles w:defLockedState="0" w:defUIPriority="99" w:defSemiHidden="0" w:defUnhideWhenUsed="0" w:defQFormat="0" w:count="376">
     <w:lsdException w:name="Normal" w:uiPriority="0" w:qFormat="1"/>
-    <w:lsdException w:name="heading 1" w:uiPriority="9"/>
-    <w:lsdException w:name="heading 2" w:semiHidden="1" w:uiPriority="9" w:unhideWhenUsed="1"/>
+    <w:lsdException w:name="heading 1" w:uiPriority="9" w:qFormat="1"/>
+    <w:lsdException w:name="heading 2" w:semiHidden="1" w:uiPriority="9" w:unhideWhenUsed="1" w:qFormat="1"/>
     <w:lsdException w:name="heading 3" w:semiHidden="1" w:uiPriority="9" w:unhideWhenUsed="1"/>
     <w:lsdException w:name="heading 4" w:semiHidden="1" w:uiPriority="9" w:unhideWhenUsed="1"/>
     <w:lsdException w:name="heading 5" w:semiHidden="1" w:uiPriority="9" w:unhideWhenUsed="1"/>
@@ -8085,55 +10078,48 @@
     <w:name w:val="Normal"/>
     <w:qFormat/>
     <w:rsid w:val="00FC1EE4"/>
-    <w:pPr>
-      <w:spacing w:after="200"/>
-    </w:pPr>
-    <w:rPr>
-      <w:rFonts w:ascii="Calibri" w:eastAsia="Calibri" w:hAnsi="Calibri" w:cs="Times New Roman"/>
-    </w:rPr>
   </w:style>
   <w:style w:type="paragraph" w:styleId="Ttulo1">
     <w:name w:val="heading 1"/>
-    <w:basedOn w:val="Normal"/>
+    <w:basedOn w:val="Ttulo"/>
     <w:next w:val="Normal"/>
     <w:link w:val="Ttulo1Car"/>
+    <w:autoRedefine/>
     <w:uiPriority w:val="9"/>
-    <w:rsid w:val="009E4678"/>
+    <w:qFormat/>
+    <w:rsid w:val="00404367"/>
     <w:pPr>
       <w:keepNext/>
       <w:keepLines/>
-      <w:spacing w:before="240" w:after="0"/>
+      <w:spacing w:before="240"/>
       <w:ind w:firstLine="284"/>
       <w:jc w:val="both"/>
       <w:outlineLvl w:val="0"/>
     </w:pPr>
     <w:rPr>
-      <w:rFonts w:asciiTheme="majorHAnsi" w:eastAsiaTheme="majorEastAsia" w:hAnsiTheme="majorHAnsi" w:cstheme="majorBidi"/>
-      <w:color w:val="2E74B5" w:themeColor="accent1" w:themeShade="BF"/>
+      <w:rFonts w:eastAsiaTheme="majorEastAsia"/>
       <w:sz w:val="32"/>
       <w:szCs w:val="32"/>
     </w:rPr>
   </w:style>
   <w:style w:type="paragraph" w:styleId="Ttulo2">
     <w:name w:val="heading 2"/>
-    <w:basedOn w:val="Normal"/>
+    <w:basedOn w:val="Ttulo"/>
     <w:next w:val="Normal"/>
     <w:link w:val="Ttulo2Car"/>
     <w:uiPriority w:val="9"/>
     <w:unhideWhenUsed/>
-    <w:rsid w:val="00D21F78"/>
+    <w:qFormat/>
+    <w:rsid w:val="000C694B"/>
     <w:pPr>
       <w:keepNext/>
       <w:keepLines/>
-      <w:spacing w:before="40" w:after="0"/>
+      <w:spacing w:before="40"/>
       <w:ind w:firstLine="284"/>
       <w:jc w:val="both"/>
       <w:outlineLvl w:val="1"/>
     </w:pPr>
     <w:rPr>
-      <w:rFonts w:asciiTheme="majorHAnsi" w:eastAsiaTheme="majorEastAsia" w:hAnsiTheme="majorHAnsi" w:cstheme="majorBidi"/>
-      <w:color w:val="2E74B5" w:themeColor="accent1" w:themeShade="BF"/>
-      <w:sz w:val="26"/>
       <w:szCs w:val="26"/>
     </w:rPr>
   </w:style>
@@ -8148,16 +10134,13 @@
     <w:pPr>
       <w:keepNext/>
       <w:keepLines/>
-      <w:spacing w:before="40" w:after="0"/>
+      <w:spacing w:before="40"/>
       <w:ind w:firstLine="284"/>
-      <w:jc w:val="both"/>
       <w:outlineLvl w:val="2"/>
     </w:pPr>
     <w:rPr>
       <w:rFonts w:asciiTheme="majorHAnsi" w:eastAsiaTheme="majorEastAsia" w:hAnsiTheme="majorHAnsi" w:cstheme="majorBidi"/>
       <w:color w:val="1F4D78" w:themeColor="accent1" w:themeShade="7F"/>
-      <w:sz w:val="24"/>
-      <w:szCs w:val="24"/>
     </w:rPr>
   </w:style>
   <w:style w:type="paragraph" w:styleId="Ttulo4">
@@ -8171,9 +10154,8 @@
     <w:pPr>
       <w:keepNext/>
       <w:keepLines/>
-      <w:spacing w:before="40" w:after="0"/>
+      <w:spacing w:before="40"/>
       <w:ind w:firstLine="284"/>
-      <w:jc w:val="both"/>
       <w:outlineLvl w:val="3"/>
     </w:pPr>
     <w:rPr>
@@ -8181,7 +10163,6 @@
       <w:i/>
       <w:iCs/>
       <w:color w:val="2E74B5" w:themeColor="accent1" w:themeShade="BF"/>
-      <w:sz w:val="24"/>
     </w:rPr>
   </w:style>
   <w:style w:type="character" w:default="1" w:styleId="Fuentedeprrafopredeter">
@@ -8215,14 +10196,8 @@
     <w:uiPriority w:val="1"/>
     <w:rsid w:val="00A32DB9"/>
     <w:pPr>
-      <w:spacing w:after="0" w:line="240" w:lineRule="auto"/>
       <w:ind w:firstLine="284"/>
-      <w:jc w:val="both"/>
     </w:pPr>
-    <w:rPr>
-      <w:rFonts w:ascii="Times New Roman" w:hAnsi="Times New Roman"/>
-      <w:sz w:val="24"/>
-    </w:rPr>
   </w:style>
   <w:style w:type="paragraph" w:styleId="Ttulo">
     <w:name w:val="Title"/>
@@ -8231,14 +10206,13 @@
     <w:autoRedefine/>
     <w:uiPriority w:val="10"/>
     <w:qFormat/>
-    <w:rsid w:val="006B12EA"/>
+    <w:rsid w:val="004D7BED"/>
     <w:pPr>
-      <w:spacing w:after="0" w:line="240" w:lineRule="auto"/>
       <w:contextualSpacing/>
       <w:jc w:val="center"/>
     </w:pPr>
     <w:rPr>
-      <w:rFonts w:ascii="Times New Roman" w:eastAsiaTheme="majorEastAsia" w:hAnsi="Times New Roman" w:cstheme="majorBidi"/>
+      <w:rFonts w:eastAsia="Calibri" w:cstheme="majorBidi"/>
       <w:b/>
       <w:caps/>
       <w:color w:val="000066"/>
@@ -8246,6 +10220,7 @@
       <w:kern w:val="28"/>
       <w:sz w:val="28"/>
       <w:szCs w:val="56"/>
+      <w:lang w:eastAsia="es-ES"/>
     </w:rPr>
   </w:style>
   <w:style w:type="character" w:customStyle="1" w:styleId="TtuloCar">
@@ -8253,9 +10228,9 @@
     <w:basedOn w:val="Fuentedeprrafopredeter"/>
     <w:link w:val="Ttulo"/>
     <w:uiPriority w:val="10"/>
-    <w:rsid w:val="006B12EA"/>
+    <w:rsid w:val="004D7BED"/>
     <w:rPr>
-      <w:rFonts w:ascii="Times New Roman" w:eastAsiaTheme="majorEastAsia" w:hAnsi="Times New Roman" w:cstheme="majorBidi"/>
+      <w:rFonts w:ascii="Times New Roman" w:eastAsia="Calibri" w:hAnsi="Times New Roman" w:cstheme="majorBidi"/>
       <w:b/>
       <w:caps/>
       <w:color w:val="000066"/>
@@ -8263,6 +10238,7 @@
       <w:kern w:val="28"/>
       <w:sz w:val="28"/>
       <w:szCs w:val="56"/>
+      <w:lang w:eastAsia="es-ES"/>
     </w:rPr>
   </w:style>
   <w:style w:type="paragraph" w:styleId="Subttulo">
@@ -8278,7 +10254,6 @@
       </w:numPr>
       <w:spacing w:after="160"/>
       <w:ind w:firstLine="284"/>
-      <w:jc w:val="both"/>
     </w:pPr>
     <w:rPr>
       <w:rFonts w:asciiTheme="minorHAnsi" w:eastAsiaTheme="minorEastAsia" w:hAnsiTheme="minorHAnsi" w:cstheme="minorBidi"/>
@@ -8322,10 +10297,9 @@
     <w:pPr>
       <w:spacing w:after="120"/>
       <w:ind w:firstLine="284"/>
-      <w:jc w:val="both"/>
     </w:pPr>
     <w:rPr>
-      <w:rFonts w:ascii="Times New Roman" w:eastAsiaTheme="minorHAnsi" w:hAnsi="Times New Roman" w:cstheme="minorBidi"/>
+      <w:rFonts w:cstheme="minorBidi"/>
       <w:sz w:val="16"/>
     </w:rPr>
   </w:style>
@@ -8349,7 +10323,7 @@
     <w:rsid w:val="00611D5F"/>
     <w:rPr>
       <w:b/>
-      <w:bCs/>
+      <w:bCs w:val="0"/>
     </w:rPr>
   </w:style>
   <w:style w:type="paragraph" w:customStyle="1" w:styleId="TtuloFigura">
@@ -8364,7 +10338,7 @@
       <w:ind w:firstLine="284"/>
     </w:pPr>
     <w:rPr>
-      <w:rFonts w:ascii="Times New Roman" w:eastAsiaTheme="minorHAnsi" w:hAnsi="Times New Roman" w:cstheme="minorBidi"/>
+      <w:rFonts w:cstheme="minorBidi"/>
       <w:sz w:val="20"/>
     </w:rPr>
   </w:style>
@@ -8383,12 +10357,17 @@
     <w:basedOn w:val="Fuentedeprrafopredeter"/>
     <w:link w:val="Ttulo1"/>
     <w:uiPriority w:val="9"/>
-    <w:rsid w:val="009E4678"/>
+    <w:rsid w:val="00404367"/>
     <w:rPr>
-      <w:rFonts w:asciiTheme="majorHAnsi" w:eastAsiaTheme="majorEastAsia" w:hAnsiTheme="majorHAnsi" w:cstheme="majorBidi"/>
-      <w:color w:val="2E74B5" w:themeColor="accent1" w:themeShade="BF"/>
+      <w:rFonts w:eastAsiaTheme="majorEastAsia" w:cstheme="majorBidi"/>
+      <w:b/>
+      <w:caps/>
+      <w:color w:val="000066"/>
+      <w:spacing w:val="-10"/>
+      <w:kern w:val="28"/>
       <w:sz w:val="32"/>
       <w:szCs w:val="32"/>
+      <w:lang w:eastAsia="es-ES"/>
     </w:rPr>
   </w:style>
   <w:style w:type="paragraph" w:styleId="Prrafodelista">
@@ -8400,11 +10379,9 @@
       <w:spacing w:after="120"/>
       <w:ind w:left="720" w:firstLine="284"/>
       <w:contextualSpacing/>
-      <w:jc w:val="both"/>
     </w:pPr>
     <w:rPr>
-      <w:rFonts w:ascii="Times New Roman" w:eastAsiaTheme="minorHAnsi" w:hAnsi="Times New Roman" w:cstheme="minorBidi"/>
-      <w:sz w:val="24"/>
+      <w:rFonts w:cstheme="minorBidi"/>
     </w:rPr>
   </w:style>
   <w:style w:type="paragraph" w:styleId="Textonotapie">
@@ -8416,12 +10393,10 @@
     <w:qFormat/>
     <w:rsid w:val="00AA6E99"/>
     <w:pPr>
-      <w:spacing w:after="0" w:line="240" w:lineRule="auto"/>
       <w:ind w:firstLine="284"/>
-      <w:jc w:val="both"/>
     </w:pPr>
     <w:rPr>
-      <w:rFonts w:ascii="Times New Roman" w:eastAsiaTheme="minorHAnsi" w:hAnsi="Times New Roman" w:cstheme="minorBidi"/>
+      <w:rFonts w:cstheme="minorBidi"/>
       <w:sz w:val="20"/>
       <w:szCs w:val="20"/>
     </w:rPr>
@@ -8445,12 +10420,11 @@
     <w:qFormat/>
     <w:rsid w:val="00611D5F"/>
     <w:rPr>
-      <w:rFonts w:ascii="Times New Roman" w:eastAsiaTheme="majorEastAsia" w:hAnsi="Times New Roman" w:cstheme="majorBidi"/>
+      <w:rFonts w:eastAsiaTheme="majorEastAsia" w:cstheme="majorBidi"/>
       <w:b/>
       <w:iCs/>
       <w:spacing w:val="-10"/>
       <w:kern w:val="28"/>
-      <w:sz w:val="24"/>
       <w:szCs w:val="56"/>
     </w:rPr>
   </w:style>
@@ -8485,12 +10459,6 @@
     <w:basedOn w:val="Tablanormal"/>
     <w:uiPriority w:val="39"/>
     <w:rsid w:val="00AA6E99"/>
-    <w:pPr>
-      <w:spacing w:after="0" w:line="240" w:lineRule="auto"/>
-    </w:pPr>
-    <w:rPr>
-      <w:rFonts w:ascii="Times New Roman" w:hAnsi="Times New Roman"/>
-    </w:rPr>
     <w:tblPr>
       <w:tblBorders>
         <w:top w:val="single" w:sz="4" w:space="0" w:color="auto"/>
@@ -8509,7 +10477,6 @@
     <w:qFormat/>
     <w:rsid w:val="00C43FC0"/>
     <w:rPr>
-      <w:rFonts w:ascii="Times New Roman" w:hAnsi="Times New Roman"/>
       <w:b/>
       <w:sz w:val="20"/>
     </w:rPr>
@@ -8543,12 +10510,17 @@
     <w:basedOn w:val="Fuentedeprrafopredeter"/>
     <w:link w:val="Ttulo2"/>
     <w:uiPriority w:val="9"/>
-    <w:rsid w:val="00D21F78"/>
+    <w:rsid w:val="000C694B"/>
     <w:rPr>
-      <w:rFonts w:asciiTheme="majorHAnsi" w:eastAsiaTheme="majorEastAsia" w:hAnsiTheme="majorHAnsi" w:cstheme="majorBidi"/>
-      <w:color w:val="2E74B5" w:themeColor="accent1" w:themeShade="BF"/>
-      <w:sz w:val="26"/>
+      <w:rFonts w:eastAsia="Calibri" w:cstheme="majorBidi"/>
+      <w:b/>
+      <w:caps/>
+      <w:color w:val="000066"/>
+      <w:spacing w:val="-10"/>
+      <w:kern w:val="28"/>
+      <w:sz w:val="28"/>
       <w:szCs w:val="26"/>
+      <w:lang w:eastAsia="es-ES"/>
     </w:rPr>
   </w:style>
   <w:style w:type="character" w:customStyle="1" w:styleId="Ttulo4Car">
@@ -8590,12 +10562,10 @@
       <w:outlineLvl w:val="9"/>
     </w:pPr>
     <w:rPr>
-      <w:rFonts w:ascii="Times New Roman" w:hAnsi="Times New Roman"/>
-      <w:b/>
-      <w:caps/>
+      <w:b w:val="0"/>
+      <w:caps w:val="0"/>
       <w:color w:val="auto"/>
       <w:sz w:val="28"/>
-      <w:lang w:eastAsia="es-ES"/>
     </w:rPr>
   </w:style>
   <w:style w:type="paragraph" w:styleId="TDC2">
@@ -8671,13 +10641,10 @@
         <w:tab w:val="center" w:pos="4252"/>
         <w:tab w:val="right" w:pos="8504"/>
       </w:tabs>
-      <w:spacing w:after="0" w:line="240" w:lineRule="auto"/>
       <w:ind w:firstLine="284"/>
-      <w:jc w:val="both"/>
     </w:pPr>
     <w:rPr>
-      <w:rFonts w:ascii="Times New Roman" w:eastAsiaTheme="minorHAnsi" w:hAnsi="Times New Roman" w:cstheme="minorBidi"/>
-      <w:sz w:val="24"/>
+      <w:rFonts w:cstheme="minorBidi"/>
     </w:rPr>
   </w:style>
   <w:style w:type="character" w:customStyle="1" w:styleId="EncabezadoCar">
@@ -8703,13 +10670,10 @@
         <w:tab w:val="center" w:pos="4252"/>
         <w:tab w:val="right" w:pos="8504"/>
       </w:tabs>
-      <w:spacing w:after="0" w:line="240" w:lineRule="auto"/>
       <w:ind w:firstLine="284"/>
-      <w:jc w:val="both"/>
     </w:pPr>
     <w:rPr>
-      <w:rFonts w:ascii="Times New Roman" w:eastAsiaTheme="minorHAnsi" w:hAnsi="Times New Roman" w:cstheme="minorBidi"/>
-      <w:sz w:val="24"/>
+      <w:rFonts w:cstheme="minorBidi"/>
     </w:rPr>
   </w:style>
   <w:style w:type="character" w:customStyle="1" w:styleId="PiedepginaCar">
@@ -8747,6 +10711,7 @@
       <w:kern w:val="28"/>
       <w:sz w:val="28"/>
       <w:szCs w:val="56"/>
+      <w:lang w:eastAsia="es-ES"/>
     </w:rPr>
   </w:style>
   <w:style w:type="character" w:styleId="Mencinsinresolver">
